--- a/Daily Reports/16_10_2026-CBOT Reports.docx
+++ b/Daily Reports/16_10_2026-CBOT Reports.docx
@@ -104,7 +104,7 @@
           <w:color w:val="5C768D"/>
           <w:sz w:val="19"/>
         </w:rPr>
-        <w:t>Cập nhật tự động qua `macro_tracker.py` vào lúc 03:55 ICT ngày 16/10/2026</w:t>
+        <w:t>Cập nhật tự động qua `macro_tracker.py` vào lúc 04:01 ICT ngày 16/10/2026</w:t>
       </w:r>
     </w:p>
     <w:tbl>
@@ -313,7 +313,7 @@
               <w:rPr>
                 <w:b/>
               </w:rPr>
-              <w:t>105.81 / thùng</w:t>
+              <w:t>105.78 / thùng</w:t>
             </w:r>
           </w:p>
         </w:tc>
@@ -344,7 +344,7 @@
               <w:rPr>
                 <w:b/>
               </w:rPr>
-              <w:t>-0.24%</w:t>
+              <w:t>-0.26%</w:t>
             </w:r>
           </w:p>
         </w:tc>
@@ -442,7 +442,7 @@
               <w:rPr>
                 <w:b/>
               </w:rPr>
-              <w:t>102.00</w:t>
+              <w:t>101.98</w:t>
             </w:r>
           </w:p>
         </w:tc>
@@ -473,7 +473,7 @@
               <w:rPr>
                 <w:b/>
               </w:rPr>
-              <w:t>-0.53%</w:t>
+              <w:t>-0.55%</w:t>
             </w:r>
           </w:p>
         </w:tc>
@@ -1218,7 +1218,7 @@
         <w:rPr>
           <w:b/>
         </w:rPr>
-        <w:t>`105.81` (-0.24%)</w:t>
+        <w:t>`105.78` (-0.26%)</w:t>
       </w:r>
       <w:r>
         <w:t xml:space="preserve"> | DXY: </w:t>
@@ -1227,7 +1227,7 @@
         <w:rPr>
           <w:b/>
         </w:rPr>
-        <w:t>`102.00` (-0.53%)</w:t>
+        <w:t>`101.98` (-0.55%)</w:t>
       </w:r>
       <w:r>
         <w:t xml:space="preserve"> | Lúa mì CBOT: </w:t>
@@ -1306,7 +1306,7 @@
           <w:color w:val="5C768D"/>
           <w:sz w:val="19"/>
         </w:rPr>
-        <w:t>Cập nhật tự động lúc 03:55 ICT ngày 16/10/2026 — Nguồn: NOAA, USDA, BOM Australia</w:t>
+        <w:t>Cập nhật tự động lúc 04:01 ICT ngày 16/10/2026 — Nguồn: NOAA, USDA, BOM Australia</w:t>
       </w:r>
     </w:p>
     <w:p>
@@ -3605,7 +3605,7 @@
               <w:rPr>
                 <w:b/>
               </w:rPr>
-              <w:t>478.69 (+0.44)</w:t>
+              <w:t>478.70 (+0.45)</w:t>
             </w:r>
           </w:p>
         </w:tc>
@@ -3853,7 +3853,7 @@
               <w:rPr>
                 <w:b/>
               </w:rPr>
-              <w:t>670.63 (+1.38)</w:t>
+              <w:t>670.64 (+1.39)</w:t>
             </w:r>
           </w:p>
         </w:tc>
@@ -11614,10 +11614,10 @@
         <w:rPr>
           <w:b/>
         </w:rPr>
-        <w:t>`478.69 cents`</w:t>
+        <w:t>`478.70 cents`</w:t>
       </w:r>
       <w:r>
-        <w:t xml:space="preserve"> (+0.44).</w:t>
+        <w:t xml:space="preserve"> (+0.45).</w:t>
       </w:r>
     </w:p>
     <w:p>
@@ -11980,7 +11980,7 @@
               <w:rPr>
                 <w:b/>
               </w:rPr>
-              <w:t>105.81</w:t>
+              <w:t>105.78</w:t>
             </w:r>
           </w:p>
         </w:tc>
@@ -12011,7 +12011,7 @@
               <w:rPr>
                 <w:b/>
               </w:rPr>
-              <w:t>-0.24%</w:t>
+              <w:t>-0.26%</w:t>
             </w:r>
           </w:p>
         </w:tc>
@@ -12103,7 +12103,7 @@
               <w:rPr>
                 <w:b/>
               </w:rPr>
-              <w:t>102.00</w:t>
+              <w:t>101.98</w:t>
             </w:r>
           </w:p>
         </w:tc>
@@ -12134,7 +12134,7 @@
               <w:rPr>
                 <w:b/>
               </w:rPr>
-              <w:t>-0.53%</w:t>
+              <w:t>-0.55%</w:t>
             </w:r>
           </w:p>
         </w:tc>
@@ -21795,10 +21795,10 @@
         <w:rPr>
           <w:b/>
         </w:rPr>
-        <w:t>`670.63 cents`</w:t>
+        <w:t>`670.64 cents`</w:t>
       </w:r>
       <w:r>
-        <w:t xml:space="preserve"> (+1.38).</w:t>
+        <w:t xml:space="preserve"> (+1.39).</w:t>
       </w:r>
     </w:p>
     <w:p>
@@ -22162,7 +22162,7 @@
               <w:rPr>
                 <w:b/>
               </w:rPr>
-              <w:t>105.81</w:t>
+              <w:t>105.78</w:t>
             </w:r>
           </w:p>
         </w:tc>
@@ -22193,7 +22193,7 @@
               <w:rPr>
                 <w:b/>
               </w:rPr>
-              <w:t>-0.24%</w:t>
+              <w:t>-0.26%</w:t>
             </w:r>
           </w:p>
         </w:tc>
@@ -22285,7 +22285,7 @@
               <w:rPr>
                 <w:b/>
               </w:rPr>
-              <w:t>102.00</w:t>
+              <w:t>101.98</w:t>
             </w:r>
           </w:p>
         </w:tc>
@@ -22316,7 +22316,7 @@
               <w:rPr>
                 <w:b/>
               </w:rPr>
-              <w:t>-0.53%</w:t>
+              <w:t>-0.55%</w:t>
             </w:r>
           </w:p>
         </w:tc>

--- a/Daily Reports/16_10_2026-CBOT Reports.docx
+++ b/Daily Reports/16_10_2026-CBOT Reports.docx
@@ -104,7 +104,7 @@
           <w:color w:val="5C768D"/>
           <w:sz w:val="19"/>
         </w:rPr>
-        <w:t>Cập nhật tự động qua `macro_tracker.py` vào lúc 04:01 ICT ngày 16/10/2026</w:t>
+        <w:t>Cập nhật tự động qua `macro_tracker.py` vào lúc 05:00 ICT ngày 16/10/2026</w:t>
       </w:r>
     </w:p>
     <w:tbl>
@@ -313,7 +313,7 @@
               <w:rPr>
                 <w:b/>
               </w:rPr>
-              <w:t>105.78 / thùng</w:t>
+              <w:t>105.73 / thùng</w:t>
             </w:r>
           </w:p>
         </w:tc>
@@ -344,7 +344,7 @@
               <w:rPr>
                 <w:b/>
               </w:rPr>
-              <w:t>-0.26%</w:t>
+              <w:t>-0.31%</w:t>
             </w:r>
           </w:p>
         </w:tc>
@@ -442,7 +442,7 @@
               <w:rPr>
                 <w:b/>
               </w:rPr>
-              <w:t>101.98</w:t>
+              <w:t>102.00</w:t>
             </w:r>
           </w:p>
         </w:tc>
@@ -473,7 +473,7 @@
               <w:rPr>
                 <w:b/>
               </w:rPr>
-              <w:t>-0.55%</w:t>
+              <w:t>-0.53%</w:t>
             </w:r>
           </w:p>
         </w:tc>
@@ -1218,7 +1218,7 @@
         <w:rPr>
           <w:b/>
         </w:rPr>
-        <w:t>`105.78` (-0.26%)</w:t>
+        <w:t>`105.73` (-0.31%)</w:t>
       </w:r>
       <w:r>
         <w:t xml:space="preserve"> | DXY: </w:t>
@@ -1227,7 +1227,7 @@
         <w:rPr>
           <w:b/>
         </w:rPr>
-        <w:t>`101.98` (-0.55%)</w:t>
+        <w:t>`102.00` (-0.53%)</w:t>
       </w:r>
       <w:r>
         <w:t xml:space="preserve"> | Lúa mì CBOT: </w:t>
@@ -1306,7 +1306,7 @@
           <w:color w:val="5C768D"/>
           <w:sz w:val="19"/>
         </w:rPr>
-        <w:t>Cập nhật tự động lúc 04:01 ICT ngày 16/10/2026 — Nguồn: NOAA, USDA, BOM Australia</w:t>
+        <w:t>Cập nhật tự động lúc 05:00 ICT ngày 16/10/2026 — Nguồn: NOAA, USDA, BOM Australia</w:t>
       </w:r>
     </w:p>
     <w:p>
@@ -3605,7 +3605,7 @@
               <w:rPr>
                 <w:b/>
               </w:rPr>
-              <w:t>478.70 (+0.45)</w:t>
+              <w:t>478.69 (+0.44)</w:t>
             </w:r>
           </w:p>
         </w:tc>
@@ -3853,7 +3853,7 @@
               <w:rPr>
                 <w:b/>
               </w:rPr>
-              <w:t>670.64 (+1.39)</w:t>
+              <w:t>670.63 (+1.38)</w:t>
             </w:r>
           </w:p>
         </w:tc>
@@ -11614,10 +11614,10 @@
         <w:rPr>
           <w:b/>
         </w:rPr>
-        <w:t>`478.70 cents`</w:t>
+        <w:t>`478.69 cents`</w:t>
       </w:r>
       <w:r>
-        <w:t xml:space="preserve"> (+0.45).</w:t>
+        <w:t xml:space="preserve"> (+0.44).</w:t>
       </w:r>
     </w:p>
     <w:p>
@@ -11980,7 +11980,7 @@
               <w:rPr>
                 <w:b/>
               </w:rPr>
-              <w:t>105.78</w:t>
+              <w:t>105.73</w:t>
             </w:r>
           </w:p>
         </w:tc>
@@ -12011,7 +12011,7 @@
               <w:rPr>
                 <w:b/>
               </w:rPr>
-              <w:t>-0.26%</w:t>
+              <w:t>-0.31%</w:t>
             </w:r>
           </w:p>
         </w:tc>
@@ -12103,7 +12103,7 @@
               <w:rPr>
                 <w:b/>
               </w:rPr>
-              <w:t>101.98</w:t>
+              <w:t>102.00</w:t>
             </w:r>
           </w:p>
         </w:tc>
@@ -12134,7 +12134,7 @@
               <w:rPr>
                 <w:b/>
               </w:rPr>
-              <w:t>-0.55%</w:t>
+              <w:t>-0.53%</w:t>
             </w:r>
           </w:p>
         </w:tc>
@@ -21795,10 +21795,10 @@
         <w:rPr>
           <w:b/>
         </w:rPr>
-        <w:t>`670.64 cents`</w:t>
+        <w:t>`670.63 cents`</w:t>
       </w:r>
       <w:r>
-        <w:t xml:space="preserve"> (+1.39).</w:t>
+        <w:t xml:space="preserve"> (+1.38).</w:t>
       </w:r>
     </w:p>
     <w:p>
@@ -22162,7 +22162,7 @@
               <w:rPr>
                 <w:b/>
               </w:rPr>
-              <w:t>105.78</w:t>
+              <w:t>105.73</w:t>
             </w:r>
           </w:p>
         </w:tc>
@@ -22193,7 +22193,7 @@
               <w:rPr>
                 <w:b/>
               </w:rPr>
-              <w:t>-0.26%</w:t>
+              <w:t>-0.31%</w:t>
             </w:r>
           </w:p>
         </w:tc>
@@ -22285,7 +22285,7 @@
               <w:rPr>
                 <w:b/>
               </w:rPr>
-              <w:t>101.98</w:t>
+              <w:t>102.00</w:t>
             </w:r>
           </w:p>
         </w:tc>
@@ -22316,7 +22316,7 @@
               <w:rPr>
                 <w:b/>
               </w:rPr>
-              <w:t>-0.55%</w:t>
+              <w:t>-0.53%</w:t>
             </w:r>
           </w:p>
         </w:tc>

--- a/Daily Reports/16_10_2026-CBOT Reports.docx
+++ b/Daily Reports/16_10_2026-CBOT Reports.docx
@@ -104,7 +104,7 @@
           <w:color w:val="5C768D"/>
           <w:sz w:val="19"/>
         </w:rPr>
-        <w:t>Cập nhật tự động qua `macro_tracker.py` vào lúc 05:00 ICT ngày 16/10/2026</w:t>
+        <w:t>Cập nhật tự động qua `macro_tracker.py` vào lúc 06:01 ICT ngày 16/10/2026</w:t>
       </w:r>
     </w:p>
     <w:tbl>
@@ -313,7 +313,7 @@
               <w:rPr>
                 <w:b/>
               </w:rPr>
-              <w:t>105.73 / thùng</w:t>
+              <w:t>105.64 / thùng</w:t>
             </w:r>
           </w:p>
         </w:tc>
@@ -344,7 +344,7 @@
               <w:rPr>
                 <w:b/>
               </w:rPr>
-              <w:t>-0.31%</w:t>
+              <w:t>-0.40%</w:t>
             </w:r>
           </w:p>
         </w:tc>
@@ -1218,7 +1218,7 @@
         <w:rPr>
           <w:b/>
         </w:rPr>
-        <w:t>`105.73` (-0.31%)</w:t>
+        <w:t>`105.64` (-0.40%)</w:t>
       </w:r>
       <w:r>
         <w:t xml:space="preserve"> | DXY: </w:t>
@@ -1306,7 +1306,7 @@
           <w:color w:val="5C768D"/>
           <w:sz w:val="19"/>
         </w:rPr>
-        <w:t>Cập nhật tự động lúc 05:00 ICT ngày 16/10/2026 — Nguồn: NOAA, USDA, BOM Australia</w:t>
+        <w:t>Cập nhật tự động lúc 06:01 ICT ngày 16/10/2026 — Nguồn: NOAA, USDA, BOM Australia</w:t>
       </w:r>
     </w:p>
     <w:p>
@@ -3605,7 +3605,7 @@
               <w:rPr>
                 <w:b/>
               </w:rPr>
-              <w:t>478.69 (+0.44)</w:t>
+              <w:t>478.68 (+0.43)</w:t>
             </w:r>
           </w:p>
         </w:tc>
@@ -11614,10 +11614,10 @@
         <w:rPr>
           <w:b/>
         </w:rPr>
-        <w:t>`478.69 cents`</w:t>
+        <w:t>`478.68 cents`</w:t>
       </w:r>
       <w:r>
-        <w:t xml:space="preserve"> (+0.44).</w:t>
+        <w:t xml:space="preserve"> (+0.43).</w:t>
       </w:r>
     </w:p>
     <w:p>
@@ -11980,7 +11980,7 @@
               <w:rPr>
                 <w:b/>
               </w:rPr>
-              <w:t>105.73</w:t>
+              <w:t>105.64</w:t>
             </w:r>
           </w:p>
         </w:tc>
@@ -12011,7 +12011,7 @@
               <w:rPr>
                 <w:b/>
               </w:rPr>
-              <w:t>-0.31%</w:t>
+              <w:t>-0.40%</w:t>
             </w:r>
           </w:p>
         </w:tc>
@@ -22162,7 +22162,7 @@
               <w:rPr>
                 <w:b/>
               </w:rPr>
-              <w:t>105.73</w:t>
+              <w:t>105.64</w:t>
             </w:r>
           </w:p>
         </w:tc>
@@ -22193,7 +22193,7 @@
               <w:rPr>
                 <w:b/>
               </w:rPr>
-              <w:t>-0.31%</w:t>
+              <w:t>-0.40%</w:t>
             </w:r>
           </w:p>
         </w:tc>

--- a/Daily Reports/16_10_2026-CBOT Reports.docx
+++ b/Daily Reports/16_10_2026-CBOT Reports.docx
@@ -104,7 +104,7 @@
           <w:color w:val="5C768D"/>
           <w:sz w:val="19"/>
         </w:rPr>
-        <w:t>Cập nhật tự động qua `macro_tracker.py` vào lúc 06:01 ICT ngày 16/10/2026</w:t>
+        <w:t>Cập nhật tự động qua `macro_tracker.py` vào lúc 07:01 ICT ngày 16/10/2026</w:t>
       </w:r>
     </w:p>
     <w:tbl>
@@ -313,7 +313,7 @@
               <w:rPr>
                 <w:b/>
               </w:rPr>
-              <w:t>105.64 / thùng</w:t>
+              <w:t>105.71 / thùng</w:t>
             </w:r>
           </w:p>
         </w:tc>
@@ -344,7 +344,7 @@
               <w:rPr>
                 <w:b/>
               </w:rPr>
-              <w:t>-0.40%</w:t>
+              <w:t>-0.33%</w:t>
             </w:r>
           </w:p>
         </w:tc>
@@ -442,7 +442,7 @@
               <w:rPr>
                 <w:b/>
               </w:rPr>
-              <w:t>102.00</w:t>
+              <w:t>102.05</w:t>
             </w:r>
           </w:p>
         </w:tc>
@@ -473,7 +473,7 @@
               <w:rPr>
                 <w:b/>
               </w:rPr>
-              <w:t>-0.53%</w:t>
+              <w:t>-0.49%</w:t>
             </w:r>
           </w:p>
         </w:tc>
@@ -1218,7 +1218,7 @@
         <w:rPr>
           <w:b/>
         </w:rPr>
-        <w:t>`105.64` (-0.40%)</w:t>
+        <w:t>`105.71` (-0.33%)</w:t>
       </w:r>
       <w:r>
         <w:t xml:space="preserve"> | DXY: </w:t>
@@ -1227,7 +1227,7 @@
         <w:rPr>
           <w:b/>
         </w:rPr>
-        <w:t>`102.00` (-0.53%)</w:t>
+        <w:t>`102.05` (-0.49%)</w:t>
       </w:r>
       <w:r>
         <w:t xml:space="preserve"> | Lúa mì CBOT: </w:t>
@@ -1306,7 +1306,7 @@
           <w:color w:val="5C768D"/>
           <w:sz w:val="19"/>
         </w:rPr>
-        <w:t>Cập nhật tự động lúc 06:01 ICT ngày 16/10/2026 — Nguồn: NOAA, USDA, BOM Australia</w:t>
+        <w:t>Cập nhật tự động lúc 07:01 ICT ngày 16/10/2026 — Nguồn: NOAA, USDA, BOM Australia</w:t>
       </w:r>
     </w:p>
     <w:p>
@@ -3605,7 +3605,7 @@
               <w:rPr>
                 <w:b/>
               </w:rPr>
-              <w:t>478.68 (+0.43)</w:t>
+              <w:t>478.67 (+0.42)</w:t>
             </w:r>
           </w:p>
         </w:tc>
@@ -3853,7 +3853,7 @@
               <w:rPr>
                 <w:b/>
               </w:rPr>
-              <w:t>670.63 (+1.38)</w:t>
+              <w:t>670.60 (+1.35)</w:t>
             </w:r>
           </w:p>
         </w:tc>
@@ -11614,10 +11614,10 @@
         <w:rPr>
           <w:b/>
         </w:rPr>
-        <w:t>`478.68 cents`</w:t>
+        <w:t>`478.67 cents`</w:t>
       </w:r>
       <w:r>
-        <w:t xml:space="preserve"> (+0.43).</w:t>
+        <w:t xml:space="preserve"> (+0.42).</w:t>
       </w:r>
     </w:p>
     <w:p>
@@ -11980,7 +11980,7 @@
               <w:rPr>
                 <w:b/>
               </w:rPr>
-              <w:t>105.64</w:t>
+              <w:t>105.71</w:t>
             </w:r>
           </w:p>
         </w:tc>
@@ -12011,7 +12011,7 @@
               <w:rPr>
                 <w:b/>
               </w:rPr>
-              <w:t>-0.40%</w:t>
+              <w:t>-0.33%</w:t>
             </w:r>
           </w:p>
         </w:tc>
@@ -12103,7 +12103,7 @@
               <w:rPr>
                 <w:b/>
               </w:rPr>
-              <w:t>102.00</w:t>
+              <w:t>102.05</w:t>
             </w:r>
           </w:p>
         </w:tc>
@@ -12134,7 +12134,7 @@
               <w:rPr>
                 <w:b/>
               </w:rPr>
-              <w:t>-0.53%</w:t>
+              <w:t>-0.49%</w:t>
             </w:r>
           </w:p>
         </w:tc>
@@ -21795,10 +21795,10 @@
         <w:rPr>
           <w:b/>
         </w:rPr>
-        <w:t>`670.63 cents`</w:t>
+        <w:t>`670.60 cents`</w:t>
       </w:r>
       <w:r>
-        <w:t xml:space="preserve"> (+1.38).</w:t>
+        <w:t xml:space="preserve"> (+1.35).</w:t>
       </w:r>
     </w:p>
     <w:p>
@@ -22162,7 +22162,7 @@
               <w:rPr>
                 <w:b/>
               </w:rPr>
-              <w:t>105.64</w:t>
+              <w:t>105.71</w:t>
             </w:r>
           </w:p>
         </w:tc>
@@ -22193,7 +22193,7 @@
               <w:rPr>
                 <w:b/>
               </w:rPr>
-              <w:t>-0.40%</w:t>
+              <w:t>-0.33%</w:t>
             </w:r>
           </w:p>
         </w:tc>
@@ -22285,7 +22285,7 @@
               <w:rPr>
                 <w:b/>
               </w:rPr>
-              <w:t>102.00</w:t>
+              <w:t>102.05</w:t>
             </w:r>
           </w:p>
         </w:tc>
@@ -22316,7 +22316,7 @@
               <w:rPr>
                 <w:b/>
               </w:rPr>
-              <w:t>-0.53%</w:t>
+              <w:t>-0.49%</w:t>
             </w:r>
           </w:p>
         </w:tc>

--- a/Daily Reports/16_10_2026-CBOT Reports.docx
+++ b/Daily Reports/16_10_2026-CBOT Reports.docx
@@ -104,7 +104,7 @@
           <w:color w:val="5C768D"/>
           <w:sz w:val="19"/>
         </w:rPr>
-        <w:t>Cập nhật tự động qua `macro_tracker.py` vào lúc 19:14 ICT ngày 16/10/2026</w:t>
+        <w:t>Cập nhật tự động qua `macro_tracker.py` vào lúc 20:23 ICT ngày 16/10/2026</w:t>
       </w:r>
     </w:p>
     <w:tbl>
@@ -1236,7 +1236,7 @@
         <w:rPr>
           <w:b/>
         </w:rPr>
-        <w:t>`659.75` (-1.53%)</w:t>
+        <w:t>`662.50` (-1.53%)</w:t>
       </w:r>
       <w:r>
         <w:t>.</w:t>
@@ -1306,7 +1306,7 @@
           <w:color w:val="5C768D"/>
           <w:sz w:val="19"/>
         </w:rPr>
-        <w:t>Cập nhật tự động lúc 19:14 ICT ngày 16/10/2026 — Nguồn: NOAA, USDA, BOM Australia</w:t>
+        <w:t>Cập nhật tự động lúc 20:23 ICT ngày 16/10/2026 — Nguồn: NOAA, USDA, BOM Australia</w:t>
       </w:r>
     </w:p>
     <w:p>
@@ -3574,7 +3574,7 @@
               <w:rPr>
                 <w:b/>
               </w:rPr>
-              <w:t>476.00</w:t>
+              <w:t>476.25</w:t>
             </w:r>
           </w:p>
         </w:tc>
@@ -3605,7 +3605,7 @@
               <w:rPr>
                 <w:b/>
               </w:rPr>
-              <w:t>476.16 (+0.16)</w:t>
+              <w:t>476.46 (+0.21)</w:t>
             </w:r>
           </w:p>
         </w:tc>
@@ -3633,7 +3633,7 @@
             </w:pPr>
             <w:r/>
             <w:r>
-              <w:t>Bearish (478.20 &lt; 479.78)</w:t>
+              <w:t>Bearish (478.22 &lt; 479.79)</w:t>
             </w:r>
           </w:p>
         </w:tc>
@@ -3661,7 +3661,7 @@
             </w:pPr>
             <w:r/>
             <w:r>
-              <w:t>0.25 cents</w:t>
+              <w:t>1.50 cents</w:t>
             </w:r>
           </w:p>
         </w:tc>
@@ -3822,7 +3822,7 @@
               <w:rPr>
                 <w:b/>
               </w:rPr>
-              <w:t>659.75</w:t>
+              <w:t>662.50</w:t>
             </w:r>
           </w:p>
         </w:tc>
@@ -3853,7 +3853,7 @@
               <w:rPr>
                 <w:b/>
               </w:rPr>
-              <w:t>660.54 (+0.79)</w:t>
+              <w:t>662.88 (+0.38)</w:t>
             </w:r>
           </w:p>
         </w:tc>
@@ -3881,7 +3881,7 @@
             </w:pPr>
             <w:r/>
             <w:r>
-              <w:t>Bearish (666.41 &lt; 668.66)</w:t>
+              <w:t>Bearish (666.66 &lt; 668.76)</w:t>
             </w:r>
           </w:p>
         </w:tc>
@@ -3909,7 +3909,7 @@
             </w:pPr>
             <w:r/>
             <w:r>
-              <w:t>1.00 cents</w:t>
+              <w:t>3.25 cents</w:t>
             </w:r>
           </w:p>
         </w:tc>
@@ -4347,7 +4347,7 @@
                 <w:b/>
                 <w:color w:val="15803D"/>
               </w:rPr>
-              <w:t>470.87 - 478.20 cents (Canh mua vùng hỗ trợ)</w:t>
+              <w:t>470.94 - 478.22 cents (Canh mua vùng hỗ trợ)</w:t>
             </w:r>
           </w:p>
         </w:tc>
@@ -4378,7 +4378,7 @@
               <w:rPr>
                 <w:b/>
               </w:rPr>
-              <w:t>468.38 cents (Dưới cản S2 + 1.5x ATR)</w:t>
+              <w:t>468.18 cents (Dưới cản S2 + 1.5x ATR)</w:t>
             </w:r>
           </w:p>
         </w:tc>
@@ -4559,7 +4559,7 @@
               <w:rPr>
                 <w:b/>
               </w:rPr>
-              <w:t>484.28 - 485.78 cents</w:t>
+              <w:t>484.33 - 485.83 cents</w:t>
             </w:r>
           </w:p>
         </w:tc>
@@ -4590,7 +4590,7 @@
               <w:rPr>
                 <w:b/>
               </w:rPr>
-              <w:t>484.18 cents (Chống quét SL tuyệt đối)</w:t>
+              <w:t>484.08 cents (Chống quét SL tuyệt đối)</w:t>
             </w:r>
           </w:p>
         </w:tc>
@@ -4783,7 +4783,7 @@
               <w:rPr>
                 <w:b/>
               </w:rPr>
-              <w:t>492.32 cents</w:t>
+              <w:t>492.42 cents</w:t>
             </w:r>
           </w:p>
         </w:tc>
@@ -4945,7 +4945,7 @@
               <w:rPr>
                 <w:b/>
               </w:rPr>
-              <w:t>465.26 - 470.25 cents</w:t>
+              <w:t>464.73 - 470.25 cents</w:t>
             </w:r>
           </w:p>
         </w:tc>
@@ -5126,7 +5126,7 @@
                 <w:b/>
                 <w:color w:val="B91C1C"/>
               </w:rPr>
-              <w:t>666.41 - 668.66 cents (Canh bán hồi kỹ thuật H1)</w:t>
+              <w:t>666.66 - 668.76 cents (Canh bán hồi kỹ thuật H1)</w:t>
             </w:r>
           </w:p>
         </w:tc>
@@ -5157,7 +5157,7 @@
               <w:rPr>
                 <w:b/>
               </w:rPr>
-              <w:t>739.77 cents (Trên kháng cự R2 + 1.5x ATR)</w:t>
+              <w:t>740.22 cents (Trên kháng cự R2 + 1.5x ATR)</w:t>
             </w:r>
           </w:p>
         </w:tc>
@@ -5193,7 +5193,7 @@
                 <w:color w:val="D97706"/>
                 <w:sz w:val="19"/>
               </w:rPr>
-              <w:t xml:space="preserve"> 660.51 cents </w:t>
+              <w:t xml:space="preserve"> 660.66 cents </w:t>
             </w:r>
             <w:r>
               <w:t xml:space="preserve"> / TP2: </w:t>
@@ -5335,7 +5335,7 @@
               <w:rPr>
                 <w:b/>
               </w:rPr>
-              <w:t>672.86 - 674.86 cents</w:t>
+              <w:t>673.01 - 675.01 cents</w:t>
             </w:r>
           </w:p>
         </w:tc>
@@ -5366,7 +5366,7 @@
               <w:rPr>
                 <w:b/>
               </w:rPr>
-              <w:t>671.54 cents</w:t>
+              <w:t>671.24 cents</w:t>
             </w:r>
           </w:p>
         </w:tc>
@@ -5559,7 +5559,7 @@
               <w:rPr>
                 <w:b/>
               </w:rPr>
-              <w:t>683.46 cents</w:t>
+              <w:t>683.76 cents</w:t>
             </w:r>
           </w:p>
         </w:tc>
@@ -5721,7 +5721,7 @@
               <w:rPr>
                 <w:b/>
               </w:rPr>
-              <w:t>649.21 - 659.25 cents</w:t>
+              <w:t>648.01 - 659.25 cents</w:t>
             </w:r>
           </w:p>
         </w:tc>
@@ -8066,7 +8066,7 @@
             </w:pPr>
             <w:r/>
             <w:r>
-              <w:t>Net Sales (Tuần trước): 536,000 MT (09/24/2026)</w:t>
+              <w:t>Net Sales (Tuần trước): 769,500 MT (10/01/2026)</w:t>
             </w:r>
           </w:p>
         </w:tc>
@@ -8097,7 +8097,7 @@
               <w:rPr>
                 <w:b/>
               </w:rPr>
-              <w:t>Net Sales (Bán hàng): 769,500 MT (Kỳ 10/01/2026)</w:t>
+              <w:t>Net Sales (Bán hàng): 1.12M MT (Kỳ 10/08/2026)</w:t>
             </w:r>
           </w:p>
         </w:tc>
@@ -8153,7 +8153,7 @@
             </w:pPr>
             <w:r/>
             <w:r>
-              <w:t>19/10/2026 lúc 22:00 (VN)</w:t>
+              <w:t>Thứ 5 hàng tuần, 21:30 (VN)</w:t>
             </w:r>
           </w:p>
         </w:tc>
@@ -8181,7 +8181,7 @@
             </w:pPr>
             <w:r/>
             <w:r>
-              <w:t>N/A - Ngô niên vụ 2025/26 đạt 769.5 nghìn tấn, đưa lũy kế lên 7.402 triệu tấn, cao hơn 8.5% so với cùng kỳ năm ngoái.</w:t>
+              <w:t>N/A - Ngô niên vụ 2025/26 đạt 1,122.4 nghìn tấn, đưa lũy kế lên 8.764 triệu tấn, cao hơn 10.4% so với cùng kỳ năm ngoái.</w:t>
             </w:r>
           </w:p>
         </w:tc>
@@ -8270,7 +8270,7 @@
             </w:pPr>
             <w:r/>
             <w:r>
-              <w:t>Net Sales (Tuần trước): 289,300 MT (09/24/2026)</w:t>
+              <w:t>Net Sales (Tuần trước): 451,600 MT (10/01/2026)</w:t>
             </w:r>
           </w:p>
         </w:tc>
@@ -8301,7 +8301,7 @@
               <w:rPr>
                 <w:b/>
               </w:rPr>
-              <w:t>Net Sales (Bán hàng): 451,600 MT (Kỳ 10/01/2026)</w:t>
+              <w:t>Net Sales (Bán hàng): 319,900 MT (Kỳ 10/08/2026)</w:t>
             </w:r>
           </w:p>
         </w:tc>
@@ -8357,7 +8357,7 @@
             </w:pPr>
             <w:r/>
             <w:r>
-              <w:t>19/10/2026 lúc 22:00 (VN)</w:t>
+              <w:t>Thứ 5 hàng tuần, 21:30 (VN)</w:t>
             </w:r>
           </w:p>
         </w:tc>
@@ -8385,7 +8385,7 @@
             </w:pPr>
             <w:r/>
             <w:r>
-              <w:t>N/A - Lúa Mì niên vụ 2026/27 đạt 451.6 nghìn tấn, đưa lũy kế lên 6.822 triệu tấn, thấp hơn 31.8% so với cùng kỳ năm ngoái.</w:t>
+              <w:t>N/A - Lúa Mì niên vụ 2026/27 đạt 319.9 nghìn tấn, đưa lũy kế lên 7.145 triệu tấn, thấp hơn 31.3% so với cùng kỳ năm ngoái.</w:t>
             </w:r>
           </w:p>
         </w:tc>
@@ -11599,7 +11599,7 @@
         <w:t>Giá Chốt Phiên (Close):</w:t>
       </w:r>
       <w:r>
-        <w:t xml:space="preserve"> 476.00 cents | </w:t>
+        <w:t xml:space="preserve"> 476.25 cents | </w:t>
       </w:r>
       <w:r>
         <w:rPr>
@@ -11614,10 +11614,10 @@
         <w:rPr>
           <w:b/>
         </w:rPr>
-        <w:t>`476.16 cents`</w:t>
+        <w:t>`476.46 cents`</w:t>
       </w:r>
       <w:r>
-        <w:t xml:space="preserve"> (+0.16).</w:t>
+        <w:t xml:space="preserve"> (+0.21).</w:t>
       </w:r>
     </w:p>
     <w:p>
@@ -11638,7 +11638,7 @@
         <w:rPr>
           <w:b/>
         </w:rPr>
-        <w:t>`29,982`</w:t>
+        <w:t>`33,693`</w:t>
       </w:r>
       <w:r>
         <w:t xml:space="preserve"> (Chênh lệch: </w:t>
@@ -11647,7 +11647,7 @@
         <w:rPr>
           <w:b/>
         </w:rPr>
-        <w:t>`-171,803`</w:t>
+        <w:t>`-168,092`</w:t>
       </w:r>
       <w:r>
         <w:t xml:space="preserve">) | OI: </w:t>
@@ -11689,7 +11689,7 @@
         <w:rPr>
           <w:b/>
         </w:rPr>
-        <w:t>`Bearish Marubozu (Lực bán áp đảo tuyệt đối)`</w:t>
+        <w:t>`Doji (Nến lưỡng lự thế trận)`</w:t>
       </w:r>
     </w:p>
     <w:p>
@@ -11732,10 +11732,10 @@
         <w:rPr>
           <w:b/>
         </w:rPr>
-        <w:t>GIẢM MẠNH MẼ (Strong Bearish Confirmation):</w:t>
+        <w:t>TÍCH LŨY TIÊU CỰC (Distribution):</w:t>
       </w:r>
       <w:r>
-        <w:t xml:space="preserve"> Mô hình nến giảm đi kèm dòng tiền rút ra/áp lực bán tháo lớn, rủi ro sụt giảm tiếp diễn cao.</w:t>
+        <w:t xml:space="preserve"> Nến đi ngang nhưng dòng tiền rút dần (OI giảm), cảnh báo rủi ro suy sụt sắp tới.</w:t>
       </w:r>
     </w:p>
     <w:p>
@@ -12739,7 +12739,7 @@
         <w:t xml:space="preserve"> EMA_21 </w:t>
       </w:r>
       <w:r>
-        <w:t xml:space="preserve"> (478.20) &lt; </w:t>
+        <w:t xml:space="preserve"> (478.22) &lt; </w:t>
       </w:r>
       <w:r>
         <w:rPr>
@@ -12750,7 +12750,7 @@
         <w:t xml:space="preserve"> EMA_50 </w:t>
       </w:r>
       <w:r>
-        <w:t xml:space="preserve"> (479.78).</w:t>
+        <w:t xml:space="preserve"> (479.79).</w:t>
       </w:r>
     </w:p>
     <w:p>
@@ -12771,7 +12771,7 @@
         <w:rPr>
           <w:b/>
         </w:rPr>
-        <w:t>`37.15`</w:t>
+        <w:t>`38.05`</w:t>
       </w:r>
       <w:r>
         <w:t xml:space="preserve"> | ATR (14) = </w:t>
@@ -12780,7 +12780,7 @@
         <w:rPr>
           <w:b/>
         </w:rPr>
-        <w:t>`1.25`</w:t>
+        <w:t>`1.38`</w:t>
       </w:r>
       <w:r>
         <w:t xml:space="preserve"> cents | Volatility = </w:t>
@@ -12789,7 +12789,7 @@
         <w:rPr>
           <w:b/>
         </w:rPr>
-        <w:t>`0.25 cents`</w:t>
+        <w:t>`1.50 cents`</w:t>
       </w:r>
       <w:r>
         <w:t>.</w:t>
@@ -12813,7 +12813,7 @@
         <w:rPr>
           <w:b/>
         </w:rPr>
-        <w:t>`470.87`</w:t>
+        <w:t>`470.94`</w:t>
       </w:r>
       <w:r>
         <w:t xml:space="preserve"> | S2: </w:t>
@@ -13574,7 +13574,7 @@
           <w:b/>
           <w:color w:val="15803D"/>
         </w:rPr>
-        <w:t>`470.87 - 478.20 cents (Canh mua vùng hỗ trợ)`</w:t>
+        <w:t>`470.94 - 478.22 cents (Canh mua vùng hỗ trợ)`</w:t>
       </w:r>
       <w:r>
         <w:t xml:space="preserve"> | SL: </w:t>
@@ -13583,7 +13583,7 @@
         <w:rPr>
           <w:b/>
         </w:rPr>
-        <w:t>`468.38 cents (Dưới cản S2 + 1.5x ATR)`</w:t>
+        <w:t>`468.18 cents (Dưới cản S2 + 1.5x ATR)`</w:t>
       </w:r>
       <w:r>
         <w:t xml:space="preserve"> | TP: </w:t>
@@ -13645,7 +13645,7 @@
         <w:rPr>
           <w:b/>
         </w:rPr>
-        <w:t>`484.28 - 485.78 cents`</w:t>
+        <w:t>`484.33 - 485.83 cents`</w:t>
       </w:r>
       <w:r>
         <w:t xml:space="preserve"> | SL: </w:t>
@@ -13654,7 +13654,7 @@
         <w:rPr>
           <w:b/>
         </w:rPr>
-        <w:t>`484.18 cents (Chống quét SL tuyệt đối)`</w:t>
+        <w:t>`484.08 cents (Chống quét SL tuyệt đối)`</w:t>
       </w:r>
       <w:r>
         <w:t xml:space="preserve"> | TP: </w:t>
@@ -13700,7 +13700,7 @@
         <w:rPr>
           <w:b/>
         </w:rPr>
-        <w:t>`492.32 cents`</w:t>
+        <w:t>`492.42 cents`</w:t>
       </w:r>
       <w:r>
         <w:t xml:space="preserve"> | TP: </w:t>
@@ -13749,7 +13749,7 @@
         <w:rPr>
           <w:b/>
         </w:rPr>
-        <w:t>`465.26 - 470.25 cents`</w:t>
+        <w:t>`464.73 - 470.25 cents`</w:t>
       </w:r>
     </w:p>
     <w:p>
@@ -14156,7 +14156,7 @@
             </w:pPr>
             <w:r/>
             <w:r>
-              <w:t>476.00</w:t>
+              <w:t>476.25</w:t>
             </w:r>
           </w:p>
         </w:tc>
@@ -14184,7 +14184,7 @@
             </w:pPr>
             <w:r/>
             <w:r>
-              <w:t>479.75</w:t>
+              <w:t>480.00</w:t>
             </w:r>
           </w:p>
         </w:tc>
@@ -14212,7 +14212,7 @@
             </w:pPr>
             <w:r/>
             <w:r>
-              <w:t>472.75</w:t>
+              <w:t>473.00</w:t>
             </w:r>
           </w:p>
         </w:tc>
@@ -14243,7 +14243,7 @@
               <w:rPr>
                 <w:b/>
               </w:rPr>
-              <w:t>476.25</w:t>
+              <w:t>476.50</w:t>
             </w:r>
           </w:p>
         </w:tc>
@@ -14391,7 +14391,7 @@
             </w:pPr>
             <w:r/>
             <w:r>
-              <w:t>476.25</w:t>
+              <w:t>476.50</w:t>
             </w:r>
           </w:p>
         </w:tc>
@@ -14419,7 +14419,7 @@
             </w:pPr>
             <w:r/>
             <w:r>
-              <w:t>479.00</w:t>
+              <w:t>479.25</w:t>
             </w:r>
           </w:p>
         </w:tc>
@@ -14447,7 +14447,7 @@
             </w:pPr>
             <w:r/>
             <w:r>
-              <w:t>472.50</w:t>
+              <w:t>472.75</w:t>
             </w:r>
           </w:p>
         </w:tc>
@@ -14478,7 +14478,7 @@
               <w:rPr>
                 <w:b/>
               </w:rPr>
-              <w:t>475.75</w:t>
+              <w:t>476.00</w:t>
             </w:r>
           </w:p>
         </w:tc>
@@ -14626,7 +14626,7 @@
             </w:pPr>
             <w:r/>
             <w:r>
-              <w:t>475.75</w:t>
+              <w:t>476.00</w:t>
             </w:r>
           </w:p>
         </w:tc>
@@ -14654,7 +14654,7 @@
             </w:pPr>
             <w:r/>
             <w:r>
-              <w:t>478.75</w:t>
+              <w:t>479.00</w:t>
             </w:r>
           </w:p>
         </w:tc>
@@ -14682,7 +14682,7 @@
             </w:pPr>
             <w:r/>
             <w:r>
-              <w:t>471.75</w:t>
+              <w:t>472.00</w:t>
             </w:r>
           </w:p>
         </w:tc>
@@ -14713,7 +14713,7 @@
               <w:rPr>
                 <w:b/>
               </w:rPr>
-              <w:t>476.50</w:t>
+              <w:t>476.75</w:t>
             </w:r>
           </w:p>
         </w:tc>
@@ -14861,7 +14861,7 @@
             </w:pPr>
             <w:r/>
             <w:r>
-              <w:t>476.50</w:t>
+              <w:t>476.75</w:t>
             </w:r>
           </w:p>
         </w:tc>
@@ -14889,7 +14889,7 @@
             </w:pPr>
             <w:r/>
             <w:r>
-              <w:t>481.00</w:t>
+              <w:t>481.25</w:t>
             </w:r>
           </w:p>
         </w:tc>
@@ -14917,7 +14917,7 @@
             </w:pPr>
             <w:r/>
             <w:r>
-              <w:t>471.50</w:t>
+              <w:t>471.75</w:t>
             </w:r>
           </w:p>
         </w:tc>
@@ -14948,7 +14948,7 @@
               <w:rPr>
                 <w:b/>
               </w:rPr>
-              <w:t>477.25</w:t>
+              <w:t>477.50</w:t>
             </w:r>
           </w:p>
         </w:tc>
@@ -15096,7 +15096,7 @@
             </w:pPr>
             <w:r/>
             <w:r>
-              <w:t>477.25</w:t>
+              <w:t>477.50</w:t>
             </w:r>
           </w:p>
         </w:tc>
@@ -15124,7 +15124,7 @@
             </w:pPr>
             <w:r/>
             <w:r>
-              <w:t>482.75</w:t>
+              <w:t>483.00</w:t>
             </w:r>
           </w:p>
         </w:tc>
@@ -15152,7 +15152,7 @@
             </w:pPr>
             <w:r/>
             <w:r>
-              <w:t>471.00</w:t>
+              <w:t>471.25</w:t>
             </w:r>
           </w:p>
         </w:tc>
@@ -15183,7 +15183,7 @@
               <w:rPr>
                 <w:b/>
               </w:rPr>
-              <w:t>479.50</w:t>
+              <w:t>479.75</w:t>
             </w:r>
           </w:p>
         </w:tc>
@@ -15331,7 +15331,7 @@
             </w:pPr>
             <w:r/>
             <w:r>
-              <w:t>479.50</w:t>
+              <w:t>479.75</w:t>
             </w:r>
           </w:p>
         </w:tc>
@@ -15359,7 +15359,7 @@
             </w:pPr>
             <w:r/>
             <w:r>
-              <w:t>482.50</w:t>
+              <w:t>482.75</w:t>
             </w:r>
           </w:p>
         </w:tc>
@@ -15387,7 +15387,7 @@
             </w:pPr>
             <w:r/>
             <w:r>
-              <w:t>475.25</w:t>
+              <w:t>475.50</w:t>
             </w:r>
           </w:p>
         </w:tc>
@@ -15418,7 +15418,7 @@
               <w:rPr>
                 <w:b/>
               </w:rPr>
-              <w:t>479.75</w:t>
+              <w:t>480.00</w:t>
             </w:r>
           </w:p>
         </w:tc>
@@ -15566,7 +15566,7 @@
             </w:pPr>
             <w:r/>
             <w:r>
-              <w:t>479.75</w:t>
+              <w:t>480.00</w:t>
             </w:r>
           </w:p>
         </w:tc>
@@ -15594,7 +15594,7 @@
             </w:pPr>
             <w:r/>
             <w:r>
-              <w:t>483.00</w:t>
+              <w:t>483.25</w:t>
             </w:r>
           </w:p>
         </w:tc>
@@ -15622,7 +15622,7 @@
             </w:pPr>
             <w:r/>
             <w:r>
-              <w:t>473.25</w:t>
+              <w:t>473.50</w:t>
             </w:r>
           </w:p>
         </w:tc>
@@ -15653,7 +15653,7 @@
               <w:rPr>
                 <w:b/>
               </w:rPr>
-              <w:t>480.50</w:t>
+              <w:t>480.75</w:t>
             </w:r>
           </w:p>
         </w:tc>
@@ -15801,7 +15801,7 @@
             </w:pPr>
             <w:r/>
             <w:r>
-              <w:t>480.50</w:t>
+              <w:t>480.75</w:t>
             </w:r>
           </w:p>
         </w:tc>
@@ -15829,7 +15829,7 @@
             </w:pPr>
             <w:r/>
             <w:r>
-              <w:t>483.50</w:t>
+              <w:t>483.75</w:t>
             </w:r>
           </w:p>
         </w:tc>
@@ -15857,7 +15857,7 @@
             </w:pPr>
             <w:r/>
             <w:r>
-              <w:t>476.00</w:t>
+              <w:t>476.25</w:t>
             </w:r>
           </w:p>
         </w:tc>
@@ -15888,7 +15888,7 @@
               <w:rPr>
                 <w:b/>
               </w:rPr>
-              <w:t>480.00</w:t>
+              <w:t>480.25</w:t>
             </w:r>
           </w:p>
         </w:tc>
@@ -16036,7 +16036,7 @@
             </w:pPr>
             <w:r/>
             <w:r>
-              <w:t>480.00</w:t>
+              <w:t>480.25</w:t>
             </w:r>
           </w:p>
         </w:tc>
@@ -16064,7 +16064,7 @@
             </w:pPr>
             <w:r/>
             <w:r>
-              <w:t>484.00</w:t>
+              <w:t>484.25</w:t>
             </w:r>
           </w:p>
         </w:tc>
@@ -16092,7 +16092,7 @@
             </w:pPr>
             <w:r/>
             <w:r>
-              <w:t>474.25</w:t>
+              <w:t>474.50</w:t>
             </w:r>
           </w:p>
         </w:tc>
@@ -16123,7 +16123,7 @@
               <w:rPr>
                 <w:b/>
               </w:rPr>
-              <w:t>480.50</w:t>
+              <w:t>480.75</w:t>
             </w:r>
           </w:p>
         </w:tc>
@@ -16271,7 +16271,7 @@
             </w:pPr>
             <w:r/>
             <w:r>
-              <w:t>480.50</w:t>
+              <w:t>480.75</w:t>
             </w:r>
           </w:p>
         </w:tc>
@@ -16299,7 +16299,7 @@
             </w:pPr>
             <w:r/>
             <w:r>
-              <w:t>483.00</w:t>
+              <w:t>483.25</w:t>
             </w:r>
           </w:p>
         </w:tc>
@@ -16327,7 +16327,7 @@
             </w:pPr>
             <w:r/>
             <w:r>
-              <w:t>477.25</w:t>
+              <w:t>477.50</w:t>
             </w:r>
           </w:p>
         </w:tc>
@@ -16358,7 +16358,7 @@
               <w:rPr>
                 <w:b/>
               </w:rPr>
-              <w:t>481.00</w:t>
+              <w:t>481.25</w:t>
             </w:r>
           </w:p>
         </w:tc>
@@ -16506,7 +16506,7 @@
             </w:pPr>
             <w:r/>
             <w:r>
-              <w:t>481.00</w:t>
+              <w:t>481.25</w:t>
             </w:r>
           </w:p>
         </w:tc>
@@ -16534,7 +16534,7 @@
             </w:pPr>
             <w:r/>
             <w:r>
-              <w:t>484.50</w:t>
+              <w:t>484.75</w:t>
             </w:r>
           </w:p>
         </w:tc>
@@ -16562,7 +16562,947 @@
             </w:pPr>
             <w:r/>
             <w:r>
-              <w:t>475.00</w:t>
+              <w:t>475.25</w:t>
+            </w:r>
+          </w:p>
+        </w:tc>
+        <w:tc>
+          <w:tcPr>
+            <w:tcW w:type="dxa" w:w="1728"/>
+            <w:shd w:fill="F8FAFC"/>
+            <w:tcMar>
+              <w:top w:w="100" w:type="dxa"/>
+              <w:bottom w:w="100" w:type="dxa"/>
+              <w:left w:w="120" w:type="dxa"/>
+              <w:right w:w="120" w:type="dxa"/>
+            </w:tcMar>
+            <w:tcBorders>
+              <w:top w:val="single" w:sz="4" w:space="0" w:color="CCCCCC"/>
+              <w:bottom w:val="single" w:sz="4" w:space="0" w:color="CCCCCC"/>
+              <w:left w:val="single" w:sz="4" w:space="0" w:color="CCCCCC"/>
+              <w:right w:val="single" w:sz="4" w:space="0" w:color="CCCCCC"/>
+            </w:tcBorders>
+          </w:tcPr>
+          <w:p>
+            <w:pPr>
+              <w:spacing w:before="60" w:after="60" w:line="252" w:lineRule="auto"/>
+              <w:jc w:val="left"/>
+            </w:pPr>
+            <w:r/>
+            <w:r>
+              <w:rPr>
+                <w:b/>
+              </w:rPr>
+              <w:t>482.25</w:t>
+            </w:r>
+          </w:p>
+        </w:tc>
+        <w:tc>
+          <w:tcPr>
+            <w:tcW w:type="dxa" w:w="3456"/>
+            <w:shd w:fill="F8FAFC"/>
+            <w:tcMar>
+              <w:top w:w="100" w:type="dxa"/>
+              <w:bottom w:w="100" w:type="dxa"/>
+              <w:left w:w="120" w:type="dxa"/>
+              <w:right w:w="120" w:type="dxa"/>
+            </w:tcMar>
+            <w:tcBorders>
+              <w:top w:val="single" w:sz="4" w:space="0" w:color="CCCCCC"/>
+              <w:bottom w:val="single" w:sz="4" w:space="0" w:color="CCCCCC"/>
+              <w:left w:val="single" w:sz="4" w:space="0" w:color="CCCCCC"/>
+              <w:right w:val="single" w:sz="4" w:space="0" w:color="CCCCCC"/>
+            </w:tcBorders>
+          </w:tcPr>
+          <w:p>
+            <w:pPr>
+              <w:spacing w:before="60" w:after="60" w:line="252" w:lineRule="auto"/>
+              <w:jc w:val="left"/>
+            </w:pPr>
+            <w:r/>
+            <w:r>
+              <w:rPr>
+                <w:b/>
+              </w:rPr>
+              <w:t>+1.00</w:t>
+            </w:r>
+          </w:p>
+        </w:tc>
+        <w:tc>
+          <w:tcPr>
+            <w:tcW w:type="dxa" w:w="1440"/>
+            <w:shd w:fill="F8FAFC"/>
+            <w:tcMar>
+              <w:top w:w="100" w:type="dxa"/>
+              <w:bottom w:w="100" w:type="dxa"/>
+              <w:left w:w="120" w:type="dxa"/>
+              <w:right w:w="120" w:type="dxa"/>
+            </w:tcMar>
+            <w:tcBorders>
+              <w:top w:val="single" w:sz="4" w:space="0" w:color="CCCCCC"/>
+              <w:bottom w:val="single" w:sz="4" w:space="0" w:color="CCCCCC"/>
+              <w:left w:val="single" w:sz="4" w:space="0" w:color="CCCCCC"/>
+              <w:right w:val="single" w:sz="4" w:space="0" w:color="CCCCCC"/>
+            </w:tcBorders>
+          </w:tcPr>
+          <w:p>
+            <w:pPr>
+              <w:spacing w:before="60" w:after="60" w:line="252" w:lineRule="auto"/>
+              <w:jc w:val="left"/>
+            </w:pPr>
+            <w:r/>
+            <w:r>
+              <w:t>BULL</w:t>
+            </w:r>
+          </w:p>
+        </w:tc>
+      </w:tr>
+      <w:tr>
+        <w:tc>
+          <w:tcPr>
+            <w:tcW w:type="dxa" w:w="1584"/>
+            <w:shd w:fill="FFFFFF"/>
+            <w:tcMar>
+              <w:top w:w="100" w:type="dxa"/>
+              <w:bottom w:w="100" w:type="dxa"/>
+              <w:left w:w="120" w:type="dxa"/>
+              <w:right w:w="120" w:type="dxa"/>
+            </w:tcMar>
+            <w:tcBorders>
+              <w:top w:val="single" w:sz="4" w:space="0" w:color="CCCCCC"/>
+              <w:bottom w:val="single" w:sz="4" w:space="0" w:color="CCCCCC"/>
+              <w:left w:val="single" w:sz="4" w:space="0" w:color="CCCCCC"/>
+              <w:right w:val="single" w:sz="4" w:space="0" w:color="CCCCCC"/>
+            </w:tcBorders>
+          </w:tcPr>
+          <w:p>
+            <w:pPr>
+              <w:spacing w:before="60" w:after="60" w:line="252" w:lineRule="auto"/>
+              <w:jc w:val="left"/>
+            </w:pPr>
+            <w:r/>
+            <w:r>
+              <w:rPr>
+                <w:b/>
+              </w:rPr>
+              <w:t>Tue 20/10</w:t>
+            </w:r>
+          </w:p>
+        </w:tc>
+        <w:tc>
+          <w:tcPr>
+            <w:tcW w:type="dxa" w:w="864"/>
+            <w:shd w:fill="FFFFFF"/>
+            <w:tcMar>
+              <w:top w:w="100" w:type="dxa"/>
+              <w:bottom w:w="100" w:type="dxa"/>
+              <w:left w:w="120" w:type="dxa"/>
+              <w:right w:w="120" w:type="dxa"/>
+            </w:tcMar>
+            <w:tcBorders>
+              <w:top w:val="single" w:sz="4" w:space="0" w:color="CCCCCC"/>
+              <w:bottom w:val="single" w:sz="4" w:space="0" w:color="CCCCCC"/>
+              <w:left w:val="single" w:sz="4" w:space="0" w:color="CCCCCC"/>
+              <w:right w:val="single" w:sz="4" w:space="0" w:color="CCCCCC"/>
+            </w:tcBorders>
+          </w:tcPr>
+          <w:p>
+            <w:pPr>
+              <w:spacing w:before="60" w:after="60" w:line="252" w:lineRule="auto"/>
+              <w:jc w:val="left"/>
+            </w:pPr>
+            <w:r/>
+            <w:r>
+              <w:t>NY Close 23-01</w:t>
+            </w:r>
+          </w:p>
+        </w:tc>
+        <w:tc>
+          <w:tcPr>
+            <w:tcW w:type="dxa" w:w="1440"/>
+            <w:shd w:fill="FFFFFF"/>
+            <w:tcMar>
+              <w:top w:w="100" w:type="dxa"/>
+              <w:bottom w:w="100" w:type="dxa"/>
+              <w:left w:w="120" w:type="dxa"/>
+              <w:right w:w="120" w:type="dxa"/>
+            </w:tcMar>
+            <w:tcBorders>
+              <w:top w:val="single" w:sz="4" w:space="0" w:color="CCCCCC"/>
+              <w:bottom w:val="single" w:sz="4" w:space="0" w:color="CCCCCC"/>
+              <w:left w:val="single" w:sz="4" w:space="0" w:color="CCCCCC"/>
+              <w:right w:val="single" w:sz="4" w:space="0" w:color="CCCCCC"/>
+            </w:tcBorders>
+          </w:tcPr>
+          <w:p>
+            <w:pPr>
+              <w:spacing w:before="60" w:after="60" w:line="252" w:lineRule="auto"/>
+              <w:jc w:val="left"/>
+            </w:pPr>
+            <w:r/>
+            <w:r>
+              <w:t>482.25</w:t>
+            </w:r>
+          </w:p>
+        </w:tc>
+        <w:tc>
+          <w:tcPr>
+            <w:tcW w:type="dxa" w:w="2016"/>
+            <w:shd w:fill="FFFFFF"/>
+            <w:tcMar>
+              <w:top w:w="100" w:type="dxa"/>
+              <w:bottom w:w="100" w:type="dxa"/>
+              <w:left w:w="120" w:type="dxa"/>
+              <w:right w:w="120" w:type="dxa"/>
+            </w:tcMar>
+            <w:tcBorders>
+              <w:top w:val="single" w:sz="4" w:space="0" w:color="CCCCCC"/>
+              <w:bottom w:val="single" w:sz="4" w:space="0" w:color="CCCCCC"/>
+              <w:left w:val="single" w:sz="4" w:space="0" w:color="CCCCCC"/>
+              <w:right w:val="single" w:sz="4" w:space="0" w:color="CCCCCC"/>
+            </w:tcBorders>
+          </w:tcPr>
+          <w:p>
+            <w:pPr>
+              <w:spacing w:before="60" w:after="60" w:line="252" w:lineRule="auto"/>
+              <w:jc w:val="left"/>
+            </w:pPr>
+            <w:r/>
+            <w:r>
+              <w:t>485.00</w:t>
+            </w:r>
+          </w:p>
+        </w:tc>
+        <w:tc>
+          <w:tcPr>
+            <w:tcW w:type="dxa" w:w="1152"/>
+            <w:shd w:fill="FFFFFF"/>
+            <w:tcMar>
+              <w:top w:w="100" w:type="dxa"/>
+              <w:bottom w:w="100" w:type="dxa"/>
+              <w:left w:w="120" w:type="dxa"/>
+              <w:right w:w="120" w:type="dxa"/>
+            </w:tcMar>
+            <w:tcBorders>
+              <w:top w:val="single" w:sz="4" w:space="0" w:color="CCCCCC"/>
+              <w:bottom w:val="single" w:sz="4" w:space="0" w:color="CCCCCC"/>
+              <w:left w:val="single" w:sz="4" w:space="0" w:color="CCCCCC"/>
+              <w:right w:val="single" w:sz="4" w:space="0" w:color="CCCCCC"/>
+            </w:tcBorders>
+          </w:tcPr>
+          <w:p>
+            <w:pPr>
+              <w:spacing w:before="60" w:after="60" w:line="252" w:lineRule="auto"/>
+              <w:jc w:val="left"/>
+            </w:pPr>
+            <w:r/>
+            <w:r>
+              <w:t>479.75</w:t>
+            </w:r>
+          </w:p>
+        </w:tc>
+        <w:tc>
+          <w:tcPr>
+            <w:tcW w:type="dxa" w:w="1728"/>
+            <w:shd w:fill="FFFFFF"/>
+            <w:tcMar>
+              <w:top w:w="100" w:type="dxa"/>
+              <w:bottom w:w="100" w:type="dxa"/>
+              <w:left w:w="120" w:type="dxa"/>
+              <w:right w:w="120" w:type="dxa"/>
+            </w:tcMar>
+            <w:tcBorders>
+              <w:top w:val="single" w:sz="4" w:space="0" w:color="CCCCCC"/>
+              <w:bottom w:val="single" w:sz="4" w:space="0" w:color="CCCCCC"/>
+              <w:left w:val="single" w:sz="4" w:space="0" w:color="CCCCCC"/>
+              <w:right w:val="single" w:sz="4" w:space="0" w:color="CCCCCC"/>
+            </w:tcBorders>
+          </w:tcPr>
+          <w:p>
+            <w:pPr>
+              <w:spacing w:before="60" w:after="60" w:line="252" w:lineRule="auto"/>
+              <w:jc w:val="left"/>
+            </w:pPr>
+            <w:r/>
+            <w:r>
+              <w:rPr>
+                <w:b/>
+              </w:rPr>
+              <w:t>482.25</w:t>
+            </w:r>
+          </w:p>
+        </w:tc>
+        <w:tc>
+          <w:tcPr>
+            <w:tcW w:type="dxa" w:w="3456"/>
+            <w:shd w:fill="FFFFFF"/>
+            <w:tcMar>
+              <w:top w:w="100" w:type="dxa"/>
+              <w:bottom w:w="100" w:type="dxa"/>
+              <w:left w:w="120" w:type="dxa"/>
+              <w:right w:w="120" w:type="dxa"/>
+            </w:tcMar>
+            <w:tcBorders>
+              <w:top w:val="single" w:sz="4" w:space="0" w:color="CCCCCC"/>
+              <w:bottom w:val="single" w:sz="4" w:space="0" w:color="CCCCCC"/>
+              <w:left w:val="single" w:sz="4" w:space="0" w:color="CCCCCC"/>
+              <w:right w:val="single" w:sz="4" w:space="0" w:color="CCCCCC"/>
+            </w:tcBorders>
+          </w:tcPr>
+          <w:p>
+            <w:pPr>
+              <w:spacing w:before="60" w:after="60" w:line="252" w:lineRule="auto"/>
+              <w:jc w:val="left"/>
+            </w:pPr>
+            <w:r/>
+            <w:r>
+              <w:rPr>
+                <w:b/>
+              </w:rPr>
+              <w:t>+0.00</w:t>
+            </w:r>
+          </w:p>
+        </w:tc>
+        <w:tc>
+          <w:tcPr>
+            <w:tcW w:type="dxa" w:w="1440"/>
+            <w:shd w:fill="FFFFFF"/>
+            <w:tcMar>
+              <w:top w:w="100" w:type="dxa"/>
+              <w:bottom w:w="100" w:type="dxa"/>
+              <w:left w:w="120" w:type="dxa"/>
+              <w:right w:w="120" w:type="dxa"/>
+            </w:tcMar>
+            <w:tcBorders>
+              <w:top w:val="single" w:sz="4" w:space="0" w:color="CCCCCC"/>
+              <w:bottom w:val="single" w:sz="4" w:space="0" w:color="CCCCCC"/>
+              <w:left w:val="single" w:sz="4" w:space="0" w:color="CCCCCC"/>
+              <w:right w:val="single" w:sz="4" w:space="0" w:color="CCCCCC"/>
+            </w:tcBorders>
+          </w:tcPr>
+          <w:p>
+            <w:pPr>
+              <w:spacing w:before="60" w:after="60" w:line="252" w:lineRule="auto"/>
+              <w:jc w:val="left"/>
+            </w:pPr>
+            <w:r/>
+            <w:r>
+              <w:t>BULL</w:t>
+            </w:r>
+          </w:p>
+        </w:tc>
+      </w:tr>
+      <w:tr>
+        <w:tc>
+          <w:tcPr>
+            <w:tcW w:type="dxa" w:w="1584"/>
+            <w:shd w:fill="F8FAFC"/>
+            <w:tcMar>
+              <w:top w:w="100" w:type="dxa"/>
+              <w:bottom w:w="100" w:type="dxa"/>
+              <w:left w:w="120" w:type="dxa"/>
+              <w:right w:w="120" w:type="dxa"/>
+            </w:tcMar>
+            <w:tcBorders>
+              <w:top w:val="single" w:sz="4" w:space="0" w:color="CCCCCC"/>
+              <w:bottom w:val="single" w:sz="4" w:space="0" w:color="CCCCCC"/>
+              <w:left w:val="single" w:sz="4" w:space="0" w:color="CCCCCC"/>
+              <w:right w:val="single" w:sz="4" w:space="0" w:color="CCCCCC"/>
+            </w:tcBorders>
+          </w:tcPr>
+          <w:p>
+            <w:pPr>
+              <w:spacing w:before="60" w:after="60" w:line="252" w:lineRule="auto"/>
+              <w:jc w:val="left"/>
+            </w:pPr>
+            <w:r/>
+            <w:r>
+              <w:rPr>
+                <w:b/>
+              </w:rPr>
+              <w:t>Wed 21/10</w:t>
+            </w:r>
+          </w:p>
+        </w:tc>
+        <w:tc>
+          <w:tcPr>
+            <w:tcW w:type="dxa" w:w="864"/>
+            <w:shd w:fill="F8FAFC"/>
+            <w:tcMar>
+              <w:top w:w="100" w:type="dxa"/>
+              <w:bottom w:w="100" w:type="dxa"/>
+              <w:left w:w="120" w:type="dxa"/>
+              <w:right w:w="120" w:type="dxa"/>
+            </w:tcMar>
+            <w:tcBorders>
+              <w:top w:val="single" w:sz="4" w:space="0" w:color="CCCCCC"/>
+              <w:bottom w:val="single" w:sz="4" w:space="0" w:color="CCCCCC"/>
+              <w:left w:val="single" w:sz="4" w:space="0" w:color="CCCCCC"/>
+              <w:right w:val="single" w:sz="4" w:space="0" w:color="CCCCCC"/>
+            </w:tcBorders>
+          </w:tcPr>
+          <w:p>
+            <w:pPr>
+              <w:spacing w:before="60" w:after="60" w:line="252" w:lineRule="auto"/>
+              <w:jc w:val="left"/>
+            </w:pPr>
+            <w:r/>
+            <w:r>
+              <w:t>Asia 07-11</w:t>
+            </w:r>
+          </w:p>
+        </w:tc>
+        <w:tc>
+          <w:tcPr>
+            <w:tcW w:type="dxa" w:w="1440"/>
+            <w:shd w:fill="F8FAFC"/>
+            <w:tcMar>
+              <w:top w:w="100" w:type="dxa"/>
+              <w:bottom w:w="100" w:type="dxa"/>
+              <w:left w:w="120" w:type="dxa"/>
+              <w:right w:w="120" w:type="dxa"/>
+            </w:tcMar>
+            <w:tcBorders>
+              <w:top w:val="single" w:sz="4" w:space="0" w:color="CCCCCC"/>
+              <w:bottom w:val="single" w:sz="4" w:space="0" w:color="CCCCCC"/>
+              <w:left w:val="single" w:sz="4" w:space="0" w:color="CCCCCC"/>
+              <w:right w:val="single" w:sz="4" w:space="0" w:color="CCCCCC"/>
+            </w:tcBorders>
+          </w:tcPr>
+          <w:p>
+            <w:pPr>
+              <w:spacing w:before="60" w:after="60" w:line="252" w:lineRule="auto"/>
+              <w:jc w:val="left"/>
+            </w:pPr>
+            <w:r/>
+            <w:r>
+              <w:t>482.25</w:t>
+            </w:r>
+          </w:p>
+        </w:tc>
+        <w:tc>
+          <w:tcPr>
+            <w:tcW w:type="dxa" w:w="2016"/>
+            <w:shd w:fill="F8FAFC"/>
+            <w:tcMar>
+              <w:top w:w="100" w:type="dxa"/>
+              <w:bottom w:w="100" w:type="dxa"/>
+              <w:left w:w="120" w:type="dxa"/>
+              <w:right w:w="120" w:type="dxa"/>
+            </w:tcMar>
+            <w:tcBorders>
+              <w:top w:val="single" w:sz="4" w:space="0" w:color="CCCCCC"/>
+              <w:bottom w:val="single" w:sz="4" w:space="0" w:color="CCCCCC"/>
+              <w:left w:val="single" w:sz="4" w:space="0" w:color="CCCCCC"/>
+              <w:right w:val="single" w:sz="4" w:space="0" w:color="CCCCCC"/>
+            </w:tcBorders>
+          </w:tcPr>
+          <w:p>
+            <w:pPr>
+              <w:spacing w:before="60" w:after="60" w:line="252" w:lineRule="auto"/>
+              <w:jc w:val="left"/>
+            </w:pPr>
+            <w:r/>
+            <w:r>
+              <w:t>485.00</w:t>
+            </w:r>
+          </w:p>
+        </w:tc>
+        <w:tc>
+          <w:tcPr>
+            <w:tcW w:type="dxa" w:w="1152"/>
+            <w:shd w:fill="F8FAFC"/>
+            <w:tcMar>
+              <w:top w:w="100" w:type="dxa"/>
+              <w:bottom w:w="100" w:type="dxa"/>
+              <w:left w:w="120" w:type="dxa"/>
+              <w:right w:w="120" w:type="dxa"/>
+            </w:tcMar>
+            <w:tcBorders>
+              <w:top w:val="single" w:sz="4" w:space="0" w:color="CCCCCC"/>
+              <w:bottom w:val="single" w:sz="4" w:space="0" w:color="CCCCCC"/>
+              <w:left w:val="single" w:sz="4" w:space="0" w:color="CCCCCC"/>
+              <w:right w:val="single" w:sz="4" w:space="0" w:color="CCCCCC"/>
+            </w:tcBorders>
+          </w:tcPr>
+          <w:p>
+            <w:pPr>
+              <w:spacing w:before="60" w:after="60" w:line="252" w:lineRule="auto"/>
+              <w:jc w:val="left"/>
+            </w:pPr>
+            <w:r/>
+            <w:r>
+              <w:t>479.75</w:t>
+            </w:r>
+          </w:p>
+        </w:tc>
+        <w:tc>
+          <w:tcPr>
+            <w:tcW w:type="dxa" w:w="1728"/>
+            <w:shd w:fill="F8FAFC"/>
+            <w:tcMar>
+              <w:top w:w="100" w:type="dxa"/>
+              <w:bottom w:w="100" w:type="dxa"/>
+              <w:left w:w="120" w:type="dxa"/>
+              <w:right w:w="120" w:type="dxa"/>
+            </w:tcMar>
+            <w:tcBorders>
+              <w:top w:val="single" w:sz="4" w:space="0" w:color="CCCCCC"/>
+              <w:bottom w:val="single" w:sz="4" w:space="0" w:color="CCCCCC"/>
+              <w:left w:val="single" w:sz="4" w:space="0" w:color="CCCCCC"/>
+              <w:right w:val="single" w:sz="4" w:space="0" w:color="CCCCCC"/>
+            </w:tcBorders>
+          </w:tcPr>
+          <w:p>
+            <w:pPr>
+              <w:spacing w:before="60" w:after="60" w:line="252" w:lineRule="auto"/>
+              <w:jc w:val="left"/>
+            </w:pPr>
+            <w:r/>
+            <w:r>
+              <w:rPr>
+                <w:b/>
+              </w:rPr>
+              <w:t>481.75</w:t>
+            </w:r>
+          </w:p>
+        </w:tc>
+        <w:tc>
+          <w:tcPr>
+            <w:tcW w:type="dxa" w:w="3456"/>
+            <w:shd w:fill="F8FAFC"/>
+            <w:tcMar>
+              <w:top w:w="100" w:type="dxa"/>
+              <w:bottom w:w="100" w:type="dxa"/>
+              <w:left w:w="120" w:type="dxa"/>
+              <w:right w:w="120" w:type="dxa"/>
+            </w:tcMar>
+            <w:tcBorders>
+              <w:top w:val="single" w:sz="4" w:space="0" w:color="CCCCCC"/>
+              <w:bottom w:val="single" w:sz="4" w:space="0" w:color="CCCCCC"/>
+              <w:left w:val="single" w:sz="4" w:space="0" w:color="CCCCCC"/>
+              <w:right w:val="single" w:sz="4" w:space="0" w:color="CCCCCC"/>
+            </w:tcBorders>
+          </w:tcPr>
+          <w:p>
+            <w:pPr>
+              <w:spacing w:before="60" w:after="60" w:line="252" w:lineRule="auto"/>
+              <w:jc w:val="left"/>
+            </w:pPr>
+            <w:r/>
+            <w:r>
+              <w:rPr>
+                <w:b/>
+              </w:rPr>
+              <w:t>-0.50</w:t>
+            </w:r>
+          </w:p>
+        </w:tc>
+        <w:tc>
+          <w:tcPr>
+            <w:tcW w:type="dxa" w:w="1440"/>
+            <w:shd w:fill="F8FAFC"/>
+            <w:tcMar>
+              <w:top w:w="100" w:type="dxa"/>
+              <w:bottom w:w="100" w:type="dxa"/>
+              <w:left w:w="120" w:type="dxa"/>
+              <w:right w:w="120" w:type="dxa"/>
+            </w:tcMar>
+            <w:tcBorders>
+              <w:top w:val="single" w:sz="4" w:space="0" w:color="CCCCCC"/>
+              <w:bottom w:val="single" w:sz="4" w:space="0" w:color="CCCCCC"/>
+              <w:left w:val="single" w:sz="4" w:space="0" w:color="CCCCCC"/>
+              <w:right w:val="single" w:sz="4" w:space="0" w:color="CCCCCC"/>
+            </w:tcBorders>
+          </w:tcPr>
+          <w:p>
+            <w:pPr>
+              <w:spacing w:before="60" w:after="60" w:line="252" w:lineRule="auto"/>
+              <w:jc w:val="left"/>
+            </w:pPr>
+            <w:r/>
+            <w:r>
+              <w:t>BEAR</w:t>
+            </w:r>
+          </w:p>
+        </w:tc>
+      </w:tr>
+      <w:tr>
+        <w:tc>
+          <w:tcPr>
+            <w:tcW w:type="dxa" w:w="1584"/>
+            <w:shd w:fill="FFFFFF"/>
+            <w:tcMar>
+              <w:top w:w="100" w:type="dxa"/>
+              <w:bottom w:w="100" w:type="dxa"/>
+              <w:left w:w="120" w:type="dxa"/>
+              <w:right w:w="120" w:type="dxa"/>
+            </w:tcMar>
+            <w:tcBorders>
+              <w:top w:val="single" w:sz="4" w:space="0" w:color="CCCCCC"/>
+              <w:bottom w:val="single" w:sz="4" w:space="0" w:color="CCCCCC"/>
+              <w:left w:val="single" w:sz="4" w:space="0" w:color="CCCCCC"/>
+              <w:right w:val="single" w:sz="4" w:space="0" w:color="CCCCCC"/>
+            </w:tcBorders>
+          </w:tcPr>
+          <w:p>
+            <w:pPr>
+              <w:spacing w:before="60" w:after="60" w:line="252" w:lineRule="auto"/>
+              <w:jc w:val="left"/>
+            </w:pPr>
+            <w:r/>
+            <w:r>
+              <w:rPr>
+                <w:b/>
+              </w:rPr>
+              <w:t>Wed 21/10</w:t>
+            </w:r>
+          </w:p>
+        </w:tc>
+        <w:tc>
+          <w:tcPr>
+            <w:tcW w:type="dxa" w:w="864"/>
+            <w:shd w:fill="FFFFFF"/>
+            <w:tcMar>
+              <w:top w:w="100" w:type="dxa"/>
+              <w:bottom w:w="100" w:type="dxa"/>
+              <w:left w:w="120" w:type="dxa"/>
+              <w:right w:w="120" w:type="dxa"/>
+            </w:tcMar>
+            <w:tcBorders>
+              <w:top w:val="single" w:sz="4" w:space="0" w:color="CCCCCC"/>
+              <w:bottom w:val="single" w:sz="4" w:space="0" w:color="CCCCCC"/>
+              <w:left w:val="single" w:sz="4" w:space="0" w:color="CCCCCC"/>
+              <w:right w:val="single" w:sz="4" w:space="0" w:color="CCCCCC"/>
+            </w:tcBorders>
+          </w:tcPr>
+          <w:p>
+            <w:pPr>
+              <w:spacing w:before="60" w:after="60" w:line="252" w:lineRule="auto"/>
+              <w:jc w:val="left"/>
+            </w:pPr>
+            <w:r/>
+            <w:r>
+              <w:t>Asia 11-15</w:t>
+            </w:r>
+          </w:p>
+        </w:tc>
+        <w:tc>
+          <w:tcPr>
+            <w:tcW w:type="dxa" w:w="1440"/>
+            <w:shd w:fill="FFFFFF"/>
+            <w:tcMar>
+              <w:top w:w="100" w:type="dxa"/>
+              <w:bottom w:w="100" w:type="dxa"/>
+              <w:left w:w="120" w:type="dxa"/>
+              <w:right w:w="120" w:type="dxa"/>
+            </w:tcMar>
+            <w:tcBorders>
+              <w:top w:val="single" w:sz="4" w:space="0" w:color="CCCCCC"/>
+              <w:bottom w:val="single" w:sz="4" w:space="0" w:color="CCCCCC"/>
+              <w:left w:val="single" w:sz="4" w:space="0" w:color="CCCCCC"/>
+              <w:right w:val="single" w:sz="4" w:space="0" w:color="CCCCCC"/>
+            </w:tcBorders>
+          </w:tcPr>
+          <w:p>
+            <w:pPr>
+              <w:spacing w:before="60" w:after="60" w:line="252" w:lineRule="auto"/>
+              <w:jc w:val="left"/>
+            </w:pPr>
+            <w:r/>
+            <w:r>
+              <w:t>481.75</w:t>
+            </w:r>
+          </w:p>
+        </w:tc>
+        <w:tc>
+          <w:tcPr>
+            <w:tcW w:type="dxa" w:w="2016"/>
+            <w:shd w:fill="FFFFFF"/>
+            <w:tcMar>
+              <w:top w:w="100" w:type="dxa"/>
+              <w:bottom w:w="100" w:type="dxa"/>
+              <w:left w:w="120" w:type="dxa"/>
+              <w:right w:w="120" w:type="dxa"/>
+            </w:tcMar>
+            <w:tcBorders>
+              <w:top w:val="single" w:sz="4" w:space="0" w:color="CCCCCC"/>
+              <w:bottom w:val="single" w:sz="4" w:space="0" w:color="CCCCCC"/>
+              <w:left w:val="single" w:sz="4" w:space="0" w:color="CCCCCC"/>
+              <w:right w:val="single" w:sz="4" w:space="0" w:color="CCCCCC"/>
+            </w:tcBorders>
+          </w:tcPr>
+          <w:p>
+            <w:pPr>
+              <w:spacing w:before="60" w:after="60" w:line="252" w:lineRule="auto"/>
+              <w:jc w:val="left"/>
+            </w:pPr>
+            <w:r/>
+            <w:r>
+              <w:t>484.75</w:t>
+            </w:r>
+          </w:p>
+        </w:tc>
+        <w:tc>
+          <w:tcPr>
+            <w:tcW w:type="dxa" w:w="1152"/>
+            <w:shd w:fill="FFFFFF"/>
+            <w:tcMar>
+              <w:top w:w="100" w:type="dxa"/>
+              <w:bottom w:w="100" w:type="dxa"/>
+              <w:left w:w="120" w:type="dxa"/>
+              <w:right w:w="120" w:type="dxa"/>
+            </w:tcMar>
+            <w:tcBorders>
+              <w:top w:val="single" w:sz="4" w:space="0" w:color="CCCCCC"/>
+              <w:bottom w:val="single" w:sz="4" w:space="0" w:color="CCCCCC"/>
+              <w:left w:val="single" w:sz="4" w:space="0" w:color="CCCCCC"/>
+              <w:right w:val="single" w:sz="4" w:space="0" w:color="CCCCCC"/>
+            </w:tcBorders>
+          </w:tcPr>
+          <w:p>
+            <w:pPr>
+              <w:spacing w:before="60" w:after="60" w:line="252" w:lineRule="auto"/>
+              <w:jc w:val="left"/>
+            </w:pPr>
+            <w:r/>
+            <w:r>
+              <w:t>478.50</w:t>
+            </w:r>
+          </w:p>
+        </w:tc>
+        <w:tc>
+          <w:tcPr>
+            <w:tcW w:type="dxa" w:w="1728"/>
+            <w:shd w:fill="FFFFFF"/>
+            <w:tcMar>
+              <w:top w:w="100" w:type="dxa"/>
+              <w:bottom w:w="100" w:type="dxa"/>
+              <w:left w:w="120" w:type="dxa"/>
+              <w:right w:w="120" w:type="dxa"/>
+            </w:tcMar>
+            <w:tcBorders>
+              <w:top w:val="single" w:sz="4" w:space="0" w:color="CCCCCC"/>
+              <w:bottom w:val="single" w:sz="4" w:space="0" w:color="CCCCCC"/>
+              <w:left w:val="single" w:sz="4" w:space="0" w:color="CCCCCC"/>
+              <w:right w:val="single" w:sz="4" w:space="0" w:color="CCCCCC"/>
+            </w:tcBorders>
+          </w:tcPr>
+          <w:p>
+            <w:pPr>
+              <w:spacing w:before="60" w:after="60" w:line="252" w:lineRule="auto"/>
+              <w:jc w:val="left"/>
+            </w:pPr>
+            <w:r/>
+            <w:r>
+              <w:rPr>
+                <w:b/>
+              </w:rPr>
+              <w:t>481.50</w:t>
+            </w:r>
+          </w:p>
+        </w:tc>
+        <w:tc>
+          <w:tcPr>
+            <w:tcW w:type="dxa" w:w="3456"/>
+            <w:shd w:fill="FFFFFF"/>
+            <w:tcMar>
+              <w:top w:w="100" w:type="dxa"/>
+              <w:bottom w:w="100" w:type="dxa"/>
+              <w:left w:w="120" w:type="dxa"/>
+              <w:right w:w="120" w:type="dxa"/>
+            </w:tcMar>
+            <w:tcBorders>
+              <w:top w:val="single" w:sz="4" w:space="0" w:color="CCCCCC"/>
+              <w:bottom w:val="single" w:sz="4" w:space="0" w:color="CCCCCC"/>
+              <w:left w:val="single" w:sz="4" w:space="0" w:color="CCCCCC"/>
+              <w:right w:val="single" w:sz="4" w:space="0" w:color="CCCCCC"/>
+            </w:tcBorders>
+          </w:tcPr>
+          <w:p>
+            <w:pPr>
+              <w:spacing w:before="60" w:after="60" w:line="252" w:lineRule="auto"/>
+              <w:jc w:val="left"/>
+            </w:pPr>
+            <w:r/>
+            <w:r>
+              <w:rPr>
+                <w:b/>
+              </w:rPr>
+              <w:t>-0.25</w:t>
+            </w:r>
+          </w:p>
+        </w:tc>
+        <w:tc>
+          <w:tcPr>
+            <w:tcW w:type="dxa" w:w="1440"/>
+            <w:shd w:fill="FFFFFF"/>
+            <w:tcMar>
+              <w:top w:w="100" w:type="dxa"/>
+              <w:bottom w:w="100" w:type="dxa"/>
+              <w:left w:w="120" w:type="dxa"/>
+              <w:right w:w="120" w:type="dxa"/>
+            </w:tcMar>
+            <w:tcBorders>
+              <w:top w:val="single" w:sz="4" w:space="0" w:color="CCCCCC"/>
+              <w:bottom w:val="single" w:sz="4" w:space="0" w:color="CCCCCC"/>
+              <w:left w:val="single" w:sz="4" w:space="0" w:color="CCCCCC"/>
+              <w:right w:val="single" w:sz="4" w:space="0" w:color="CCCCCC"/>
+            </w:tcBorders>
+          </w:tcPr>
+          <w:p>
+            <w:pPr>
+              <w:spacing w:before="60" w:after="60" w:line="252" w:lineRule="auto"/>
+              <w:jc w:val="left"/>
+            </w:pPr>
+            <w:r/>
+            <w:r>
+              <w:t>BEAR</w:t>
+            </w:r>
+          </w:p>
+        </w:tc>
+      </w:tr>
+      <w:tr>
+        <w:tc>
+          <w:tcPr>
+            <w:tcW w:type="dxa" w:w="1584"/>
+            <w:shd w:fill="F8FAFC"/>
+            <w:tcMar>
+              <w:top w:w="100" w:type="dxa"/>
+              <w:bottom w:w="100" w:type="dxa"/>
+              <w:left w:w="120" w:type="dxa"/>
+              <w:right w:w="120" w:type="dxa"/>
+            </w:tcMar>
+            <w:tcBorders>
+              <w:top w:val="single" w:sz="4" w:space="0" w:color="CCCCCC"/>
+              <w:bottom w:val="single" w:sz="4" w:space="0" w:color="CCCCCC"/>
+              <w:left w:val="single" w:sz="4" w:space="0" w:color="CCCCCC"/>
+              <w:right w:val="single" w:sz="4" w:space="0" w:color="CCCCCC"/>
+            </w:tcBorders>
+          </w:tcPr>
+          <w:p>
+            <w:pPr>
+              <w:spacing w:before="60" w:after="60" w:line="252" w:lineRule="auto"/>
+              <w:jc w:val="left"/>
+            </w:pPr>
+            <w:r/>
+            <w:r>
+              <w:rPr>
+                <w:b/>
+              </w:rPr>
+              <w:t>Wed 21/10</w:t>
+            </w:r>
+          </w:p>
+        </w:tc>
+        <w:tc>
+          <w:tcPr>
+            <w:tcW w:type="dxa" w:w="864"/>
+            <w:shd w:fill="F8FAFC"/>
+            <w:tcMar>
+              <w:top w:w="100" w:type="dxa"/>
+              <w:bottom w:w="100" w:type="dxa"/>
+              <w:left w:w="120" w:type="dxa"/>
+              <w:right w:w="120" w:type="dxa"/>
+            </w:tcMar>
+            <w:tcBorders>
+              <w:top w:val="single" w:sz="4" w:space="0" w:color="CCCCCC"/>
+              <w:bottom w:val="single" w:sz="4" w:space="0" w:color="CCCCCC"/>
+              <w:left w:val="single" w:sz="4" w:space="0" w:color="CCCCCC"/>
+              <w:right w:val="single" w:sz="4" w:space="0" w:color="CCCCCC"/>
+            </w:tcBorders>
+          </w:tcPr>
+          <w:p>
+            <w:pPr>
+              <w:spacing w:before="60" w:after="60" w:line="252" w:lineRule="auto"/>
+              <w:jc w:val="left"/>
+            </w:pPr>
+            <w:r/>
+            <w:r>
+              <w:t>London 15-19</w:t>
+            </w:r>
+          </w:p>
+        </w:tc>
+        <w:tc>
+          <w:tcPr>
+            <w:tcW w:type="dxa" w:w="1440"/>
+            <w:shd w:fill="F8FAFC"/>
+            <w:tcMar>
+              <w:top w:w="100" w:type="dxa"/>
+              <w:bottom w:w="100" w:type="dxa"/>
+              <w:left w:w="120" w:type="dxa"/>
+              <w:right w:w="120" w:type="dxa"/>
+            </w:tcMar>
+            <w:tcBorders>
+              <w:top w:val="single" w:sz="4" w:space="0" w:color="CCCCCC"/>
+              <w:bottom w:val="single" w:sz="4" w:space="0" w:color="CCCCCC"/>
+              <w:left w:val="single" w:sz="4" w:space="0" w:color="CCCCCC"/>
+              <w:right w:val="single" w:sz="4" w:space="0" w:color="CCCCCC"/>
+            </w:tcBorders>
+          </w:tcPr>
+          <w:p>
+            <w:pPr>
+              <w:spacing w:before="60" w:after="60" w:line="252" w:lineRule="auto"/>
+              <w:jc w:val="left"/>
+            </w:pPr>
+            <w:r/>
+            <w:r>
+              <w:t>481.50</w:t>
+            </w:r>
+          </w:p>
+        </w:tc>
+        <w:tc>
+          <w:tcPr>
+            <w:tcW w:type="dxa" w:w="2016"/>
+            <w:shd w:fill="F8FAFC"/>
+            <w:tcMar>
+              <w:top w:w="100" w:type="dxa"/>
+              <w:bottom w:w="100" w:type="dxa"/>
+              <w:left w:w="120" w:type="dxa"/>
+              <w:right w:w="120" w:type="dxa"/>
+            </w:tcMar>
+            <w:tcBorders>
+              <w:top w:val="single" w:sz="4" w:space="0" w:color="CCCCCC"/>
+              <w:bottom w:val="single" w:sz="4" w:space="0" w:color="CCCCCC"/>
+              <w:left w:val="single" w:sz="4" w:space="0" w:color="CCCCCC"/>
+              <w:right w:val="single" w:sz="4" w:space="0" w:color="CCCCCC"/>
+            </w:tcBorders>
+          </w:tcPr>
+          <w:p>
+            <w:pPr>
+              <w:spacing w:before="60" w:after="60" w:line="252" w:lineRule="auto"/>
+              <w:jc w:val="left"/>
+            </w:pPr>
+            <w:r/>
+            <w:r>
+              <w:t>485.50</w:t>
+            </w:r>
+          </w:p>
+        </w:tc>
+        <w:tc>
+          <w:tcPr>
+            <w:tcW w:type="dxa" w:w="1152"/>
+            <w:shd w:fill="F8FAFC"/>
+            <w:tcMar>
+              <w:top w:w="100" w:type="dxa"/>
+              <w:bottom w:w="100" w:type="dxa"/>
+              <w:left w:w="120" w:type="dxa"/>
+              <w:right w:w="120" w:type="dxa"/>
+            </w:tcMar>
+            <w:tcBorders>
+              <w:top w:val="single" w:sz="4" w:space="0" w:color="CCCCCC"/>
+              <w:bottom w:val="single" w:sz="4" w:space="0" w:color="CCCCCC"/>
+              <w:left w:val="single" w:sz="4" w:space="0" w:color="CCCCCC"/>
+              <w:right w:val="single" w:sz="4" w:space="0" w:color="CCCCCC"/>
+            </w:tcBorders>
+          </w:tcPr>
+          <w:p>
+            <w:pPr>
+              <w:spacing w:before="60" w:after="60" w:line="252" w:lineRule="auto"/>
+              <w:jc w:val="left"/>
+            </w:pPr>
+            <w:r/>
+            <w:r>
+              <w:t>476.25</w:t>
             </w:r>
           </w:p>
         </w:tc>
@@ -16624,7 +17564,7 @@
               <w:rPr>
                 <w:b/>
               </w:rPr>
-              <w:t>+1.00</w:t>
+              <w:t>+0.50</w:t>
             </w:r>
           </w:p>
         </w:tc>
@@ -16685,7 +17625,7 @@
               <w:rPr>
                 <w:b/>
               </w:rPr>
-              <w:t>Tue 20/10</w:t>
+              <w:t>Wed 21/10</w:t>
             </w:r>
           </w:p>
         </w:tc>
@@ -16713,7 +17653,7 @@
             </w:pPr>
             <w:r/>
             <w:r>
-              <w:t>NY Close 23-01</w:t>
+              <w:t>Pre-NY 19-21</w:t>
             </w:r>
           </w:p>
         </w:tc>
@@ -16769,7 +17709,7 @@
             </w:pPr>
             <w:r/>
             <w:r>
-              <w:t>484.75</w:t>
+              <w:t>486.75</w:t>
             </w:r>
           </w:p>
         </w:tc>
@@ -16797,7 +17737,7 @@
             </w:pPr>
             <w:r/>
             <w:r>
-              <w:t>479.50</w:t>
+              <w:t>475.00</w:t>
             </w:r>
           </w:p>
         </w:tc>
@@ -16828,7 +17768,1887 @@
               <w:rPr>
                 <w:b/>
               </w:rPr>
-              <w:t>482.00</w:t>
+              <w:t>484.00</w:t>
+            </w:r>
+          </w:p>
+        </w:tc>
+        <w:tc>
+          <w:tcPr>
+            <w:tcW w:type="dxa" w:w="3456"/>
+            <w:shd w:fill="FFFFFF"/>
+            <w:tcMar>
+              <w:top w:w="100" w:type="dxa"/>
+              <w:bottom w:w="100" w:type="dxa"/>
+              <w:left w:w="120" w:type="dxa"/>
+              <w:right w:w="120" w:type="dxa"/>
+            </w:tcMar>
+            <w:tcBorders>
+              <w:top w:val="single" w:sz="4" w:space="0" w:color="CCCCCC"/>
+              <w:bottom w:val="single" w:sz="4" w:space="0" w:color="CCCCCC"/>
+              <w:left w:val="single" w:sz="4" w:space="0" w:color="CCCCCC"/>
+              <w:right w:val="single" w:sz="4" w:space="0" w:color="CCCCCC"/>
+            </w:tcBorders>
+          </w:tcPr>
+          <w:p>
+            <w:pPr>
+              <w:spacing w:before="60" w:after="60" w:line="252" w:lineRule="auto"/>
+              <w:jc w:val="left"/>
+            </w:pPr>
+            <w:r/>
+            <w:r>
+              <w:rPr>
+                <w:b/>
+              </w:rPr>
+              <w:t>+2.00</w:t>
+            </w:r>
+          </w:p>
+        </w:tc>
+        <w:tc>
+          <w:tcPr>
+            <w:tcW w:type="dxa" w:w="1440"/>
+            <w:shd w:fill="FFFFFF"/>
+            <w:tcMar>
+              <w:top w:w="100" w:type="dxa"/>
+              <w:bottom w:w="100" w:type="dxa"/>
+              <w:left w:w="120" w:type="dxa"/>
+              <w:right w:w="120" w:type="dxa"/>
+            </w:tcMar>
+            <w:tcBorders>
+              <w:top w:val="single" w:sz="4" w:space="0" w:color="CCCCCC"/>
+              <w:bottom w:val="single" w:sz="4" w:space="0" w:color="CCCCCC"/>
+              <w:left w:val="single" w:sz="4" w:space="0" w:color="CCCCCC"/>
+              <w:right w:val="single" w:sz="4" w:space="0" w:color="CCCCCC"/>
+            </w:tcBorders>
+          </w:tcPr>
+          <w:p>
+            <w:pPr>
+              <w:spacing w:before="60" w:after="60" w:line="252" w:lineRule="auto"/>
+              <w:jc w:val="left"/>
+            </w:pPr>
+            <w:r/>
+            <w:r>
+              <w:t>BULL</w:t>
+            </w:r>
+          </w:p>
+        </w:tc>
+      </w:tr>
+      <w:tr>
+        <w:tc>
+          <w:tcPr>
+            <w:tcW w:type="dxa" w:w="1584"/>
+            <w:shd w:fill="F8FAFC"/>
+            <w:tcMar>
+              <w:top w:w="100" w:type="dxa"/>
+              <w:bottom w:w="100" w:type="dxa"/>
+              <w:left w:w="120" w:type="dxa"/>
+              <w:right w:w="120" w:type="dxa"/>
+            </w:tcMar>
+            <w:tcBorders>
+              <w:top w:val="single" w:sz="4" w:space="0" w:color="CCCCCC"/>
+              <w:bottom w:val="single" w:sz="4" w:space="0" w:color="CCCCCC"/>
+              <w:left w:val="single" w:sz="4" w:space="0" w:color="CCCCCC"/>
+              <w:right w:val="single" w:sz="4" w:space="0" w:color="CCCCCC"/>
+            </w:tcBorders>
+          </w:tcPr>
+          <w:p>
+            <w:pPr>
+              <w:spacing w:before="60" w:after="60" w:line="252" w:lineRule="auto"/>
+              <w:jc w:val="left"/>
+            </w:pPr>
+            <w:r/>
+            <w:r>
+              <w:rPr>
+                <w:b/>
+              </w:rPr>
+              <w:t>Wed 21/10</w:t>
+            </w:r>
+          </w:p>
+        </w:tc>
+        <w:tc>
+          <w:tcPr>
+            <w:tcW w:type="dxa" w:w="864"/>
+            <w:shd w:fill="F8FAFC"/>
+            <w:tcMar>
+              <w:top w:w="100" w:type="dxa"/>
+              <w:bottom w:w="100" w:type="dxa"/>
+              <w:left w:w="120" w:type="dxa"/>
+              <w:right w:w="120" w:type="dxa"/>
+            </w:tcMar>
+            <w:tcBorders>
+              <w:top w:val="single" w:sz="4" w:space="0" w:color="CCCCCC"/>
+              <w:bottom w:val="single" w:sz="4" w:space="0" w:color="CCCCCC"/>
+              <w:left w:val="single" w:sz="4" w:space="0" w:color="CCCCCC"/>
+              <w:right w:val="single" w:sz="4" w:space="0" w:color="CCCCCC"/>
+            </w:tcBorders>
+          </w:tcPr>
+          <w:p>
+            <w:pPr>
+              <w:spacing w:before="60" w:after="60" w:line="252" w:lineRule="auto"/>
+              <w:jc w:val="left"/>
+            </w:pPr>
+            <w:r/>
+            <w:r>
+              <w:t>NY Open 21-23</w:t>
+            </w:r>
+          </w:p>
+        </w:tc>
+        <w:tc>
+          <w:tcPr>
+            <w:tcW w:type="dxa" w:w="1440"/>
+            <w:shd w:fill="F8FAFC"/>
+            <w:tcMar>
+              <w:top w:w="100" w:type="dxa"/>
+              <w:bottom w:w="100" w:type="dxa"/>
+              <w:left w:w="120" w:type="dxa"/>
+              <w:right w:w="120" w:type="dxa"/>
+            </w:tcMar>
+            <w:tcBorders>
+              <w:top w:val="single" w:sz="4" w:space="0" w:color="CCCCCC"/>
+              <w:bottom w:val="single" w:sz="4" w:space="0" w:color="CCCCCC"/>
+              <w:left w:val="single" w:sz="4" w:space="0" w:color="CCCCCC"/>
+              <w:right w:val="single" w:sz="4" w:space="0" w:color="CCCCCC"/>
+            </w:tcBorders>
+          </w:tcPr>
+          <w:p>
+            <w:pPr>
+              <w:spacing w:before="60" w:after="60" w:line="252" w:lineRule="auto"/>
+              <w:jc w:val="left"/>
+            </w:pPr>
+            <w:r/>
+            <w:r>
+              <w:t>484.00</w:t>
+            </w:r>
+          </w:p>
+        </w:tc>
+        <w:tc>
+          <w:tcPr>
+            <w:tcW w:type="dxa" w:w="2016"/>
+            <w:shd w:fill="F8FAFC"/>
+            <w:tcMar>
+              <w:top w:w="100" w:type="dxa"/>
+              <w:bottom w:w="100" w:type="dxa"/>
+              <w:left w:w="120" w:type="dxa"/>
+              <w:right w:w="120" w:type="dxa"/>
+            </w:tcMar>
+            <w:tcBorders>
+              <w:top w:val="single" w:sz="4" w:space="0" w:color="CCCCCC"/>
+              <w:bottom w:val="single" w:sz="4" w:space="0" w:color="CCCCCC"/>
+              <w:left w:val="single" w:sz="4" w:space="0" w:color="CCCCCC"/>
+              <w:right w:val="single" w:sz="4" w:space="0" w:color="CCCCCC"/>
+            </w:tcBorders>
+          </w:tcPr>
+          <w:p>
+            <w:pPr>
+              <w:spacing w:before="60" w:after="60" w:line="252" w:lineRule="auto"/>
+              <w:jc w:val="left"/>
+            </w:pPr>
+            <w:r/>
+            <w:r>
+              <w:t>492.00</w:t>
+            </w:r>
+          </w:p>
+        </w:tc>
+        <w:tc>
+          <w:tcPr>
+            <w:tcW w:type="dxa" w:w="1152"/>
+            <w:shd w:fill="F8FAFC"/>
+            <w:tcMar>
+              <w:top w:w="100" w:type="dxa"/>
+              <w:bottom w:w="100" w:type="dxa"/>
+              <w:left w:w="120" w:type="dxa"/>
+              <w:right w:w="120" w:type="dxa"/>
+            </w:tcMar>
+            <w:tcBorders>
+              <w:top w:val="single" w:sz="4" w:space="0" w:color="CCCCCC"/>
+              <w:bottom w:val="single" w:sz="4" w:space="0" w:color="CCCCCC"/>
+              <w:left w:val="single" w:sz="4" w:space="0" w:color="CCCCCC"/>
+              <w:right w:val="single" w:sz="4" w:space="0" w:color="CCCCCC"/>
+            </w:tcBorders>
+          </w:tcPr>
+          <w:p>
+            <w:pPr>
+              <w:spacing w:before="60" w:after="60" w:line="252" w:lineRule="auto"/>
+              <w:jc w:val="left"/>
+            </w:pPr>
+            <w:r/>
+            <w:r>
+              <w:t>477.00</w:t>
+            </w:r>
+          </w:p>
+        </w:tc>
+        <w:tc>
+          <w:tcPr>
+            <w:tcW w:type="dxa" w:w="1728"/>
+            <w:shd w:fill="F8FAFC"/>
+            <w:tcMar>
+              <w:top w:w="100" w:type="dxa"/>
+              <w:bottom w:w="100" w:type="dxa"/>
+              <w:left w:w="120" w:type="dxa"/>
+              <w:right w:w="120" w:type="dxa"/>
+            </w:tcMar>
+            <w:tcBorders>
+              <w:top w:val="single" w:sz="4" w:space="0" w:color="CCCCCC"/>
+              <w:bottom w:val="single" w:sz="4" w:space="0" w:color="CCCCCC"/>
+              <w:left w:val="single" w:sz="4" w:space="0" w:color="CCCCCC"/>
+              <w:right w:val="single" w:sz="4" w:space="0" w:color="CCCCCC"/>
+            </w:tcBorders>
+          </w:tcPr>
+          <w:p>
+            <w:pPr>
+              <w:spacing w:before="60" w:after="60" w:line="252" w:lineRule="auto"/>
+              <w:jc w:val="left"/>
+            </w:pPr>
+            <w:r/>
+            <w:r>
+              <w:rPr>
+                <w:b/>
+              </w:rPr>
+              <w:t>485.50</w:t>
+            </w:r>
+          </w:p>
+        </w:tc>
+        <w:tc>
+          <w:tcPr>
+            <w:tcW w:type="dxa" w:w="3456"/>
+            <w:shd w:fill="F8FAFC"/>
+            <w:tcMar>
+              <w:top w:w="100" w:type="dxa"/>
+              <w:bottom w:w="100" w:type="dxa"/>
+              <w:left w:w="120" w:type="dxa"/>
+              <w:right w:w="120" w:type="dxa"/>
+            </w:tcMar>
+            <w:tcBorders>
+              <w:top w:val="single" w:sz="4" w:space="0" w:color="CCCCCC"/>
+              <w:bottom w:val="single" w:sz="4" w:space="0" w:color="CCCCCC"/>
+              <w:left w:val="single" w:sz="4" w:space="0" w:color="CCCCCC"/>
+              <w:right w:val="single" w:sz="4" w:space="0" w:color="CCCCCC"/>
+            </w:tcBorders>
+          </w:tcPr>
+          <w:p>
+            <w:pPr>
+              <w:spacing w:before="60" w:after="60" w:line="252" w:lineRule="auto"/>
+              <w:jc w:val="left"/>
+            </w:pPr>
+            <w:r/>
+            <w:r>
+              <w:rPr>
+                <w:b/>
+              </w:rPr>
+              <w:t>+1.50</w:t>
+            </w:r>
+          </w:p>
+        </w:tc>
+        <w:tc>
+          <w:tcPr>
+            <w:tcW w:type="dxa" w:w="1440"/>
+            <w:shd w:fill="F8FAFC"/>
+            <w:tcMar>
+              <w:top w:w="100" w:type="dxa"/>
+              <w:bottom w:w="100" w:type="dxa"/>
+              <w:left w:w="120" w:type="dxa"/>
+              <w:right w:w="120" w:type="dxa"/>
+            </w:tcMar>
+            <w:tcBorders>
+              <w:top w:val="single" w:sz="4" w:space="0" w:color="CCCCCC"/>
+              <w:bottom w:val="single" w:sz="4" w:space="0" w:color="CCCCCC"/>
+              <w:left w:val="single" w:sz="4" w:space="0" w:color="CCCCCC"/>
+              <w:right w:val="single" w:sz="4" w:space="0" w:color="CCCCCC"/>
+            </w:tcBorders>
+          </w:tcPr>
+          <w:p>
+            <w:pPr>
+              <w:spacing w:before="60" w:after="60" w:line="252" w:lineRule="auto"/>
+              <w:jc w:val="left"/>
+            </w:pPr>
+            <w:r/>
+            <w:r>
+              <w:t>BULL</w:t>
+            </w:r>
+          </w:p>
+        </w:tc>
+      </w:tr>
+      <w:tr>
+        <w:tc>
+          <w:tcPr>
+            <w:tcW w:type="dxa" w:w="1584"/>
+            <w:shd w:fill="FFFFFF"/>
+            <w:tcMar>
+              <w:top w:w="100" w:type="dxa"/>
+              <w:bottom w:w="100" w:type="dxa"/>
+              <w:left w:w="120" w:type="dxa"/>
+              <w:right w:w="120" w:type="dxa"/>
+            </w:tcMar>
+            <w:tcBorders>
+              <w:top w:val="single" w:sz="4" w:space="0" w:color="CCCCCC"/>
+              <w:bottom w:val="single" w:sz="4" w:space="0" w:color="CCCCCC"/>
+              <w:left w:val="single" w:sz="4" w:space="0" w:color="CCCCCC"/>
+              <w:right w:val="single" w:sz="4" w:space="0" w:color="CCCCCC"/>
+            </w:tcBorders>
+          </w:tcPr>
+          <w:p>
+            <w:pPr>
+              <w:spacing w:before="60" w:after="60" w:line="252" w:lineRule="auto"/>
+              <w:jc w:val="left"/>
+            </w:pPr>
+            <w:r/>
+            <w:r>
+              <w:rPr>
+                <w:b/>
+              </w:rPr>
+              <w:t>Wed 21/10</w:t>
+            </w:r>
+          </w:p>
+        </w:tc>
+        <w:tc>
+          <w:tcPr>
+            <w:tcW w:type="dxa" w:w="864"/>
+            <w:shd w:fill="FFFFFF"/>
+            <w:tcMar>
+              <w:top w:w="100" w:type="dxa"/>
+              <w:bottom w:w="100" w:type="dxa"/>
+              <w:left w:w="120" w:type="dxa"/>
+              <w:right w:w="120" w:type="dxa"/>
+            </w:tcMar>
+            <w:tcBorders>
+              <w:top w:val="single" w:sz="4" w:space="0" w:color="CCCCCC"/>
+              <w:bottom w:val="single" w:sz="4" w:space="0" w:color="CCCCCC"/>
+              <w:left w:val="single" w:sz="4" w:space="0" w:color="CCCCCC"/>
+              <w:right w:val="single" w:sz="4" w:space="0" w:color="CCCCCC"/>
+            </w:tcBorders>
+          </w:tcPr>
+          <w:p>
+            <w:pPr>
+              <w:spacing w:before="60" w:after="60" w:line="252" w:lineRule="auto"/>
+              <w:jc w:val="left"/>
+            </w:pPr>
+            <w:r/>
+            <w:r>
+              <w:t>NY Close 23-01</w:t>
+            </w:r>
+          </w:p>
+        </w:tc>
+        <w:tc>
+          <w:tcPr>
+            <w:tcW w:type="dxa" w:w="1440"/>
+            <w:shd w:fill="FFFFFF"/>
+            <w:tcMar>
+              <w:top w:w="100" w:type="dxa"/>
+              <w:bottom w:w="100" w:type="dxa"/>
+              <w:left w:w="120" w:type="dxa"/>
+              <w:right w:w="120" w:type="dxa"/>
+            </w:tcMar>
+            <w:tcBorders>
+              <w:top w:val="single" w:sz="4" w:space="0" w:color="CCCCCC"/>
+              <w:bottom w:val="single" w:sz="4" w:space="0" w:color="CCCCCC"/>
+              <w:left w:val="single" w:sz="4" w:space="0" w:color="CCCCCC"/>
+              <w:right w:val="single" w:sz="4" w:space="0" w:color="CCCCCC"/>
+            </w:tcBorders>
+          </w:tcPr>
+          <w:p>
+            <w:pPr>
+              <w:spacing w:before="60" w:after="60" w:line="252" w:lineRule="auto"/>
+              <w:jc w:val="left"/>
+            </w:pPr>
+            <w:r/>
+            <w:r>
+              <w:t>485.50</w:t>
+            </w:r>
+          </w:p>
+        </w:tc>
+        <w:tc>
+          <w:tcPr>
+            <w:tcW w:type="dxa" w:w="2016"/>
+            <w:shd w:fill="FFFFFF"/>
+            <w:tcMar>
+              <w:top w:w="100" w:type="dxa"/>
+              <w:bottom w:w="100" w:type="dxa"/>
+              <w:left w:w="120" w:type="dxa"/>
+              <w:right w:w="120" w:type="dxa"/>
+            </w:tcMar>
+            <w:tcBorders>
+              <w:top w:val="single" w:sz="4" w:space="0" w:color="CCCCCC"/>
+              <w:bottom w:val="single" w:sz="4" w:space="0" w:color="CCCCCC"/>
+              <w:left w:val="single" w:sz="4" w:space="0" w:color="CCCCCC"/>
+              <w:right w:val="single" w:sz="4" w:space="0" w:color="CCCCCC"/>
+            </w:tcBorders>
+          </w:tcPr>
+          <w:p>
+            <w:pPr>
+              <w:spacing w:before="60" w:after="60" w:line="252" w:lineRule="auto"/>
+              <w:jc w:val="left"/>
+            </w:pPr>
+            <w:r/>
+            <w:r>
+              <w:t>490.00</w:t>
+            </w:r>
+          </w:p>
+        </w:tc>
+        <w:tc>
+          <w:tcPr>
+            <w:tcW w:type="dxa" w:w="1152"/>
+            <w:shd w:fill="FFFFFF"/>
+            <w:tcMar>
+              <w:top w:w="100" w:type="dxa"/>
+              <w:bottom w:w="100" w:type="dxa"/>
+              <w:left w:w="120" w:type="dxa"/>
+              <w:right w:w="120" w:type="dxa"/>
+            </w:tcMar>
+            <w:tcBorders>
+              <w:top w:val="single" w:sz="4" w:space="0" w:color="CCCCCC"/>
+              <w:bottom w:val="single" w:sz="4" w:space="0" w:color="CCCCCC"/>
+              <w:left w:val="single" w:sz="4" w:space="0" w:color="CCCCCC"/>
+              <w:right w:val="single" w:sz="4" w:space="0" w:color="CCCCCC"/>
+            </w:tcBorders>
+          </w:tcPr>
+          <w:p>
+            <w:pPr>
+              <w:spacing w:before="60" w:after="60" w:line="252" w:lineRule="auto"/>
+              <w:jc w:val="left"/>
+            </w:pPr>
+            <w:r/>
+            <w:r>
+              <w:t>481.25</w:t>
+            </w:r>
+          </w:p>
+        </w:tc>
+        <w:tc>
+          <w:tcPr>
+            <w:tcW w:type="dxa" w:w="1728"/>
+            <w:shd w:fill="FFFFFF"/>
+            <w:tcMar>
+              <w:top w:w="100" w:type="dxa"/>
+              <w:bottom w:w="100" w:type="dxa"/>
+              <w:left w:w="120" w:type="dxa"/>
+              <w:right w:w="120" w:type="dxa"/>
+            </w:tcMar>
+            <w:tcBorders>
+              <w:top w:val="single" w:sz="4" w:space="0" w:color="CCCCCC"/>
+              <w:bottom w:val="single" w:sz="4" w:space="0" w:color="CCCCCC"/>
+              <w:left w:val="single" w:sz="4" w:space="0" w:color="CCCCCC"/>
+              <w:right w:val="single" w:sz="4" w:space="0" w:color="CCCCCC"/>
+            </w:tcBorders>
+          </w:tcPr>
+          <w:p>
+            <w:pPr>
+              <w:spacing w:before="60" w:after="60" w:line="252" w:lineRule="auto"/>
+              <w:jc w:val="left"/>
+            </w:pPr>
+            <w:r/>
+            <w:r>
+              <w:rPr>
+                <w:b/>
+              </w:rPr>
+              <w:t>485.00</w:t>
+            </w:r>
+          </w:p>
+        </w:tc>
+        <w:tc>
+          <w:tcPr>
+            <w:tcW w:type="dxa" w:w="3456"/>
+            <w:shd w:fill="FFFFFF"/>
+            <w:tcMar>
+              <w:top w:w="100" w:type="dxa"/>
+              <w:bottom w:w="100" w:type="dxa"/>
+              <w:left w:w="120" w:type="dxa"/>
+              <w:right w:w="120" w:type="dxa"/>
+            </w:tcMar>
+            <w:tcBorders>
+              <w:top w:val="single" w:sz="4" w:space="0" w:color="CCCCCC"/>
+              <w:bottom w:val="single" w:sz="4" w:space="0" w:color="CCCCCC"/>
+              <w:left w:val="single" w:sz="4" w:space="0" w:color="CCCCCC"/>
+              <w:right w:val="single" w:sz="4" w:space="0" w:color="CCCCCC"/>
+            </w:tcBorders>
+          </w:tcPr>
+          <w:p>
+            <w:pPr>
+              <w:spacing w:before="60" w:after="60" w:line="252" w:lineRule="auto"/>
+              <w:jc w:val="left"/>
+            </w:pPr>
+            <w:r/>
+            <w:r>
+              <w:rPr>
+                <w:b/>
+              </w:rPr>
+              <w:t>-0.50</w:t>
+            </w:r>
+          </w:p>
+        </w:tc>
+        <w:tc>
+          <w:tcPr>
+            <w:tcW w:type="dxa" w:w="1440"/>
+            <w:shd w:fill="FFFFFF"/>
+            <w:tcMar>
+              <w:top w:w="100" w:type="dxa"/>
+              <w:bottom w:w="100" w:type="dxa"/>
+              <w:left w:w="120" w:type="dxa"/>
+              <w:right w:w="120" w:type="dxa"/>
+            </w:tcMar>
+            <w:tcBorders>
+              <w:top w:val="single" w:sz="4" w:space="0" w:color="CCCCCC"/>
+              <w:bottom w:val="single" w:sz="4" w:space="0" w:color="CCCCCC"/>
+              <w:left w:val="single" w:sz="4" w:space="0" w:color="CCCCCC"/>
+              <w:right w:val="single" w:sz="4" w:space="0" w:color="CCCCCC"/>
+            </w:tcBorders>
+          </w:tcPr>
+          <w:p>
+            <w:pPr>
+              <w:spacing w:before="60" w:after="60" w:line="252" w:lineRule="auto"/>
+              <w:jc w:val="left"/>
+            </w:pPr>
+            <w:r/>
+            <w:r>
+              <w:t>BEAR</w:t>
+            </w:r>
+          </w:p>
+        </w:tc>
+      </w:tr>
+      <w:tr>
+        <w:tc>
+          <w:tcPr>
+            <w:tcW w:type="dxa" w:w="1584"/>
+            <w:shd w:fill="F8FAFC"/>
+            <w:tcMar>
+              <w:top w:w="100" w:type="dxa"/>
+              <w:bottom w:w="100" w:type="dxa"/>
+              <w:left w:w="120" w:type="dxa"/>
+              <w:right w:w="120" w:type="dxa"/>
+            </w:tcMar>
+            <w:tcBorders>
+              <w:top w:val="single" w:sz="4" w:space="0" w:color="CCCCCC"/>
+              <w:bottom w:val="single" w:sz="4" w:space="0" w:color="CCCCCC"/>
+              <w:left w:val="single" w:sz="4" w:space="0" w:color="CCCCCC"/>
+              <w:right w:val="single" w:sz="4" w:space="0" w:color="CCCCCC"/>
+            </w:tcBorders>
+          </w:tcPr>
+          <w:p>
+            <w:pPr>
+              <w:spacing w:before="60" w:after="60" w:line="252" w:lineRule="auto"/>
+              <w:jc w:val="left"/>
+            </w:pPr>
+            <w:r/>
+            <w:r>
+              <w:rPr>
+                <w:b/>
+              </w:rPr>
+              <w:t>Thu 22/10</w:t>
+            </w:r>
+          </w:p>
+        </w:tc>
+        <w:tc>
+          <w:tcPr>
+            <w:tcW w:type="dxa" w:w="864"/>
+            <w:shd w:fill="F8FAFC"/>
+            <w:tcMar>
+              <w:top w:w="100" w:type="dxa"/>
+              <w:bottom w:w="100" w:type="dxa"/>
+              <w:left w:w="120" w:type="dxa"/>
+              <w:right w:w="120" w:type="dxa"/>
+            </w:tcMar>
+            <w:tcBorders>
+              <w:top w:val="single" w:sz="4" w:space="0" w:color="CCCCCC"/>
+              <w:bottom w:val="single" w:sz="4" w:space="0" w:color="CCCCCC"/>
+              <w:left w:val="single" w:sz="4" w:space="0" w:color="CCCCCC"/>
+              <w:right w:val="single" w:sz="4" w:space="0" w:color="CCCCCC"/>
+            </w:tcBorders>
+          </w:tcPr>
+          <w:p>
+            <w:pPr>
+              <w:spacing w:before="60" w:after="60" w:line="252" w:lineRule="auto"/>
+              <w:jc w:val="left"/>
+            </w:pPr>
+            <w:r/>
+            <w:r>
+              <w:t>Asia 07-11</w:t>
+            </w:r>
+          </w:p>
+        </w:tc>
+        <w:tc>
+          <w:tcPr>
+            <w:tcW w:type="dxa" w:w="1440"/>
+            <w:shd w:fill="F8FAFC"/>
+            <w:tcMar>
+              <w:top w:w="100" w:type="dxa"/>
+              <w:bottom w:w="100" w:type="dxa"/>
+              <w:left w:w="120" w:type="dxa"/>
+              <w:right w:w="120" w:type="dxa"/>
+            </w:tcMar>
+            <w:tcBorders>
+              <w:top w:val="single" w:sz="4" w:space="0" w:color="CCCCCC"/>
+              <w:bottom w:val="single" w:sz="4" w:space="0" w:color="CCCCCC"/>
+              <w:left w:val="single" w:sz="4" w:space="0" w:color="CCCCCC"/>
+              <w:right w:val="single" w:sz="4" w:space="0" w:color="CCCCCC"/>
+            </w:tcBorders>
+          </w:tcPr>
+          <w:p>
+            <w:pPr>
+              <w:spacing w:before="60" w:after="60" w:line="252" w:lineRule="auto"/>
+              <w:jc w:val="left"/>
+            </w:pPr>
+            <w:r/>
+            <w:r>
+              <w:t>485.00</w:t>
+            </w:r>
+          </w:p>
+        </w:tc>
+        <w:tc>
+          <w:tcPr>
+            <w:tcW w:type="dxa" w:w="2016"/>
+            <w:shd w:fill="F8FAFC"/>
+            <w:tcMar>
+              <w:top w:w="100" w:type="dxa"/>
+              <w:bottom w:w="100" w:type="dxa"/>
+              <w:left w:w="120" w:type="dxa"/>
+              <w:right w:w="120" w:type="dxa"/>
+            </w:tcMar>
+            <w:tcBorders>
+              <w:top w:val="single" w:sz="4" w:space="0" w:color="CCCCCC"/>
+              <w:bottom w:val="single" w:sz="4" w:space="0" w:color="CCCCCC"/>
+              <w:left w:val="single" w:sz="4" w:space="0" w:color="CCCCCC"/>
+              <w:right w:val="single" w:sz="4" w:space="0" w:color="CCCCCC"/>
+            </w:tcBorders>
+          </w:tcPr>
+          <w:p>
+            <w:pPr>
+              <w:spacing w:before="60" w:after="60" w:line="252" w:lineRule="auto"/>
+              <w:jc w:val="left"/>
+            </w:pPr>
+            <w:r/>
+            <w:r>
+              <w:t>487.25</w:t>
+            </w:r>
+          </w:p>
+        </w:tc>
+        <w:tc>
+          <w:tcPr>
+            <w:tcW w:type="dxa" w:w="1152"/>
+            <w:shd w:fill="F8FAFC"/>
+            <w:tcMar>
+              <w:top w:w="100" w:type="dxa"/>
+              <w:bottom w:w="100" w:type="dxa"/>
+              <w:left w:w="120" w:type="dxa"/>
+              <w:right w:w="120" w:type="dxa"/>
+            </w:tcMar>
+            <w:tcBorders>
+              <w:top w:val="single" w:sz="4" w:space="0" w:color="CCCCCC"/>
+              <w:bottom w:val="single" w:sz="4" w:space="0" w:color="CCCCCC"/>
+              <w:left w:val="single" w:sz="4" w:space="0" w:color="CCCCCC"/>
+              <w:right w:val="single" w:sz="4" w:space="0" w:color="CCCCCC"/>
+            </w:tcBorders>
+          </w:tcPr>
+          <w:p>
+            <w:pPr>
+              <w:spacing w:before="60" w:after="60" w:line="252" w:lineRule="auto"/>
+              <w:jc w:val="left"/>
+            </w:pPr>
+            <w:r/>
+            <w:r>
+              <w:t>482.25</w:t>
+            </w:r>
+          </w:p>
+        </w:tc>
+        <w:tc>
+          <w:tcPr>
+            <w:tcW w:type="dxa" w:w="1728"/>
+            <w:shd w:fill="F8FAFC"/>
+            <w:tcMar>
+              <w:top w:w="100" w:type="dxa"/>
+              <w:bottom w:w="100" w:type="dxa"/>
+              <w:left w:w="120" w:type="dxa"/>
+              <w:right w:w="120" w:type="dxa"/>
+            </w:tcMar>
+            <w:tcBorders>
+              <w:top w:val="single" w:sz="4" w:space="0" w:color="CCCCCC"/>
+              <w:bottom w:val="single" w:sz="4" w:space="0" w:color="CCCCCC"/>
+              <w:left w:val="single" w:sz="4" w:space="0" w:color="CCCCCC"/>
+              <w:right w:val="single" w:sz="4" w:space="0" w:color="CCCCCC"/>
+            </w:tcBorders>
+          </w:tcPr>
+          <w:p>
+            <w:pPr>
+              <w:spacing w:before="60" w:after="60" w:line="252" w:lineRule="auto"/>
+              <w:jc w:val="left"/>
+            </w:pPr>
+            <w:r/>
+            <w:r>
+              <w:rPr>
+                <w:b/>
+              </w:rPr>
+              <w:t>484.75</w:t>
+            </w:r>
+          </w:p>
+        </w:tc>
+        <w:tc>
+          <w:tcPr>
+            <w:tcW w:type="dxa" w:w="3456"/>
+            <w:shd w:fill="F8FAFC"/>
+            <w:tcMar>
+              <w:top w:w="100" w:type="dxa"/>
+              <w:bottom w:w="100" w:type="dxa"/>
+              <w:left w:w="120" w:type="dxa"/>
+              <w:right w:w="120" w:type="dxa"/>
+            </w:tcMar>
+            <w:tcBorders>
+              <w:top w:val="single" w:sz="4" w:space="0" w:color="CCCCCC"/>
+              <w:bottom w:val="single" w:sz="4" w:space="0" w:color="CCCCCC"/>
+              <w:left w:val="single" w:sz="4" w:space="0" w:color="CCCCCC"/>
+              <w:right w:val="single" w:sz="4" w:space="0" w:color="CCCCCC"/>
+            </w:tcBorders>
+          </w:tcPr>
+          <w:p>
+            <w:pPr>
+              <w:spacing w:before="60" w:after="60" w:line="252" w:lineRule="auto"/>
+              <w:jc w:val="left"/>
+            </w:pPr>
+            <w:r/>
+            <w:r>
+              <w:rPr>
+                <w:b/>
+              </w:rPr>
+              <w:t>-0.25</w:t>
+            </w:r>
+          </w:p>
+        </w:tc>
+        <w:tc>
+          <w:tcPr>
+            <w:tcW w:type="dxa" w:w="1440"/>
+            <w:shd w:fill="F8FAFC"/>
+            <w:tcMar>
+              <w:top w:w="100" w:type="dxa"/>
+              <w:bottom w:w="100" w:type="dxa"/>
+              <w:left w:w="120" w:type="dxa"/>
+              <w:right w:w="120" w:type="dxa"/>
+            </w:tcMar>
+            <w:tcBorders>
+              <w:top w:val="single" w:sz="4" w:space="0" w:color="CCCCCC"/>
+              <w:bottom w:val="single" w:sz="4" w:space="0" w:color="CCCCCC"/>
+              <w:left w:val="single" w:sz="4" w:space="0" w:color="CCCCCC"/>
+              <w:right w:val="single" w:sz="4" w:space="0" w:color="CCCCCC"/>
+            </w:tcBorders>
+          </w:tcPr>
+          <w:p>
+            <w:pPr>
+              <w:spacing w:before="60" w:after="60" w:line="252" w:lineRule="auto"/>
+              <w:jc w:val="left"/>
+            </w:pPr>
+            <w:r/>
+            <w:r>
+              <w:t>BEAR</w:t>
+            </w:r>
+          </w:p>
+        </w:tc>
+      </w:tr>
+      <w:tr>
+        <w:tc>
+          <w:tcPr>
+            <w:tcW w:type="dxa" w:w="1584"/>
+            <w:shd w:fill="FFFFFF"/>
+            <w:tcMar>
+              <w:top w:w="100" w:type="dxa"/>
+              <w:bottom w:w="100" w:type="dxa"/>
+              <w:left w:w="120" w:type="dxa"/>
+              <w:right w:w="120" w:type="dxa"/>
+            </w:tcMar>
+            <w:tcBorders>
+              <w:top w:val="single" w:sz="4" w:space="0" w:color="CCCCCC"/>
+              <w:bottom w:val="single" w:sz="4" w:space="0" w:color="CCCCCC"/>
+              <w:left w:val="single" w:sz="4" w:space="0" w:color="CCCCCC"/>
+              <w:right w:val="single" w:sz="4" w:space="0" w:color="CCCCCC"/>
+            </w:tcBorders>
+          </w:tcPr>
+          <w:p>
+            <w:pPr>
+              <w:spacing w:before="60" w:after="60" w:line="252" w:lineRule="auto"/>
+              <w:jc w:val="left"/>
+            </w:pPr>
+            <w:r/>
+            <w:r>
+              <w:rPr>
+                <w:b/>
+              </w:rPr>
+              <w:t>Thu 22/10</w:t>
+            </w:r>
+          </w:p>
+        </w:tc>
+        <w:tc>
+          <w:tcPr>
+            <w:tcW w:type="dxa" w:w="864"/>
+            <w:shd w:fill="FFFFFF"/>
+            <w:tcMar>
+              <w:top w:w="100" w:type="dxa"/>
+              <w:bottom w:w="100" w:type="dxa"/>
+              <w:left w:w="120" w:type="dxa"/>
+              <w:right w:w="120" w:type="dxa"/>
+            </w:tcMar>
+            <w:tcBorders>
+              <w:top w:val="single" w:sz="4" w:space="0" w:color="CCCCCC"/>
+              <w:bottom w:val="single" w:sz="4" w:space="0" w:color="CCCCCC"/>
+              <w:left w:val="single" w:sz="4" w:space="0" w:color="CCCCCC"/>
+              <w:right w:val="single" w:sz="4" w:space="0" w:color="CCCCCC"/>
+            </w:tcBorders>
+          </w:tcPr>
+          <w:p>
+            <w:pPr>
+              <w:spacing w:before="60" w:after="60" w:line="252" w:lineRule="auto"/>
+              <w:jc w:val="left"/>
+            </w:pPr>
+            <w:r/>
+            <w:r>
+              <w:t>Asia 11-15</w:t>
+            </w:r>
+          </w:p>
+        </w:tc>
+        <w:tc>
+          <w:tcPr>
+            <w:tcW w:type="dxa" w:w="1440"/>
+            <w:shd w:fill="FFFFFF"/>
+            <w:tcMar>
+              <w:top w:w="100" w:type="dxa"/>
+              <w:bottom w:w="100" w:type="dxa"/>
+              <w:left w:w="120" w:type="dxa"/>
+              <w:right w:w="120" w:type="dxa"/>
+            </w:tcMar>
+            <w:tcBorders>
+              <w:top w:val="single" w:sz="4" w:space="0" w:color="CCCCCC"/>
+              <w:bottom w:val="single" w:sz="4" w:space="0" w:color="CCCCCC"/>
+              <w:left w:val="single" w:sz="4" w:space="0" w:color="CCCCCC"/>
+              <w:right w:val="single" w:sz="4" w:space="0" w:color="CCCCCC"/>
+            </w:tcBorders>
+          </w:tcPr>
+          <w:p>
+            <w:pPr>
+              <w:spacing w:before="60" w:after="60" w:line="252" w:lineRule="auto"/>
+              <w:jc w:val="left"/>
+            </w:pPr>
+            <w:r/>
+            <w:r>
+              <w:t>484.75</w:t>
+            </w:r>
+          </w:p>
+        </w:tc>
+        <w:tc>
+          <w:tcPr>
+            <w:tcW w:type="dxa" w:w="2016"/>
+            <w:shd w:fill="FFFFFF"/>
+            <w:tcMar>
+              <w:top w:w="100" w:type="dxa"/>
+              <w:bottom w:w="100" w:type="dxa"/>
+              <w:left w:w="120" w:type="dxa"/>
+              <w:right w:w="120" w:type="dxa"/>
+            </w:tcMar>
+            <w:tcBorders>
+              <w:top w:val="single" w:sz="4" w:space="0" w:color="CCCCCC"/>
+              <w:bottom w:val="single" w:sz="4" w:space="0" w:color="CCCCCC"/>
+              <w:left w:val="single" w:sz="4" w:space="0" w:color="CCCCCC"/>
+              <w:right w:val="single" w:sz="4" w:space="0" w:color="CCCCCC"/>
+            </w:tcBorders>
+          </w:tcPr>
+          <w:p>
+            <w:pPr>
+              <w:spacing w:before="60" w:after="60" w:line="252" w:lineRule="auto"/>
+              <w:jc w:val="left"/>
+            </w:pPr>
+            <w:r/>
+            <w:r>
+              <w:t>486.75</w:t>
+            </w:r>
+          </w:p>
+        </w:tc>
+        <w:tc>
+          <w:tcPr>
+            <w:tcW w:type="dxa" w:w="1152"/>
+            <w:shd w:fill="FFFFFF"/>
+            <w:tcMar>
+              <w:top w:w="100" w:type="dxa"/>
+              <w:bottom w:w="100" w:type="dxa"/>
+              <w:left w:w="120" w:type="dxa"/>
+              <w:right w:w="120" w:type="dxa"/>
+            </w:tcMar>
+            <w:tcBorders>
+              <w:top w:val="single" w:sz="4" w:space="0" w:color="CCCCCC"/>
+              <w:bottom w:val="single" w:sz="4" w:space="0" w:color="CCCCCC"/>
+              <w:left w:val="single" w:sz="4" w:space="0" w:color="CCCCCC"/>
+              <w:right w:val="single" w:sz="4" w:space="0" w:color="CCCCCC"/>
+            </w:tcBorders>
+          </w:tcPr>
+          <w:p>
+            <w:pPr>
+              <w:spacing w:before="60" w:after="60" w:line="252" w:lineRule="auto"/>
+              <w:jc w:val="left"/>
+            </w:pPr>
+            <w:r/>
+            <w:r>
+              <w:t>480.25</w:t>
+            </w:r>
+          </w:p>
+        </w:tc>
+        <w:tc>
+          <w:tcPr>
+            <w:tcW w:type="dxa" w:w="1728"/>
+            <w:shd w:fill="FFFFFF"/>
+            <w:tcMar>
+              <w:top w:w="100" w:type="dxa"/>
+              <w:bottom w:w="100" w:type="dxa"/>
+              <w:left w:w="120" w:type="dxa"/>
+              <w:right w:w="120" w:type="dxa"/>
+            </w:tcMar>
+            <w:tcBorders>
+              <w:top w:val="single" w:sz="4" w:space="0" w:color="CCCCCC"/>
+              <w:bottom w:val="single" w:sz="4" w:space="0" w:color="CCCCCC"/>
+              <w:left w:val="single" w:sz="4" w:space="0" w:color="CCCCCC"/>
+              <w:right w:val="single" w:sz="4" w:space="0" w:color="CCCCCC"/>
+            </w:tcBorders>
+          </w:tcPr>
+          <w:p>
+            <w:pPr>
+              <w:spacing w:before="60" w:after="60" w:line="252" w:lineRule="auto"/>
+              <w:jc w:val="left"/>
+            </w:pPr>
+            <w:r/>
+            <w:r>
+              <w:rPr>
+                <w:b/>
+              </w:rPr>
+              <w:t>485.00</w:t>
+            </w:r>
+          </w:p>
+        </w:tc>
+        <w:tc>
+          <w:tcPr>
+            <w:tcW w:type="dxa" w:w="3456"/>
+            <w:shd w:fill="FFFFFF"/>
+            <w:tcMar>
+              <w:top w:w="100" w:type="dxa"/>
+              <w:bottom w:w="100" w:type="dxa"/>
+              <w:left w:w="120" w:type="dxa"/>
+              <w:right w:w="120" w:type="dxa"/>
+            </w:tcMar>
+            <w:tcBorders>
+              <w:top w:val="single" w:sz="4" w:space="0" w:color="CCCCCC"/>
+              <w:bottom w:val="single" w:sz="4" w:space="0" w:color="CCCCCC"/>
+              <w:left w:val="single" w:sz="4" w:space="0" w:color="CCCCCC"/>
+              <w:right w:val="single" w:sz="4" w:space="0" w:color="CCCCCC"/>
+            </w:tcBorders>
+          </w:tcPr>
+          <w:p>
+            <w:pPr>
+              <w:spacing w:before="60" w:after="60" w:line="252" w:lineRule="auto"/>
+              <w:jc w:val="left"/>
+            </w:pPr>
+            <w:r/>
+            <w:r>
+              <w:rPr>
+                <w:b/>
+              </w:rPr>
+              <w:t>+0.25</w:t>
+            </w:r>
+          </w:p>
+        </w:tc>
+        <w:tc>
+          <w:tcPr>
+            <w:tcW w:type="dxa" w:w="1440"/>
+            <w:shd w:fill="FFFFFF"/>
+            <w:tcMar>
+              <w:top w:w="100" w:type="dxa"/>
+              <w:bottom w:w="100" w:type="dxa"/>
+              <w:left w:w="120" w:type="dxa"/>
+              <w:right w:w="120" w:type="dxa"/>
+            </w:tcMar>
+            <w:tcBorders>
+              <w:top w:val="single" w:sz="4" w:space="0" w:color="CCCCCC"/>
+              <w:bottom w:val="single" w:sz="4" w:space="0" w:color="CCCCCC"/>
+              <w:left w:val="single" w:sz="4" w:space="0" w:color="CCCCCC"/>
+              <w:right w:val="single" w:sz="4" w:space="0" w:color="CCCCCC"/>
+            </w:tcBorders>
+          </w:tcPr>
+          <w:p>
+            <w:pPr>
+              <w:spacing w:before="60" w:after="60" w:line="252" w:lineRule="auto"/>
+              <w:jc w:val="left"/>
+            </w:pPr>
+            <w:r/>
+            <w:r>
+              <w:t>BULL</w:t>
+            </w:r>
+          </w:p>
+        </w:tc>
+      </w:tr>
+      <w:tr>
+        <w:tc>
+          <w:tcPr>
+            <w:tcW w:type="dxa" w:w="1584"/>
+            <w:shd w:fill="F8FAFC"/>
+            <w:tcMar>
+              <w:top w:w="100" w:type="dxa"/>
+              <w:bottom w:w="100" w:type="dxa"/>
+              <w:left w:w="120" w:type="dxa"/>
+              <w:right w:w="120" w:type="dxa"/>
+            </w:tcMar>
+            <w:tcBorders>
+              <w:top w:val="single" w:sz="4" w:space="0" w:color="CCCCCC"/>
+              <w:bottom w:val="single" w:sz="4" w:space="0" w:color="CCCCCC"/>
+              <w:left w:val="single" w:sz="4" w:space="0" w:color="CCCCCC"/>
+              <w:right w:val="single" w:sz="4" w:space="0" w:color="CCCCCC"/>
+            </w:tcBorders>
+          </w:tcPr>
+          <w:p>
+            <w:pPr>
+              <w:spacing w:before="60" w:after="60" w:line="252" w:lineRule="auto"/>
+              <w:jc w:val="left"/>
+            </w:pPr>
+            <w:r/>
+            <w:r>
+              <w:rPr>
+                <w:b/>
+              </w:rPr>
+              <w:t>Thu 22/10</w:t>
+            </w:r>
+          </w:p>
+        </w:tc>
+        <w:tc>
+          <w:tcPr>
+            <w:tcW w:type="dxa" w:w="864"/>
+            <w:shd w:fill="F8FAFC"/>
+            <w:tcMar>
+              <w:top w:w="100" w:type="dxa"/>
+              <w:bottom w:w="100" w:type="dxa"/>
+              <w:left w:w="120" w:type="dxa"/>
+              <w:right w:w="120" w:type="dxa"/>
+            </w:tcMar>
+            <w:tcBorders>
+              <w:top w:val="single" w:sz="4" w:space="0" w:color="CCCCCC"/>
+              <w:bottom w:val="single" w:sz="4" w:space="0" w:color="CCCCCC"/>
+              <w:left w:val="single" w:sz="4" w:space="0" w:color="CCCCCC"/>
+              <w:right w:val="single" w:sz="4" w:space="0" w:color="CCCCCC"/>
+            </w:tcBorders>
+          </w:tcPr>
+          <w:p>
+            <w:pPr>
+              <w:spacing w:before="60" w:after="60" w:line="252" w:lineRule="auto"/>
+              <w:jc w:val="left"/>
+            </w:pPr>
+            <w:r/>
+            <w:r>
+              <w:t>London 15-19</w:t>
+            </w:r>
+          </w:p>
+        </w:tc>
+        <w:tc>
+          <w:tcPr>
+            <w:tcW w:type="dxa" w:w="1440"/>
+            <w:shd w:fill="F8FAFC"/>
+            <w:tcMar>
+              <w:top w:w="100" w:type="dxa"/>
+              <w:bottom w:w="100" w:type="dxa"/>
+              <w:left w:w="120" w:type="dxa"/>
+              <w:right w:w="120" w:type="dxa"/>
+            </w:tcMar>
+            <w:tcBorders>
+              <w:top w:val="single" w:sz="4" w:space="0" w:color="CCCCCC"/>
+              <w:bottom w:val="single" w:sz="4" w:space="0" w:color="CCCCCC"/>
+              <w:left w:val="single" w:sz="4" w:space="0" w:color="CCCCCC"/>
+              <w:right w:val="single" w:sz="4" w:space="0" w:color="CCCCCC"/>
+            </w:tcBorders>
+          </w:tcPr>
+          <w:p>
+            <w:pPr>
+              <w:spacing w:before="60" w:after="60" w:line="252" w:lineRule="auto"/>
+              <w:jc w:val="left"/>
+            </w:pPr>
+            <w:r/>
+            <w:r>
+              <w:t>485.00</w:t>
+            </w:r>
+          </w:p>
+        </w:tc>
+        <w:tc>
+          <w:tcPr>
+            <w:tcW w:type="dxa" w:w="2016"/>
+            <w:shd w:fill="F8FAFC"/>
+            <w:tcMar>
+              <w:top w:w="100" w:type="dxa"/>
+              <w:bottom w:w="100" w:type="dxa"/>
+              <w:left w:w="120" w:type="dxa"/>
+              <w:right w:w="120" w:type="dxa"/>
+            </w:tcMar>
+            <w:tcBorders>
+              <w:top w:val="single" w:sz="4" w:space="0" w:color="CCCCCC"/>
+              <w:bottom w:val="single" w:sz="4" w:space="0" w:color="CCCCCC"/>
+              <w:left w:val="single" w:sz="4" w:space="0" w:color="CCCCCC"/>
+              <w:right w:val="single" w:sz="4" w:space="0" w:color="CCCCCC"/>
+            </w:tcBorders>
+          </w:tcPr>
+          <w:p>
+            <w:pPr>
+              <w:spacing w:before="60" w:after="60" w:line="252" w:lineRule="auto"/>
+              <w:jc w:val="left"/>
+            </w:pPr>
+            <w:r/>
+            <w:r>
+              <w:t>488.75</w:t>
+            </w:r>
+          </w:p>
+        </w:tc>
+        <w:tc>
+          <w:tcPr>
+            <w:tcW w:type="dxa" w:w="1152"/>
+            <w:shd w:fill="F8FAFC"/>
+            <w:tcMar>
+              <w:top w:w="100" w:type="dxa"/>
+              <w:bottom w:w="100" w:type="dxa"/>
+              <w:left w:w="120" w:type="dxa"/>
+              <w:right w:w="120" w:type="dxa"/>
+            </w:tcMar>
+            <w:tcBorders>
+              <w:top w:val="single" w:sz="4" w:space="0" w:color="CCCCCC"/>
+              <w:bottom w:val="single" w:sz="4" w:space="0" w:color="CCCCCC"/>
+              <w:left w:val="single" w:sz="4" w:space="0" w:color="CCCCCC"/>
+              <w:right w:val="single" w:sz="4" w:space="0" w:color="CCCCCC"/>
+            </w:tcBorders>
+          </w:tcPr>
+          <w:p>
+            <w:pPr>
+              <w:spacing w:before="60" w:after="60" w:line="252" w:lineRule="auto"/>
+              <w:jc w:val="left"/>
+            </w:pPr>
+            <w:r/>
+            <w:r>
+              <w:t>482.25</w:t>
+            </w:r>
+          </w:p>
+        </w:tc>
+        <w:tc>
+          <w:tcPr>
+            <w:tcW w:type="dxa" w:w="1728"/>
+            <w:shd w:fill="F8FAFC"/>
+            <w:tcMar>
+              <w:top w:w="100" w:type="dxa"/>
+              <w:bottom w:w="100" w:type="dxa"/>
+              <w:left w:w="120" w:type="dxa"/>
+              <w:right w:w="120" w:type="dxa"/>
+            </w:tcMar>
+            <w:tcBorders>
+              <w:top w:val="single" w:sz="4" w:space="0" w:color="CCCCCC"/>
+              <w:bottom w:val="single" w:sz="4" w:space="0" w:color="CCCCCC"/>
+              <w:left w:val="single" w:sz="4" w:space="0" w:color="CCCCCC"/>
+              <w:right w:val="single" w:sz="4" w:space="0" w:color="CCCCCC"/>
+            </w:tcBorders>
+          </w:tcPr>
+          <w:p>
+            <w:pPr>
+              <w:spacing w:before="60" w:after="60" w:line="252" w:lineRule="auto"/>
+              <w:jc w:val="left"/>
+            </w:pPr>
+            <w:r/>
+            <w:r>
+              <w:rPr>
+                <w:b/>
+              </w:rPr>
+              <w:t>485.50</w:t>
+            </w:r>
+          </w:p>
+        </w:tc>
+        <w:tc>
+          <w:tcPr>
+            <w:tcW w:type="dxa" w:w="3456"/>
+            <w:shd w:fill="F8FAFC"/>
+            <w:tcMar>
+              <w:top w:w="100" w:type="dxa"/>
+              <w:bottom w:w="100" w:type="dxa"/>
+              <w:left w:w="120" w:type="dxa"/>
+              <w:right w:w="120" w:type="dxa"/>
+            </w:tcMar>
+            <w:tcBorders>
+              <w:top w:val="single" w:sz="4" w:space="0" w:color="CCCCCC"/>
+              <w:bottom w:val="single" w:sz="4" w:space="0" w:color="CCCCCC"/>
+              <w:left w:val="single" w:sz="4" w:space="0" w:color="CCCCCC"/>
+              <w:right w:val="single" w:sz="4" w:space="0" w:color="CCCCCC"/>
+            </w:tcBorders>
+          </w:tcPr>
+          <w:p>
+            <w:pPr>
+              <w:spacing w:before="60" w:after="60" w:line="252" w:lineRule="auto"/>
+              <w:jc w:val="left"/>
+            </w:pPr>
+            <w:r/>
+            <w:r>
+              <w:rPr>
+                <w:b/>
+              </w:rPr>
+              <w:t>+0.50</w:t>
+            </w:r>
+          </w:p>
+        </w:tc>
+        <w:tc>
+          <w:tcPr>
+            <w:tcW w:type="dxa" w:w="1440"/>
+            <w:shd w:fill="F8FAFC"/>
+            <w:tcMar>
+              <w:top w:w="100" w:type="dxa"/>
+              <w:bottom w:w="100" w:type="dxa"/>
+              <w:left w:w="120" w:type="dxa"/>
+              <w:right w:w="120" w:type="dxa"/>
+            </w:tcMar>
+            <w:tcBorders>
+              <w:top w:val="single" w:sz="4" w:space="0" w:color="CCCCCC"/>
+              <w:bottom w:val="single" w:sz="4" w:space="0" w:color="CCCCCC"/>
+              <w:left w:val="single" w:sz="4" w:space="0" w:color="CCCCCC"/>
+              <w:right w:val="single" w:sz="4" w:space="0" w:color="CCCCCC"/>
+            </w:tcBorders>
+          </w:tcPr>
+          <w:p>
+            <w:pPr>
+              <w:spacing w:before="60" w:after="60" w:line="252" w:lineRule="auto"/>
+              <w:jc w:val="left"/>
+            </w:pPr>
+            <w:r/>
+            <w:r>
+              <w:t>BULL</w:t>
+            </w:r>
+          </w:p>
+        </w:tc>
+      </w:tr>
+      <w:tr>
+        <w:tc>
+          <w:tcPr>
+            <w:tcW w:type="dxa" w:w="1584"/>
+            <w:shd w:fill="FFFFFF"/>
+            <w:tcMar>
+              <w:top w:w="100" w:type="dxa"/>
+              <w:bottom w:w="100" w:type="dxa"/>
+              <w:left w:w="120" w:type="dxa"/>
+              <w:right w:w="120" w:type="dxa"/>
+            </w:tcMar>
+            <w:tcBorders>
+              <w:top w:val="single" w:sz="4" w:space="0" w:color="CCCCCC"/>
+              <w:bottom w:val="single" w:sz="4" w:space="0" w:color="CCCCCC"/>
+              <w:left w:val="single" w:sz="4" w:space="0" w:color="CCCCCC"/>
+              <w:right w:val="single" w:sz="4" w:space="0" w:color="CCCCCC"/>
+            </w:tcBorders>
+          </w:tcPr>
+          <w:p>
+            <w:pPr>
+              <w:spacing w:before="60" w:after="60" w:line="252" w:lineRule="auto"/>
+              <w:jc w:val="left"/>
+            </w:pPr>
+            <w:r/>
+            <w:r>
+              <w:rPr>
+                <w:b/>
+              </w:rPr>
+              <w:t>Thu 22/10</w:t>
+            </w:r>
+          </w:p>
+        </w:tc>
+        <w:tc>
+          <w:tcPr>
+            <w:tcW w:type="dxa" w:w="864"/>
+            <w:shd w:fill="FFFFFF"/>
+            <w:tcMar>
+              <w:top w:w="100" w:type="dxa"/>
+              <w:bottom w:w="100" w:type="dxa"/>
+              <w:left w:w="120" w:type="dxa"/>
+              <w:right w:w="120" w:type="dxa"/>
+            </w:tcMar>
+            <w:tcBorders>
+              <w:top w:val="single" w:sz="4" w:space="0" w:color="CCCCCC"/>
+              <w:bottom w:val="single" w:sz="4" w:space="0" w:color="CCCCCC"/>
+              <w:left w:val="single" w:sz="4" w:space="0" w:color="CCCCCC"/>
+              <w:right w:val="single" w:sz="4" w:space="0" w:color="CCCCCC"/>
+            </w:tcBorders>
+          </w:tcPr>
+          <w:p>
+            <w:pPr>
+              <w:spacing w:before="60" w:after="60" w:line="252" w:lineRule="auto"/>
+              <w:jc w:val="left"/>
+            </w:pPr>
+            <w:r/>
+            <w:r>
+              <w:t>Pre-NY 19-21</w:t>
+            </w:r>
+          </w:p>
+        </w:tc>
+        <w:tc>
+          <w:tcPr>
+            <w:tcW w:type="dxa" w:w="1440"/>
+            <w:shd w:fill="FFFFFF"/>
+            <w:tcMar>
+              <w:top w:w="100" w:type="dxa"/>
+              <w:bottom w:w="100" w:type="dxa"/>
+              <w:left w:w="120" w:type="dxa"/>
+              <w:right w:w="120" w:type="dxa"/>
+            </w:tcMar>
+            <w:tcBorders>
+              <w:top w:val="single" w:sz="4" w:space="0" w:color="CCCCCC"/>
+              <w:bottom w:val="single" w:sz="4" w:space="0" w:color="CCCCCC"/>
+              <w:left w:val="single" w:sz="4" w:space="0" w:color="CCCCCC"/>
+              <w:right w:val="single" w:sz="4" w:space="0" w:color="CCCCCC"/>
+            </w:tcBorders>
+          </w:tcPr>
+          <w:p>
+            <w:pPr>
+              <w:spacing w:before="60" w:after="60" w:line="252" w:lineRule="auto"/>
+              <w:jc w:val="left"/>
+            </w:pPr>
+            <w:r/>
+            <w:r>
+              <w:t>485.50</w:t>
+            </w:r>
+          </w:p>
+        </w:tc>
+        <w:tc>
+          <w:tcPr>
+            <w:tcW w:type="dxa" w:w="2016"/>
+            <w:shd w:fill="FFFFFF"/>
+            <w:tcMar>
+              <w:top w:w="100" w:type="dxa"/>
+              <w:bottom w:w="100" w:type="dxa"/>
+              <w:left w:w="120" w:type="dxa"/>
+              <w:right w:w="120" w:type="dxa"/>
+            </w:tcMar>
+            <w:tcBorders>
+              <w:top w:val="single" w:sz="4" w:space="0" w:color="CCCCCC"/>
+              <w:bottom w:val="single" w:sz="4" w:space="0" w:color="CCCCCC"/>
+              <w:left w:val="single" w:sz="4" w:space="0" w:color="CCCCCC"/>
+              <w:right w:val="single" w:sz="4" w:space="0" w:color="CCCCCC"/>
+            </w:tcBorders>
+          </w:tcPr>
+          <w:p>
+            <w:pPr>
+              <w:spacing w:before="60" w:after="60" w:line="252" w:lineRule="auto"/>
+              <w:jc w:val="left"/>
+            </w:pPr>
+            <w:r/>
+            <w:r>
+              <w:t>488.50</w:t>
+            </w:r>
+          </w:p>
+        </w:tc>
+        <w:tc>
+          <w:tcPr>
+            <w:tcW w:type="dxa" w:w="1152"/>
+            <w:shd w:fill="FFFFFF"/>
+            <w:tcMar>
+              <w:top w:w="100" w:type="dxa"/>
+              <w:bottom w:w="100" w:type="dxa"/>
+              <w:left w:w="120" w:type="dxa"/>
+              <w:right w:w="120" w:type="dxa"/>
+            </w:tcMar>
+            <w:tcBorders>
+              <w:top w:val="single" w:sz="4" w:space="0" w:color="CCCCCC"/>
+              <w:bottom w:val="single" w:sz="4" w:space="0" w:color="CCCCCC"/>
+              <w:left w:val="single" w:sz="4" w:space="0" w:color="CCCCCC"/>
+              <w:right w:val="single" w:sz="4" w:space="0" w:color="CCCCCC"/>
+            </w:tcBorders>
+          </w:tcPr>
+          <w:p>
+            <w:pPr>
+              <w:spacing w:before="60" w:after="60" w:line="252" w:lineRule="auto"/>
+              <w:jc w:val="left"/>
+            </w:pPr>
+            <w:r/>
+            <w:r>
+              <w:t>481.00</w:t>
+            </w:r>
+          </w:p>
+        </w:tc>
+        <w:tc>
+          <w:tcPr>
+            <w:tcW w:type="dxa" w:w="1728"/>
+            <w:shd w:fill="FFFFFF"/>
+            <w:tcMar>
+              <w:top w:w="100" w:type="dxa"/>
+              <w:bottom w:w="100" w:type="dxa"/>
+              <w:left w:w="120" w:type="dxa"/>
+              <w:right w:w="120" w:type="dxa"/>
+            </w:tcMar>
+            <w:tcBorders>
+              <w:top w:val="single" w:sz="4" w:space="0" w:color="CCCCCC"/>
+              <w:bottom w:val="single" w:sz="4" w:space="0" w:color="CCCCCC"/>
+              <w:left w:val="single" w:sz="4" w:space="0" w:color="CCCCCC"/>
+              <w:right w:val="single" w:sz="4" w:space="0" w:color="CCCCCC"/>
+            </w:tcBorders>
+          </w:tcPr>
+          <w:p>
+            <w:pPr>
+              <w:spacing w:before="60" w:after="60" w:line="252" w:lineRule="auto"/>
+              <w:jc w:val="left"/>
+            </w:pPr>
+            <w:r/>
+            <w:r>
+              <w:rPr>
+                <w:b/>
+              </w:rPr>
+              <w:t>485.75</w:t>
+            </w:r>
+          </w:p>
+        </w:tc>
+        <w:tc>
+          <w:tcPr>
+            <w:tcW w:type="dxa" w:w="3456"/>
+            <w:shd w:fill="FFFFFF"/>
+            <w:tcMar>
+              <w:top w:w="100" w:type="dxa"/>
+              <w:bottom w:w="100" w:type="dxa"/>
+              <w:left w:w="120" w:type="dxa"/>
+              <w:right w:w="120" w:type="dxa"/>
+            </w:tcMar>
+            <w:tcBorders>
+              <w:top w:val="single" w:sz="4" w:space="0" w:color="CCCCCC"/>
+              <w:bottom w:val="single" w:sz="4" w:space="0" w:color="CCCCCC"/>
+              <w:left w:val="single" w:sz="4" w:space="0" w:color="CCCCCC"/>
+              <w:right w:val="single" w:sz="4" w:space="0" w:color="CCCCCC"/>
+            </w:tcBorders>
+          </w:tcPr>
+          <w:p>
+            <w:pPr>
+              <w:spacing w:before="60" w:after="60" w:line="252" w:lineRule="auto"/>
+              <w:jc w:val="left"/>
+            </w:pPr>
+            <w:r/>
+            <w:r>
+              <w:rPr>
+                <w:b/>
+              </w:rPr>
+              <w:t>+0.25</w:t>
+            </w:r>
+          </w:p>
+        </w:tc>
+        <w:tc>
+          <w:tcPr>
+            <w:tcW w:type="dxa" w:w="1440"/>
+            <w:shd w:fill="FFFFFF"/>
+            <w:tcMar>
+              <w:top w:w="100" w:type="dxa"/>
+              <w:bottom w:w="100" w:type="dxa"/>
+              <w:left w:w="120" w:type="dxa"/>
+              <w:right w:w="120" w:type="dxa"/>
+            </w:tcMar>
+            <w:tcBorders>
+              <w:top w:val="single" w:sz="4" w:space="0" w:color="CCCCCC"/>
+              <w:bottom w:val="single" w:sz="4" w:space="0" w:color="CCCCCC"/>
+              <w:left w:val="single" w:sz="4" w:space="0" w:color="CCCCCC"/>
+              <w:right w:val="single" w:sz="4" w:space="0" w:color="CCCCCC"/>
+            </w:tcBorders>
+          </w:tcPr>
+          <w:p>
+            <w:pPr>
+              <w:spacing w:before="60" w:after="60" w:line="252" w:lineRule="auto"/>
+              <w:jc w:val="left"/>
+            </w:pPr>
+            <w:r/>
+            <w:r>
+              <w:t>BULL</w:t>
+            </w:r>
+          </w:p>
+        </w:tc>
+      </w:tr>
+      <w:tr>
+        <w:tc>
+          <w:tcPr>
+            <w:tcW w:type="dxa" w:w="1584"/>
+            <w:shd w:fill="F8FAFC"/>
+            <w:tcMar>
+              <w:top w:w="100" w:type="dxa"/>
+              <w:bottom w:w="100" w:type="dxa"/>
+              <w:left w:w="120" w:type="dxa"/>
+              <w:right w:w="120" w:type="dxa"/>
+            </w:tcMar>
+            <w:tcBorders>
+              <w:top w:val="single" w:sz="4" w:space="0" w:color="CCCCCC"/>
+              <w:bottom w:val="single" w:sz="4" w:space="0" w:color="CCCCCC"/>
+              <w:left w:val="single" w:sz="4" w:space="0" w:color="CCCCCC"/>
+              <w:right w:val="single" w:sz="4" w:space="0" w:color="CCCCCC"/>
+            </w:tcBorders>
+          </w:tcPr>
+          <w:p>
+            <w:pPr>
+              <w:spacing w:before="60" w:after="60" w:line="252" w:lineRule="auto"/>
+              <w:jc w:val="left"/>
+            </w:pPr>
+            <w:r/>
+            <w:r>
+              <w:rPr>
+                <w:b/>
+              </w:rPr>
+              <w:t>Thu 22/10</w:t>
+            </w:r>
+          </w:p>
+        </w:tc>
+        <w:tc>
+          <w:tcPr>
+            <w:tcW w:type="dxa" w:w="864"/>
+            <w:shd w:fill="F8FAFC"/>
+            <w:tcMar>
+              <w:top w:w="100" w:type="dxa"/>
+              <w:bottom w:w="100" w:type="dxa"/>
+              <w:left w:w="120" w:type="dxa"/>
+              <w:right w:w="120" w:type="dxa"/>
+            </w:tcMar>
+            <w:tcBorders>
+              <w:top w:val="single" w:sz="4" w:space="0" w:color="CCCCCC"/>
+              <w:bottom w:val="single" w:sz="4" w:space="0" w:color="CCCCCC"/>
+              <w:left w:val="single" w:sz="4" w:space="0" w:color="CCCCCC"/>
+              <w:right w:val="single" w:sz="4" w:space="0" w:color="CCCCCC"/>
+            </w:tcBorders>
+          </w:tcPr>
+          <w:p>
+            <w:pPr>
+              <w:spacing w:before="60" w:after="60" w:line="252" w:lineRule="auto"/>
+              <w:jc w:val="left"/>
+            </w:pPr>
+            <w:r/>
+            <w:r>
+              <w:t>NY Open 21-23</w:t>
+            </w:r>
+          </w:p>
+        </w:tc>
+        <w:tc>
+          <w:tcPr>
+            <w:tcW w:type="dxa" w:w="1440"/>
+            <w:shd w:fill="F8FAFC"/>
+            <w:tcMar>
+              <w:top w:w="100" w:type="dxa"/>
+              <w:bottom w:w="100" w:type="dxa"/>
+              <w:left w:w="120" w:type="dxa"/>
+              <w:right w:w="120" w:type="dxa"/>
+            </w:tcMar>
+            <w:tcBorders>
+              <w:top w:val="single" w:sz="4" w:space="0" w:color="CCCCCC"/>
+              <w:bottom w:val="single" w:sz="4" w:space="0" w:color="CCCCCC"/>
+              <w:left w:val="single" w:sz="4" w:space="0" w:color="CCCCCC"/>
+              <w:right w:val="single" w:sz="4" w:space="0" w:color="CCCCCC"/>
+            </w:tcBorders>
+          </w:tcPr>
+          <w:p>
+            <w:pPr>
+              <w:spacing w:before="60" w:after="60" w:line="252" w:lineRule="auto"/>
+              <w:jc w:val="left"/>
+            </w:pPr>
+            <w:r/>
+            <w:r>
+              <w:t>485.75</w:t>
+            </w:r>
+          </w:p>
+        </w:tc>
+        <w:tc>
+          <w:tcPr>
+            <w:tcW w:type="dxa" w:w="2016"/>
+            <w:shd w:fill="F8FAFC"/>
+            <w:tcMar>
+              <w:top w:w="100" w:type="dxa"/>
+              <w:bottom w:w="100" w:type="dxa"/>
+              <w:left w:w="120" w:type="dxa"/>
+              <w:right w:w="120" w:type="dxa"/>
+            </w:tcMar>
+            <w:tcBorders>
+              <w:top w:val="single" w:sz="4" w:space="0" w:color="CCCCCC"/>
+              <w:bottom w:val="single" w:sz="4" w:space="0" w:color="CCCCCC"/>
+              <w:left w:val="single" w:sz="4" w:space="0" w:color="CCCCCC"/>
+              <w:right w:val="single" w:sz="4" w:space="0" w:color="CCCCCC"/>
+            </w:tcBorders>
+          </w:tcPr>
+          <w:p>
+            <w:pPr>
+              <w:spacing w:before="60" w:after="60" w:line="252" w:lineRule="auto"/>
+              <w:jc w:val="left"/>
+            </w:pPr>
+            <w:r/>
+            <w:r>
+              <w:t>490.00</w:t>
+            </w:r>
+          </w:p>
+        </w:tc>
+        <w:tc>
+          <w:tcPr>
+            <w:tcW w:type="dxa" w:w="1152"/>
+            <w:shd w:fill="F8FAFC"/>
+            <w:tcMar>
+              <w:top w:w="100" w:type="dxa"/>
+              <w:bottom w:w="100" w:type="dxa"/>
+              <w:left w:w="120" w:type="dxa"/>
+              <w:right w:w="120" w:type="dxa"/>
+            </w:tcMar>
+            <w:tcBorders>
+              <w:top w:val="single" w:sz="4" w:space="0" w:color="CCCCCC"/>
+              <w:bottom w:val="single" w:sz="4" w:space="0" w:color="CCCCCC"/>
+              <w:left w:val="single" w:sz="4" w:space="0" w:color="CCCCCC"/>
+              <w:right w:val="single" w:sz="4" w:space="0" w:color="CCCCCC"/>
+            </w:tcBorders>
+          </w:tcPr>
+          <w:p>
+            <w:pPr>
+              <w:spacing w:before="60" w:after="60" w:line="252" w:lineRule="auto"/>
+              <w:jc w:val="left"/>
+            </w:pPr>
+            <w:r/>
+            <w:r>
+              <w:t>482.50</w:t>
+            </w:r>
+          </w:p>
+        </w:tc>
+        <w:tc>
+          <w:tcPr>
+            <w:tcW w:type="dxa" w:w="1728"/>
+            <w:shd w:fill="F8FAFC"/>
+            <w:tcMar>
+              <w:top w:w="100" w:type="dxa"/>
+              <w:bottom w:w="100" w:type="dxa"/>
+              <w:left w:w="120" w:type="dxa"/>
+              <w:right w:w="120" w:type="dxa"/>
+            </w:tcMar>
+            <w:tcBorders>
+              <w:top w:val="single" w:sz="4" w:space="0" w:color="CCCCCC"/>
+              <w:bottom w:val="single" w:sz="4" w:space="0" w:color="CCCCCC"/>
+              <w:left w:val="single" w:sz="4" w:space="0" w:color="CCCCCC"/>
+              <w:right w:val="single" w:sz="4" w:space="0" w:color="CCCCCC"/>
+            </w:tcBorders>
+          </w:tcPr>
+          <w:p>
+            <w:pPr>
+              <w:spacing w:before="60" w:after="60" w:line="252" w:lineRule="auto"/>
+              <w:jc w:val="left"/>
+            </w:pPr>
+            <w:r/>
+            <w:r>
+              <w:rPr>
+                <w:b/>
+              </w:rPr>
+              <w:t>486.50</w:t>
+            </w:r>
+          </w:p>
+        </w:tc>
+        <w:tc>
+          <w:tcPr>
+            <w:tcW w:type="dxa" w:w="3456"/>
+            <w:shd w:fill="F8FAFC"/>
+            <w:tcMar>
+              <w:top w:w="100" w:type="dxa"/>
+              <w:bottom w:w="100" w:type="dxa"/>
+              <w:left w:w="120" w:type="dxa"/>
+              <w:right w:w="120" w:type="dxa"/>
+            </w:tcMar>
+            <w:tcBorders>
+              <w:top w:val="single" w:sz="4" w:space="0" w:color="CCCCCC"/>
+              <w:bottom w:val="single" w:sz="4" w:space="0" w:color="CCCCCC"/>
+              <w:left w:val="single" w:sz="4" w:space="0" w:color="CCCCCC"/>
+              <w:right w:val="single" w:sz="4" w:space="0" w:color="CCCCCC"/>
+            </w:tcBorders>
+          </w:tcPr>
+          <w:p>
+            <w:pPr>
+              <w:spacing w:before="60" w:after="60" w:line="252" w:lineRule="auto"/>
+              <w:jc w:val="left"/>
+            </w:pPr>
+            <w:r/>
+            <w:r>
+              <w:rPr>
+                <w:b/>
+              </w:rPr>
+              <w:t>+0.75</w:t>
+            </w:r>
+          </w:p>
+        </w:tc>
+        <w:tc>
+          <w:tcPr>
+            <w:tcW w:type="dxa" w:w="1440"/>
+            <w:shd w:fill="F8FAFC"/>
+            <w:tcMar>
+              <w:top w:w="100" w:type="dxa"/>
+              <w:bottom w:w="100" w:type="dxa"/>
+              <w:left w:w="120" w:type="dxa"/>
+              <w:right w:w="120" w:type="dxa"/>
+            </w:tcMar>
+            <w:tcBorders>
+              <w:top w:val="single" w:sz="4" w:space="0" w:color="CCCCCC"/>
+              <w:bottom w:val="single" w:sz="4" w:space="0" w:color="CCCCCC"/>
+              <w:left w:val="single" w:sz="4" w:space="0" w:color="CCCCCC"/>
+              <w:right w:val="single" w:sz="4" w:space="0" w:color="CCCCCC"/>
+            </w:tcBorders>
+          </w:tcPr>
+          <w:p>
+            <w:pPr>
+              <w:spacing w:before="60" w:after="60" w:line="252" w:lineRule="auto"/>
+              <w:jc w:val="left"/>
+            </w:pPr>
+            <w:r/>
+            <w:r>
+              <w:t>BULL</w:t>
+            </w:r>
+          </w:p>
+        </w:tc>
+      </w:tr>
+      <w:tr>
+        <w:tc>
+          <w:tcPr>
+            <w:tcW w:type="dxa" w:w="1584"/>
+            <w:shd w:fill="FFFFFF"/>
+            <w:tcMar>
+              <w:top w:w="100" w:type="dxa"/>
+              <w:bottom w:w="100" w:type="dxa"/>
+              <w:left w:w="120" w:type="dxa"/>
+              <w:right w:w="120" w:type="dxa"/>
+            </w:tcMar>
+            <w:tcBorders>
+              <w:top w:val="single" w:sz="4" w:space="0" w:color="CCCCCC"/>
+              <w:bottom w:val="single" w:sz="4" w:space="0" w:color="CCCCCC"/>
+              <w:left w:val="single" w:sz="4" w:space="0" w:color="CCCCCC"/>
+              <w:right w:val="single" w:sz="4" w:space="0" w:color="CCCCCC"/>
+            </w:tcBorders>
+          </w:tcPr>
+          <w:p>
+            <w:pPr>
+              <w:spacing w:before="60" w:after="60" w:line="252" w:lineRule="auto"/>
+              <w:jc w:val="left"/>
+            </w:pPr>
+            <w:r/>
+            <w:r>
+              <w:rPr>
+                <w:b/>
+              </w:rPr>
+              <w:t>Thu 22/10</w:t>
+            </w:r>
+          </w:p>
+        </w:tc>
+        <w:tc>
+          <w:tcPr>
+            <w:tcW w:type="dxa" w:w="864"/>
+            <w:shd w:fill="FFFFFF"/>
+            <w:tcMar>
+              <w:top w:w="100" w:type="dxa"/>
+              <w:bottom w:w="100" w:type="dxa"/>
+              <w:left w:w="120" w:type="dxa"/>
+              <w:right w:w="120" w:type="dxa"/>
+            </w:tcMar>
+            <w:tcBorders>
+              <w:top w:val="single" w:sz="4" w:space="0" w:color="CCCCCC"/>
+              <w:bottom w:val="single" w:sz="4" w:space="0" w:color="CCCCCC"/>
+              <w:left w:val="single" w:sz="4" w:space="0" w:color="CCCCCC"/>
+              <w:right w:val="single" w:sz="4" w:space="0" w:color="CCCCCC"/>
+            </w:tcBorders>
+          </w:tcPr>
+          <w:p>
+            <w:pPr>
+              <w:spacing w:before="60" w:after="60" w:line="252" w:lineRule="auto"/>
+              <w:jc w:val="left"/>
+            </w:pPr>
+            <w:r/>
+            <w:r>
+              <w:t>NY Close 23-01</w:t>
+            </w:r>
+          </w:p>
+        </w:tc>
+        <w:tc>
+          <w:tcPr>
+            <w:tcW w:type="dxa" w:w="1440"/>
+            <w:shd w:fill="FFFFFF"/>
+            <w:tcMar>
+              <w:top w:w="100" w:type="dxa"/>
+              <w:bottom w:w="100" w:type="dxa"/>
+              <w:left w:w="120" w:type="dxa"/>
+              <w:right w:w="120" w:type="dxa"/>
+            </w:tcMar>
+            <w:tcBorders>
+              <w:top w:val="single" w:sz="4" w:space="0" w:color="CCCCCC"/>
+              <w:bottom w:val="single" w:sz="4" w:space="0" w:color="CCCCCC"/>
+              <w:left w:val="single" w:sz="4" w:space="0" w:color="CCCCCC"/>
+              <w:right w:val="single" w:sz="4" w:space="0" w:color="CCCCCC"/>
+            </w:tcBorders>
+          </w:tcPr>
+          <w:p>
+            <w:pPr>
+              <w:spacing w:before="60" w:after="60" w:line="252" w:lineRule="auto"/>
+              <w:jc w:val="left"/>
+            </w:pPr>
+            <w:r/>
+            <w:r>
+              <w:t>486.50</w:t>
+            </w:r>
+          </w:p>
+        </w:tc>
+        <w:tc>
+          <w:tcPr>
+            <w:tcW w:type="dxa" w:w="2016"/>
+            <w:shd w:fill="FFFFFF"/>
+            <w:tcMar>
+              <w:top w:w="100" w:type="dxa"/>
+              <w:bottom w:w="100" w:type="dxa"/>
+              <w:left w:w="120" w:type="dxa"/>
+              <w:right w:w="120" w:type="dxa"/>
+            </w:tcMar>
+            <w:tcBorders>
+              <w:top w:val="single" w:sz="4" w:space="0" w:color="CCCCCC"/>
+              <w:bottom w:val="single" w:sz="4" w:space="0" w:color="CCCCCC"/>
+              <w:left w:val="single" w:sz="4" w:space="0" w:color="CCCCCC"/>
+              <w:right w:val="single" w:sz="4" w:space="0" w:color="CCCCCC"/>
+            </w:tcBorders>
+          </w:tcPr>
+          <w:p>
+            <w:pPr>
+              <w:spacing w:before="60" w:after="60" w:line="252" w:lineRule="auto"/>
+              <w:jc w:val="left"/>
+            </w:pPr>
+            <w:r/>
+            <w:r>
+              <w:t>490.00</w:t>
+            </w:r>
+          </w:p>
+        </w:tc>
+        <w:tc>
+          <w:tcPr>
+            <w:tcW w:type="dxa" w:w="1152"/>
+            <w:shd w:fill="FFFFFF"/>
+            <w:tcMar>
+              <w:top w:w="100" w:type="dxa"/>
+              <w:bottom w:w="100" w:type="dxa"/>
+              <w:left w:w="120" w:type="dxa"/>
+              <w:right w:w="120" w:type="dxa"/>
+            </w:tcMar>
+            <w:tcBorders>
+              <w:top w:val="single" w:sz="4" w:space="0" w:color="CCCCCC"/>
+              <w:bottom w:val="single" w:sz="4" w:space="0" w:color="CCCCCC"/>
+              <w:left w:val="single" w:sz="4" w:space="0" w:color="CCCCCC"/>
+              <w:right w:val="single" w:sz="4" w:space="0" w:color="CCCCCC"/>
+            </w:tcBorders>
+          </w:tcPr>
+          <w:p>
+            <w:pPr>
+              <w:spacing w:before="60" w:after="60" w:line="252" w:lineRule="auto"/>
+              <w:jc w:val="left"/>
+            </w:pPr>
+            <w:r/>
+            <w:r>
+              <w:t>484.25</w:t>
+            </w:r>
+          </w:p>
+        </w:tc>
+        <w:tc>
+          <w:tcPr>
+            <w:tcW w:type="dxa" w:w="1728"/>
+            <w:shd w:fill="FFFFFF"/>
+            <w:tcMar>
+              <w:top w:w="100" w:type="dxa"/>
+              <w:bottom w:w="100" w:type="dxa"/>
+              <w:left w:w="120" w:type="dxa"/>
+              <w:right w:w="120" w:type="dxa"/>
+            </w:tcMar>
+            <w:tcBorders>
+              <w:top w:val="single" w:sz="4" w:space="0" w:color="CCCCCC"/>
+              <w:bottom w:val="single" w:sz="4" w:space="0" w:color="CCCCCC"/>
+              <w:left w:val="single" w:sz="4" w:space="0" w:color="CCCCCC"/>
+              <w:right w:val="single" w:sz="4" w:space="0" w:color="CCCCCC"/>
+            </w:tcBorders>
+          </w:tcPr>
+          <w:p>
+            <w:pPr>
+              <w:spacing w:before="60" w:after="60" w:line="252" w:lineRule="auto"/>
+              <w:jc w:val="left"/>
+            </w:pPr>
+            <w:r/>
+            <w:r>
+              <w:rPr>
+                <w:b/>
+              </w:rPr>
+              <w:t>486.50</w:t>
             </w:r>
           </w:p>
         </w:tc>
@@ -16920,7 +19740,7 @@
               <w:rPr>
                 <w:b/>
               </w:rPr>
-              <w:t>Wed 21/10</w:t>
+              <w:t>Fri 23/10</w:t>
             </w:r>
           </w:p>
         </w:tc>
@@ -16976,7 +19796,7 @@
             </w:pPr>
             <w:r/>
             <w:r>
-              <w:t>482.00</w:t>
+              <w:t>486.50</w:t>
             </w:r>
           </w:p>
         </w:tc>
@@ -17004,7 +19824,7 @@
             </w:pPr>
             <w:r/>
             <w:r>
-              <w:t>484.75</w:t>
+              <w:t>490.25</w:t>
             </w:r>
           </w:p>
         </w:tc>
@@ -17032,7 +19852,7 @@
             </w:pPr>
             <w:r/>
             <w:r>
-              <w:t>479.50</w:t>
+              <w:t>483.00</w:t>
             </w:r>
           </w:p>
         </w:tc>
@@ -17063,7 +19883,7 @@
               <w:rPr>
                 <w:b/>
               </w:rPr>
-              <w:t>481.50</w:t>
+              <w:t>486.25</w:t>
             </w:r>
           </w:p>
         </w:tc>
@@ -17071,241 +19891,6 @@
           <w:tcPr>
             <w:tcW w:type="dxa" w:w="3456"/>
             <w:shd w:fill="F8FAFC"/>
-            <w:tcMar>
-              <w:top w:w="100" w:type="dxa"/>
-              <w:bottom w:w="100" w:type="dxa"/>
-              <w:left w:w="120" w:type="dxa"/>
-              <w:right w:w="120" w:type="dxa"/>
-            </w:tcMar>
-            <w:tcBorders>
-              <w:top w:val="single" w:sz="4" w:space="0" w:color="CCCCCC"/>
-              <w:bottom w:val="single" w:sz="4" w:space="0" w:color="CCCCCC"/>
-              <w:left w:val="single" w:sz="4" w:space="0" w:color="CCCCCC"/>
-              <w:right w:val="single" w:sz="4" w:space="0" w:color="CCCCCC"/>
-            </w:tcBorders>
-          </w:tcPr>
-          <w:p>
-            <w:pPr>
-              <w:spacing w:before="60" w:after="60" w:line="252" w:lineRule="auto"/>
-              <w:jc w:val="left"/>
-            </w:pPr>
-            <w:r/>
-            <w:r>
-              <w:rPr>
-                <w:b/>
-              </w:rPr>
-              <w:t>-0.50</w:t>
-            </w:r>
-          </w:p>
-        </w:tc>
-        <w:tc>
-          <w:tcPr>
-            <w:tcW w:type="dxa" w:w="1440"/>
-            <w:shd w:fill="F8FAFC"/>
-            <w:tcMar>
-              <w:top w:w="100" w:type="dxa"/>
-              <w:bottom w:w="100" w:type="dxa"/>
-              <w:left w:w="120" w:type="dxa"/>
-              <w:right w:w="120" w:type="dxa"/>
-            </w:tcMar>
-            <w:tcBorders>
-              <w:top w:val="single" w:sz="4" w:space="0" w:color="CCCCCC"/>
-              <w:bottom w:val="single" w:sz="4" w:space="0" w:color="CCCCCC"/>
-              <w:left w:val="single" w:sz="4" w:space="0" w:color="CCCCCC"/>
-              <w:right w:val="single" w:sz="4" w:space="0" w:color="CCCCCC"/>
-            </w:tcBorders>
-          </w:tcPr>
-          <w:p>
-            <w:pPr>
-              <w:spacing w:before="60" w:after="60" w:line="252" w:lineRule="auto"/>
-              <w:jc w:val="left"/>
-            </w:pPr>
-            <w:r/>
-            <w:r>
-              <w:t>BEAR</w:t>
-            </w:r>
-          </w:p>
-        </w:tc>
-      </w:tr>
-      <w:tr>
-        <w:tc>
-          <w:tcPr>
-            <w:tcW w:type="dxa" w:w="1584"/>
-            <w:shd w:fill="FFFFFF"/>
-            <w:tcMar>
-              <w:top w:w="100" w:type="dxa"/>
-              <w:bottom w:w="100" w:type="dxa"/>
-              <w:left w:w="120" w:type="dxa"/>
-              <w:right w:w="120" w:type="dxa"/>
-            </w:tcMar>
-            <w:tcBorders>
-              <w:top w:val="single" w:sz="4" w:space="0" w:color="CCCCCC"/>
-              <w:bottom w:val="single" w:sz="4" w:space="0" w:color="CCCCCC"/>
-              <w:left w:val="single" w:sz="4" w:space="0" w:color="CCCCCC"/>
-              <w:right w:val="single" w:sz="4" w:space="0" w:color="CCCCCC"/>
-            </w:tcBorders>
-          </w:tcPr>
-          <w:p>
-            <w:pPr>
-              <w:spacing w:before="60" w:after="60" w:line="252" w:lineRule="auto"/>
-              <w:jc w:val="left"/>
-            </w:pPr>
-            <w:r/>
-            <w:r>
-              <w:rPr>
-                <w:b/>
-              </w:rPr>
-              <w:t>Wed 21/10</w:t>
-            </w:r>
-          </w:p>
-        </w:tc>
-        <w:tc>
-          <w:tcPr>
-            <w:tcW w:type="dxa" w:w="864"/>
-            <w:shd w:fill="FFFFFF"/>
-            <w:tcMar>
-              <w:top w:w="100" w:type="dxa"/>
-              <w:bottom w:w="100" w:type="dxa"/>
-              <w:left w:w="120" w:type="dxa"/>
-              <w:right w:w="120" w:type="dxa"/>
-            </w:tcMar>
-            <w:tcBorders>
-              <w:top w:val="single" w:sz="4" w:space="0" w:color="CCCCCC"/>
-              <w:bottom w:val="single" w:sz="4" w:space="0" w:color="CCCCCC"/>
-              <w:left w:val="single" w:sz="4" w:space="0" w:color="CCCCCC"/>
-              <w:right w:val="single" w:sz="4" w:space="0" w:color="CCCCCC"/>
-            </w:tcBorders>
-          </w:tcPr>
-          <w:p>
-            <w:pPr>
-              <w:spacing w:before="60" w:after="60" w:line="252" w:lineRule="auto"/>
-              <w:jc w:val="left"/>
-            </w:pPr>
-            <w:r/>
-            <w:r>
-              <w:t>Asia 11-15</w:t>
-            </w:r>
-          </w:p>
-        </w:tc>
-        <w:tc>
-          <w:tcPr>
-            <w:tcW w:type="dxa" w:w="1440"/>
-            <w:shd w:fill="FFFFFF"/>
-            <w:tcMar>
-              <w:top w:w="100" w:type="dxa"/>
-              <w:bottom w:w="100" w:type="dxa"/>
-              <w:left w:w="120" w:type="dxa"/>
-              <w:right w:w="120" w:type="dxa"/>
-            </w:tcMar>
-            <w:tcBorders>
-              <w:top w:val="single" w:sz="4" w:space="0" w:color="CCCCCC"/>
-              <w:bottom w:val="single" w:sz="4" w:space="0" w:color="CCCCCC"/>
-              <w:left w:val="single" w:sz="4" w:space="0" w:color="CCCCCC"/>
-              <w:right w:val="single" w:sz="4" w:space="0" w:color="CCCCCC"/>
-            </w:tcBorders>
-          </w:tcPr>
-          <w:p>
-            <w:pPr>
-              <w:spacing w:before="60" w:after="60" w:line="252" w:lineRule="auto"/>
-              <w:jc w:val="left"/>
-            </w:pPr>
-            <w:r/>
-            <w:r>
-              <w:t>481.50</w:t>
-            </w:r>
-          </w:p>
-        </w:tc>
-        <w:tc>
-          <w:tcPr>
-            <w:tcW w:type="dxa" w:w="2016"/>
-            <w:shd w:fill="FFFFFF"/>
-            <w:tcMar>
-              <w:top w:w="100" w:type="dxa"/>
-              <w:bottom w:w="100" w:type="dxa"/>
-              <w:left w:w="120" w:type="dxa"/>
-              <w:right w:w="120" w:type="dxa"/>
-            </w:tcMar>
-            <w:tcBorders>
-              <w:top w:val="single" w:sz="4" w:space="0" w:color="CCCCCC"/>
-              <w:bottom w:val="single" w:sz="4" w:space="0" w:color="CCCCCC"/>
-              <w:left w:val="single" w:sz="4" w:space="0" w:color="CCCCCC"/>
-              <w:right w:val="single" w:sz="4" w:space="0" w:color="CCCCCC"/>
-            </w:tcBorders>
-          </w:tcPr>
-          <w:p>
-            <w:pPr>
-              <w:spacing w:before="60" w:after="60" w:line="252" w:lineRule="auto"/>
-              <w:jc w:val="left"/>
-            </w:pPr>
-            <w:r/>
-            <w:r>
-              <w:t>484.50</w:t>
-            </w:r>
-          </w:p>
-        </w:tc>
-        <w:tc>
-          <w:tcPr>
-            <w:tcW w:type="dxa" w:w="1152"/>
-            <w:shd w:fill="FFFFFF"/>
-            <w:tcMar>
-              <w:top w:w="100" w:type="dxa"/>
-              <w:bottom w:w="100" w:type="dxa"/>
-              <w:left w:w="120" w:type="dxa"/>
-              <w:right w:w="120" w:type="dxa"/>
-            </w:tcMar>
-            <w:tcBorders>
-              <w:top w:val="single" w:sz="4" w:space="0" w:color="CCCCCC"/>
-              <w:bottom w:val="single" w:sz="4" w:space="0" w:color="CCCCCC"/>
-              <w:left w:val="single" w:sz="4" w:space="0" w:color="CCCCCC"/>
-              <w:right w:val="single" w:sz="4" w:space="0" w:color="CCCCCC"/>
-            </w:tcBorders>
-          </w:tcPr>
-          <w:p>
-            <w:pPr>
-              <w:spacing w:before="60" w:after="60" w:line="252" w:lineRule="auto"/>
-              <w:jc w:val="left"/>
-            </w:pPr>
-            <w:r/>
-            <w:r>
-              <w:t>478.25</w:t>
-            </w:r>
-          </w:p>
-        </w:tc>
-        <w:tc>
-          <w:tcPr>
-            <w:tcW w:type="dxa" w:w="1728"/>
-            <w:shd w:fill="FFFFFF"/>
-            <w:tcMar>
-              <w:top w:w="100" w:type="dxa"/>
-              <w:bottom w:w="100" w:type="dxa"/>
-              <w:left w:w="120" w:type="dxa"/>
-              <w:right w:w="120" w:type="dxa"/>
-            </w:tcMar>
-            <w:tcBorders>
-              <w:top w:val="single" w:sz="4" w:space="0" w:color="CCCCCC"/>
-              <w:bottom w:val="single" w:sz="4" w:space="0" w:color="CCCCCC"/>
-              <w:left w:val="single" w:sz="4" w:space="0" w:color="CCCCCC"/>
-              <w:right w:val="single" w:sz="4" w:space="0" w:color="CCCCCC"/>
-            </w:tcBorders>
-          </w:tcPr>
-          <w:p>
-            <w:pPr>
-              <w:spacing w:before="60" w:after="60" w:line="252" w:lineRule="auto"/>
-              <w:jc w:val="left"/>
-            </w:pPr>
-            <w:r/>
-            <w:r>
-              <w:rPr>
-                <w:b/>
-              </w:rPr>
-              <w:t>481.25</w:t>
-            </w:r>
-          </w:p>
-        </w:tc>
-        <w:tc>
-          <w:tcPr>
-            <w:tcW w:type="dxa" w:w="3456"/>
-            <w:shd w:fill="FFFFFF"/>
             <w:tcMar>
               <w:top w:w="100" w:type="dxa"/>
               <w:bottom w:w="100" w:type="dxa"/>
@@ -17336,7 +19921,7 @@
         <w:tc>
           <w:tcPr>
             <w:tcW w:type="dxa" w:w="1440"/>
-            <w:shd w:fill="FFFFFF"/>
+            <w:shd w:fill="F8FAFC"/>
             <w:tcMar>
               <w:top w:w="100" w:type="dxa"/>
               <w:bottom w:w="100" w:type="dxa"/>
@@ -17366,7 +19951,7 @@
         <w:tc>
           <w:tcPr>
             <w:tcW w:type="dxa" w:w="1584"/>
-            <w:shd w:fill="F8FAFC"/>
+            <w:shd w:fill="FFFFFF"/>
             <w:tcMar>
               <w:top w:w="100" w:type="dxa"/>
               <w:bottom w:w="100" w:type="dxa"/>
@@ -17390,126 +19975,126 @@
               <w:rPr>
                 <w:b/>
               </w:rPr>
-              <w:t>Wed 21/10</w:t>
+              <w:t>Fri 23/10</w:t>
             </w:r>
           </w:p>
         </w:tc>
         <w:tc>
           <w:tcPr>
             <w:tcW w:type="dxa" w:w="864"/>
-            <w:shd w:fill="F8FAFC"/>
-            <w:tcMar>
-              <w:top w:w="100" w:type="dxa"/>
-              <w:bottom w:w="100" w:type="dxa"/>
-              <w:left w:w="120" w:type="dxa"/>
-              <w:right w:w="120" w:type="dxa"/>
-            </w:tcMar>
-            <w:tcBorders>
-              <w:top w:val="single" w:sz="4" w:space="0" w:color="CCCCCC"/>
-              <w:bottom w:val="single" w:sz="4" w:space="0" w:color="CCCCCC"/>
-              <w:left w:val="single" w:sz="4" w:space="0" w:color="CCCCCC"/>
-              <w:right w:val="single" w:sz="4" w:space="0" w:color="CCCCCC"/>
-            </w:tcBorders>
-          </w:tcPr>
-          <w:p>
-            <w:pPr>
-              <w:spacing w:before="60" w:after="60" w:line="252" w:lineRule="auto"/>
-              <w:jc w:val="left"/>
-            </w:pPr>
-            <w:r/>
-            <w:r>
-              <w:t>London 15-19</w:t>
+            <w:shd w:fill="FFFFFF"/>
+            <w:tcMar>
+              <w:top w:w="100" w:type="dxa"/>
+              <w:bottom w:w="100" w:type="dxa"/>
+              <w:left w:w="120" w:type="dxa"/>
+              <w:right w:w="120" w:type="dxa"/>
+            </w:tcMar>
+            <w:tcBorders>
+              <w:top w:val="single" w:sz="4" w:space="0" w:color="CCCCCC"/>
+              <w:bottom w:val="single" w:sz="4" w:space="0" w:color="CCCCCC"/>
+              <w:left w:val="single" w:sz="4" w:space="0" w:color="CCCCCC"/>
+              <w:right w:val="single" w:sz="4" w:space="0" w:color="CCCCCC"/>
+            </w:tcBorders>
+          </w:tcPr>
+          <w:p>
+            <w:pPr>
+              <w:spacing w:before="60" w:after="60" w:line="252" w:lineRule="auto"/>
+              <w:jc w:val="left"/>
+            </w:pPr>
+            <w:r/>
+            <w:r>
+              <w:t>Asia 11-15</w:t>
             </w:r>
           </w:p>
         </w:tc>
         <w:tc>
           <w:tcPr>
             <w:tcW w:type="dxa" w:w="1440"/>
-            <w:shd w:fill="F8FAFC"/>
-            <w:tcMar>
-              <w:top w:w="100" w:type="dxa"/>
-              <w:bottom w:w="100" w:type="dxa"/>
-              <w:left w:w="120" w:type="dxa"/>
-              <w:right w:w="120" w:type="dxa"/>
-            </w:tcMar>
-            <w:tcBorders>
-              <w:top w:val="single" w:sz="4" w:space="0" w:color="CCCCCC"/>
-              <w:bottom w:val="single" w:sz="4" w:space="0" w:color="CCCCCC"/>
-              <w:left w:val="single" w:sz="4" w:space="0" w:color="CCCCCC"/>
-              <w:right w:val="single" w:sz="4" w:space="0" w:color="CCCCCC"/>
-            </w:tcBorders>
-          </w:tcPr>
-          <w:p>
-            <w:pPr>
-              <w:spacing w:before="60" w:after="60" w:line="252" w:lineRule="auto"/>
-              <w:jc w:val="left"/>
-            </w:pPr>
-            <w:r/>
-            <w:r>
-              <w:t>481.25</w:t>
+            <w:shd w:fill="FFFFFF"/>
+            <w:tcMar>
+              <w:top w:w="100" w:type="dxa"/>
+              <w:bottom w:w="100" w:type="dxa"/>
+              <w:left w:w="120" w:type="dxa"/>
+              <w:right w:w="120" w:type="dxa"/>
+            </w:tcMar>
+            <w:tcBorders>
+              <w:top w:val="single" w:sz="4" w:space="0" w:color="CCCCCC"/>
+              <w:bottom w:val="single" w:sz="4" w:space="0" w:color="CCCCCC"/>
+              <w:left w:val="single" w:sz="4" w:space="0" w:color="CCCCCC"/>
+              <w:right w:val="single" w:sz="4" w:space="0" w:color="CCCCCC"/>
+            </w:tcBorders>
+          </w:tcPr>
+          <w:p>
+            <w:pPr>
+              <w:spacing w:before="60" w:after="60" w:line="252" w:lineRule="auto"/>
+              <w:jc w:val="left"/>
+            </w:pPr>
+            <w:r/>
+            <w:r>
+              <w:t>486.25</w:t>
             </w:r>
           </w:p>
         </w:tc>
         <w:tc>
           <w:tcPr>
             <w:tcW w:type="dxa" w:w="2016"/>
-            <w:shd w:fill="F8FAFC"/>
-            <w:tcMar>
-              <w:top w:w="100" w:type="dxa"/>
-              <w:bottom w:w="100" w:type="dxa"/>
-              <w:left w:w="120" w:type="dxa"/>
-              <w:right w:w="120" w:type="dxa"/>
-            </w:tcMar>
-            <w:tcBorders>
-              <w:top w:val="single" w:sz="4" w:space="0" w:color="CCCCCC"/>
-              <w:bottom w:val="single" w:sz="4" w:space="0" w:color="CCCCCC"/>
-              <w:left w:val="single" w:sz="4" w:space="0" w:color="CCCCCC"/>
-              <w:right w:val="single" w:sz="4" w:space="0" w:color="CCCCCC"/>
-            </w:tcBorders>
-          </w:tcPr>
-          <w:p>
-            <w:pPr>
-              <w:spacing w:before="60" w:after="60" w:line="252" w:lineRule="auto"/>
-              <w:jc w:val="left"/>
-            </w:pPr>
-            <w:r/>
-            <w:r>
-              <w:t>485.25</w:t>
+            <w:shd w:fill="FFFFFF"/>
+            <w:tcMar>
+              <w:top w:w="100" w:type="dxa"/>
+              <w:bottom w:w="100" w:type="dxa"/>
+              <w:left w:w="120" w:type="dxa"/>
+              <w:right w:w="120" w:type="dxa"/>
+            </w:tcMar>
+            <w:tcBorders>
+              <w:top w:val="single" w:sz="4" w:space="0" w:color="CCCCCC"/>
+              <w:bottom w:val="single" w:sz="4" w:space="0" w:color="CCCCCC"/>
+              <w:left w:val="single" w:sz="4" w:space="0" w:color="CCCCCC"/>
+              <w:right w:val="single" w:sz="4" w:space="0" w:color="CCCCCC"/>
+            </w:tcBorders>
+          </w:tcPr>
+          <w:p>
+            <w:pPr>
+              <w:spacing w:before="60" w:after="60" w:line="252" w:lineRule="auto"/>
+              <w:jc w:val="left"/>
+            </w:pPr>
+            <w:r/>
+            <w:r>
+              <w:t>489.75</w:t>
             </w:r>
           </w:p>
         </w:tc>
         <w:tc>
           <w:tcPr>
             <w:tcW w:type="dxa" w:w="1152"/>
-            <w:shd w:fill="F8FAFC"/>
-            <w:tcMar>
-              <w:top w:w="100" w:type="dxa"/>
-              <w:bottom w:w="100" w:type="dxa"/>
-              <w:left w:w="120" w:type="dxa"/>
-              <w:right w:w="120" w:type="dxa"/>
-            </w:tcMar>
-            <w:tcBorders>
-              <w:top w:val="single" w:sz="4" w:space="0" w:color="CCCCCC"/>
-              <w:bottom w:val="single" w:sz="4" w:space="0" w:color="CCCCCC"/>
-              <w:left w:val="single" w:sz="4" w:space="0" w:color="CCCCCC"/>
-              <w:right w:val="single" w:sz="4" w:space="0" w:color="CCCCCC"/>
-            </w:tcBorders>
-          </w:tcPr>
-          <w:p>
-            <w:pPr>
-              <w:spacing w:before="60" w:after="60" w:line="252" w:lineRule="auto"/>
-              <w:jc w:val="left"/>
-            </w:pPr>
-            <w:r/>
-            <w:r>
-              <w:t>476.00</w:t>
+            <w:shd w:fill="FFFFFF"/>
+            <w:tcMar>
+              <w:top w:w="100" w:type="dxa"/>
+              <w:bottom w:w="100" w:type="dxa"/>
+              <w:left w:w="120" w:type="dxa"/>
+              <w:right w:w="120" w:type="dxa"/>
+            </w:tcMar>
+            <w:tcBorders>
+              <w:top w:val="single" w:sz="4" w:space="0" w:color="CCCCCC"/>
+              <w:bottom w:val="single" w:sz="4" w:space="0" w:color="CCCCCC"/>
+              <w:left w:val="single" w:sz="4" w:space="0" w:color="CCCCCC"/>
+              <w:right w:val="single" w:sz="4" w:space="0" w:color="CCCCCC"/>
+            </w:tcBorders>
+          </w:tcPr>
+          <w:p>
+            <w:pPr>
+              <w:spacing w:before="60" w:after="60" w:line="252" w:lineRule="auto"/>
+              <w:jc w:val="left"/>
+            </w:pPr>
+            <w:r/>
+            <w:r>
+              <w:t>483.00</w:t>
             </w:r>
           </w:p>
         </w:tc>
         <w:tc>
           <w:tcPr>
             <w:tcW w:type="dxa" w:w="1728"/>
-            <w:shd w:fill="F8FAFC"/>
+            <w:shd w:fill="FFFFFF"/>
             <w:tcMar>
               <w:top w:w="100" w:type="dxa"/>
               <w:bottom w:w="100" w:type="dxa"/>
@@ -17533,7 +20118,712 @@
               <w:rPr>
                 <w:b/>
               </w:rPr>
-              <w:t>481.75</w:t>
+              <w:t>486.00</w:t>
+            </w:r>
+          </w:p>
+        </w:tc>
+        <w:tc>
+          <w:tcPr>
+            <w:tcW w:type="dxa" w:w="3456"/>
+            <w:shd w:fill="FFFFFF"/>
+            <w:tcMar>
+              <w:top w:w="100" w:type="dxa"/>
+              <w:bottom w:w="100" w:type="dxa"/>
+              <w:left w:w="120" w:type="dxa"/>
+              <w:right w:w="120" w:type="dxa"/>
+            </w:tcMar>
+            <w:tcBorders>
+              <w:top w:val="single" w:sz="4" w:space="0" w:color="CCCCCC"/>
+              <w:bottom w:val="single" w:sz="4" w:space="0" w:color="CCCCCC"/>
+              <w:left w:val="single" w:sz="4" w:space="0" w:color="CCCCCC"/>
+              <w:right w:val="single" w:sz="4" w:space="0" w:color="CCCCCC"/>
+            </w:tcBorders>
+          </w:tcPr>
+          <w:p>
+            <w:pPr>
+              <w:spacing w:before="60" w:after="60" w:line="252" w:lineRule="auto"/>
+              <w:jc w:val="left"/>
+            </w:pPr>
+            <w:r/>
+            <w:r>
+              <w:rPr>
+                <w:b/>
+              </w:rPr>
+              <w:t>-0.25</w:t>
+            </w:r>
+          </w:p>
+        </w:tc>
+        <w:tc>
+          <w:tcPr>
+            <w:tcW w:type="dxa" w:w="1440"/>
+            <w:shd w:fill="FFFFFF"/>
+            <w:tcMar>
+              <w:top w:w="100" w:type="dxa"/>
+              <w:bottom w:w="100" w:type="dxa"/>
+              <w:left w:w="120" w:type="dxa"/>
+              <w:right w:w="120" w:type="dxa"/>
+            </w:tcMar>
+            <w:tcBorders>
+              <w:top w:val="single" w:sz="4" w:space="0" w:color="CCCCCC"/>
+              <w:bottom w:val="single" w:sz="4" w:space="0" w:color="CCCCCC"/>
+              <w:left w:val="single" w:sz="4" w:space="0" w:color="CCCCCC"/>
+              <w:right w:val="single" w:sz="4" w:space="0" w:color="CCCCCC"/>
+            </w:tcBorders>
+          </w:tcPr>
+          <w:p>
+            <w:pPr>
+              <w:spacing w:before="60" w:after="60" w:line="252" w:lineRule="auto"/>
+              <w:jc w:val="left"/>
+            </w:pPr>
+            <w:r/>
+            <w:r>
+              <w:t>BEAR</w:t>
+            </w:r>
+          </w:p>
+        </w:tc>
+      </w:tr>
+      <w:tr>
+        <w:tc>
+          <w:tcPr>
+            <w:tcW w:type="dxa" w:w="1584"/>
+            <w:shd w:fill="F8FAFC"/>
+            <w:tcMar>
+              <w:top w:w="100" w:type="dxa"/>
+              <w:bottom w:w="100" w:type="dxa"/>
+              <w:left w:w="120" w:type="dxa"/>
+              <w:right w:w="120" w:type="dxa"/>
+            </w:tcMar>
+            <w:tcBorders>
+              <w:top w:val="single" w:sz="4" w:space="0" w:color="CCCCCC"/>
+              <w:bottom w:val="single" w:sz="4" w:space="0" w:color="CCCCCC"/>
+              <w:left w:val="single" w:sz="4" w:space="0" w:color="CCCCCC"/>
+              <w:right w:val="single" w:sz="4" w:space="0" w:color="CCCCCC"/>
+            </w:tcBorders>
+          </w:tcPr>
+          <w:p>
+            <w:pPr>
+              <w:spacing w:before="60" w:after="60" w:line="252" w:lineRule="auto"/>
+              <w:jc w:val="left"/>
+            </w:pPr>
+            <w:r/>
+            <w:r>
+              <w:rPr>
+                <w:b/>
+              </w:rPr>
+              <w:t>Fri 23/10</w:t>
+            </w:r>
+          </w:p>
+        </w:tc>
+        <w:tc>
+          <w:tcPr>
+            <w:tcW w:type="dxa" w:w="864"/>
+            <w:shd w:fill="F8FAFC"/>
+            <w:tcMar>
+              <w:top w:w="100" w:type="dxa"/>
+              <w:bottom w:w="100" w:type="dxa"/>
+              <w:left w:w="120" w:type="dxa"/>
+              <w:right w:w="120" w:type="dxa"/>
+            </w:tcMar>
+            <w:tcBorders>
+              <w:top w:val="single" w:sz="4" w:space="0" w:color="CCCCCC"/>
+              <w:bottom w:val="single" w:sz="4" w:space="0" w:color="CCCCCC"/>
+              <w:left w:val="single" w:sz="4" w:space="0" w:color="CCCCCC"/>
+              <w:right w:val="single" w:sz="4" w:space="0" w:color="CCCCCC"/>
+            </w:tcBorders>
+          </w:tcPr>
+          <w:p>
+            <w:pPr>
+              <w:spacing w:before="60" w:after="60" w:line="252" w:lineRule="auto"/>
+              <w:jc w:val="left"/>
+            </w:pPr>
+            <w:r/>
+            <w:r>
+              <w:t>London 15-19</w:t>
+            </w:r>
+          </w:p>
+        </w:tc>
+        <w:tc>
+          <w:tcPr>
+            <w:tcW w:type="dxa" w:w="1440"/>
+            <w:shd w:fill="F8FAFC"/>
+            <w:tcMar>
+              <w:top w:w="100" w:type="dxa"/>
+              <w:bottom w:w="100" w:type="dxa"/>
+              <w:left w:w="120" w:type="dxa"/>
+              <w:right w:w="120" w:type="dxa"/>
+            </w:tcMar>
+            <w:tcBorders>
+              <w:top w:val="single" w:sz="4" w:space="0" w:color="CCCCCC"/>
+              <w:bottom w:val="single" w:sz="4" w:space="0" w:color="CCCCCC"/>
+              <w:left w:val="single" w:sz="4" w:space="0" w:color="CCCCCC"/>
+              <w:right w:val="single" w:sz="4" w:space="0" w:color="CCCCCC"/>
+            </w:tcBorders>
+          </w:tcPr>
+          <w:p>
+            <w:pPr>
+              <w:spacing w:before="60" w:after="60" w:line="252" w:lineRule="auto"/>
+              <w:jc w:val="left"/>
+            </w:pPr>
+            <w:r/>
+            <w:r>
+              <w:t>486.00</w:t>
+            </w:r>
+          </w:p>
+        </w:tc>
+        <w:tc>
+          <w:tcPr>
+            <w:tcW w:type="dxa" w:w="2016"/>
+            <w:shd w:fill="F8FAFC"/>
+            <w:tcMar>
+              <w:top w:w="100" w:type="dxa"/>
+              <w:bottom w:w="100" w:type="dxa"/>
+              <w:left w:w="120" w:type="dxa"/>
+              <w:right w:w="120" w:type="dxa"/>
+            </w:tcMar>
+            <w:tcBorders>
+              <w:top w:val="single" w:sz="4" w:space="0" w:color="CCCCCC"/>
+              <w:bottom w:val="single" w:sz="4" w:space="0" w:color="CCCCCC"/>
+              <w:left w:val="single" w:sz="4" w:space="0" w:color="CCCCCC"/>
+              <w:right w:val="single" w:sz="4" w:space="0" w:color="CCCCCC"/>
+            </w:tcBorders>
+          </w:tcPr>
+          <w:p>
+            <w:pPr>
+              <w:spacing w:before="60" w:after="60" w:line="252" w:lineRule="auto"/>
+              <w:jc w:val="left"/>
+            </w:pPr>
+            <w:r/>
+            <w:r>
+              <w:t>489.00</w:t>
+            </w:r>
+          </w:p>
+        </w:tc>
+        <w:tc>
+          <w:tcPr>
+            <w:tcW w:type="dxa" w:w="1152"/>
+            <w:shd w:fill="F8FAFC"/>
+            <w:tcMar>
+              <w:top w:w="100" w:type="dxa"/>
+              <w:bottom w:w="100" w:type="dxa"/>
+              <w:left w:w="120" w:type="dxa"/>
+              <w:right w:w="120" w:type="dxa"/>
+            </w:tcMar>
+            <w:tcBorders>
+              <w:top w:val="single" w:sz="4" w:space="0" w:color="CCCCCC"/>
+              <w:bottom w:val="single" w:sz="4" w:space="0" w:color="CCCCCC"/>
+              <w:left w:val="single" w:sz="4" w:space="0" w:color="CCCCCC"/>
+              <w:right w:val="single" w:sz="4" w:space="0" w:color="CCCCCC"/>
+            </w:tcBorders>
+          </w:tcPr>
+          <w:p>
+            <w:pPr>
+              <w:spacing w:before="60" w:after="60" w:line="252" w:lineRule="auto"/>
+              <w:jc w:val="left"/>
+            </w:pPr>
+            <w:r/>
+            <w:r>
+              <w:t>483.25</w:t>
+            </w:r>
+          </w:p>
+        </w:tc>
+        <w:tc>
+          <w:tcPr>
+            <w:tcW w:type="dxa" w:w="1728"/>
+            <w:shd w:fill="F8FAFC"/>
+            <w:tcMar>
+              <w:top w:w="100" w:type="dxa"/>
+              <w:bottom w:w="100" w:type="dxa"/>
+              <w:left w:w="120" w:type="dxa"/>
+              <w:right w:w="120" w:type="dxa"/>
+            </w:tcMar>
+            <w:tcBorders>
+              <w:top w:val="single" w:sz="4" w:space="0" w:color="CCCCCC"/>
+              <w:bottom w:val="single" w:sz="4" w:space="0" w:color="CCCCCC"/>
+              <w:left w:val="single" w:sz="4" w:space="0" w:color="CCCCCC"/>
+              <w:right w:val="single" w:sz="4" w:space="0" w:color="CCCCCC"/>
+            </w:tcBorders>
+          </w:tcPr>
+          <w:p>
+            <w:pPr>
+              <w:spacing w:before="60" w:after="60" w:line="252" w:lineRule="auto"/>
+              <w:jc w:val="left"/>
+            </w:pPr>
+            <w:r/>
+            <w:r>
+              <w:rPr>
+                <w:b/>
+              </w:rPr>
+              <w:t>486.25</w:t>
+            </w:r>
+          </w:p>
+        </w:tc>
+        <w:tc>
+          <w:tcPr>
+            <w:tcW w:type="dxa" w:w="3456"/>
+            <w:shd w:fill="F8FAFC"/>
+            <w:tcMar>
+              <w:top w:w="100" w:type="dxa"/>
+              <w:bottom w:w="100" w:type="dxa"/>
+              <w:left w:w="120" w:type="dxa"/>
+              <w:right w:w="120" w:type="dxa"/>
+            </w:tcMar>
+            <w:tcBorders>
+              <w:top w:val="single" w:sz="4" w:space="0" w:color="CCCCCC"/>
+              <w:bottom w:val="single" w:sz="4" w:space="0" w:color="CCCCCC"/>
+              <w:left w:val="single" w:sz="4" w:space="0" w:color="CCCCCC"/>
+              <w:right w:val="single" w:sz="4" w:space="0" w:color="CCCCCC"/>
+            </w:tcBorders>
+          </w:tcPr>
+          <w:p>
+            <w:pPr>
+              <w:spacing w:before="60" w:after="60" w:line="252" w:lineRule="auto"/>
+              <w:jc w:val="left"/>
+            </w:pPr>
+            <w:r/>
+            <w:r>
+              <w:rPr>
+                <w:b/>
+              </w:rPr>
+              <w:t>+0.25</w:t>
+            </w:r>
+          </w:p>
+        </w:tc>
+        <w:tc>
+          <w:tcPr>
+            <w:tcW w:type="dxa" w:w="1440"/>
+            <w:shd w:fill="F8FAFC"/>
+            <w:tcMar>
+              <w:top w:w="100" w:type="dxa"/>
+              <w:bottom w:w="100" w:type="dxa"/>
+              <w:left w:w="120" w:type="dxa"/>
+              <w:right w:w="120" w:type="dxa"/>
+            </w:tcMar>
+            <w:tcBorders>
+              <w:top w:val="single" w:sz="4" w:space="0" w:color="CCCCCC"/>
+              <w:bottom w:val="single" w:sz="4" w:space="0" w:color="CCCCCC"/>
+              <w:left w:val="single" w:sz="4" w:space="0" w:color="CCCCCC"/>
+              <w:right w:val="single" w:sz="4" w:space="0" w:color="CCCCCC"/>
+            </w:tcBorders>
+          </w:tcPr>
+          <w:p>
+            <w:pPr>
+              <w:spacing w:before="60" w:after="60" w:line="252" w:lineRule="auto"/>
+              <w:jc w:val="left"/>
+            </w:pPr>
+            <w:r/>
+            <w:r>
+              <w:t>BULL</w:t>
+            </w:r>
+          </w:p>
+        </w:tc>
+      </w:tr>
+      <w:tr>
+        <w:tc>
+          <w:tcPr>
+            <w:tcW w:type="dxa" w:w="1584"/>
+            <w:shd w:fill="FFFFFF"/>
+            <w:tcMar>
+              <w:top w:w="100" w:type="dxa"/>
+              <w:bottom w:w="100" w:type="dxa"/>
+              <w:left w:w="120" w:type="dxa"/>
+              <w:right w:w="120" w:type="dxa"/>
+            </w:tcMar>
+            <w:tcBorders>
+              <w:top w:val="single" w:sz="4" w:space="0" w:color="CCCCCC"/>
+              <w:bottom w:val="single" w:sz="4" w:space="0" w:color="CCCCCC"/>
+              <w:left w:val="single" w:sz="4" w:space="0" w:color="CCCCCC"/>
+              <w:right w:val="single" w:sz="4" w:space="0" w:color="CCCCCC"/>
+            </w:tcBorders>
+          </w:tcPr>
+          <w:p>
+            <w:pPr>
+              <w:spacing w:before="60" w:after="60" w:line="252" w:lineRule="auto"/>
+              <w:jc w:val="left"/>
+            </w:pPr>
+            <w:r/>
+            <w:r>
+              <w:rPr>
+                <w:b/>
+              </w:rPr>
+              <w:t>Fri 23/10</w:t>
+            </w:r>
+          </w:p>
+        </w:tc>
+        <w:tc>
+          <w:tcPr>
+            <w:tcW w:type="dxa" w:w="864"/>
+            <w:shd w:fill="FFFFFF"/>
+            <w:tcMar>
+              <w:top w:w="100" w:type="dxa"/>
+              <w:bottom w:w="100" w:type="dxa"/>
+              <w:left w:w="120" w:type="dxa"/>
+              <w:right w:w="120" w:type="dxa"/>
+            </w:tcMar>
+            <w:tcBorders>
+              <w:top w:val="single" w:sz="4" w:space="0" w:color="CCCCCC"/>
+              <w:bottom w:val="single" w:sz="4" w:space="0" w:color="CCCCCC"/>
+              <w:left w:val="single" w:sz="4" w:space="0" w:color="CCCCCC"/>
+              <w:right w:val="single" w:sz="4" w:space="0" w:color="CCCCCC"/>
+            </w:tcBorders>
+          </w:tcPr>
+          <w:p>
+            <w:pPr>
+              <w:spacing w:before="60" w:after="60" w:line="252" w:lineRule="auto"/>
+              <w:jc w:val="left"/>
+            </w:pPr>
+            <w:r/>
+            <w:r>
+              <w:t>Pre-NY 19-21</w:t>
+            </w:r>
+          </w:p>
+        </w:tc>
+        <w:tc>
+          <w:tcPr>
+            <w:tcW w:type="dxa" w:w="1440"/>
+            <w:shd w:fill="FFFFFF"/>
+            <w:tcMar>
+              <w:top w:w="100" w:type="dxa"/>
+              <w:bottom w:w="100" w:type="dxa"/>
+              <w:left w:w="120" w:type="dxa"/>
+              <w:right w:w="120" w:type="dxa"/>
+            </w:tcMar>
+            <w:tcBorders>
+              <w:top w:val="single" w:sz="4" w:space="0" w:color="CCCCCC"/>
+              <w:bottom w:val="single" w:sz="4" w:space="0" w:color="CCCCCC"/>
+              <w:left w:val="single" w:sz="4" w:space="0" w:color="CCCCCC"/>
+              <w:right w:val="single" w:sz="4" w:space="0" w:color="CCCCCC"/>
+            </w:tcBorders>
+          </w:tcPr>
+          <w:p>
+            <w:pPr>
+              <w:spacing w:before="60" w:after="60" w:line="252" w:lineRule="auto"/>
+              <w:jc w:val="left"/>
+            </w:pPr>
+            <w:r/>
+            <w:r>
+              <w:t>486.25</w:t>
+            </w:r>
+          </w:p>
+        </w:tc>
+        <w:tc>
+          <w:tcPr>
+            <w:tcW w:type="dxa" w:w="2016"/>
+            <w:shd w:fill="FFFFFF"/>
+            <w:tcMar>
+              <w:top w:w="100" w:type="dxa"/>
+              <w:bottom w:w="100" w:type="dxa"/>
+              <w:left w:w="120" w:type="dxa"/>
+              <w:right w:w="120" w:type="dxa"/>
+            </w:tcMar>
+            <w:tcBorders>
+              <w:top w:val="single" w:sz="4" w:space="0" w:color="CCCCCC"/>
+              <w:bottom w:val="single" w:sz="4" w:space="0" w:color="CCCCCC"/>
+              <w:left w:val="single" w:sz="4" w:space="0" w:color="CCCCCC"/>
+              <w:right w:val="single" w:sz="4" w:space="0" w:color="CCCCCC"/>
+            </w:tcBorders>
+          </w:tcPr>
+          <w:p>
+            <w:pPr>
+              <w:spacing w:before="60" w:after="60" w:line="252" w:lineRule="auto"/>
+              <w:jc w:val="left"/>
+            </w:pPr>
+            <w:r/>
+            <w:r>
+              <w:t>489.25</w:t>
+            </w:r>
+          </w:p>
+        </w:tc>
+        <w:tc>
+          <w:tcPr>
+            <w:tcW w:type="dxa" w:w="1152"/>
+            <w:shd w:fill="FFFFFF"/>
+            <w:tcMar>
+              <w:top w:w="100" w:type="dxa"/>
+              <w:bottom w:w="100" w:type="dxa"/>
+              <w:left w:w="120" w:type="dxa"/>
+              <w:right w:w="120" w:type="dxa"/>
+            </w:tcMar>
+            <w:tcBorders>
+              <w:top w:val="single" w:sz="4" w:space="0" w:color="CCCCCC"/>
+              <w:bottom w:val="single" w:sz="4" w:space="0" w:color="CCCCCC"/>
+              <w:left w:val="single" w:sz="4" w:space="0" w:color="CCCCCC"/>
+              <w:right w:val="single" w:sz="4" w:space="0" w:color="CCCCCC"/>
+            </w:tcBorders>
+          </w:tcPr>
+          <w:p>
+            <w:pPr>
+              <w:spacing w:before="60" w:after="60" w:line="252" w:lineRule="auto"/>
+              <w:jc w:val="left"/>
+            </w:pPr>
+            <w:r/>
+            <w:r>
+              <w:t>483.50</w:t>
+            </w:r>
+          </w:p>
+        </w:tc>
+        <w:tc>
+          <w:tcPr>
+            <w:tcW w:type="dxa" w:w="1728"/>
+            <w:shd w:fill="FFFFFF"/>
+            <w:tcMar>
+              <w:top w:w="100" w:type="dxa"/>
+              <w:bottom w:w="100" w:type="dxa"/>
+              <w:left w:w="120" w:type="dxa"/>
+              <w:right w:w="120" w:type="dxa"/>
+            </w:tcMar>
+            <w:tcBorders>
+              <w:top w:val="single" w:sz="4" w:space="0" w:color="CCCCCC"/>
+              <w:bottom w:val="single" w:sz="4" w:space="0" w:color="CCCCCC"/>
+              <w:left w:val="single" w:sz="4" w:space="0" w:color="CCCCCC"/>
+              <w:right w:val="single" w:sz="4" w:space="0" w:color="CCCCCC"/>
+            </w:tcBorders>
+          </w:tcPr>
+          <w:p>
+            <w:pPr>
+              <w:spacing w:before="60" w:after="60" w:line="252" w:lineRule="auto"/>
+              <w:jc w:val="left"/>
+            </w:pPr>
+            <w:r/>
+            <w:r>
+              <w:rPr>
+                <w:b/>
+              </w:rPr>
+              <w:t>486.25</w:t>
+            </w:r>
+          </w:p>
+        </w:tc>
+        <w:tc>
+          <w:tcPr>
+            <w:tcW w:type="dxa" w:w="3456"/>
+            <w:shd w:fill="FFFFFF"/>
+            <w:tcMar>
+              <w:top w:w="100" w:type="dxa"/>
+              <w:bottom w:w="100" w:type="dxa"/>
+              <w:left w:w="120" w:type="dxa"/>
+              <w:right w:w="120" w:type="dxa"/>
+            </w:tcMar>
+            <w:tcBorders>
+              <w:top w:val="single" w:sz="4" w:space="0" w:color="CCCCCC"/>
+              <w:bottom w:val="single" w:sz="4" w:space="0" w:color="CCCCCC"/>
+              <w:left w:val="single" w:sz="4" w:space="0" w:color="CCCCCC"/>
+              <w:right w:val="single" w:sz="4" w:space="0" w:color="CCCCCC"/>
+            </w:tcBorders>
+          </w:tcPr>
+          <w:p>
+            <w:pPr>
+              <w:spacing w:before="60" w:after="60" w:line="252" w:lineRule="auto"/>
+              <w:jc w:val="left"/>
+            </w:pPr>
+            <w:r/>
+            <w:r>
+              <w:rPr>
+                <w:b/>
+              </w:rPr>
+              <w:t>+0.00</w:t>
+            </w:r>
+          </w:p>
+        </w:tc>
+        <w:tc>
+          <w:tcPr>
+            <w:tcW w:type="dxa" w:w="1440"/>
+            <w:shd w:fill="FFFFFF"/>
+            <w:tcMar>
+              <w:top w:w="100" w:type="dxa"/>
+              <w:bottom w:w="100" w:type="dxa"/>
+              <w:left w:w="120" w:type="dxa"/>
+              <w:right w:w="120" w:type="dxa"/>
+            </w:tcMar>
+            <w:tcBorders>
+              <w:top w:val="single" w:sz="4" w:space="0" w:color="CCCCCC"/>
+              <w:bottom w:val="single" w:sz="4" w:space="0" w:color="CCCCCC"/>
+              <w:left w:val="single" w:sz="4" w:space="0" w:color="CCCCCC"/>
+              <w:right w:val="single" w:sz="4" w:space="0" w:color="CCCCCC"/>
+            </w:tcBorders>
+          </w:tcPr>
+          <w:p>
+            <w:pPr>
+              <w:spacing w:before="60" w:after="60" w:line="252" w:lineRule="auto"/>
+              <w:jc w:val="left"/>
+            </w:pPr>
+            <w:r/>
+            <w:r>
+              <w:t>BEAR</w:t>
+            </w:r>
+          </w:p>
+        </w:tc>
+      </w:tr>
+      <w:tr>
+        <w:tc>
+          <w:tcPr>
+            <w:tcW w:type="dxa" w:w="1584"/>
+            <w:shd w:fill="F8FAFC"/>
+            <w:tcMar>
+              <w:top w:w="100" w:type="dxa"/>
+              <w:bottom w:w="100" w:type="dxa"/>
+              <w:left w:w="120" w:type="dxa"/>
+              <w:right w:w="120" w:type="dxa"/>
+            </w:tcMar>
+            <w:tcBorders>
+              <w:top w:val="single" w:sz="4" w:space="0" w:color="CCCCCC"/>
+              <w:bottom w:val="single" w:sz="4" w:space="0" w:color="CCCCCC"/>
+              <w:left w:val="single" w:sz="4" w:space="0" w:color="CCCCCC"/>
+              <w:right w:val="single" w:sz="4" w:space="0" w:color="CCCCCC"/>
+            </w:tcBorders>
+          </w:tcPr>
+          <w:p>
+            <w:pPr>
+              <w:spacing w:before="60" w:after="60" w:line="252" w:lineRule="auto"/>
+              <w:jc w:val="left"/>
+            </w:pPr>
+            <w:r/>
+            <w:r>
+              <w:rPr>
+                <w:b/>
+              </w:rPr>
+              <w:t>Fri 23/10</w:t>
+            </w:r>
+          </w:p>
+        </w:tc>
+        <w:tc>
+          <w:tcPr>
+            <w:tcW w:type="dxa" w:w="864"/>
+            <w:shd w:fill="F8FAFC"/>
+            <w:tcMar>
+              <w:top w:w="100" w:type="dxa"/>
+              <w:bottom w:w="100" w:type="dxa"/>
+              <w:left w:w="120" w:type="dxa"/>
+              <w:right w:w="120" w:type="dxa"/>
+            </w:tcMar>
+            <w:tcBorders>
+              <w:top w:val="single" w:sz="4" w:space="0" w:color="CCCCCC"/>
+              <w:bottom w:val="single" w:sz="4" w:space="0" w:color="CCCCCC"/>
+              <w:left w:val="single" w:sz="4" w:space="0" w:color="CCCCCC"/>
+              <w:right w:val="single" w:sz="4" w:space="0" w:color="CCCCCC"/>
+            </w:tcBorders>
+          </w:tcPr>
+          <w:p>
+            <w:pPr>
+              <w:spacing w:before="60" w:after="60" w:line="252" w:lineRule="auto"/>
+              <w:jc w:val="left"/>
+            </w:pPr>
+            <w:r/>
+            <w:r>
+              <w:t>NY Open 21-23</w:t>
+            </w:r>
+          </w:p>
+        </w:tc>
+        <w:tc>
+          <w:tcPr>
+            <w:tcW w:type="dxa" w:w="1440"/>
+            <w:shd w:fill="F8FAFC"/>
+            <w:tcMar>
+              <w:top w:w="100" w:type="dxa"/>
+              <w:bottom w:w="100" w:type="dxa"/>
+              <w:left w:w="120" w:type="dxa"/>
+              <w:right w:w="120" w:type="dxa"/>
+            </w:tcMar>
+            <w:tcBorders>
+              <w:top w:val="single" w:sz="4" w:space="0" w:color="CCCCCC"/>
+              <w:bottom w:val="single" w:sz="4" w:space="0" w:color="CCCCCC"/>
+              <w:left w:val="single" w:sz="4" w:space="0" w:color="CCCCCC"/>
+              <w:right w:val="single" w:sz="4" w:space="0" w:color="CCCCCC"/>
+            </w:tcBorders>
+          </w:tcPr>
+          <w:p>
+            <w:pPr>
+              <w:spacing w:before="60" w:after="60" w:line="252" w:lineRule="auto"/>
+              <w:jc w:val="left"/>
+            </w:pPr>
+            <w:r/>
+            <w:r>
+              <w:t>486.25</w:t>
+            </w:r>
+          </w:p>
+        </w:tc>
+        <w:tc>
+          <w:tcPr>
+            <w:tcW w:type="dxa" w:w="2016"/>
+            <w:shd w:fill="F8FAFC"/>
+            <w:tcMar>
+              <w:top w:w="100" w:type="dxa"/>
+              <w:bottom w:w="100" w:type="dxa"/>
+              <w:left w:w="120" w:type="dxa"/>
+              <w:right w:w="120" w:type="dxa"/>
+            </w:tcMar>
+            <w:tcBorders>
+              <w:top w:val="single" w:sz="4" w:space="0" w:color="CCCCCC"/>
+              <w:bottom w:val="single" w:sz="4" w:space="0" w:color="CCCCCC"/>
+              <w:left w:val="single" w:sz="4" w:space="0" w:color="CCCCCC"/>
+              <w:right w:val="single" w:sz="4" w:space="0" w:color="CCCCCC"/>
+            </w:tcBorders>
+          </w:tcPr>
+          <w:p>
+            <w:pPr>
+              <w:spacing w:before="60" w:after="60" w:line="252" w:lineRule="auto"/>
+              <w:jc w:val="left"/>
+            </w:pPr>
+            <w:r/>
+            <w:r>
+              <w:t>490.25</w:t>
+            </w:r>
+          </w:p>
+        </w:tc>
+        <w:tc>
+          <w:tcPr>
+            <w:tcW w:type="dxa" w:w="1152"/>
+            <w:shd w:fill="F8FAFC"/>
+            <w:tcMar>
+              <w:top w:w="100" w:type="dxa"/>
+              <w:bottom w:w="100" w:type="dxa"/>
+              <w:left w:w="120" w:type="dxa"/>
+              <w:right w:w="120" w:type="dxa"/>
+            </w:tcMar>
+            <w:tcBorders>
+              <w:top w:val="single" w:sz="4" w:space="0" w:color="CCCCCC"/>
+              <w:bottom w:val="single" w:sz="4" w:space="0" w:color="CCCCCC"/>
+              <w:left w:val="single" w:sz="4" w:space="0" w:color="CCCCCC"/>
+              <w:right w:val="single" w:sz="4" w:space="0" w:color="CCCCCC"/>
+            </w:tcBorders>
+          </w:tcPr>
+          <w:p>
+            <w:pPr>
+              <w:spacing w:before="60" w:after="60" w:line="252" w:lineRule="auto"/>
+              <w:jc w:val="left"/>
+            </w:pPr>
+            <w:r/>
+            <w:r>
+              <w:t>482.75</w:t>
+            </w:r>
+          </w:p>
+        </w:tc>
+        <w:tc>
+          <w:tcPr>
+            <w:tcW w:type="dxa" w:w="1728"/>
+            <w:shd w:fill="F8FAFC"/>
+            <w:tcMar>
+              <w:top w:w="100" w:type="dxa"/>
+              <w:bottom w:w="100" w:type="dxa"/>
+              <w:left w:w="120" w:type="dxa"/>
+              <w:right w:w="120" w:type="dxa"/>
+            </w:tcMar>
+            <w:tcBorders>
+              <w:top w:val="single" w:sz="4" w:space="0" w:color="CCCCCC"/>
+              <w:bottom w:val="single" w:sz="4" w:space="0" w:color="CCCCCC"/>
+              <w:left w:val="single" w:sz="4" w:space="0" w:color="CCCCCC"/>
+              <w:right w:val="single" w:sz="4" w:space="0" w:color="CCCCCC"/>
+            </w:tcBorders>
+          </w:tcPr>
+          <w:p>
+            <w:pPr>
+              <w:spacing w:before="60" w:after="60" w:line="252" w:lineRule="auto"/>
+              <w:jc w:val="left"/>
+            </w:pPr>
+            <w:r/>
+            <w:r>
+              <w:rPr>
+                <w:b/>
+              </w:rPr>
+              <w:t>486.75</w:t>
             </w:r>
           </w:p>
         </w:tc>
@@ -17625,7 +20915,7 @@
               <w:rPr>
                 <w:b/>
               </w:rPr>
-              <w:t>Wed 21/10</w:t>
+              <w:t>Fri 23/10</w:t>
             </w:r>
           </w:p>
         </w:tc>
@@ -17653,7 +20943,7 @@
             </w:pPr>
             <w:r/>
             <w:r>
-              <w:t>Pre-NY 19-21</w:t>
+              <w:t>NY Close 23-01</w:t>
             </w:r>
           </w:p>
         </w:tc>
@@ -17681,7 +20971,7 @@
             </w:pPr>
             <w:r/>
             <w:r>
-              <w:t>481.75</w:t>
+              <w:t>486.75</w:t>
             </w:r>
           </w:p>
         </w:tc>
@@ -17709,7 +20999,7 @@
             </w:pPr>
             <w:r/>
             <w:r>
-              <w:t>486.50</w:t>
+              <w:t>490.75</w:t>
             </w:r>
           </w:p>
         </w:tc>
@@ -17737,7 +21027,7 @@
             </w:pPr>
             <w:r/>
             <w:r>
-              <w:t>474.75</w:t>
+              <w:t>485.00</w:t>
             </w:r>
           </w:p>
         </w:tc>
@@ -17745,3061 +21035,6 @@
           <w:tcPr>
             <w:tcW w:type="dxa" w:w="1728"/>
             <w:shd w:fill="FFFFFF"/>
-            <w:tcMar>
-              <w:top w:w="100" w:type="dxa"/>
-              <w:bottom w:w="100" w:type="dxa"/>
-              <w:left w:w="120" w:type="dxa"/>
-              <w:right w:w="120" w:type="dxa"/>
-            </w:tcMar>
-            <w:tcBorders>
-              <w:top w:val="single" w:sz="4" w:space="0" w:color="CCCCCC"/>
-              <w:bottom w:val="single" w:sz="4" w:space="0" w:color="CCCCCC"/>
-              <w:left w:val="single" w:sz="4" w:space="0" w:color="CCCCCC"/>
-              <w:right w:val="single" w:sz="4" w:space="0" w:color="CCCCCC"/>
-            </w:tcBorders>
-          </w:tcPr>
-          <w:p>
-            <w:pPr>
-              <w:spacing w:before="60" w:after="60" w:line="252" w:lineRule="auto"/>
-              <w:jc w:val="left"/>
-            </w:pPr>
-            <w:r/>
-            <w:r>
-              <w:rPr>
-                <w:b/>
-              </w:rPr>
-              <w:t>483.75</w:t>
-            </w:r>
-          </w:p>
-        </w:tc>
-        <w:tc>
-          <w:tcPr>
-            <w:tcW w:type="dxa" w:w="3456"/>
-            <w:shd w:fill="FFFFFF"/>
-            <w:tcMar>
-              <w:top w:w="100" w:type="dxa"/>
-              <w:bottom w:w="100" w:type="dxa"/>
-              <w:left w:w="120" w:type="dxa"/>
-              <w:right w:w="120" w:type="dxa"/>
-            </w:tcMar>
-            <w:tcBorders>
-              <w:top w:val="single" w:sz="4" w:space="0" w:color="CCCCCC"/>
-              <w:bottom w:val="single" w:sz="4" w:space="0" w:color="CCCCCC"/>
-              <w:left w:val="single" w:sz="4" w:space="0" w:color="CCCCCC"/>
-              <w:right w:val="single" w:sz="4" w:space="0" w:color="CCCCCC"/>
-            </w:tcBorders>
-          </w:tcPr>
-          <w:p>
-            <w:pPr>
-              <w:spacing w:before="60" w:after="60" w:line="252" w:lineRule="auto"/>
-              <w:jc w:val="left"/>
-            </w:pPr>
-            <w:r/>
-            <w:r>
-              <w:rPr>
-                <w:b/>
-              </w:rPr>
-              <w:t>+2.00</w:t>
-            </w:r>
-          </w:p>
-        </w:tc>
-        <w:tc>
-          <w:tcPr>
-            <w:tcW w:type="dxa" w:w="1440"/>
-            <w:shd w:fill="FFFFFF"/>
-            <w:tcMar>
-              <w:top w:w="100" w:type="dxa"/>
-              <w:bottom w:w="100" w:type="dxa"/>
-              <w:left w:w="120" w:type="dxa"/>
-              <w:right w:w="120" w:type="dxa"/>
-            </w:tcMar>
-            <w:tcBorders>
-              <w:top w:val="single" w:sz="4" w:space="0" w:color="CCCCCC"/>
-              <w:bottom w:val="single" w:sz="4" w:space="0" w:color="CCCCCC"/>
-              <w:left w:val="single" w:sz="4" w:space="0" w:color="CCCCCC"/>
-              <w:right w:val="single" w:sz="4" w:space="0" w:color="CCCCCC"/>
-            </w:tcBorders>
-          </w:tcPr>
-          <w:p>
-            <w:pPr>
-              <w:spacing w:before="60" w:after="60" w:line="252" w:lineRule="auto"/>
-              <w:jc w:val="left"/>
-            </w:pPr>
-            <w:r/>
-            <w:r>
-              <w:t>BULL</w:t>
-            </w:r>
-          </w:p>
-        </w:tc>
-      </w:tr>
-      <w:tr>
-        <w:tc>
-          <w:tcPr>
-            <w:tcW w:type="dxa" w:w="1584"/>
-            <w:shd w:fill="F8FAFC"/>
-            <w:tcMar>
-              <w:top w:w="100" w:type="dxa"/>
-              <w:bottom w:w="100" w:type="dxa"/>
-              <w:left w:w="120" w:type="dxa"/>
-              <w:right w:w="120" w:type="dxa"/>
-            </w:tcMar>
-            <w:tcBorders>
-              <w:top w:val="single" w:sz="4" w:space="0" w:color="CCCCCC"/>
-              <w:bottom w:val="single" w:sz="4" w:space="0" w:color="CCCCCC"/>
-              <w:left w:val="single" w:sz="4" w:space="0" w:color="CCCCCC"/>
-              <w:right w:val="single" w:sz="4" w:space="0" w:color="CCCCCC"/>
-            </w:tcBorders>
-          </w:tcPr>
-          <w:p>
-            <w:pPr>
-              <w:spacing w:before="60" w:after="60" w:line="252" w:lineRule="auto"/>
-              <w:jc w:val="left"/>
-            </w:pPr>
-            <w:r/>
-            <w:r>
-              <w:rPr>
-                <w:b/>
-              </w:rPr>
-              <w:t>Wed 21/10</w:t>
-            </w:r>
-          </w:p>
-        </w:tc>
-        <w:tc>
-          <w:tcPr>
-            <w:tcW w:type="dxa" w:w="864"/>
-            <w:shd w:fill="F8FAFC"/>
-            <w:tcMar>
-              <w:top w:w="100" w:type="dxa"/>
-              <w:bottom w:w="100" w:type="dxa"/>
-              <w:left w:w="120" w:type="dxa"/>
-              <w:right w:w="120" w:type="dxa"/>
-            </w:tcMar>
-            <w:tcBorders>
-              <w:top w:val="single" w:sz="4" w:space="0" w:color="CCCCCC"/>
-              <w:bottom w:val="single" w:sz="4" w:space="0" w:color="CCCCCC"/>
-              <w:left w:val="single" w:sz="4" w:space="0" w:color="CCCCCC"/>
-              <w:right w:val="single" w:sz="4" w:space="0" w:color="CCCCCC"/>
-            </w:tcBorders>
-          </w:tcPr>
-          <w:p>
-            <w:pPr>
-              <w:spacing w:before="60" w:after="60" w:line="252" w:lineRule="auto"/>
-              <w:jc w:val="left"/>
-            </w:pPr>
-            <w:r/>
-            <w:r>
-              <w:t>NY Open 21-23</w:t>
-            </w:r>
-          </w:p>
-        </w:tc>
-        <w:tc>
-          <w:tcPr>
-            <w:tcW w:type="dxa" w:w="1440"/>
-            <w:shd w:fill="F8FAFC"/>
-            <w:tcMar>
-              <w:top w:w="100" w:type="dxa"/>
-              <w:bottom w:w="100" w:type="dxa"/>
-              <w:left w:w="120" w:type="dxa"/>
-              <w:right w:w="120" w:type="dxa"/>
-            </w:tcMar>
-            <w:tcBorders>
-              <w:top w:val="single" w:sz="4" w:space="0" w:color="CCCCCC"/>
-              <w:bottom w:val="single" w:sz="4" w:space="0" w:color="CCCCCC"/>
-              <w:left w:val="single" w:sz="4" w:space="0" w:color="CCCCCC"/>
-              <w:right w:val="single" w:sz="4" w:space="0" w:color="CCCCCC"/>
-            </w:tcBorders>
-          </w:tcPr>
-          <w:p>
-            <w:pPr>
-              <w:spacing w:before="60" w:after="60" w:line="252" w:lineRule="auto"/>
-              <w:jc w:val="left"/>
-            </w:pPr>
-            <w:r/>
-            <w:r>
-              <w:t>483.75</w:t>
-            </w:r>
-          </w:p>
-        </w:tc>
-        <w:tc>
-          <w:tcPr>
-            <w:tcW w:type="dxa" w:w="2016"/>
-            <w:shd w:fill="F8FAFC"/>
-            <w:tcMar>
-              <w:top w:w="100" w:type="dxa"/>
-              <w:bottom w:w="100" w:type="dxa"/>
-              <w:left w:w="120" w:type="dxa"/>
-              <w:right w:w="120" w:type="dxa"/>
-            </w:tcMar>
-            <w:tcBorders>
-              <w:top w:val="single" w:sz="4" w:space="0" w:color="CCCCCC"/>
-              <w:bottom w:val="single" w:sz="4" w:space="0" w:color="CCCCCC"/>
-              <w:left w:val="single" w:sz="4" w:space="0" w:color="CCCCCC"/>
-              <w:right w:val="single" w:sz="4" w:space="0" w:color="CCCCCC"/>
-            </w:tcBorders>
-          </w:tcPr>
-          <w:p>
-            <w:pPr>
-              <w:spacing w:before="60" w:after="60" w:line="252" w:lineRule="auto"/>
-              <w:jc w:val="left"/>
-            </w:pPr>
-            <w:r/>
-            <w:r>
-              <w:t>491.75</w:t>
-            </w:r>
-          </w:p>
-        </w:tc>
-        <w:tc>
-          <w:tcPr>
-            <w:tcW w:type="dxa" w:w="1152"/>
-            <w:shd w:fill="F8FAFC"/>
-            <w:tcMar>
-              <w:top w:w="100" w:type="dxa"/>
-              <w:bottom w:w="100" w:type="dxa"/>
-              <w:left w:w="120" w:type="dxa"/>
-              <w:right w:w="120" w:type="dxa"/>
-            </w:tcMar>
-            <w:tcBorders>
-              <w:top w:val="single" w:sz="4" w:space="0" w:color="CCCCCC"/>
-              <w:bottom w:val="single" w:sz="4" w:space="0" w:color="CCCCCC"/>
-              <w:left w:val="single" w:sz="4" w:space="0" w:color="CCCCCC"/>
-              <w:right w:val="single" w:sz="4" w:space="0" w:color="CCCCCC"/>
-            </w:tcBorders>
-          </w:tcPr>
-          <w:p>
-            <w:pPr>
-              <w:spacing w:before="60" w:after="60" w:line="252" w:lineRule="auto"/>
-              <w:jc w:val="left"/>
-            </w:pPr>
-            <w:r/>
-            <w:r>
-              <w:t>476.75</w:t>
-            </w:r>
-          </w:p>
-        </w:tc>
-        <w:tc>
-          <w:tcPr>
-            <w:tcW w:type="dxa" w:w="1728"/>
-            <w:shd w:fill="F8FAFC"/>
-            <w:tcMar>
-              <w:top w:w="100" w:type="dxa"/>
-              <w:bottom w:w="100" w:type="dxa"/>
-              <w:left w:w="120" w:type="dxa"/>
-              <w:right w:w="120" w:type="dxa"/>
-            </w:tcMar>
-            <w:tcBorders>
-              <w:top w:val="single" w:sz="4" w:space="0" w:color="CCCCCC"/>
-              <w:bottom w:val="single" w:sz="4" w:space="0" w:color="CCCCCC"/>
-              <w:left w:val="single" w:sz="4" w:space="0" w:color="CCCCCC"/>
-              <w:right w:val="single" w:sz="4" w:space="0" w:color="CCCCCC"/>
-            </w:tcBorders>
-          </w:tcPr>
-          <w:p>
-            <w:pPr>
-              <w:spacing w:before="60" w:after="60" w:line="252" w:lineRule="auto"/>
-              <w:jc w:val="left"/>
-            </w:pPr>
-            <w:r/>
-            <w:r>
-              <w:rPr>
-                <w:b/>
-              </w:rPr>
-              <w:t>485.25</w:t>
-            </w:r>
-          </w:p>
-        </w:tc>
-        <w:tc>
-          <w:tcPr>
-            <w:tcW w:type="dxa" w:w="3456"/>
-            <w:shd w:fill="F8FAFC"/>
-            <w:tcMar>
-              <w:top w:w="100" w:type="dxa"/>
-              <w:bottom w:w="100" w:type="dxa"/>
-              <w:left w:w="120" w:type="dxa"/>
-              <w:right w:w="120" w:type="dxa"/>
-            </w:tcMar>
-            <w:tcBorders>
-              <w:top w:val="single" w:sz="4" w:space="0" w:color="CCCCCC"/>
-              <w:bottom w:val="single" w:sz="4" w:space="0" w:color="CCCCCC"/>
-              <w:left w:val="single" w:sz="4" w:space="0" w:color="CCCCCC"/>
-              <w:right w:val="single" w:sz="4" w:space="0" w:color="CCCCCC"/>
-            </w:tcBorders>
-          </w:tcPr>
-          <w:p>
-            <w:pPr>
-              <w:spacing w:before="60" w:after="60" w:line="252" w:lineRule="auto"/>
-              <w:jc w:val="left"/>
-            </w:pPr>
-            <w:r/>
-            <w:r>
-              <w:rPr>
-                <w:b/>
-              </w:rPr>
-              <w:t>+1.50</w:t>
-            </w:r>
-          </w:p>
-        </w:tc>
-        <w:tc>
-          <w:tcPr>
-            <w:tcW w:type="dxa" w:w="1440"/>
-            <w:shd w:fill="F8FAFC"/>
-            <w:tcMar>
-              <w:top w:w="100" w:type="dxa"/>
-              <w:bottom w:w="100" w:type="dxa"/>
-              <w:left w:w="120" w:type="dxa"/>
-              <w:right w:w="120" w:type="dxa"/>
-            </w:tcMar>
-            <w:tcBorders>
-              <w:top w:val="single" w:sz="4" w:space="0" w:color="CCCCCC"/>
-              <w:bottom w:val="single" w:sz="4" w:space="0" w:color="CCCCCC"/>
-              <w:left w:val="single" w:sz="4" w:space="0" w:color="CCCCCC"/>
-              <w:right w:val="single" w:sz="4" w:space="0" w:color="CCCCCC"/>
-            </w:tcBorders>
-          </w:tcPr>
-          <w:p>
-            <w:pPr>
-              <w:spacing w:before="60" w:after="60" w:line="252" w:lineRule="auto"/>
-              <w:jc w:val="left"/>
-            </w:pPr>
-            <w:r/>
-            <w:r>
-              <w:t>BULL</w:t>
-            </w:r>
-          </w:p>
-        </w:tc>
-      </w:tr>
-      <w:tr>
-        <w:tc>
-          <w:tcPr>
-            <w:tcW w:type="dxa" w:w="1584"/>
-            <w:shd w:fill="FFFFFF"/>
-            <w:tcMar>
-              <w:top w:w="100" w:type="dxa"/>
-              <w:bottom w:w="100" w:type="dxa"/>
-              <w:left w:w="120" w:type="dxa"/>
-              <w:right w:w="120" w:type="dxa"/>
-            </w:tcMar>
-            <w:tcBorders>
-              <w:top w:val="single" w:sz="4" w:space="0" w:color="CCCCCC"/>
-              <w:bottom w:val="single" w:sz="4" w:space="0" w:color="CCCCCC"/>
-              <w:left w:val="single" w:sz="4" w:space="0" w:color="CCCCCC"/>
-              <w:right w:val="single" w:sz="4" w:space="0" w:color="CCCCCC"/>
-            </w:tcBorders>
-          </w:tcPr>
-          <w:p>
-            <w:pPr>
-              <w:spacing w:before="60" w:after="60" w:line="252" w:lineRule="auto"/>
-              <w:jc w:val="left"/>
-            </w:pPr>
-            <w:r/>
-            <w:r>
-              <w:rPr>
-                <w:b/>
-              </w:rPr>
-              <w:t>Wed 21/10</w:t>
-            </w:r>
-          </w:p>
-        </w:tc>
-        <w:tc>
-          <w:tcPr>
-            <w:tcW w:type="dxa" w:w="864"/>
-            <w:shd w:fill="FFFFFF"/>
-            <w:tcMar>
-              <w:top w:w="100" w:type="dxa"/>
-              <w:bottom w:w="100" w:type="dxa"/>
-              <w:left w:w="120" w:type="dxa"/>
-              <w:right w:w="120" w:type="dxa"/>
-            </w:tcMar>
-            <w:tcBorders>
-              <w:top w:val="single" w:sz="4" w:space="0" w:color="CCCCCC"/>
-              <w:bottom w:val="single" w:sz="4" w:space="0" w:color="CCCCCC"/>
-              <w:left w:val="single" w:sz="4" w:space="0" w:color="CCCCCC"/>
-              <w:right w:val="single" w:sz="4" w:space="0" w:color="CCCCCC"/>
-            </w:tcBorders>
-          </w:tcPr>
-          <w:p>
-            <w:pPr>
-              <w:spacing w:before="60" w:after="60" w:line="252" w:lineRule="auto"/>
-              <w:jc w:val="left"/>
-            </w:pPr>
-            <w:r/>
-            <w:r>
-              <w:t>NY Close 23-01</w:t>
-            </w:r>
-          </w:p>
-        </w:tc>
-        <w:tc>
-          <w:tcPr>
-            <w:tcW w:type="dxa" w:w="1440"/>
-            <w:shd w:fill="FFFFFF"/>
-            <w:tcMar>
-              <w:top w:w="100" w:type="dxa"/>
-              <w:bottom w:w="100" w:type="dxa"/>
-              <w:left w:w="120" w:type="dxa"/>
-              <w:right w:w="120" w:type="dxa"/>
-            </w:tcMar>
-            <w:tcBorders>
-              <w:top w:val="single" w:sz="4" w:space="0" w:color="CCCCCC"/>
-              <w:bottom w:val="single" w:sz="4" w:space="0" w:color="CCCCCC"/>
-              <w:left w:val="single" w:sz="4" w:space="0" w:color="CCCCCC"/>
-              <w:right w:val="single" w:sz="4" w:space="0" w:color="CCCCCC"/>
-            </w:tcBorders>
-          </w:tcPr>
-          <w:p>
-            <w:pPr>
-              <w:spacing w:before="60" w:after="60" w:line="252" w:lineRule="auto"/>
-              <w:jc w:val="left"/>
-            </w:pPr>
-            <w:r/>
-            <w:r>
-              <w:t>485.25</w:t>
-            </w:r>
-          </w:p>
-        </w:tc>
-        <w:tc>
-          <w:tcPr>
-            <w:tcW w:type="dxa" w:w="2016"/>
-            <w:shd w:fill="FFFFFF"/>
-            <w:tcMar>
-              <w:top w:w="100" w:type="dxa"/>
-              <w:bottom w:w="100" w:type="dxa"/>
-              <w:left w:w="120" w:type="dxa"/>
-              <w:right w:w="120" w:type="dxa"/>
-            </w:tcMar>
-            <w:tcBorders>
-              <w:top w:val="single" w:sz="4" w:space="0" w:color="CCCCCC"/>
-              <w:bottom w:val="single" w:sz="4" w:space="0" w:color="CCCCCC"/>
-              <w:left w:val="single" w:sz="4" w:space="0" w:color="CCCCCC"/>
-              <w:right w:val="single" w:sz="4" w:space="0" w:color="CCCCCC"/>
-            </w:tcBorders>
-          </w:tcPr>
-          <w:p>
-            <w:pPr>
-              <w:spacing w:before="60" w:after="60" w:line="252" w:lineRule="auto"/>
-              <w:jc w:val="left"/>
-            </w:pPr>
-            <w:r/>
-            <w:r>
-              <w:t>489.75</w:t>
-            </w:r>
-          </w:p>
-        </w:tc>
-        <w:tc>
-          <w:tcPr>
-            <w:tcW w:type="dxa" w:w="1152"/>
-            <w:shd w:fill="FFFFFF"/>
-            <w:tcMar>
-              <w:top w:w="100" w:type="dxa"/>
-              <w:bottom w:w="100" w:type="dxa"/>
-              <w:left w:w="120" w:type="dxa"/>
-              <w:right w:w="120" w:type="dxa"/>
-            </w:tcMar>
-            <w:tcBorders>
-              <w:top w:val="single" w:sz="4" w:space="0" w:color="CCCCCC"/>
-              <w:bottom w:val="single" w:sz="4" w:space="0" w:color="CCCCCC"/>
-              <w:left w:val="single" w:sz="4" w:space="0" w:color="CCCCCC"/>
-              <w:right w:val="single" w:sz="4" w:space="0" w:color="CCCCCC"/>
-            </w:tcBorders>
-          </w:tcPr>
-          <w:p>
-            <w:pPr>
-              <w:spacing w:before="60" w:after="60" w:line="252" w:lineRule="auto"/>
-              <w:jc w:val="left"/>
-            </w:pPr>
-            <w:r/>
-            <w:r>
-              <w:t>481.00</w:t>
-            </w:r>
-          </w:p>
-        </w:tc>
-        <w:tc>
-          <w:tcPr>
-            <w:tcW w:type="dxa" w:w="1728"/>
-            <w:shd w:fill="FFFFFF"/>
-            <w:tcMar>
-              <w:top w:w="100" w:type="dxa"/>
-              <w:bottom w:w="100" w:type="dxa"/>
-              <w:left w:w="120" w:type="dxa"/>
-              <w:right w:w="120" w:type="dxa"/>
-            </w:tcMar>
-            <w:tcBorders>
-              <w:top w:val="single" w:sz="4" w:space="0" w:color="CCCCCC"/>
-              <w:bottom w:val="single" w:sz="4" w:space="0" w:color="CCCCCC"/>
-              <w:left w:val="single" w:sz="4" w:space="0" w:color="CCCCCC"/>
-              <w:right w:val="single" w:sz="4" w:space="0" w:color="CCCCCC"/>
-            </w:tcBorders>
-          </w:tcPr>
-          <w:p>
-            <w:pPr>
-              <w:spacing w:before="60" w:after="60" w:line="252" w:lineRule="auto"/>
-              <w:jc w:val="left"/>
-            </w:pPr>
-            <w:r/>
-            <w:r>
-              <w:rPr>
-                <w:b/>
-              </w:rPr>
-              <w:t>484.75</w:t>
-            </w:r>
-          </w:p>
-        </w:tc>
-        <w:tc>
-          <w:tcPr>
-            <w:tcW w:type="dxa" w:w="3456"/>
-            <w:shd w:fill="FFFFFF"/>
-            <w:tcMar>
-              <w:top w:w="100" w:type="dxa"/>
-              <w:bottom w:w="100" w:type="dxa"/>
-              <w:left w:w="120" w:type="dxa"/>
-              <w:right w:w="120" w:type="dxa"/>
-            </w:tcMar>
-            <w:tcBorders>
-              <w:top w:val="single" w:sz="4" w:space="0" w:color="CCCCCC"/>
-              <w:bottom w:val="single" w:sz="4" w:space="0" w:color="CCCCCC"/>
-              <w:left w:val="single" w:sz="4" w:space="0" w:color="CCCCCC"/>
-              <w:right w:val="single" w:sz="4" w:space="0" w:color="CCCCCC"/>
-            </w:tcBorders>
-          </w:tcPr>
-          <w:p>
-            <w:pPr>
-              <w:spacing w:before="60" w:after="60" w:line="252" w:lineRule="auto"/>
-              <w:jc w:val="left"/>
-            </w:pPr>
-            <w:r/>
-            <w:r>
-              <w:rPr>
-                <w:b/>
-              </w:rPr>
-              <w:t>-0.50</w:t>
-            </w:r>
-          </w:p>
-        </w:tc>
-        <w:tc>
-          <w:tcPr>
-            <w:tcW w:type="dxa" w:w="1440"/>
-            <w:shd w:fill="FFFFFF"/>
-            <w:tcMar>
-              <w:top w:w="100" w:type="dxa"/>
-              <w:bottom w:w="100" w:type="dxa"/>
-              <w:left w:w="120" w:type="dxa"/>
-              <w:right w:w="120" w:type="dxa"/>
-            </w:tcMar>
-            <w:tcBorders>
-              <w:top w:val="single" w:sz="4" w:space="0" w:color="CCCCCC"/>
-              <w:bottom w:val="single" w:sz="4" w:space="0" w:color="CCCCCC"/>
-              <w:left w:val="single" w:sz="4" w:space="0" w:color="CCCCCC"/>
-              <w:right w:val="single" w:sz="4" w:space="0" w:color="CCCCCC"/>
-            </w:tcBorders>
-          </w:tcPr>
-          <w:p>
-            <w:pPr>
-              <w:spacing w:before="60" w:after="60" w:line="252" w:lineRule="auto"/>
-              <w:jc w:val="left"/>
-            </w:pPr>
-            <w:r/>
-            <w:r>
-              <w:t>BEAR</w:t>
-            </w:r>
-          </w:p>
-        </w:tc>
-      </w:tr>
-      <w:tr>
-        <w:tc>
-          <w:tcPr>
-            <w:tcW w:type="dxa" w:w="1584"/>
-            <w:shd w:fill="F8FAFC"/>
-            <w:tcMar>
-              <w:top w:w="100" w:type="dxa"/>
-              <w:bottom w:w="100" w:type="dxa"/>
-              <w:left w:w="120" w:type="dxa"/>
-              <w:right w:w="120" w:type="dxa"/>
-            </w:tcMar>
-            <w:tcBorders>
-              <w:top w:val="single" w:sz="4" w:space="0" w:color="CCCCCC"/>
-              <w:bottom w:val="single" w:sz="4" w:space="0" w:color="CCCCCC"/>
-              <w:left w:val="single" w:sz="4" w:space="0" w:color="CCCCCC"/>
-              <w:right w:val="single" w:sz="4" w:space="0" w:color="CCCCCC"/>
-            </w:tcBorders>
-          </w:tcPr>
-          <w:p>
-            <w:pPr>
-              <w:spacing w:before="60" w:after="60" w:line="252" w:lineRule="auto"/>
-              <w:jc w:val="left"/>
-            </w:pPr>
-            <w:r/>
-            <w:r>
-              <w:rPr>
-                <w:b/>
-              </w:rPr>
-              <w:t>Thu 22/10</w:t>
-            </w:r>
-          </w:p>
-        </w:tc>
-        <w:tc>
-          <w:tcPr>
-            <w:tcW w:type="dxa" w:w="864"/>
-            <w:shd w:fill="F8FAFC"/>
-            <w:tcMar>
-              <w:top w:w="100" w:type="dxa"/>
-              <w:bottom w:w="100" w:type="dxa"/>
-              <w:left w:w="120" w:type="dxa"/>
-              <w:right w:w="120" w:type="dxa"/>
-            </w:tcMar>
-            <w:tcBorders>
-              <w:top w:val="single" w:sz="4" w:space="0" w:color="CCCCCC"/>
-              <w:bottom w:val="single" w:sz="4" w:space="0" w:color="CCCCCC"/>
-              <w:left w:val="single" w:sz="4" w:space="0" w:color="CCCCCC"/>
-              <w:right w:val="single" w:sz="4" w:space="0" w:color="CCCCCC"/>
-            </w:tcBorders>
-          </w:tcPr>
-          <w:p>
-            <w:pPr>
-              <w:spacing w:before="60" w:after="60" w:line="252" w:lineRule="auto"/>
-              <w:jc w:val="left"/>
-            </w:pPr>
-            <w:r/>
-            <w:r>
-              <w:t>Asia 07-11</w:t>
-            </w:r>
-          </w:p>
-        </w:tc>
-        <w:tc>
-          <w:tcPr>
-            <w:tcW w:type="dxa" w:w="1440"/>
-            <w:shd w:fill="F8FAFC"/>
-            <w:tcMar>
-              <w:top w:w="100" w:type="dxa"/>
-              <w:bottom w:w="100" w:type="dxa"/>
-              <w:left w:w="120" w:type="dxa"/>
-              <w:right w:w="120" w:type="dxa"/>
-            </w:tcMar>
-            <w:tcBorders>
-              <w:top w:val="single" w:sz="4" w:space="0" w:color="CCCCCC"/>
-              <w:bottom w:val="single" w:sz="4" w:space="0" w:color="CCCCCC"/>
-              <w:left w:val="single" w:sz="4" w:space="0" w:color="CCCCCC"/>
-              <w:right w:val="single" w:sz="4" w:space="0" w:color="CCCCCC"/>
-            </w:tcBorders>
-          </w:tcPr>
-          <w:p>
-            <w:pPr>
-              <w:spacing w:before="60" w:after="60" w:line="252" w:lineRule="auto"/>
-              <w:jc w:val="left"/>
-            </w:pPr>
-            <w:r/>
-            <w:r>
-              <w:t>484.75</w:t>
-            </w:r>
-          </w:p>
-        </w:tc>
-        <w:tc>
-          <w:tcPr>
-            <w:tcW w:type="dxa" w:w="2016"/>
-            <w:shd w:fill="F8FAFC"/>
-            <w:tcMar>
-              <w:top w:w="100" w:type="dxa"/>
-              <w:bottom w:w="100" w:type="dxa"/>
-              <w:left w:w="120" w:type="dxa"/>
-              <w:right w:w="120" w:type="dxa"/>
-            </w:tcMar>
-            <w:tcBorders>
-              <w:top w:val="single" w:sz="4" w:space="0" w:color="CCCCCC"/>
-              <w:bottom w:val="single" w:sz="4" w:space="0" w:color="CCCCCC"/>
-              <w:left w:val="single" w:sz="4" w:space="0" w:color="CCCCCC"/>
-              <w:right w:val="single" w:sz="4" w:space="0" w:color="CCCCCC"/>
-            </w:tcBorders>
-          </w:tcPr>
-          <w:p>
-            <w:pPr>
-              <w:spacing w:before="60" w:after="60" w:line="252" w:lineRule="auto"/>
-              <w:jc w:val="left"/>
-            </w:pPr>
-            <w:r/>
-            <w:r>
-              <w:t>487.00</w:t>
-            </w:r>
-          </w:p>
-        </w:tc>
-        <w:tc>
-          <w:tcPr>
-            <w:tcW w:type="dxa" w:w="1152"/>
-            <w:shd w:fill="F8FAFC"/>
-            <w:tcMar>
-              <w:top w:w="100" w:type="dxa"/>
-              <w:bottom w:w="100" w:type="dxa"/>
-              <w:left w:w="120" w:type="dxa"/>
-              <w:right w:w="120" w:type="dxa"/>
-            </w:tcMar>
-            <w:tcBorders>
-              <w:top w:val="single" w:sz="4" w:space="0" w:color="CCCCCC"/>
-              <w:bottom w:val="single" w:sz="4" w:space="0" w:color="CCCCCC"/>
-              <w:left w:val="single" w:sz="4" w:space="0" w:color="CCCCCC"/>
-              <w:right w:val="single" w:sz="4" w:space="0" w:color="CCCCCC"/>
-            </w:tcBorders>
-          </w:tcPr>
-          <w:p>
-            <w:pPr>
-              <w:spacing w:before="60" w:after="60" w:line="252" w:lineRule="auto"/>
-              <w:jc w:val="left"/>
-            </w:pPr>
-            <w:r/>
-            <w:r>
-              <w:t>482.00</w:t>
-            </w:r>
-          </w:p>
-        </w:tc>
-        <w:tc>
-          <w:tcPr>
-            <w:tcW w:type="dxa" w:w="1728"/>
-            <w:shd w:fill="F8FAFC"/>
-            <w:tcMar>
-              <w:top w:w="100" w:type="dxa"/>
-              <w:bottom w:w="100" w:type="dxa"/>
-              <w:left w:w="120" w:type="dxa"/>
-              <w:right w:w="120" w:type="dxa"/>
-            </w:tcMar>
-            <w:tcBorders>
-              <w:top w:val="single" w:sz="4" w:space="0" w:color="CCCCCC"/>
-              <w:bottom w:val="single" w:sz="4" w:space="0" w:color="CCCCCC"/>
-              <w:left w:val="single" w:sz="4" w:space="0" w:color="CCCCCC"/>
-              <w:right w:val="single" w:sz="4" w:space="0" w:color="CCCCCC"/>
-            </w:tcBorders>
-          </w:tcPr>
-          <w:p>
-            <w:pPr>
-              <w:spacing w:before="60" w:after="60" w:line="252" w:lineRule="auto"/>
-              <w:jc w:val="left"/>
-            </w:pPr>
-            <w:r/>
-            <w:r>
-              <w:rPr>
-                <w:b/>
-              </w:rPr>
-              <w:t>484.50</w:t>
-            </w:r>
-          </w:p>
-        </w:tc>
-        <w:tc>
-          <w:tcPr>
-            <w:tcW w:type="dxa" w:w="3456"/>
-            <w:shd w:fill="F8FAFC"/>
-            <w:tcMar>
-              <w:top w:w="100" w:type="dxa"/>
-              <w:bottom w:w="100" w:type="dxa"/>
-              <w:left w:w="120" w:type="dxa"/>
-              <w:right w:w="120" w:type="dxa"/>
-            </w:tcMar>
-            <w:tcBorders>
-              <w:top w:val="single" w:sz="4" w:space="0" w:color="CCCCCC"/>
-              <w:bottom w:val="single" w:sz="4" w:space="0" w:color="CCCCCC"/>
-              <w:left w:val="single" w:sz="4" w:space="0" w:color="CCCCCC"/>
-              <w:right w:val="single" w:sz="4" w:space="0" w:color="CCCCCC"/>
-            </w:tcBorders>
-          </w:tcPr>
-          <w:p>
-            <w:pPr>
-              <w:spacing w:before="60" w:after="60" w:line="252" w:lineRule="auto"/>
-              <w:jc w:val="left"/>
-            </w:pPr>
-            <w:r/>
-            <w:r>
-              <w:rPr>
-                <w:b/>
-              </w:rPr>
-              <w:t>-0.25</w:t>
-            </w:r>
-          </w:p>
-        </w:tc>
-        <w:tc>
-          <w:tcPr>
-            <w:tcW w:type="dxa" w:w="1440"/>
-            <w:shd w:fill="F8FAFC"/>
-            <w:tcMar>
-              <w:top w:w="100" w:type="dxa"/>
-              <w:bottom w:w="100" w:type="dxa"/>
-              <w:left w:w="120" w:type="dxa"/>
-              <w:right w:w="120" w:type="dxa"/>
-            </w:tcMar>
-            <w:tcBorders>
-              <w:top w:val="single" w:sz="4" w:space="0" w:color="CCCCCC"/>
-              <w:bottom w:val="single" w:sz="4" w:space="0" w:color="CCCCCC"/>
-              <w:left w:val="single" w:sz="4" w:space="0" w:color="CCCCCC"/>
-              <w:right w:val="single" w:sz="4" w:space="0" w:color="CCCCCC"/>
-            </w:tcBorders>
-          </w:tcPr>
-          <w:p>
-            <w:pPr>
-              <w:spacing w:before="60" w:after="60" w:line="252" w:lineRule="auto"/>
-              <w:jc w:val="left"/>
-            </w:pPr>
-            <w:r/>
-            <w:r>
-              <w:t>BEAR</w:t>
-            </w:r>
-          </w:p>
-        </w:tc>
-      </w:tr>
-      <w:tr>
-        <w:tc>
-          <w:tcPr>
-            <w:tcW w:type="dxa" w:w="1584"/>
-            <w:shd w:fill="FFFFFF"/>
-            <w:tcMar>
-              <w:top w:w="100" w:type="dxa"/>
-              <w:bottom w:w="100" w:type="dxa"/>
-              <w:left w:w="120" w:type="dxa"/>
-              <w:right w:w="120" w:type="dxa"/>
-            </w:tcMar>
-            <w:tcBorders>
-              <w:top w:val="single" w:sz="4" w:space="0" w:color="CCCCCC"/>
-              <w:bottom w:val="single" w:sz="4" w:space="0" w:color="CCCCCC"/>
-              <w:left w:val="single" w:sz="4" w:space="0" w:color="CCCCCC"/>
-              <w:right w:val="single" w:sz="4" w:space="0" w:color="CCCCCC"/>
-            </w:tcBorders>
-          </w:tcPr>
-          <w:p>
-            <w:pPr>
-              <w:spacing w:before="60" w:after="60" w:line="252" w:lineRule="auto"/>
-              <w:jc w:val="left"/>
-            </w:pPr>
-            <w:r/>
-            <w:r>
-              <w:rPr>
-                <w:b/>
-              </w:rPr>
-              <w:t>Thu 22/10</w:t>
-            </w:r>
-          </w:p>
-        </w:tc>
-        <w:tc>
-          <w:tcPr>
-            <w:tcW w:type="dxa" w:w="864"/>
-            <w:shd w:fill="FFFFFF"/>
-            <w:tcMar>
-              <w:top w:w="100" w:type="dxa"/>
-              <w:bottom w:w="100" w:type="dxa"/>
-              <w:left w:w="120" w:type="dxa"/>
-              <w:right w:w="120" w:type="dxa"/>
-            </w:tcMar>
-            <w:tcBorders>
-              <w:top w:val="single" w:sz="4" w:space="0" w:color="CCCCCC"/>
-              <w:bottom w:val="single" w:sz="4" w:space="0" w:color="CCCCCC"/>
-              <w:left w:val="single" w:sz="4" w:space="0" w:color="CCCCCC"/>
-              <w:right w:val="single" w:sz="4" w:space="0" w:color="CCCCCC"/>
-            </w:tcBorders>
-          </w:tcPr>
-          <w:p>
-            <w:pPr>
-              <w:spacing w:before="60" w:after="60" w:line="252" w:lineRule="auto"/>
-              <w:jc w:val="left"/>
-            </w:pPr>
-            <w:r/>
-            <w:r>
-              <w:t>Asia 11-15</w:t>
-            </w:r>
-          </w:p>
-        </w:tc>
-        <w:tc>
-          <w:tcPr>
-            <w:tcW w:type="dxa" w:w="1440"/>
-            <w:shd w:fill="FFFFFF"/>
-            <w:tcMar>
-              <w:top w:w="100" w:type="dxa"/>
-              <w:bottom w:w="100" w:type="dxa"/>
-              <w:left w:w="120" w:type="dxa"/>
-              <w:right w:w="120" w:type="dxa"/>
-            </w:tcMar>
-            <w:tcBorders>
-              <w:top w:val="single" w:sz="4" w:space="0" w:color="CCCCCC"/>
-              <w:bottom w:val="single" w:sz="4" w:space="0" w:color="CCCCCC"/>
-              <w:left w:val="single" w:sz="4" w:space="0" w:color="CCCCCC"/>
-              <w:right w:val="single" w:sz="4" w:space="0" w:color="CCCCCC"/>
-            </w:tcBorders>
-          </w:tcPr>
-          <w:p>
-            <w:pPr>
-              <w:spacing w:before="60" w:after="60" w:line="252" w:lineRule="auto"/>
-              <w:jc w:val="left"/>
-            </w:pPr>
-            <w:r/>
-            <w:r>
-              <w:t>484.50</w:t>
-            </w:r>
-          </w:p>
-        </w:tc>
-        <w:tc>
-          <w:tcPr>
-            <w:tcW w:type="dxa" w:w="2016"/>
-            <w:shd w:fill="FFFFFF"/>
-            <w:tcMar>
-              <w:top w:w="100" w:type="dxa"/>
-              <w:bottom w:w="100" w:type="dxa"/>
-              <w:left w:w="120" w:type="dxa"/>
-              <w:right w:w="120" w:type="dxa"/>
-            </w:tcMar>
-            <w:tcBorders>
-              <w:top w:val="single" w:sz="4" w:space="0" w:color="CCCCCC"/>
-              <w:bottom w:val="single" w:sz="4" w:space="0" w:color="CCCCCC"/>
-              <w:left w:val="single" w:sz="4" w:space="0" w:color="CCCCCC"/>
-              <w:right w:val="single" w:sz="4" w:space="0" w:color="CCCCCC"/>
-            </w:tcBorders>
-          </w:tcPr>
-          <w:p>
-            <w:pPr>
-              <w:spacing w:before="60" w:after="60" w:line="252" w:lineRule="auto"/>
-              <w:jc w:val="left"/>
-            </w:pPr>
-            <w:r/>
-            <w:r>
-              <w:t>486.50</w:t>
-            </w:r>
-          </w:p>
-        </w:tc>
-        <w:tc>
-          <w:tcPr>
-            <w:tcW w:type="dxa" w:w="1152"/>
-            <w:shd w:fill="FFFFFF"/>
-            <w:tcMar>
-              <w:top w:w="100" w:type="dxa"/>
-              <w:bottom w:w="100" w:type="dxa"/>
-              <w:left w:w="120" w:type="dxa"/>
-              <w:right w:w="120" w:type="dxa"/>
-            </w:tcMar>
-            <w:tcBorders>
-              <w:top w:val="single" w:sz="4" w:space="0" w:color="CCCCCC"/>
-              <w:bottom w:val="single" w:sz="4" w:space="0" w:color="CCCCCC"/>
-              <w:left w:val="single" w:sz="4" w:space="0" w:color="CCCCCC"/>
-              <w:right w:val="single" w:sz="4" w:space="0" w:color="CCCCCC"/>
-            </w:tcBorders>
-          </w:tcPr>
-          <w:p>
-            <w:pPr>
-              <w:spacing w:before="60" w:after="60" w:line="252" w:lineRule="auto"/>
-              <w:jc w:val="left"/>
-            </w:pPr>
-            <w:r/>
-            <w:r>
-              <w:t>480.00</w:t>
-            </w:r>
-          </w:p>
-        </w:tc>
-        <w:tc>
-          <w:tcPr>
-            <w:tcW w:type="dxa" w:w="1728"/>
-            <w:shd w:fill="FFFFFF"/>
-            <w:tcMar>
-              <w:top w:w="100" w:type="dxa"/>
-              <w:bottom w:w="100" w:type="dxa"/>
-              <w:left w:w="120" w:type="dxa"/>
-              <w:right w:w="120" w:type="dxa"/>
-            </w:tcMar>
-            <w:tcBorders>
-              <w:top w:val="single" w:sz="4" w:space="0" w:color="CCCCCC"/>
-              <w:bottom w:val="single" w:sz="4" w:space="0" w:color="CCCCCC"/>
-              <w:left w:val="single" w:sz="4" w:space="0" w:color="CCCCCC"/>
-              <w:right w:val="single" w:sz="4" w:space="0" w:color="CCCCCC"/>
-            </w:tcBorders>
-          </w:tcPr>
-          <w:p>
-            <w:pPr>
-              <w:spacing w:before="60" w:after="60" w:line="252" w:lineRule="auto"/>
-              <w:jc w:val="left"/>
-            </w:pPr>
-            <w:r/>
-            <w:r>
-              <w:rPr>
-                <w:b/>
-              </w:rPr>
-              <w:t>484.75</w:t>
-            </w:r>
-          </w:p>
-        </w:tc>
-        <w:tc>
-          <w:tcPr>
-            <w:tcW w:type="dxa" w:w="3456"/>
-            <w:shd w:fill="FFFFFF"/>
-            <w:tcMar>
-              <w:top w:w="100" w:type="dxa"/>
-              <w:bottom w:w="100" w:type="dxa"/>
-              <w:left w:w="120" w:type="dxa"/>
-              <w:right w:w="120" w:type="dxa"/>
-            </w:tcMar>
-            <w:tcBorders>
-              <w:top w:val="single" w:sz="4" w:space="0" w:color="CCCCCC"/>
-              <w:bottom w:val="single" w:sz="4" w:space="0" w:color="CCCCCC"/>
-              <w:left w:val="single" w:sz="4" w:space="0" w:color="CCCCCC"/>
-              <w:right w:val="single" w:sz="4" w:space="0" w:color="CCCCCC"/>
-            </w:tcBorders>
-          </w:tcPr>
-          <w:p>
-            <w:pPr>
-              <w:spacing w:before="60" w:after="60" w:line="252" w:lineRule="auto"/>
-              <w:jc w:val="left"/>
-            </w:pPr>
-            <w:r/>
-            <w:r>
-              <w:rPr>
-                <w:b/>
-              </w:rPr>
-              <w:t>+0.25</w:t>
-            </w:r>
-          </w:p>
-        </w:tc>
-        <w:tc>
-          <w:tcPr>
-            <w:tcW w:type="dxa" w:w="1440"/>
-            <w:shd w:fill="FFFFFF"/>
-            <w:tcMar>
-              <w:top w:w="100" w:type="dxa"/>
-              <w:bottom w:w="100" w:type="dxa"/>
-              <w:left w:w="120" w:type="dxa"/>
-              <w:right w:w="120" w:type="dxa"/>
-            </w:tcMar>
-            <w:tcBorders>
-              <w:top w:val="single" w:sz="4" w:space="0" w:color="CCCCCC"/>
-              <w:bottom w:val="single" w:sz="4" w:space="0" w:color="CCCCCC"/>
-              <w:left w:val="single" w:sz="4" w:space="0" w:color="CCCCCC"/>
-              <w:right w:val="single" w:sz="4" w:space="0" w:color="CCCCCC"/>
-            </w:tcBorders>
-          </w:tcPr>
-          <w:p>
-            <w:pPr>
-              <w:spacing w:before="60" w:after="60" w:line="252" w:lineRule="auto"/>
-              <w:jc w:val="left"/>
-            </w:pPr>
-            <w:r/>
-            <w:r>
-              <w:t>BULL</w:t>
-            </w:r>
-          </w:p>
-        </w:tc>
-      </w:tr>
-      <w:tr>
-        <w:tc>
-          <w:tcPr>
-            <w:tcW w:type="dxa" w:w="1584"/>
-            <w:shd w:fill="F8FAFC"/>
-            <w:tcMar>
-              <w:top w:w="100" w:type="dxa"/>
-              <w:bottom w:w="100" w:type="dxa"/>
-              <w:left w:w="120" w:type="dxa"/>
-              <w:right w:w="120" w:type="dxa"/>
-            </w:tcMar>
-            <w:tcBorders>
-              <w:top w:val="single" w:sz="4" w:space="0" w:color="CCCCCC"/>
-              <w:bottom w:val="single" w:sz="4" w:space="0" w:color="CCCCCC"/>
-              <w:left w:val="single" w:sz="4" w:space="0" w:color="CCCCCC"/>
-              <w:right w:val="single" w:sz="4" w:space="0" w:color="CCCCCC"/>
-            </w:tcBorders>
-          </w:tcPr>
-          <w:p>
-            <w:pPr>
-              <w:spacing w:before="60" w:after="60" w:line="252" w:lineRule="auto"/>
-              <w:jc w:val="left"/>
-            </w:pPr>
-            <w:r/>
-            <w:r>
-              <w:rPr>
-                <w:b/>
-              </w:rPr>
-              <w:t>Thu 22/10</w:t>
-            </w:r>
-          </w:p>
-        </w:tc>
-        <w:tc>
-          <w:tcPr>
-            <w:tcW w:type="dxa" w:w="864"/>
-            <w:shd w:fill="F8FAFC"/>
-            <w:tcMar>
-              <w:top w:w="100" w:type="dxa"/>
-              <w:bottom w:w="100" w:type="dxa"/>
-              <w:left w:w="120" w:type="dxa"/>
-              <w:right w:w="120" w:type="dxa"/>
-            </w:tcMar>
-            <w:tcBorders>
-              <w:top w:val="single" w:sz="4" w:space="0" w:color="CCCCCC"/>
-              <w:bottom w:val="single" w:sz="4" w:space="0" w:color="CCCCCC"/>
-              <w:left w:val="single" w:sz="4" w:space="0" w:color="CCCCCC"/>
-              <w:right w:val="single" w:sz="4" w:space="0" w:color="CCCCCC"/>
-            </w:tcBorders>
-          </w:tcPr>
-          <w:p>
-            <w:pPr>
-              <w:spacing w:before="60" w:after="60" w:line="252" w:lineRule="auto"/>
-              <w:jc w:val="left"/>
-            </w:pPr>
-            <w:r/>
-            <w:r>
-              <w:t>London 15-19</w:t>
-            </w:r>
-          </w:p>
-        </w:tc>
-        <w:tc>
-          <w:tcPr>
-            <w:tcW w:type="dxa" w:w="1440"/>
-            <w:shd w:fill="F8FAFC"/>
-            <w:tcMar>
-              <w:top w:w="100" w:type="dxa"/>
-              <w:bottom w:w="100" w:type="dxa"/>
-              <w:left w:w="120" w:type="dxa"/>
-              <w:right w:w="120" w:type="dxa"/>
-            </w:tcMar>
-            <w:tcBorders>
-              <w:top w:val="single" w:sz="4" w:space="0" w:color="CCCCCC"/>
-              <w:bottom w:val="single" w:sz="4" w:space="0" w:color="CCCCCC"/>
-              <w:left w:val="single" w:sz="4" w:space="0" w:color="CCCCCC"/>
-              <w:right w:val="single" w:sz="4" w:space="0" w:color="CCCCCC"/>
-            </w:tcBorders>
-          </w:tcPr>
-          <w:p>
-            <w:pPr>
-              <w:spacing w:before="60" w:after="60" w:line="252" w:lineRule="auto"/>
-              <w:jc w:val="left"/>
-            </w:pPr>
-            <w:r/>
-            <w:r>
-              <w:t>484.75</w:t>
-            </w:r>
-          </w:p>
-        </w:tc>
-        <w:tc>
-          <w:tcPr>
-            <w:tcW w:type="dxa" w:w="2016"/>
-            <w:shd w:fill="F8FAFC"/>
-            <w:tcMar>
-              <w:top w:w="100" w:type="dxa"/>
-              <w:bottom w:w="100" w:type="dxa"/>
-              <w:left w:w="120" w:type="dxa"/>
-              <w:right w:w="120" w:type="dxa"/>
-            </w:tcMar>
-            <w:tcBorders>
-              <w:top w:val="single" w:sz="4" w:space="0" w:color="CCCCCC"/>
-              <w:bottom w:val="single" w:sz="4" w:space="0" w:color="CCCCCC"/>
-              <w:left w:val="single" w:sz="4" w:space="0" w:color="CCCCCC"/>
-              <w:right w:val="single" w:sz="4" w:space="0" w:color="CCCCCC"/>
-            </w:tcBorders>
-          </w:tcPr>
-          <w:p>
-            <w:pPr>
-              <w:spacing w:before="60" w:after="60" w:line="252" w:lineRule="auto"/>
-              <w:jc w:val="left"/>
-            </w:pPr>
-            <w:r/>
-            <w:r>
-              <w:t>488.50</w:t>
-            </w:r>
-          </w:p>
-        </w:tc>
-        <w:tc>
-          <w:tcPr>
-            <w:tcW w:type="dxa" w:w="1152"/>
-            <w:shd w:fill="F8FAFC"/>
-            <w:tcMar>
-              <w:top w:w="100" w:type="dxa"/>
-              <w:bottom w:w="100" w:type="dxa"/>
-              <w:left w:w="120" w:type="dxa"/>
-              <w:right w:w="120" w:type="dxa"/>
-            </w:tcMar>
-            <w:tcBorders>
-              <w:top w:val="single" w:sz="4" w:space="0" w:color="CCCCCC"/>
-              <w:bottom w:val="single" w:sz="4" w:space="0" w:color="CCCCCC"/>
-              <w:left w:val="single" w:sz="4" w:space="0" w:color="CCCCCC"/>
-              <w:right w:val="single" w:sz="4" w:space="0" w:color="CCCCCC"/>
-            </w:tcBorders>
-          </w:tcPr>
-          <w:p>
-            <w:pPr>
-              <w:spacing w:before="60" w:after="60" w:line="252" w:lineRule="auto"/>
-              <w:jc w:val="left"/>
-            </w:pPr>
-            <w:r/>
-            <w:r>
-              <w:t>482.00</w:t>
-            </w:r>
-          </w:p>
-        </w:tc>
-        <w:tc>
-          <w:tcPr>
-            <w:tcW w:type="dxa" w:w="1728"/>
-            <w:shd w:fill="F8FAFC"/>
-            <w:tcMar>
-              <w:top w:w="100" w:type="dxa"/>
-              <w:bottom w:w="100" w:type="dxa"/>
-              <w:left w:w="120" w:type="dxa"/>
-              <w:right w:w="120" w:type="dxa"/>
-            </w:tcMar>
-            <w:tcBorders>
-              <w:top w:val="single" w:sz="4" w:space="0" w:color="CCCCCC"/>
-              <w:bottom w:val="single" w:sz="4" w:space="0" w:color="CCCCCC"/>
-              <w:left w:val="single" w:sz="4" w:space="0" w:color="CCCCCC"/>
-              <w:right w:val="single" w:sz="4" w:space="0" w:color="CCCCCC"/>
-            </w:tcBorders>
-          </w:tcPr>
-          <w:p>
-            <w:pPr>
-              <w:spacing w:before="60" w:after="60" w:line="252" w:lineRule="auto"/>
-              <w:jc w:val="left"/>
-            </w:pPr>
-            <w:r/>
-            <w:r>
-              <w:rPr>
-                <w:b/>
-              </w:rPr>
-              <w:t>485.25</w:t>
-            </w:r>
-          </w:p>
-        </w:tc>
-        <w:tc>
-          <w:tcPr>
-            <w:tcW w:type="dxa" w:w="3456"/>
-            <w:shd w:fill="F8FAFC"/>
-            <w:tcMar>
-              <w:top w:w="100" w:type="dxa"/>
-              <w:bottom w:w="100" w:type="dxa"/>
-              <w:left w:w="120" w:type="dxa"/>
-              <w:right w:w="120" w:type="dxa"/>
-            </w:tcMar>
-            <w:tcBorders>
-              <w:top w:val="single" w:sz="4" w:space="0" w:color="CCCCCC"/>
-              <w:bottom w:val="single" w:sz="4" w:space="0" w:color="CCCCCC"/>
-              <w:left w:val="single" w:sz="4" w:space="0" w:color="CCCCCC"/>
-              <w:right w:val="single" w:sz="4" w:space="0" w:color="CCCCCC"/>
-            </w:tcBorders>
-          </w:tcPr>
-          <w:p>
-            <w:pPr>
-              <w:spacing w:before="60" w:after="60" w:line="252" w:lineRule="auto"/>
-              <w:jc w:val="left"/>
-            </w:pPr>
-            <w:r/>
-            <w:r>
-              <w:rPr>
-                <w:b/>
-              </w:rPr>
-              <w:t>+0.50</w:t>
-            </w:r>
-          </w:p>
-        </w:tc>
-        <w:tc>
-          <w:tcPr>
-            <w:tcW w:type="dxa" w:w="1440"/>
-            <w:shd w:fill="F8FAFC"/>
-            <w:tcMar>
-              <w:top w:w="100" w:type="dxa"/>
-              <w:bottom w:w="100" w:type="dxa"/>
-              <w:left w:w="120" w:type="dxa"/>
-              <w:right w:w="120" w:type="dxa"/>
-            </w:tcMar>
-            <w:tcBorders>
-              <w:top w:val="single" w:sz="4" w:space="0" w:color="CCCCCC"/>
-              <w:bottom w:val="single" w:sz="4" w:space="0" w:color="CCCCCC"/>
-              <w:left w:val="single" w:sz="4" w:space="0" w:color="CCCCCC"/>
-              <w:right w:val="single" w:sz="4" w:space="0" w:color="CCCCCC"/>
-            </w:tcBorders>
-          </w:tcPr>
-          <w:p>
-            <w:pPr>
-              <w:spacing w:before="60" w:after="60" w:line="252" w:lineRule="auto"/>
-              <w:jc w:val="left"/>
-            </w:pPr>
-            <w:r/>
-            <w:r>
-              <w:t>BULL</w:t>
-            </w:r>
-          </w:p>
-        </w:tc>
-      </w:tr>
-      <w:tr>
-        <w:tc>
-          <w:tcPr>
-            <w:tcW w:type="dxa" w:w="1584"/>
-            <w:shd w:fill="FFFFFF"/>
-            <w:tcMar>
-              <w:top w:w="100" w:type="dxa"/>
-              <w:bottom w:w="100" w:type="dxa"/>
-              <w:left w:w="120" w:type="dxa"/>
-              <w:right w:w="120" w:type="dxa"/>
-            </w:tcMar>
-            <w:tcBorders>
-              <w:top w:val="single" w:sz="4" w:space="0" w:color="CCCCCC"/>
-              <w:bottom w:val="single" w:sz="4" w:space="0" w:color="CCCCCC"/>
-              <w:left w:val="single" w:sz="4" w:space="0" w:color="CCCCCC"/>
-              <w:right w:val="single" w:sz="4" w:space="0" w:color="CCCCCC"/>
-            </w:tcBorders>
-          </w:tcPr>
-          <w:p>
-            <w:pPr>
-              <w:spacing w:before="60" w:after="60" w:line="252" w:lineRule="auto"/>
-              <w:jc w:val="left"/>
-            </w:pPr>
-            <w:r/>
-            <w:r>
-              <w:rPr>
-                <w:b/>
-              </w:rPr>
-              <w:t>Thu 22/10</w:t>
-            </w:r>
-          </w:p>
-        </w:tc>
-        <w:tc>
-          <w:tcPr>
-            <w:tcW w:type="dxa" w:w="864"/>
-            <w:shd w:fill="FFFFFF"/>
-            <w:tcMar>
-              <w:top w:w="100" w:type="dxa"/>
-              <w:bottom w:w="100" w:type="dxa"/>
-              <w:left w:w="120" w:type="dxa"/>
-              <w:right w:w="120" w:type="dxa"/>
-            </w:tcMar>
-            <w:tcBorders>
-              <w:top w:val="single" w:sz="4" w:space="0" w:color="CCCCCC"/>
-              <w:bottom w:val="single" w:sz="4" w:space="0" w:color="CCCCCC"/>
-              <w:left w:val="single" w:sz="4" w:space="0" w:color="CCCCCC"/>
-              <w:right w:val="single" w:sz="4" w:space="0" w:color="CCCCCC"/>
-            </w:tcBorders>
-          </w:tcPr>
-          <w:p>
-            <w:pPr>
-              <w:spacing w:before="60" w:after="60" w:line="252" w:lineRule="auto"/>
-              <w:jc w:val="left"/>
-            </w:pPr>
-            <w:r/>
-            <w:r>
-              <w:t>Pre-NY 19-21</w:t>
-            </w:r>
-          </w:p>
-        </w:tc>
-        <w:tc>
-          <w:tcPr>
-            <w:tcW w:type="dxa" w:w="1440"/>
-            <w:shd w:fill="FFFFFF"/>
-            <w:tcMar>
-              <w:top w:w="100" w:type="dxa"/>
-              <w:bottom w:w="100" w:type="dxa"/>
-              <w:left w:w="120" w:type="dxa"/>
-              <w:right w:w="120" w:type="dxa"/>
-            </w:tcMar>
-            <w:tcBorders>
-              <w:top w:val="single" w:sz="4" w:space="0" w:color="CCCCCC"/>
-              <w:bottom w:val="single" w:sz="4" w:space="0" w:color="CCCCCC"/>
-              <w:left w:val="single" w:sz="4" w:space="0" w:color="CCCCCC"/>
-              <w:right w:val="single" w:sz="4" w:space="0" w:color="CCCCCC"/>
-            </w:tcBorders>
-          </w:tcPr>
-          <w:p>
-            <w:pPr>
-              <w:spacing w:before="60" w:after="60" w:line="252" w:lineRule="auto"/>
-              <w:jc w:val="left"/>
-            </w:pPr>
-            <w:r/>
-            <w:r>
-              <w:t>485.25</w:t>
-            </w:r>
-          </w:p>
-        </w:tc>
-        <w:tc>
-          <w:tcPr>
-            <w:tcW w:type="dxa" w:w="2016"/>
-            <w:shd w:fill="FFFFFF"/>
-            <w:tcMar>
-              <w:top w:w="100" w:type="dxa"/>
-              <w:bottom w:w="100" w:type="dxa"/>
-              <w:left w:w="120" w:type="dxa"/>
-              <w:right w:w="120" w:type="dxa"/>
-            </w:tcMar>
-            <w:tcBorders>
-              <w:top w:val="single" w:sz="4" w:space="0" w:color="CCCCCC"/>
-              <w:bottom w:val="single" w:sz="4" w:space="0" w:color="CCCCCC"/>
-              <w:left w:val="single" w:sz="4" w:space="0" w:color="CCCCCC"/>
-              <w:right w:val="single" w:sz="4" w:space="0" w:color="CCCCCC"/>
-            </w:tcBorders>
-          </w:tcPr>
-          <w:p>
-            <w:pPr>
-              <w:spacing w:before="60" w:after="60" w:line="252" w:lineRule="auto"/>
-              <w:jc w:val="left"/>
-            </w:pPr>
-            <w:r/>
-            <w:r>
-              <w:t>488.25</w:t>
-            </w:r>
-          </w:p>
-        </w:tc>
-        <w:tc>
-          <w:tcPr>
-            <w:tcW w:type="dxa" w:w="1152"/>
-            <w:shd w:fill="FFFFFF"/>
-            <w:tcMar>
-              <w:top w:w="100" w:type="dxa"/>
-              <w:bottom w:w="100" w:type="dxa"/>
-              <w:left w:w="120" w:type="dxa"/>
-              <w:right w:w="120" w:type="dxa"/>
-            </w:tcMar>
-            <w:tcBorders>
-              <w:top w:val="single" w:sz="4" w:space="0" w:color="CCCCCC"/>
-              <w:bottom w:val="single" w:sz="4" w:space="0" w:color="CCCCCC"/>
-              <w:left w:val="single" w:sz="4" w:space="0" w:color="CCCCCC"/>
-              <w:right w:val="single" w:sz="4" w:space="0" w:color="CCCCCC"/>
-            </w:tcBorders>
-          </w:tcPr>
-          <w:p>
-            <w:pPr>
-              <w:spacing w:before="60" w:after="60" w:line="252" w:lineRule="auto"/>
-              <w:jc w:val="left"/>
-            </w:pPr>
-            <w:r/>
-            <w:r>
-              <w:t>480.75</w:t>
-            </w:r>
-          </w:p>
-        </w:tc>
-        <w:tc>
-          <w:tcPr>
-            <w:tcW w:type="dxa" w:w="1728"/>
-            <w:shd w:fill="FFFFFF"/>
-            <w:tcMar>
-              <w:top w:w="100" w:type="dxa"/>
-              <w:bottom w:w="100" w:type="dxa"/>
-              <w:left w:w="120" w:type="dxa"/>
-              <w:right w:w="120" w:type="dxa"/>
-            </w:tcMar>
-            <w:tcBorders>
-              <w:top w:val="single" w:sz="4" w:space="0" w:color="CCCCCC"/>
-              <w:bottom w:val="single" w:sz="4" w:space="0" w:color="CCCCCC"/>
-              <w:left w:val="single" w:sz="4" w:space="0" w:color="CCCCCC"/>
-              <w:right w:val="single" w:sz="4" w:space="0" w:color="CCCCCC"/>
-            </w:tcBorders>
-          </w:tcPr>
-          <w:p>
-            <w:pPr>
-              <w:spacing w:before="60" w:after="60" w:line="252" w:lineRule="auto"/>
-              <w:jc w:val="left"/>
-            </w:pPr>
-            <w:r/>
-            <w:r>
-              <w:rPr>
-                <w:b/>
-              </w:rPr>
-              <w:t>485.50</w:t>
-            </w:r>
-          </w:p>
-        </w:tc>
-        <w:tc>
-          <w:tcPr>
-            <w:tcW w:type="dxa" w:w="3456"/>
-            <w:shd w:fill="FFFFFF"/>
-            <w:tcMar>
-              <w:top w:w="100" w:type="dxa"/>
-              <w:bottom w:w="100" w:type="dxa"/>
-              <w:left w:w="120" w:type="dxa"/>
-              <w:right w:w="120" w:type="dxa"/>
-            </w:tcMar>
-            <w:tcBorders>
-              <w:top w:val="single" w:sz="4" w:space="0" w:color="CCCCCC"/>
-              <w:bottom w:val="single" w:sz="4" w:space="0" w:color="CCCCCC"/>
-              <w:left w:val="single" w:sz="4" w:space="0" w:color="CCCCCC"/>
-              <w:right w:val="single" w:sz="4" w:space="0" w:color="CCCCCC"/>
-            </w:tcBorders>
-          </w:tcPr>
-          <w:p>
-            <w:pPr>
-              <w:spacing w:before="60" w:after="60" w:line="252" w:lineRule="auto"/>
-              <w:jc w:val="left"/>
-            </w:pPr>
-            <w:r/>
-            <w:r>
-              <w:rPr>
-                <w:b/>
-              </w:rPr>
-              <w:t>+0.25</w:t>
-            </w:r>
-          </w:p>
-        </w:tc>
-        <w:tc>
-          <w:tcPr>
-            <w:tcW w:type="dxa" w:w="1440"/>
-            <w:shd w:fill="FFFFFF"/>
-            <w:tcMar>
-              <w:top w:w="100" w:type="dxa"/>
-              <w:bottom w:w="100" w:type="dxa"/>
-              <w:left w:w="120" w:type="dxa"/>
-              <w:right w:w="120" w:type="dxa"/>
-            </w:tcMar>
-            <w:tcBorders>
-              <w:top w:val="single" w:sz="4" w:space="0" w:color="CCCCCC"/>
-              <w:bottom w:val="single" w:sz="4" w:space="0" w:color="CCCCCC"/>
-              <w:left w:val="single" w:sz="4" w:space="0" w:color="CCCCCC"/>
-              <w:right w:val="single" w:sz="4" w:space="0" w:color="CCCCCC"/>
-            </w:tcBorders>
-          </w:tcPr>
-          <w:p>
-            <w:pPr>
-              <w:spacing w:before="60" w:after="60" w:line="252" w:lineRule="auto"/>
-              <w:jc w:val="left"/>
-            </w:pPr>
-            <w:r/>
-            <w:r>
-              <w:t>BULL</w:t>
-            </w:r>
-          </w:p>
-        </w:tc>
-      </w:tr>
-      <w:tr>
-        <w:tc>
-          <w:tcPr>
-            <w:tcW w:type="dxa" w:w="1584"/>
-            <w:shd w:fill="F8FAFC"/>
-            <w:tcMar>
-              <w:top w:w="100" w:type="dxa"/>
-              <w:bottom w:w="100" w:type="dxa"/>
-              <w:left w:w="120" w:type="dxa"/>
-              <w:right w:w="120" w:type="dxa"/>
-            </w:tcMar>
-            <w:tcBorders>
-              <w:top w:val="single" w:sz="4" w:space="0" w:color="CCCCCC"/>
-              <w:bottom w:val="single" w:sz="4" w:space="0" w:color="CCCCCC"/>
-              <w:left w:val="single" w:sz="4" w:space="0" w:color="CCCCCC"/>
-              <w:right w:val="single" w:sz="4" w:space="0" w:color="CCCCCC"/>
-            </w:tcBorders>
-          </w:tcPr>
-          <w:p>
-            <w:pPr>
-              <w:spacing w:before="60" w:after="60" w:line="252" w:lineRule="auto"/>
-              <w:jc w:val="left"/>
-            </w:pPr>
-            <w:r/>
-            <w:r>
-              <w:rPr>
-                <w:b/>
-              </w:rPr>
-              <w:t>Thu 22/10</w:t>
-            </w:r>
-          </w:p>
-        </w:tc>
-        <w:tc>
-          <w:tcPr>
-            <w:tcW w:type="dxa" w:w="864"/>
-            <w:shd w:fill="F8FAFC"/>
-            <w:tcMar>
-              <w:top w:w="100" w:type="dxa"/>
-              <w:bottom w:w="100" w:type="dxa"/>
-              <w:left w:w="120" w:type="dxa"/>
-              <w:right w:w="120" w:type="dxa"/>
-            </w:tcMar>
-            <w:tcBorders>
-              <w:top w:val="single" w:sz="4" w:space="0" w:color="CCCCCC"/>
-              <w:bottom w:val="single" w:sz="4" w:space="0" w:color="CCCCCC"/>
-              <w:left w:val="single" w:sz="4" w:space="0" w:color="CCCCCC"/>
-              <w:right w:val="single" w:sz="4" w:space="0" w:color="CCCCCC"/>
-            </w:tcBorders>
-          </w:tcPr>
-          <w:p>
-            <w:pPr>
-              <w:spacing w:before="60" w:after="60" w:line="252" w:lineRule="auto"/>
-              <w:jc w:val="left"/>
-            </w:pPr>
-            <w:r/>
-            <w:r>
-              <w:t>NY Open 21-23</w:t>
-            </w:r>
-          </w:p>
-        </w:tc>
-        <w:tc>
-          <w:tcPr>
-            <w:tcW w:type="dxa" w:w="1440"/>
-            <w:shd w:fill="F8FAFC"/>
-            <w:tcMar>
-              <w:top w:w="100" w:type="dxa"/>
-              <w:bottom w:w="100" w:type="dxa"/>
-              <w:left w:w="120" w:type="dxa"/>
-              <w:right w:w="120" w:type="dxa"/>
-            </w:tcMar>
-            <w:tcBorders>
-              <w:top w:val="single" w:sz="4" w:space="0" w:color="CCCCCC"/>
-              <w:bottom w:val="single" w:sz="4" w:space="0" w:color="CCCCCC"/>
-              <w:left w:val="single" w:sz="4" w:space="0" w:color="CCCCCC"/>
-              <w:right w:val="single" w:sz="4" w:space="0" w:color="CCCCCC"/>
-            </w:tcBorders>
-          </w:tcPr>
-          <w:p>
-            <w:pPr>
-              <w:spacing w:before="60" w:after="60" w:line="252" w:lineRule="auto"/>
-              <w:jc w:val="left"/>
-            </w:pPr>
-            <w:r/>
-            <w:r>
-              <w:t>485.50</w:t>
-            </w:r>
-          </w:p>
-        </w:tc>
-        <w:tc>
-          <w:tcPr>
-            <w:tcW w:type="dxa" w:w="2016"/>
-            <w:shd w:fill="F8FAFC"/>
-            <w:tcMar>
-              <w:top w:w="100" w:type="dxa"/>
-              <w:bottom w:w="100" w:type="dxa"/>
-              <w:left w:w="120" w:type="dxa"/>
-              <w:right w:w="120" w:type="dxa"/>
-            </w:tcMar>
-            <w:tcBorders>
-              <w:top w:val="single" w:sz="4" w:space="0" w:color="CCCCCC"/>
-              <w:bottom w:val="single" w:sz="4" w:space="0" w:color="CCCCCC"/>
-              <w:left w:val="single" w:sz="4" w:space="0" w:color="CCCCCC"/>
-              <w:right w:val="single" w:sz="4" w:space="0" w:color="CCCCCC"/>
-            </w:tcBorders>
-          </w:tcPr>
-          <w:p>
-            <w:pPr>
-              <w:spacing w:before="60" w:after="60" w:line="252" w:lineRule="auto"/>
-              <w:jc w:val="left"/>
-            </w:pPr>
-            <w:r/>
-            <w:r>
-              <w:t>489.75</w:t>
-            </w:r>
-          </w:p>
-        </w:tc>
-        <w:tc>
-          <w:tcPr>
-            <w:tcW w:type="dxa" w:w="1152"/>
-            <w:shd w:fill="F8FAFC"/>
-            <w:tcMar>
-              <w:top w:w="100" w:type="dxa"/>
-              <w:bottom w:w="100" w:type="dxa"/>
-              <w:left w:w="120" w:type="dxa"/>
-              <w:right w:w="120" w:type="dxa"/>
-            </w:tcMar>
-            <w:tcBorders>
-              <w:top w:val="single" w:sz="4" w:space="0" w:color="CCCCCC"/>
-              <w:bottom w:val="single" w:sz="4" w:space="0" w:color="CCCCCC"/>
-              <w:left w:val="single" w:sz="4" w:space="0" w:color="CCCCCC"/>
-              <w:right w:val="single" w:sz="4" w:space="0" w:color="CCCCCC"/>
-            </w:tcBorders>
-          </w:tcPr>
-          <w:p>
-            <w:pPr>
-              <w:spacing w:before="60" w:after="60" w:line="252" w:lineRule="auto"/>
-              <w:jc w:val="left"/>
-            </w:pPr>
-            <w:r/>
-            <w:r>
-              <w:t>482.25</w:t>
-            </w:r>
-          </w:p>
-        </w:tc>
-        <w:tc>
-          <w:tcPr>
-            <w:tcW w:type="dxa" w:w="1728"/>
-            <w:shd w:fill="F8FAFC"/>
-            <w:tcMar>
-              <w:top w:w="100" w:type="dxa"/>
-              <w:bottom w:w="100" w:type="dxa"/>
-              <w:left w:w="120" w:type="dxa"/>
-              <w:right w:w="120" w:type="dxa"/>
-            </w:tcMar>
-            <w:tcBorders>
-              <w:top w:val="single" w:sz="4" w:space="0" w:color="CCCCCC"/>
-              <w:bottom w:val="single" w:sz="4" w:space="0" w:color="CCCCCC"/>
-              <w:left w:val="single" w:sz="4" w:space="0" w:color="CCCCCC"/>
-              <w:right w:val="single" w:sz="4" w:space="0" w:color="CCCCCC"/>
-            </w:tcBorders>
-          </w:tcPr>
-          <w:p>
-            <w:pPr>
-              <w:spacing w:before="60" w:after="60" w:line="252" w:lineRule="auto"/>
-              <w:jc w:val="left"/>
-            </w:pPr>
-            <w:r/>
-            <w:r>
-              <w:rPr>
-                <w:b/>
-              </w:rPr>
-              <w:t>486.25</w:t>
-            </w:r>
-          </w:p>
-        </w:tc>
-        <w:tc>
-          <w:tcPr>
-            <w:tcW w:type="dxa" w:w="3456"/>
-            <w:shd w:fill="F8FAFC"/>
-            <w:tcMar>
-              <w:top w:w="100" w:type="dxa"/>
-              <w:bottom w:w="100" w:type="dxa"/>
-              <w:left w:w="120" w:type="dxa"/>
-              <w:right w:w="120" w:type="dxa"/>
-            </w:tcMar>
-            <w:tcBorders>
-              <w:top w:val="single" w:sz="4" w:space="0" w:color="CCCCCC"/>
-              <w:bottom w:val="single" w:sz="4" w:space="0" w:color="CCCCCC"/>
-              <w:left w:val="single" w:sz="4" w:space="0" w:color="CCCCCC"/>
-              <w:right w:val="single" w:sz="4" w:space="0" w:color="CCCCCC"/>
-            </w:tcBorders>
-          </w:tcPr>
-          <w:p>
-            <w:pPr>
-              <w:spacing w:before="60" w:after="60" w:line="252" w:lineRule="auto"/>
-              <w:jc w:val="left"/>
-            </w:pPr>
-            <w:r/>
-            <w:r>
-              <w:rPr>
-                <w:b/>
-              </w:rPr>
-              <w:t>+0.75</w:t>
-            </w:r>
-          </w:p>
-        </w:tc>
-        <w:tc>
-          <w:tcPr>
-            <w:tcW w:type="dxa" w:w="1440"/>
-            <w:shd w:fill="F8FAFC"/>
-            <w:tcMar>
-              <w:top w:w="100" w:type="dxa"/>
-              <w:bottom w:w="100" w:type="dxa"/>
-              <w:left w:w="120" w:type="dxa"/>
-              <w:right w:w="120" w:type="dxa"/>
-            </w:tcMar>
-            <w:tcBorders>
-              <w:top w:val="single" w:sz="4" w:space="0" w:color="CCCCCC"/>
-              <w:bottom w:val="single" w:sz="4" w:space="0" w:color="CCCCCC"/>
-              <w:left w:val="single" w:sz="4" w:space="0" w:color="CCCCCC"/>
-              <w:right w:val="single" w:sz="4" w:space="0" w:color="CCCCCC"/>
-            </w:tcBorders>
-          </w:tcPr>
-          <w:p>
-            <w:pPr>
-              <w:spacing w:before="60" w:after="60" w:line="252" w:lineRule="auto"/>
-              <w:jc w:val="left"/>
-            </w:pPr>
-            <w:r/>
-            <w:r>
-              <w:t>BULL</w:t>
-            </w:r>
-          </w:p>
-        </w:tc>
-      </w:tr>
-      <w:tr>
-        <w:tc>
-          <w:tcPr>
-            <w:tcW w:type="dxa" w:w="1584"/>
-            <w:shd w:fill="FFFFFF"/>
-            <w:tcMar>
-              <w:top w:w="100" w:type="dxa"/>
-              <w:bottom w:w="100" w:type="dxa"/>
-              <w:left w:w="120" w:type="dxa"/>
-              <w:right w:w="120" w:type="dxa"/>
-            </w:tcMar>
-            <w:tcBorders>
-              <w:top w:val="single" w:sz="4" w:space="0" w:color="CCCCCC"/>
-              <w:bottom w:val="single" w:sz="4" w:space="0" w:color="CCCCCC"/>
-              <w:left w:val="single" w:sz="4" w:space="0" w:color="CCCCCC"/>
-              <w:right w:val="single" w:sz="4" w:space="0" w:color="CCCCCC"/>
-            </w:tcBorders>
-          </w:tcPr>
-          <w:p>
-            <w:pPr>
-              <w:spacing w:before="60" w:after="60" w:line="252" w:lineRule="auto"/>
-              <w:jc w:val="left"/>
-            </w:pPr>
-            <w:r/>
-            <w:r>
-              <w:rPr>
-                <w:b/>
-              </w:rPr>
-              <w:t>Thu 22/10</w:t>
-            </w:r>
-          </w:p>
-        </w:tc>
-        <w:tc>
-          <w:tcPr>
-            <w:tcW w:type="dxa" w:w="864"/>
-            <w:shd w:fill="FFFFFF"/>
-            <w:tcMar>
-              <w:top w:w="100" w:type="dxa"/>
-              <w:bottom w:w="100" w:type="dxa"/>
-              <w:left w:w="120" w:type="dxa"/>
-              <w:right w:w="120" w:type="dxa"/>
-            </w:tcMar>
-            <w:tcBorders>
-              <w:top w:val="single" w:sz="4" w:space="0" w:color="CCCCCC"/>
-              <w:bottom w:val="single" w:sz="4" w:space="0" w:color="CCCCCC"/>
-              <w:left w:val="single" w:sz="4" w:space="0" w:color="CCCCCC"/>
-              <w:right w:val="single" w:sz="4" w:space="0" w:color="CCCCCC"/>
-            </w:tcBorders>
-          </w:tcPr>
-          <w:p>
-            <w:pPr>
-              <w:spacing w:before="60" w:after="60" w:line="252" w:lineRule="auto"/>
-              <w:jc w:val="left"/>
-            </w:pPr>
-            <w:r/>
-            <w:r>
-              <w:t>NY Close 23-01</w:t>
-            </w:r>
-          </w:p>
-        </w:tc>
-        <w:tc>
-          <w:tcPr>
-            <w:tcW w:type="dxa" w:w="1440"/>
-            <w:shd w:fill="FFFFFF"/>
-            <w:tcMar>
-              <w:top w:w="100" w:type="dxa"/>
-              <w:bottom w:w="100" w:type="dxa"/>
-              <w:left w:w="120" w:type="dxa"/>
-              <w:right w:w="120" w:type="dxa"/>
-            </w:tcMar>
-            <w:tcBorders>
-              <w:top w:val="single" w:sz="4" w:space="0" w:color="CCCCCC"/>
-              <w:bottom w:val="single" w:sz="4" w:space="0" w:color="CCCCCC"/>
-              <w:left w:val="single" w:sz="4" w:space="0" w:color="CCCCCC"/>
-              <w:right w:val="single" w:sz="4" w:space="0" w:color="CCCCCC"/>
-            </w:tcBorders>
-          </w:tcPr>
-          <w:p>
-            <w:pPr>
-              <w:spacing w:before="60" w:after="60" w:line="252" w:lineRule="auto"/>
-              <w:jc w:val="left"/>
-            </w:pPr>
-            <w:r/>
-            <w:r>
-              <w:t>486.25</w:t>
-            </w:r>
-          </w:p>
-        </w:tc>
-        <w:tc>
-          <w:tcPr>
-            <w:tcW w:type="dxa" w:w="2016"/>
-            <w:shd w:fill="FFFFFF"/>
-            <w:tcMar>
-              <w:top w:w="100" w:type="dxa"/>
-              <w:bottom w:w="100" w:type="dxa"/>
-              <w:left w:w="120" w:type="dxa"/>
-              <w:right w:w="120" w:type="dxa"/>
-            </w:tcMar>
-            <w:tcBorders>
-              <w:top w:val="single" w:sz="4" w:space="0" w:color="CCCCCC"/>
-              <w:bottom w:val="single" w:sz="4" w:space="0" w:color="CCCCCC"/>
-              <w:left w:val="single" w:sz="4" w:space="0" w:color="CCCCCC"/>
-              <w:right w:val="single" w:sz="4" w:space="0" w:color="CCCCCC"/>
-            </w:tcBorders>
-          </w:tcPr>
-          <w:p>
-            <w:pPr>
-              <w:spacing w:before="60" w:after="60" w:line="252" w:lineRule="auto"/>
-              <w:jc w:val="left"/>
-            </w:pPr>
-            <w:r/>
-            <w:r>
-              <w:t>489.75</w:t>
-            </w:r>
-          </w:p>
-        </w:tc>
-        <w:tc>
-          <w:tcPr>
-            <w:tcW w:type="dxa" w:w="1152"/>
-            <w:shd w:fill="FFFFFF"/>
-            <w:tcMar>
-              <w:top w:w="100" w:type="dxa"/>
-              <w:bottom w:w="100" w:type="dxa"/>
-              <w:left w:w="120" w:type="dxa"/>
-              <w:right w:w="120" w:type="dxa"/>
-            </w:tcMar>
-            <w:tcBorders>
-              <w:top w:val="single" w:sz="4" w:space="0" w:color="CCCCCC"/>
-              <w:bottom w:val="single" w:sz="4" w:space="0" w:color="CCCCCC"/>
-              <w:left w:val="single" w:sz="4" w:space="0" w:color="CCCCCC"/>
-              <w:right w:val="single" w:sz="4" w:space="0" w:color="CCCCCC"/>
-            </w:tcBorders>
-          </w:tcPr>
-          <w:p>
-            <w:pPr>
-              <w:spacing w:before="60" w:after="60" w:line="252" w:lineRule="auto"/>
-              <w:jc w:val="left"/>
-            </w:pPr>
-            <w:r/>
-            <w:r>
-              <w:t>484.00</w:t>
-            </w:r>
-          </w:p>
-        </w:tc>
-        <w:tc>
-          <w:tcPr>
-            <w:tcW w:type="dxa" w:w="1728"/>
-            <w:shd w:fill="FFFFFF"/>
-            <w:tcMar>
-              <w:top w:w="100" w:type="dxa"/>
-              <w:bottom w:w="100" w:type="dxa"/>
-              <w:left w:w="120" w:type="dxa"/>
-              <w:right w:w="120" w:type="dxa"/>
-            </w:tcMar>
-            <w:tcBorders>
-              <w:top w:val="single" w:sz="4" w:space="0" w:color="CCCCCC"/>
-              <w:bottom w:val="single" w:sz="4" w:space="0" w:color="CCCCCC"/>
-              <w:left w:val="single" w:sz="4" w:space="0" w:color="CCCCCC"/>
-              <w:right w:val="single" w:sz="4" w:space="0" w:color="CCCCCC"/>
-            </w:tcBorders>
-          </w:tcPr>
-          <w:p>
-            <w:pPr>
-              <w:spacing w:before="60" w:after="60" w:line="252" w:lineRule="auto"/>
-              <w:jc w:val="left"/>
-            </w:pPr>
-            <w:r/>
-            <w:r>
-              <w:rPr>
-                <w:b/>
-              </w:rPr>
-              <w:t>486.25</w:t>
-            </w:r>
-          </w:p>
-        </w:tc>
-        <w:tc>
-          <w:tcPr>
-            <w:tcW w:type="dxa" w:w="3456"/>
-            <w:shd w:fill="FFFFFF"/>
-            <w:tcMar>
-              <w:top w:w="100" w:type="dxa"/>
-              <w:bottom w:w="100" w:type="dxa"/>
-              <w:left w:w="120" w:type="dxa"/>
-              <w:right w:w="120" w:type="dxa"/>
-            </w:tcMar>
-            <w:tcBorders>
-              <w:top w:val="single" w:sz="4" w:space="0" w:color="CCCCCC"/>
-              <w:bottom w:val="single" w:sz="4" w:space="0" w:color="CCCCCC"/>
-              <w:left w:val="single" w:sz="4" w:space="0" w:color="CCCCCC"/>
-              <w:right w:val="single" w:sz="4" w:space="0" w:color="CCCCCC"/>
-            </w:tcBorders>
-          </w:tcPr>
-          <w:p>
-            <w:pPr>
-              <w:spacing w:before="60" w:after="60" w:line="252" w:lineRule="auto"/>
-              <w:jc w:val="left"/>
-            </w:pPr>
-            <w:r/>
-            <w:r>
-              <w:rPr>
-                <w:b/>
-              </w:rPr>
-              <w:t>+0.00</w:t>
-            </w:r>
-          </w:p>
-        </w:tc>
-        <w:tc>
-          <w:tcPr>
-            <w:tcW w:type="dxa" w:w="1440"/>
-            <w:shd w:fill="FFFFFF"/>
-            <w:tcMar>
-              <w:top w:w="100" w:type="dxa"/>
-              <w:bottom w:w="100" w:type="dxa"/>
-              <w:left w:w="120" w:type="dxa"/>
-              <w:right w:w="120" w:type="dxa"/>
-            </w:tcMar>
-            <w:tcBorders>
-              <w:top w:val="single" w:sz="4" w:space="0" w:color="CCCCCC"/>
-              <w:bottom w:val="single" w:sz="4" w:space="0" w:color="CCCCCC"/>
-              <w:left w:val="single" w:sz="4" w:space="0" w:color="CCCCCC"/>
-              <w:right w:val="single" w:sz="4" w:space="0" w:color="CCCCCC"/>
-            </w:tcBorders>
-          </w:tcPr>
-          <w:p>
-            <w:pPr>
-              <w:spacing w:before="60" w:after="60" w:line="252" w:lineRule="auto"/>
-              <w:jc w:val="left"/>
-            </w:pPr>
-            <w:r/>
-            <w:r>
-              <w:t>BULL</w:t>
-            </w:r>
-          </w:p>
-        </w:tc>
-      </w:tr>
-      <w:tr>
-        <w:tc>
-          <w:tcPr>
-            <w:tcW w:type="dxa" w:w="1584"/>
-            <w:shd w:fill="F8FAFC"/>
-            <w:tcMar>
-              <w:top w:w="100" w:type="dxa"/>
-              <w:bottom w:w="100" w:type="dxa"/>
-              <w:left w:w="120" w:type="dxa"/>
-              <w:right w:w="120" w:type="dxa"/>
-            </w:tcMar>
-            <w:tcBorders>
-              <w:top w:val="single" w:sz="4" w:space="0" w:color="CCCCCC"/>
-              <w:bottom w:val="single" w:sz="4" w:space="0" w:color="CCCCCC"/>
-              <w:left w:val="single" w:sz="4" w:space="0" w:color="CCCCCC"/>
-              <w:right w:val="single" w:sz="4" w:space="0" w:color="CCCCCC"/>
-            </w:tcBorders>
-          </w:tcPr>
-          <w:p>
-            <w:pPr>
-              <w:spacing w:before="60" w:after="60" w:line="252" w:lineRule="auto"/>
-              <w:jc w:val="left"/>
-            </w:pPr>
-            <w:r/>
-            <w:r>
-              <w:rPr>
-                <w:b/>
-              </w:rPr>
-              <w:t>Fri 23/10</w:t>
-            </w:r>
-          </w:p>
-        </w:tc>
-        <w:tc>
-          <w:tcPr>
-            <w:tcW w:type="dxa" w:w="864"/>
-            <w:shd w:fill="F8FAFC"/>
-            <w:tcMar>
-              <w:top w:w="100" w:type="dxa"/>
-              <w:bottom w:w="100" w:type="dxa"/>
-              <w:left w:w="120" w:type="dxa"/>
-              <w:right w:w="120" w:type="dxa"/>
-            </w:tcMar>
-            <w:tcBorders>
-              <w:top w:val="single" w:sz="4" w:space="0" w:color="CCCCCC"/>
-              <w:bottom w:val="single" w:sz="4" w:space="0" w:color="CCCCCC"/>
-              <w:left w:val="single" w:sz="4" w:space="0" w:color="CCCCCC"/>
-              <w:right w:val="single" w:sz="4" w:space="0" w:color="CCCCCC"/>
-            </w:tcBorders>
-          </w:tcPr>
-          <w:p>
-            <w:pPr>
-              <w:spacing w:before="60" w:after="60" w:line="252" w:lineRule="auto"/>
-              <w:jc w:val="left"/>
-            </w:pPr>
-            <w:r/>
-            <w:r>
-              <w:t>Asia 07-11</w:t>
-            </w:r>
-          </w:p>
-        </w:tc>
-        <w:tc>
-          <w:tcPr>
-            <w:tcW w:type="dxa" w:w="1440"/>
-            <w:shd w:fill="F8FAFC"/>
-            <w:tcMar>
-              <w:top w:w="100" w:type="dxa"/>
-              <w:bottom w:w="100" w:type="dxa"/>
-              <w:left w:w="120" w:type="dxa"/>
-              <w:right w:w="120" w:type="dxa"/>
-            </w:tcMar>
-            <w:tcBorders>
-              <w:top w:val="single" w:sz="4" w:space="0" w:color="CCCCCC"/>
-              <w:bottom w:val="single" w:sz="4" w:space="0" w:color="CCCCCC"/>
-              <w:left w:val="single" w:sz="4" w:space="0" w:color="CCCCCC"/>
-              <w:right w:val="single" w:sz="4" w:space="0" w:color="CCCCCC"/>
-            </w:tcBorders>
-          </w:tcPr>
-          <w:p>
-            <w:pPr>
-              <w:spacing w:before="60" w:after="60" w:line="252" w:lineRule="auto"/>
-              <w:jc w:val="left"/>
-            </w:pPr>
-            <w:r/>
-            <w:r>
-              <w:t>486.25</w:t>
-            </w:r>
-          </w:p>
-        </w:tc>
-        <w:tc>
-          <w:tcPr>
-            <w:tcW w:type="dxa" w:w="2016"/>
-            <w:shd w:fill="F8FAFC"/>
-            <w:tcMar>
-              <w:top w:w="100" w:type="dxa"/>
-              <w:bottom w:w="100" w:type="dxa"/>
-              <w:left w:w="120" w:type="dxa"/>
-              <w:right w:w="120" w:type="dxa"/>
-            </w:tcMar>
-            <w:tcBorders>
-              <w:top w:val="single" w:sz="4" w:space="0" w:color="CCCCCC"/>
-              <w:bottom w:val="single" w:sz="4" w:space="0" w:color="CCCCCC"/>
-              <w:left w:val="single" w:sz="4" w:space="0" w:color="CCCCCC"/>
-              <w:right w:val="single" w:sz="4" w:space="0" w:color="CCCCCC"/>
-            </w:tcBorders>
-          </w:tcPr>
-          <w:p>
-            <w:pPr>
-              <w:spacing w:before="60" w:after="60" w:line="252" w:lineRule="auto"/>
-              <w:jc w:val="left"/>
-            </w:pPr>
-            <w:r/>
-            <w:r>
-              <w:t>490.00</w:t>
-            </w:r>
-          </w:p>
-        </w:tc>
-        <w:tc>
-          <w:tcPr>
-            <w:tcW w:type="dxa" w:w="1152"/>
-            <w:shd w:fill="F8FAFC"/>
-            <w:tcMar>
-              <w:top w:w="100" w:type="dxa"/>
-              <w:bottom w:w="100" w:type="dxa"/>
-              <w:left w:w="120" w:type="dxa"/>
-              <w:right w:w="120" w:type="dxa"/>
-            </w:tcMar>
-            <w:tcBorders>
-              <w:top w:val="single" w:sz="4" w:space="0" w:color="CCCCCC"/>
-              <w:bottom w:val="single" w:sz="4" w:space="0" w:color="CCCCCC"/>
-              <w:left w:val="single" w:sz="4" w:space="0" w:color="CCCCCC"/>
-              <w:right w:val="single" w:sz="4" w:space="0" w:color="CCCCCC"/>
-            </w:tcBorders>
-          </w:tcPr>
-          <w:p>
-            <w:pPr>
-              <w:spacing w:before="60" w:after="60" w:line="252" w:lineRule="auto"/>
-              <w:jc w:val="left"/>
-            </w:pPr>
-            <w:r/>
-            <w:r>
-              <w:t>482.75</w:t>
-            </w:r>
-          </w:p>
-        </w:tc>
-        <w:tc>
-          <w:tcPr>
-            <w:tcW w:type="dxa" w:w="1728"/>
-            <w:shd w:fill="F8FAFC"/>
-            <w:tcMar>
-              <w:top w:w="100" w:type="dxa"/>
-              <w:bottom w:w="100" w:type="dxa"/>
-              <w:left w:w="120" w:type="dxa"/>
-              <w:right w:w="120" w:type="dxa"/>
-            </w:tcMar>
-            <w:tcBorders>
-              <w:top w:val="single" w:sz="4" w:space="0" w:color="CCCCCC"/>
-              <w:bottom w:val="single" w:sz="4" w:space="0" w:color="CCCCCC"/>
-              <w:left w:val="single" w:sz="4" w:space="0" w:color="CCCCCC"/>
-              <w:right w:val="single" w:sz="4" w:space="0" w:color="CCCCCC"/>
-            </w:tcBorders>
-          </w:tcPr>
-          <w:p>
-            <w:pPr>
-              <w:spacing w:before="60" w:after="60" w:line="252" w:lineRule="auto"/>
-              <w:jc w:val="left"/>
-            </w:pPr>
-            <w:r/>
-            <w:r>
-              <w:rPr>
-                <w:b/>
-              </w:rPr>
-              <w:t>486.00</w:t>
-            </w:r>
-          </w:p>
-        </w:tc>
-        <w:tc>
-          <w:tcPr>
-            <w:tcW w:type="dxa" w:w="3456"/>
-            <w:shd w:fill="F8FAFC"/>
-            <w:tcMar>
-              <w:top w:w="100" w:type="dxa"/>
-              <w:bottom w:w="100" w:type="dxa"/>
-              <w:left w:w="120" w:type="dxa"/>
-              <w:right w:w="120" w:type="dxa"/>
-            </w:tcMar>
-            <w:tcBorders>
-              <w:top w:val="single" w:sz="4" w:space="0" w:color="CCCCCC"/>
-              <w:bottom w:val="single" w:sz="4" w:space="0" w:color="CCCCCC"/>
-              <w:left w:val="single" w:sz="4" w:space="0" w:color="CCCCCC"/>
-              <w:right w:val="single" w:sz="4" w:space="0" w:color="CCCCCC"/>
-            </w:tcBorders>
-          </w:tcPr>
-          <w:p>
-            <w:pPr>
-              <w:spacing w:before="60" w:after="60" w:line="252" w:lineRule="auto"/>
-              <w:jc w:val="left"/>
-            </w:pPr>
-            <w:r/>
-            <w:r>
-              <w:rPr>
-                <w:b/>
-              </w:rPr>
-              <w:t>-0.25</w:t>
-            </w:r>
-          </w:p>
-        </w:tc>
-        <w:tc>
-          <w:tcPr>
-            <w:tcW w:type="dxa" w:w="1440"/>
-            <w:shd w:fill="F8FAFC"/>
-            <w:tcMar>
-              <w:top w:w="100" w:type="dxa"/>
-              <w:bottom w:w="100" w:type="dxa"/>
-              <w:left w:w="120" w:type="dxa"/>
-              <w:right w:w="120" w:type="dxa"/>
-            </w:tcMar>
-            <w:tcBorders>
-              <w:top w:val="single" w:sz="4" w:space="0" w:color="CCCCCC"/>
-              <w:bottom w:val="single" w:sz="4" w:space="0" w:color="CCCCCC"/>
-              <w:left w:val="single" w:sz="4" w:space="0" w:color="CCCCCC"/>
-              <w:right w:val="single" w:sz="4" w:space="0" w:color="CCCCCC"/>
-            </w:tcBorders>
-          </w:tcPr>
-          <w:p>
-            <w:pPr>
-              <w:spacing w:before="60" w:after="60" w:line="252" w:lineRule="auto"/>
-              <w:jc w:val="left"/>
-            </w:pPr>
-            <w:r/>
-            <w:r>
-              <w:t>BEAR</w:t>
-            </w:r>
-          </w:p>
-        </w:tc>
-      </w:tr>
-      <w:tr>
-        <w:tc>
-          <w:tcPr>
-            <w:tcW w:type="dxa" w:w="1584"/>
-            <w:shd w:fill="FFFFFF"/>
-            <w:tcMar>
-              <w:top w:w="100" w:type="dxa"/>
-              <w:bottom w:w="100" w:type="dxa"/>
-              <w:left w:w="120" w:type="dxa"/>
-              <w:right w:w="120" w:type="dxa"/>
-            </w:tcMar>
-            <w:tcBorders>
-              <w:top w:val="single" w:sz="4" w:space="0" w:color="CCCCCC"/>
-              <w:bottom w:val="single" w:sz="4" w:space="0" w:color="CCCCCC"/>
-              <w:left w:val="single" w:sz="4" w:space="0" w:color="CCCCCC"/>
-              <w:right w:val="single" w:sz="4" w:space="0" w:color="CCCCCC"/>
-            </w:tcBorders>
-          </w:tcPr>
-          <w:p>
-            <w:pPr>
-              <w:spacing w:before="60" w:after="60" w:line="252" w:lineRule="auto"/>
-              <w:jc w:val="left"/>
-            </w:pPr>
-            <w:r/>
-            <w:r>
-              <w:rPr>
-                <w:b/>
-              </w:rPr>
-              <w:t>Fri 23/10</w:t>
-            </w:r>
-          </w:p>
-        </w:tc>
-        <w:tc>
-          <w:tcPr>
-            <w:tcW w:type="dxa" w:w="864"/>
-            <w:shd w:fill="FFFFFF"/>
-            <w:tcMar>
-              <w:top w:w="100" w:type="dxa"/>
-              <w:bottom w:w="100" w:type="dxa"/>
-              <w:left w:w="120" w:type="dxa"/>
-              <w:right w:w="120" w:type="dxa"/>
-            </w:tcMar>
-            <w:tcBorders>
-              <w:top w:val="single" w:sz="4" w:space="0" w:color="CCCCCC"/>
-              <w:bottom w:val="single" w:sz="4" w:space="0" w:color="CCCCCC"/>
-              <w:left w:val="single" w:sz="4" w:space="0" w:color="CCCCCC"/>
-              <w:right w:val="single" w:sz="4" w:space="0" w:color="CCCCCC"/>
-            </w:tcBorders>
-          </w:tcPr>
-          <w:p>
-            <w:pPr>
-              <w:spacing w:before="60" w:after="60" w:line="252" w:lineRule="auto"/>
-              <w:jc w:val="left"/>
-            </w:pPr>
-            <w:r/>
-            <w:r>
-              <w:t>Asia 11-15</w:t>
-            </w:r>
-          </w:p>
-        </w:tc>
-        <w:tc>
-          <w:tcPr>
-            <w:tcW w:type="dxa" w:w="1440"/>
-            <w:shd w:fill="FFFFFF"/>
-            <w:tcMar>
-              <w:top w:w="100" w:type="dxa"/>
-              <w:bottom w:w="100" w:type="dxa"/>
-              <w:left w:w="120" w:type="dxa"/>
-              <w:right w:w="120" w:type="dxa"/>
-            </w:tcMar>
-            <w:tcBorders>
-              <w:top w:val="single" w:sz="4" w:space="0" w:color="CCCCCC"/>
-              <w:bottom w:val="single" w:sz="4" w:space="0" w:color="CCCCCC"/>
-              <w:left w:val="single" w:sz="4" w:space="0" w:color="CCCCCC"/>
-              <w:right w:val="single" w:sz="4" w:space="0" w:color="CCCCCC"/>
-            </w:tcBorders>
-          </w:tcPr>
-          <w:p>
-            <w:pPr>
-              <w:spacing w:before="60" w:after="60" w:line="252" w:lineRule="auto"/>
-              <w:jc w:val="left"/>
-            </w:pPr>
-            <w:r/>
-            <w:r>
-              <w:t>486.00</w:t>
-            </w:r>
-          </w:p>
-        </w:tc>
-        <w:tc>
-          <w:tcPr>
-            <w:tcW w:type="dxa" w:w="2016"/>
-            <w:shd w:fill="FFFFFF"/>
-            <w:tcMar>
-              <w:top w:w="100" w:type="dxa"/>
-              <w:bottom w:w="100" w:type="dxa"/>
-              <w:left w:w="120" w:type="dxa"/>
-              <w:right w:w="120" w:type="dxa"/>
-            </w:tcMar>
-            <w:tcBorders>
-              <w:top w:val="single" w:sz="4" w:space="0" w:color="CCCCCC"/>
-              <w:bottom w:val="single" w:sz="4" w:space="0" w:color="CCCCCC"/>
-              <w:left w:val="single" w:sz="4" w:space="0" w:color="CCCCCC"/>
-              <w:right w:val="single" w:sz="4" w:space="0" w:color="CCCCCC"/>
-            </w:tcBorders>
-          </w:tcPr>
-          <w:p>
-            <w:pPr>
-              <w:spacing w:before="60" w:after="60" w:line="252" w:lineRule="auto"/>
-              <w:jc w:val="left"/>
-            </w:pPr>
-            <w:r/>
-            <w:r>
-              <w:t>489.50</w:t>
-            </w:r>
-          </w:p>
-        </w:tc>
-        <w:tc>
-          <w:tcPr>
-            <w:tcW w:type="dxa" w:w="1152"/>
-            <w:shd w:fill="FFFFFF"/>
-            <w:tcMar>
-              <w:top w:w="100" w:type="dxa"/>
-              <w:bottom w:w="100" w:type="dxa"/>
-              <w:left w:w="120" w:type="dxa"/>
-              <w:right w:w="120" w:type="dxa"/>
-            </w:tcMar>
-            <w:tcBorders>
-              <w:top w:val="single" w:sz="4" w:space="0" w:color="CCCCCC"/>
-              <w:bottom w:val="single" w:sz="4" w:space="0" w:color="CCCCCC"/>
-              <w:left w:val="single" w:sz="4" w:space="0" w:color="CCCCCC"/>
-              <w:right w:val="single" w:sz="4" w:space="0" w:color="CCCCCC"/>
-            </w:tcBorders>
-          </w:tcPr>
-          <w:p>
-            <w:pPr>
-              <w:spacing w:before="60" w:after="60" w:line="252" w:lineRule="auto"/>
-              <w:jc w:val="left"/>
-            </w:pPr>
-            <w:r/>
-            <w:r>
-              <w:t>482.75</w:t>
-            </w:r>
-          </w:p>
-        </w:tc>
-        <w:tc>
-          <w:tcPr>
-            <w:tcW w:type="dxa" w:w="1728"/>
-            <w:shd w:fill="FFFFFF"/>
-            <w:tcMar>
-              <w:top w:w="100" w:type="dxa"/>
-              <w:bottom w:w="100" w:type="dxa"/>
-              <w:left w:w="120" w:type="dxa"/>
-              <w:right w:w="120" w:type="dxa"/>
-            </w:tcMar>
-            <w:tcBorders>
-              <w:top w:val="single" w:sz="4" w:space="0" w:color="CCCCCC"/>
-              <w:bottom w:val="single" w:sz="4" w:space="0" w:color="CCCCCC"/>
-              <w:left w:val="single" w:sz="4" w:space="0" w:color="CCCCCC"/>
-              <w:right w:val="single" w:sz="4" w:space="0" w:color="CCCCCC"/>
-            </w:tcBorders>
-          </w:tcPr>
-          <w:p>
-            <w:pPr>
-              <w:spacing w:before="60" w:after="60" w:line="252" w:lineRule="auto"/>
-              <w:jc w:val="left"/>
-            </w:pPr>
-            <w:r/>
-            <w:r>
-              <w:rPr>
-                <w:b/>
-              </w:rPr>
-              <w:t>485.75</w:t>
-            </w:r>
-          </w:p>
-        </w:tc>
-        <w:tc>
-          <w:tcPr>
-            <w:tcW w:type="dxa" w:w="3456"/>
-            <w:shd w:fill="FFFFFF"/>
-            <w:tcMar>
-              <w:top w:w="100" w:type="dxa"/>
-              <w:bottom w:w="100" w:type="dxa"/>
-              <w:left w:w="120" w:type="dxa"/>
-              <w:right w:w="120" w:type="dxa"/>
-            </w:tcMar>
-            <w:tcBorders>
-              <w:top w:val="single" w:sz="4" w:space="0" w:color="CCCCCC"/>
-              <w:bottom w:val="single" w:sz="4" w:space="0" w:color="CCCCCC"/>
-              <w:left w:val="single" w:sz="4" w:space="0" w:color="CCCCCC"/>
-              <w:right w:val="single" w:sz="4" w:space="0" w:color="CCCCCC"/>
-            </w:tcBorders>
-          </w:tcPr>
-          <w:p>
-            <w:pPr>
-              <w:spacing w:before="60" w:after="60" w:line="252" w:lineRule="auto"/>
-              <w:jc w:val="left"/>
-            </w:pPr>
-            <w:r/>
-            <w:r>
-              <w:rPr>
-                <w:b/>
-              </w:rPr>
-              <w:t>-0.25</w:t>
-            </w:r>
-          </w:p>
-        </w:tc>
-        <w:tc>
-          <w:tcPr>
-            <w:tcW w:type="dxa" w:w="1440"/>
-            <w:shd w:fill="FFFFFF"/>
-            <w:tcMar>
-              <w:top w:w="100" w:type="dxa"/>
-              <w:bottom w:w="100" w:type="dxa"/>
-              <w:left w:w="120" w:type="dxa"/>
-              <w:right w:w="120" w:type="dxa"/>
-            </w:tcMar>
-            <w:tcBorders>
-              <w:top w:val="single" w:sz="4" w:space="0" w:color="CCCCCC"/>
-              <w:bottom w:val="single" w:sz="4" w:space="0" w:color="CCCCCC"/>
-              <w:left w:val="single" w:sz="4" w:space="0" w:color="CCCCCC"/>
-              <w:right w:val="single" w:sz="4" w:space="0" w:color="CCCCCC"/>
-            </w:tcBorders>
-          </w:tcPr>
-          <w:p>
-            <w:pPr>
-              <w:spacing w:before="60" w:after="60" w:line="252" w:lineRule="auto"/>
-              <w:jc w:val="left"/>
-            </w:pPr>
-            <w:r/>
-            <w:r>
-              <w:t>BEAR</w:t>
-            </w:r>
-          </w:p>
-        </w:tc>
-      </w:tr>
-      <w:tr>
-        <w:tc>
-          <w:tcPr>
-            <w:tcW w:type="dxa" w:w="1584"/>
-            <w:shd w:fill="F8FAFC"/>
-            <w:tcMar>
-              <w:top w:w="100" w:type="dxa"/>
-              <w:bottom w:w="100" w:type="dxa"/>
-              <w:left w:w="120" w:type="dxa"/>
-              <w:right w:w="120" w:type="dxa"/>
-            </w:tcMar>
-            <w:tcBorders>
-              <w:top w:val="single" w:sz="4" w:space="0" w:color="CCCCCC"/>
-              <w:bottom w:val="single" w:sz="4" w:space="0" w:color="CCCCCC"/>
-              <w:left w:val="single" w:sz="4" w:space="0" w:color="CCCCCC"/>
-              <w:right w:val="single" w:sz="4" w:space="0" w:color="CCCCCC"/>
-            </w:tcBorders>
-          </w:tcPr>
-          <w:p>
-            <w:pPr>
-              <w:spacing w:before="60" w:after="60" w:line="252" w:lineRule="auto"/>
-              <w:jc w:val="left"/>
-            </w:pPr>
-            <w:r/>
-            <w:r>
-              <w:rPr>
-                <w:b/>
-              </w:rPr>
-              <w:t>Fri 23/10</w:t>
-            </w:r>
-          </w:p>
-        </w:tc>
-        <w:tc>
-          <w:tcPr>
-            <w:tcW w:type="dxa" w:w="864"/>
-            <w:shd w:fill="F8FAFC"/>
-            <w:tcMar>
-              <w:top w:w="100" w:type="dxa"/>
-              <w:bottom w:w="100" w:type="dxa"/>
-              <w:left w:w="120" w:type="dxa"/>
-              <w:right w:w="120" w:type="dxa"/>
-            </w:tcMar>
-            <w:tcBorders>
-              <w:top w:val="single" w:sz="4" w:space="0" w:color="CCCCCC"/>
-              <w:bottom w:val="single" w:sz="4" w:space="0" w:color="CCCCCC"/>
-              <w:left w:val="single" w:sz="4" w:space="0" w:color="CCCCCC"/>
-              <w:right w:val="single" w:sz="4" w:space="0" w:color="CCCCCC"/>
-            </w:tcBorders>
-          </w:tcPr>
-          <w:p>
-            <w:pPr>
-              <w:spacing w:before="60" w:after="60" w:line="252" w:lineRule="auto"/>
-              <w:jc w:val="left"/>
-            </w:pPr>
-            <w:r/>
-            <w:r>
-              <w:t>London 15-19</w:t>
-            </w:r>
-          </w:p>
-        </w:tc>
-        <w:tc>
-          <w:tcPr>
-            <w:tcW w:type="dxa" w:w="1440"/>
-            <w:shd w:fill="F8FAFC"/>
-            <w:tcMar>
-              <w:top w:w="100" w:type="dxa"/>
-              <w:bottom w:w="100" w:type="dxa"/>
-              <w:left w:w="120" w:type="dxa"/>
-              <w:right w:w="120" w:type="dxa"/>
-            </w:tcMar>
-            <w:tcBorders>
-              <w:top w:val="single" w:sz="4" w:space="0" w:color="CCCCCC"/>
-              <w:bottom w:val="single" w:sz="4" w:space="0" w:color="CCCCCC"/>
-              <w:left w:val="single" w:sz="4" w:space="0" w:color="CCCCCC"/>
-              <w:right w:val="single" w:sz="4" w:space="0" w:color="CCCCCC"/>
-            </w:tcBorders>
-          </w:tcPr>
-          <w:p>
-            <w:pPr>
-              <w:spacing w:before="60" w:after="60" w:line="252" w:lineRule="auto"/>
-              <w:jc w:val="left"/>
-            </w:pPr>
-            <w:r/>
-            <w:r>
-              <w:t>485.75</w:t>
-            </w:r>
-          </w:p>
-        </w:tc>
-        <w:tc>
-          <w:tcPr>
-            <w:tcW w:type="dxa" w:w="2016"/>
-            <w:shd w:fill="F8FAFC"/>
-            <w:tcMar>
-              <w:top w:w="100" w:type="dxa"/>
-              <w:bottom w:w="100" w:type="dxa"/>
-              <w:left w:w="120" w:type="dxa"/>
-              <w:right w:w="120" w:type="dxa"/>
-            </w:tcMar>
-            <w:tcBorders>
-              <w:top w:val="single" w:sz="4" w:space="0" w:color="CCCCCC"/>
-              <w:bottom w:val="single" w:sz="4" w:space="0" w:color="CCCCCC"/>
-              <w:left w:val="single" w:sz="4" w:space="0" w:color="CCCCCC"/>
-              <w:right w:val="single" w:sz="4" w:space="0" w:color="CCCCCC"/>
-            </w:tcBorders>
-          </w:tcPr>
-          <w:p>
-            <w:pPr>
-              <w:spacing w:before="60" w:after="60" w:line="252" w:lineRule="auto"/>
-              <w:jc w:val="left"/>
-            </w:pPr>
-            <w:r/>
-            <w:r>
-              <w:t>488.75</w:t>
-            </w:r>
-          </w:p>
-        </w:tc>
-        <w:tc>
-          <w:tcPr>
-            <w:tcW w:type="dxa" w:w="1152"/>
-            <w:shd w:fill="F8FAFC"/>
-            <w:tcMar>
-              <w:top w:w="100" w:type="dxa"/>
-              <w:bottom w:w="100" w:type="dxa"/>
-              <w:left w:w="120" w:type="dxa"/>
-              <w:right w:w="120" w:type="dxa"/>
-            </w:tcMar>
-            <w:tcBorders>
-              <w:top w:val="single" w:sz="4" w:space="0" w:color="CCCCCC"/>
-              <w:bottom w:val="single" w:sz="4" w:space="0" w:color="CCCCCC"/>
-              <w:left w:val="single" w:sz="4" w:space="0" w:color="CCCCCC"/>
-              <w:right w:val="single" w:sz="4" w:space="0" w:color="CCCCCC"/>
-            </w:tcBorders>
-          </w:tcPr>
-          <w:p>
-            <w:pPr>
-              <w:spacing w:before="60" w:after="60" w:line="252" w:lineRule="auto"/>
-              <w:jc w:val="left"/>
-            </w:pPr>
-            <w:r/>
-            <w:r>
-              <w:t>483.00</w:t>
-            </w:r>
-          </w:p>
-        </w:tc>
-        <w:tc>
-          <w:tcPr>
-            <w:tcW w:type="dxa" w:w="1728"/>
-            <w:shd w:fill="F8FAFC"/>
-            <w:tcMar>
-              <w:top w:w="100" w:type="dxa"/>
-              <w:bottom w:w="100" w:type="dxa"/>
-              <w:left w:w="120" w:type="dxa"/>
-              <w:right w:w="120" w:type="dxa"/>
-            </w:tcMar>
-            <w:tcBorders>
-              <w:top w:val="single" w:sz="4" w:space="0" w:color="CCCCCC"/>
-              <w:bottom w:val="single" w:sz="4" w:space="0" w:color="CCCCCC"/>
-              <w:left w:val="single" w:sz="4" w:space="0" w:color="CCCCCC"/>
-              <w:right w:val="single" w:sz="4" w:space="0" w:color="CCCCCC"/>
-            </w:tcBorders>
-          </w:tcPr>
-          <w:p>
-            <w:pPr>
-              <w:spacing w:before="60" w:after="60" w:line="252" w:lineRule="auto"/>
-              <w:jc w:val="left"/>
-            </w:pPr>
-            <w:r/>
-            <w:r>
-              <w:rPr>
-                <w:b/>
-              </w:rPr>
-              <w:t>486.00</w:t>
-            </w:r>
-          </w:p>
-        </w:tc>
-        <w:tc>
-          <w:tcPr>
-            <w:tcW w:type="dxa" w:w="3456"/>
-            <w:shd w:fill="F8FAFC"/>
-            <w:tcMar>
-              <w:top w:w="100" w:type="dxa"/>
-              <w:bottom w:w="100" w:type="dxa"/>
-              <w:left w:w="120" w:type="dxa"/>
-              <w:right w:w="120" w:type="dxa"/>
-            </w:tcMar>
-            <w:tcBorders>
-              <w:top w:val="single" w:sz="4" w:space="0" w:color="CCCCCC"/>
-              <w:bottom w:val="single" w:sz="4" w:space="0" w:color="CCCCCC"/>
-              <w:left w:val="single" w:sz="4" w:space="0" w:color="CCCCCC"/>
-              <w:right w:val="single" w:sz="4" w:space="0" w:color="CCCCCC"/>
-            </w:tcBorders>
-          </w:tcPr>
-          <w:p>
-            <w:pPr>
-              <w:spacing w:before="60" w:after="60" w:line="252" w:lineRule="auto"/>
-              <w:jc w:val="left"/>
-            </w:pPr>
-            <w:r/>
-            <w:r>
-              <w:rPr>
-                <w:b/>
-              </w:rPr>
-              <w:t>+0.25</w:t>
-            </w:r>
-          </w:p>
-        </w:tc>
-        <w:tc>
-          <w:tcPr>
-            <w:tcW w:type="dxa" w:w="1440"/>
-            <w:shd w:fill="F8FAFC"/>
-            <w:tcMar>
-              <w:top w:w="100" w:type="dxa"/>
-              <w:bottom w:w="100" w:type="dxa"/>
-              <w:left w:w="120" w:type="dxa"/>
-              <w:right w:w="120" w:type="dxa"/>
-            </w:tcMar>
-            <w:tcBorders>
-              <w:top w:val="single" w:sz="4" w:space="0" w:color="CCCCCC"/>
-              <w:bottom w:val="single" w:sz="4" w:space="0" w:color="CCCCCC"/>
-              <w:left w:val="single" w:sz="4" w:space="0" w:color="CCCCCC"/>
-              <w:right w:val="single" w:sz="4" w:space="0" w:color="CCCCCC"/>
-            </w:tcBorders>
-          </w:tcPr>
-          <w:p>
-            <w:pPr>
-              <w:spacing w:before="60" w:after="60" w:line="252" w:lineRule="auto"/>
-              <w:jc w:val="left"/>
-            </w:pPr>
-            <w:r/>
-            <w:r>
-              <w:t>BULL</w:t>
-            </w:r>
-          </w:p>
-        </w:tc>
-      </w:tr>
-      <w:tr>
-        <w:tc>
-          <w:tcPr>
-            <w:tcW w:type="dxa" w:w="1584"/>
-            <w:shd w:fill="FFFFFF"/>
-            <w:tcMar>
-              <w:top w:w="100" w:type="dxa"/>
-              <w:bottom w:w="100" w:type="dxa"/>
-              <w:left w:w="120" w:type="dxa"/>
-              <w:right w:w="120" w:type="dxa"/>
-            </w:tcMar>
-            <w:tcBorders>
-              <w:top w:val="single" w:sz="4" w:space="0" w:color="CCCCCC"/>
-              <w:bottom w:val="single" w:sz="4" w:space="0" w:color="CCCCCC"/>
-              <w:left w:val="single" w:sz="4" w:space="0" w:color="CCCCCC"/>
-              <w:right w:val="single" w:sz="4" w:space="0" w:color="CCCCCC"/>
-            </w:tcBorders>
-          </w:tcPr>
-          <w:p>
-            <w:pPr>
-              <w:spacing w:before="60" w:after="60" w:line="252" w:lineRule="auto"/>
-              <w:jc w:val="left"/>
-            </w:pPr>
-            <w:r/>
-            <w:r>
-              <w:rPr>
-                <w:b/>
-              </w:rPr>
-              <w:t>Fri 23/10</w:t>
-            </w:r>
-          </w:p>
-        </w:tc>
-        <w:tc>
-          <w:tcPr>
-            <w:tcW w:type="dxa" w:w="864"/>
-            <w:shd w:fill="FFFFFF"/>
-            <w:tcMar>
-              <w:top w:w="100" w:type="dxa"/>
-              <w:bottom w:w="100" w:type="dxa"/>
-              <w:left w:w="120" w:type="dxa"/>
-              <w:right w:w="120" w:type="dxa"/>
-            </w:tcMar>
-            <w:tcBorders>
-              <w:top w:val="single" w:sz="4" w:space="0" w:color="CCCCCC"/>
-              <w:bottom w:val="single" w:sz="4" w:space="0" w:color="CCCCCC"/>
-              <w:left w:val="single" w:sz="4" w:space="0" w:color="CCCCCC"/>
-              <w:right w:val="single" w:sz="4" w:space="0" w:color="CCCCCC"/>
-            </w:tcBorders>
-          </w:tcPr>
-          <w:p>
-            <w:pPr>
-              <w:spacing w:before="60" w:after="60" w:line="252" w:lineRule="auto"/>
-              <w:jc w:val="left"/>
-            </w:pPr>
-            <w:r/>
-            <w:r>
-              <w:t>Pre-NY 19-21</w:t>
-            </w:r>
-          </w:p>
-        </w:tc>
-        <w:tc>
-          <w:tcPr>
-            <w:tcW w:type="dxa" w:w="1440"/>
-            <w:shd w:fill="FFFFFF"/>
-            <w:tcMar>
-              <w:top w:w="100" w:type="dxa"/>
-              <w:bottom w:w="100" w:type="dxa"/>
-              <w:left w:w="120" w:type="dxa"/>
-              <w:right w:w="120" w:type="dxa"/>
-            </w:tcMar>
-            <w:tcBorders>
-              <w:top w:val="single" w:sz="4" w:space="0" w:color="CCCCCC"/>
-              <w:bottom w:val="single" w:sz="4" w:space="0" w:color="CCCCCC"/>
-              <w:left w:val="single" w:sz="4" w:space="0" w:color="CCCCCC"/>
-              <w:right w:val="single" w:sz="4" w:space="0" w:color="CCCCCC"/>
-            </w:tcBorders>
-          </w:tcPr>
-          <w:p>
-            <w:pPr>
-              <w:spacing w:before="60" w:after="60" w:line="252" w:lineRule="auto"/>
-              <w:jc w:val="left"/>
-            </w:pPr>
-            <w:r/>
-            <w:r>
-              <w:t>486.00</w:t>
-            </w:r>
-          </w:p>
-        </w:tc>
-        <w:tc>
-          <w:tcPr>
-            <w:tcW w:type="dxa" w:w="2016"/>
-            <w:shd w:fill="FFFFFF"/>
-            <w:tcMar>
-              <w:top w:w="100" w:type="dxa"/>
-              <w:bottom w:w="100" w:type="dxa"/>
-              <w:left w:w="120" w:type="dxa"/>
-              <w:right w:w="120" w:type="dxa"/>
-            </w:tcMar>
-            <w:tcBorders>
-              <w:top w:val="single" w:sz="4" w:space="0" w:color="CCCCCC"/>
-              <w:bottom w:val="single" w:sz="4" w:space="0" w:color="CCCCCC"/>
-              <w:left w:val="single" w:sz="4" w:space="0" w:color="CCCCCC"/>
-              <w:right w:val="single" w:sz="4" w:space="0" w:color="CCCCCC"/>
-            </w:tcBorders>
-          </w:tcPr>
-          <w:p>
-            <w:pPr>
-              <w:spacing w:before="60" w:after="60" w:line="252" w:lineRule="auto"/>
-              <w:jc w:val="left"/>
-            </w:pPr>
-            <w:r/>
-            <w:r>
-              <w:t>489.00</w:t>
-            </w:r>
-          </w:p>
-        </w:tc>
-        <w:tc>
-          <w:tcPr>
-            <w:tcW w:type="dxa" w:w="1152"/>
-            <w:shd w:fill="FFFFFF"/>
-            <w:tcMar>
-              <w:top w:w="100" w:type="dxa"/>
-              <w:bottom w:w="100" w:type="dxa"/>
-              <w:left w:w="120" w:type="dxa"/>
-              <w:right w:w="120" w:type="dxa"/>
-            </w:tcMar>
-            <w:tcBorders>
-              <w:top w:val="single" w:sz="4" w:space="0" w:color="CCCCCC"/>
-              <w:bottom w:val="single" w:sz="4" w:space="0" w:color="CCCCCC"/>
-              <w:left w:val="single" w:sz="4" w:space="0" w:color="CCCCCC"/>
-              <w:right w:val="single" w:sz="4" w:space="0" w:color="CCCCCC"/>
-            </w:tcBorders>
-          </w:tcPr>
-          <w:p>
-            <w:pPr>
-              <w:spacing w:before="60" w:after="60" w:line="252" w:lineRule="auto"/>
-              <w:jc w:val="left"/>
-            </w:pPr>
-            <w:r/>
-            <w:r>
-              <w:t>483.25</w:t>
-            </w:r>
-          </w:p>
-        </w:tc>
-        <w:tc>
-          <w:tcPr>
-            <w:tcW w:type="dxa" w:w="1728"/>
-            <w:shd w:fill="FFFFFF"/>
-            <w:tcMar>
-              <w:top w:w="100" w:type="dxa"/>
-              <w:bottom w:w="100" w:type="dxa"/>
-              <w:left w:w="120" w:type="dxa"/>
-              <w:right w:w="120" w:type="dxa"/>
-            </w:tcMar>
-            <w:tcBorders>
-              <w:top w:val="single" w:sz="4" w:space="0" w:color="CCCCCC"/>
-              <w:bottom w:val="single" w:sz="4" w:space="0" w:color="CCCCCC"/>
-              <w:left w:val="single" w:sz="4" w:space="0" w:color="CCCCCC"/>
-              <w:right w:val="single" w:sz="4" w:space="0" w:color="CCCCCC"/>
-            </w:tcBorders>
-          </w:tcPr>
-          <w:p>
-            <w:pPr>
-              <w:spacing w:before="60" w:after="60" w:line="252" w:lineRule="auto"/>
-              <w:jc w:val="left"/>
-            </w:pPr>
-            <w:r/>
-            <w:r>
-              <w:rPr>
-                <w:b/>
-              </w:rPr>
-              <w:t>486.00</w:t>
-            </w:r>
-          </w:p>
-        </w:tc>
-        <w:tc>
-          <w:tcPr>
-            <w:tcW w:type="dxa" w:w="3456"/>
-            <w:shd w:fill="FFFFFF"/>
-            <w:tcMar>
-              <w:top w:w="100" w:type="dxa"/>
-              <w:bottom w:w="100" w:type="dxa"/>
-              <w:left w:w="120" w:type="dxa"/>
-              <w:right w:w="120" w:type="dxa"/>
-            </w:tcMar>
-            <w:tcBorders>
-              <w:top w:val="single" w:sz="4" w:space="0" w:color="CCCCCC"/>
-              <w:bottom w:val="single" w:sz="4" w:space="0" w:color="CCCCCC"/>
-              <w:left w:val="single" w:sz="4" w:space="0" w:color="CCCCCC"/>
-              <w:right w:val="single" w:sz="4" w:space="0" w:color="CCCCCC"/>
-            </w:tcBorders>
-          </w:tcPr>
-          <w:p>
-            <w:pPr>
-              <w:spacing w:before="60" w:after="60" w:line="252" w:lineRule="auto"/>
-              <w:jc w:val="left"/>
-            </w:pPr>
-            <w:r/>
-            <w:r>
-              <w:rPr>
-                <w:b/>
-              </w:rPr>
-              <w:t>+0.00</w:t>
-            </w:r>
-          </w:p>
-        </w:tc>
-        <w:tc>
-          <w:tcPr>
-            <w:tcW w:type="dxa" w:w="1440"/>
-            <w:shd w:fill="FFFFFF"/>
-            <w:tcMar>
-              <w:top w:w="100" w:type="dxa"/>
-              <w:bottom w:w="100" w:type="dxa"/>
-              <w:left w:w="120" w:type="dxa"/>
-              <w:right w:w="120" w:type="dxa"/>
-            </w:tcMar>
-            <w:tcBorders>
-              <w:top w:val="single" w:sz="4" w:space="0" w:color="CCCCCC"/>
-              <w:bottom w:val="single" w:sz="4" w:space="0" w:color="CCCCCC"/>
-              <w:left w:val="single" w:sz="4" w:space="0" w:color="CCCCCC"/>
-              <w:right w:val="single" w:sz="4" w:space="0" w:color="CCCCCC"/>
-            </w:tcBorders>
-          </w:tcPr>
-          <w:p>
-            <w:pPr>
-              <w:spacing w:before="60" w:after="60" w:line="252" w:lineRule="auto"/>
-              <w:jc w:val="left"/>
-            </w:pPr>
-            <w:r/>
-            <w:r>
-              <w:t>BEAR</w:t>
-            </w:r>
-          </w:p>
-        </w:tc>
-      </w:tr>
-      <w:tr>
-        <w:tc>
-          <w:tcPr>
-            <w:tcW w:type="dxa" w:w="1584"/>
-            <w:shd w:fill="F8FAFC"/>
-            <w:tcMar>
-              <w:top w:w="100" w:type="dxa"/>
-              <w:bottom w:w="100" w:type="dxa"/>
-              <w:left w:w="120" w:type="dxa"/>
-              <w:right w:w="120" w:type="dxa"/>
-            </w:tcMar>
-            <w:tcBorders>
-              <w:top w:val="single" w:sz="4" w:space="0" w:color="CCCCCC"/>
-              <w:bottom w:val="single" w:sz="4" w:space="0" w:color="CCCCCC"/>
-              <w:left w:val="single" w:sz="4" w:space="0" w:color="CCCCCC"/>
-              <w:right w:val="single" w:sz="4" w:space="0" w:color="CCCCCC"/>
-            </w:tcBorders>
-          </w:tcPr>
-          <w:p>
-            <w:pPr>
-              <w:spacing w:before="60" w:after="60" w:line="252" w:lineRule="auto"/>
-              <w:jc w:val="left"/>
-            </w:pPr>
-            <w:r/>
-            <w:r>
-              <w:rPr>
-                <w:b/>
-              </w:rPr>
-              <w:t>Fri 23/10</w:t>
-            </w:r>
-          </w:p>
-        </w:tc>
-        <w:tc>
-          <w:tcPr>
-            <w:tcW w:type="dxa" w:w="864"/>
-            <w:shd w:fill="F8FAFC"/>
-            <w:tcMar>
-              <w:top w:w="100" w:type="dxa"/>
-              <w:bottom w:w="100" w:type="dxa"/>
-              <w:left w:w="120" w:type="dxa"/>
-              <w:right w:w="120" w:type="dxa"/>
-            </w:tcMar>
-            <w:tcBorders>
-              <w:top w:val="single" w:sz="4" w:space="0" w:color="CCCCCC"/>
-              <w:bottom w:val="single" w:sz="4" w:space="0" w:color="CCCCCC"/>
-              <w:left w:val="single" w:sz="4" w:space="0" w:color="CCCCCC"/>
-              <w:right w:val="single" w:sz="4" w:space="0" w:color="CCCCCC"/>
-            </w:tcBorders>
-          </w:tcPr>
-          <w:p>
-            <w:pPr>
-              <w:spacing w:before="60" w:after="60" w:line="252" w:lineRule="auto"/>
-              <w:jc w:val="left"/>
-            </w:pPr>
-            <w:r/>
-            <w:r>
-              <w:t>NY Open 21-23</w:t>
-            </w:r>
-          </w:p>
-        </w:tc>
-        <w:tc>
-          <w:tcPr>
-            <w:tcW w:type="dxa" w:w="1440"/>
-            <w:shd w:fill="F8FAFC"/>
-            <w:tcMar>
-              <w:top w:w="100" w:type="dxa"/>
-              <w:bottom w:w="100" w:type="dxa"/>
-              <w:left w:w="120" w:type="dxa"/>
-              <w:right w:w="120" w:type="dxa"/>
-            </w:tcMar>
-            <w:tcBorders>
-              <w:top w:val="single" w:sz="4" w:space="0" w:color="CCCCCC"/>
-              <w:bottom w:val="single" w:sz="4" w:space="0" w:color="CCCCCC"/>
-              <w:left w:val="single" w:sz="4" w:space="0" w:color="CCCCCC"/>
-              <w:right w:val="single" w:sz="4" w:space="0" w:color="CCCCCC"/>
-            </w:tcBorders>
-          </w:tcPr>
-          <w:p>
-            <w:pPr>
-              <w:spacing w:before="60" w:after="60" w:line="252" w:lineRule="auto"/>
-              <w:jc w:val="left"/>
-            </w:pPr>
-            <w:r/>
-            <w:r>
-              <w:t>486.00</w:t>
-            </w:r>
-          </w:p>
-        </w:tc>
-        <w:tc>
-          <w:tcPr>
-            <w:tcW w:type="dxa" w:w="2016"/>
-            <w:shd w:fill="F8FAFC"/>
-            <w:tcMar>
-              <w:top w:w="100" w:type="dxa"/>
-              <w:bottom w:w="100" w:type="dxa"/>
-              <w:left w:w="120" w:type="dxa"/>
-              <w:right w:w="120" w:type="dxa"/>
-            </w:tcMar>
-            <w:tcBorders>
-              <w:top w:val="single" w:sz="4" w:space="0" w:color="CCCCCC"/>
-              <w:bottom w:val="single" w:sz="4" w:space="0" w:color="CCCCCC"/>
-              <w:left w:val="single" w:sz="4" w:space="0" w:color="CCCCCC"/>
-              <w:right w:val="single" w:sz="4" w:space="0" w:color="CCCCCC"/>
-            </w:tcBorders>
-          </w:tcPr>
-          <w:p>
-            <w:pPr>
-              <w:spacing w:before="60" w:after="60" w:line="252" w:lineRule="auto"/>
-              <w:jc w:val="left"/>
-            </w:pPr>
-            <w:r/>
-            <w:r>
-              <w:t>490.00</w:t>
-            </w:r>
-          </w:p>
-        </w:tc>
-        <w:tc>
-          <w:tcPr>
-            <w:tcW w:type="dxa" w:w="1152"/>
-            <w:shd w:fill="F8FAFC"/>
-            <w:tcMar>
-              <w:top w:w="100" w:type="dxa"/>
-              <w:bottom w:w="100" w:type="dxa"/>
-              <w:left w:w="120" w:type="dxa"/>
-              <w:right w:w="120" w:type="dxa"/>
-            </w:tcMar>
-            <w:tcBorders>
-              <w:top w:val="single" w:sz="4" w:space="0" w:color="CCCCCC"/>
-              <w:bottom w:val="single" w:sz="4" w:space="0" w:color="CCCCCC"/>
-              <w:left w:val="single" w:sz="4" w:space="0" w:color="CCCCCC"/>
-              <w:right w:val="single" w:sz="4" w:space="0" w:color="CCCCCC"/>
-            </w:tcBorders>
-          </w:tcPr>
-          <w:p>
-            <w:pPr>
-              <w:spacing w:before="60" w:after="60" w:line="252" w:lineRule="auto"/>
-              <w:jc w:val="left"/>
-            </w:pPr>
-            <w:r/>
-            <w:r>
-              <w:t>482.50</w:t>
-            </w:r>
-          </w:p>
-        </w:tc>
-        <w:tc>
-          <w:tcPr>
-            <w:tcW w:type="dxa" w:w="1728"/>
-            <w:shd w:fill="F8FAFC"/>
             <w:tcMar>
               <w:top w:w="100" w:type="dxa"/>
               <w:bottom w:w="100" w:type="dxa"/>
@@ -20824,241 +21059,6 @@
                 <w:b/>
               </w:rPr>
               <w:t>486.50</w:t>
-            </w:r>
-          </w:p>
-        </w:tc>
-        <w:tc>
-          <w:tcPr>
-            <w:tcW w:type="dxa" w:w="3456"/>
-            <w:shd w:fill="F8FAFC"/>
-            <w:tcMar>
-              <w:top w:w="100" w:type="dxa"/>
-              <w:bottom w:w="100" w:type="dxa"/>
-              <w:left w:w="120" w:type="dxa"/>
-              <w:right w:w="120" w:type="dxa"/>
-            </w:tcMar>
-            <w:tcBorders>
-              <w:top w:val="single" w:sz="4" w:space="0" w:color="CCCCCC"/>
-              <w:bottom w:val="single" w:sz="4" w:space="0" w:color="CCCCCC"/>
-              <w:left w:val="single" w:sz="4" w:space="0" w:color="CCCCCC"/>
-              <w:right w:val="single" w:sz="4" w:space="0" w:color="CCCCCC"/>
-            </w:tcBorders>
-          </w:tcPr>
-          <w:p>
-            <w:pPr>
-              <w:spacing w:before="60" w:after="60" w:line="252" w:lineRule="auto"/>
-              <w:jc w:val="left"/>
-            </w:pPr>
-            <w:r/>
-            <w:r>
-              <w:rPr>
-                <w:b/>
-              </w:rPr>
-              <w:t>+0.50</w:t>
-            </w:r>
-          </w:p>
-        </w:tc>
-        <w:tc>
-          <w:tcPr>
-            <w:tcW w:type="dxa" w:w="1440"/>
-            <w:shd w:fill="F8FAFC"/>
-            <w:tcMar>
-              <w:top w:w="100" w:type="dxa"/>
-              <w:bottom w:w="100" w:type="dxa"/>
-              <w:left w:w="120" w:type="dxa"/>
-              <w:right w:w="120" w:type="dxa"/>
-            </w:tcMar>
-            <w:tcBorders>
-              <w:top w:val="single" w:sz="4" w:space="0" w:color="CCCCCC"/>
-              <w:bottom w:val="single" w:sz="4" w:space="0" w:color="CCCCCC"/>
-              <w:left w:val="single" w:sz="4" w:space="0" w:color="CCCCCC"/>
-              <w:right w:val="single" w:sz="4" w:space="0" w:color="CCCCCC"/>
-            </w:tcBorders>
-          </w:tcPr>
-          <w:p>
-            <w:pPr>
-              <w:spacing w:before="60" w:after="60" w:line="252" w:lineRule="auto"/>
-              <w:jc w:val="left"/>
-            </w:pPr>
-            <w:r/>
-            <w:r>
-              <w:t>BULL</w:t>
-            </w:r>
-          </w:p>
-        </w:tc>
-      </w:tr>
-      <w:tr>
-        <w:tc>
-          <w:tcPr>
-            <w:tcW w:type="dxa" w:w="1584"/>
-            <w:shd w:fill="FFFFFF"/>
-            <w:tcMar>
-              <w:top w:w="100" w:type="dxa"/>
-              <w:bottom w:w="100" w:type="dxa"/>
-              <w:left w:w="120" w:type="dxa"/>
-              <w:right w:w="120" w:type="dxa"/>
-            </w:tcMar>
-            <w:tcBorders>
-              <w:top w:val="single" w:sz="4" w:space="0" w:color="CCCCCC"/>
-              <w:bottom w:val="single" w:sz="4" w:space="0" w:color="CCCCCC"/>
-              <w:left w:val="single" w:sz="4" w:space="0" w:color="CCCCCC"/>
-              <w:right w:val="single" w:sz="4" w:space="0" w:color="CCCCCC"/>
-            </w:tcBorders>
-          </w:tcPr>
-          <w:p>
-            <w:pPr>
-              <w:spacing w:before="60" w:after="60" w:line="252" w:lineRule="auto"/>
-              <w:jc w:val="left"/>
-            </w:pPr>
-            <w:r/>
-            <w:r>
-              <w:rPr>
-                <w:b/>
-              </w:rPr>
-              <w:t>Fri 23/10</w:t>
-            </w:r>
-          </w:p>
-        </w:tc>
-        <w:tc>
-          <w:tcPr>
-            <w:tcW w:type="dxa" w:w="864"/>
-            <w:shd w:fill="FFFFFF"/>
-            <w:tcMar>
-              <w:top w:w="100" w:type="dxa"/>
-              <w:bottom w:w="100" w:type="dxa"/>
-              <w:left w:w="120" w:type="dxa"/>
-              <w:right w:w="120" w:type="dxa"/>
-            </w:tcMar>
-            <w:tcBorders>
-              <w:top w:val="single" w:sz="4" w:space="0" w:color="CCCCCC"/>
-              <w:bottom w:val="single" w:sz="4" w:space="0" w:color="CCCCCC"/>
-              <w:left w:val="single" w:sz="4" w:space="0" w:color="CCCCCC"/>
-              <w:right w:val="single" w:sz="4" w:space="0" w:color="CCCCCC"/>
-            </w:tcBorders>
-          </w:tcPr>
-          <w:p>
-            <w:pPr>
-              <w:spacing w:before="60" w:after="60" w:line="252" w:lineRule="auto"/>
-              <w:jc w:val="left"/>
-            </w:pPr>
-            <w:r/>
-            <w:r>
-              <w:t>NY Close 23-01</w:t>
-            </w:r>
-          </w:p>
-        </w:tc>
-        <w:tc>
-          <w:tcPr>
-            <w:tcW w:type="dxa" w:w="1440"/>
-            <w:shd w:fill="FFFFFF"/>
-            <w:tcMar>
-              <w:top w:w="100" w:type="dxa"/>
-              <w:bottom w:w="100" w:type="dxa"/>
-              <w:left w:w="120" w:type="dxa"/>
-              <w:right w:w="120" w:type="dxa"/>
-            </w:tcMar>
-            <w:tcBorders>
-              <w:top w:val="single" w:sz="4" w:space="0" w:color="CCCCCC"/>
-              <w:bottom w:val="single" w:sz="4" w:space="0" w:color="CCCCCC"/>
-              <w:left w:val="single" w:sz="4" w:space="0" w:color="CCCCCC"/>
-              <w:right w:val="single" w:sz="4" w:space="0" w:color="CCCCCC"/>
-            </w:tcBorders>
-          </w:tcPr>
-          <w:p>
-            <w:pPr>
-              <w:spacing w:before="60" w:after="60" w:line="252" w:lineRule="auto"/>
-              <w:jc w:val="left"/>
-            </w:pPr>
-            <w:r/>
-            <w:r>
-              <w:t>486.50</w:t>
-            </w:r>
-          </w:p>
-        </w:tc>
-        <w:tc>
-          <w:tcPr>
-            <w:tcW w:type="dxa" w:w="2016"/>
-            <w:shd w:fill="FFFFFF"/>
-            <w:tcMar>
-              <w:top w:w="100" w:type="dxa"/>
-              <w:bottom w:w="100" w:type="dxa"/>
-              <w:left w:w="120" w:type="dxa"/>
-              <w:right w:w="120" w:type="dxa"/>
-            </w:tcMar>
-            <w:tcBorders>
-              <w:top w:val="single" w:sz="4" w:space="0" w:color="CCCCCC"/>
-              <w:bottom w:val="single" w:sz="4" w:space="0" w:color="CCCCCC"/>
-              <w:left w:val="single" w:sz="4" w:space="0" w:color="CCCCCC"/>
-              <w:right w:val="single" w:sz="4" w:space="0" w:color="CCCCCC"/>
-            </w:tcBorders>
-          </w:tcPr>
-          <w:p>
-            <w:pPr>
-              <w:spacing w:before="60" w:after="60" w:line="252" w:lineRule="auto"/>
-              <w:jc w:val="left"/>
-            </w:pPr>
-            <w:r/>
-            <w:r>
-              <w:t>490.50</w:t>
-            </w:r>
-          </w:p>
-        </w:tc>
-        <w:tc>
-          <w:tcPr>
-            <w:tcW w:type="dxa" w:w="1152"/>
-            <w:shd w:fill="FFFFFF"/>
-            <w:tcMar>
-              <w:top w:w="100" w:type="dxa"/>
-              <w:bottom w:w="100" w:type="dxa"/>
-              <w:left w:w="120" w:type="dxa"/>
-              <w:right w:w="120" w:type="dxa"/>
-            </w:tcMar>
-            <w:tcBorders>
-              <w:top w:val="single" w:sz="4" w:space="0" w:color="CCCCCC"/>
-              <w:bottom w:val="single" w:sz="4" w:space="0" w:color="CCCCCC"/>
-              <w:left w:val="single" w:sz="4" w:space="0" w:color="CCCCCC"/>
-              <w:right w:val="single" w:sz="4" w:space="0" w:color="CCCCCC"/>
-            </w:tcBorders>
-          </w:tcPr>
-          <w:p>
-            <w:pPr>
-              <w:spacing w:before="60" w:after="60" w:line="252" w:lineRule="auto"/>
-              <w:jc w:val="left"/>
-            </w:pPr>
-            <w:r/>
-            <w:r>
-              <w:t>484.75</w:t>
-            </w:r>
-          </w:p>
-        </w:tc>
-        <w:tc>
-          <w:tcPr>
-            <w:tcW w:type="dxa" w:w="1728"/>
-            <w:shd w:fill="FFFFFF"/>
-            <w:tcMar>
-              <w:top w:w="100" w:type="dxa"/>
-              <w:bottom w:w="100" w:type="dxa"/>
-              <w:left w:w="120" w:type="dxa"/>
-              <w:right w:w="120" w:type="dxa"/>
-            </w:tcMar>
-            <w:tcBorders>
-              <w:top w:val="single" w:sz="4" w:space="0" w:color="CCCCCC"/>
-              <w:bottom w:val="single" w:sz="4" w:space="0" w:color="CCCCCC"/>
-              <w:left w:val="single" w:sz="4" w:space="0" w:color="CCCCCC"/>
-              <w:right w:val="single" w:sz="4" w:space="0" w:color="CCCCCC"/>
-            </w:tcBorders>
-          </w:tcPr>
-          <w:p>
-            <w:pPr>
-              <w:spacing w:before="60" w:after="60" w:line="252" w:lineRule="auto"/>
-              <w:jc w:val="left"/>
-            </w:pPr>
-            <w:r/>
-            <w:r>
-              <w:rPr>
-                <w:b/>
-              </w:rPr>
-              <w:t>486.25</w:t>
             </w:r>
           </w:p>
         </w:tc>
@@ -21781,7 +21781,7 @@
         <w:t>Giá Chốt Phiên (Close):</w:t>
       </w:r>
       <w:r>
-        <w:t xml:space="preserve"> 659.75 cents | </w:t>
+        <w:t xml:space="preserve"> 662.50 cents | </w:t>
       </w:r>
       <w:r>
         <w:rPr>
@@ -21796,10 +21796,10 @@
         <w:rPr>
           <w:b/>
         </w:rPr>
-        <w:t>`660.54 cents`</w:t>
+        <w:t>`662.88 cents`</w:t>
       </w:r>
       <w:r>
-        <w:t xml:space="preserve"> (+0.79).</w:t>
+        <w:t xml:space="preserve"> (+0.38).</w:t>
       </w:r>
     </w:p>
     <w:p>
@@ -21820,7 +21820,7 @@
         <w:rPr>
           <w:b/>
         </w:rPr>
-        <w:t>`13,366`</w:t>
+        <w:t>`15,449`</w:t>
       </w:r>
       <w:r>
         <w:t xml:space="preserve"> (Chênh lệch: </w:t>
@@ -21829,7 +21829,7 @@
         <w:rPr>
           <w:b/>
         </w:rPr>
-        <w:t>`-68,674`</w:t>
+        <w:t>`-66,591`</w:t>
       </w:r>
       <w:r>
         <w:t xml:space="preserve">) | OI: </w:t>
@@ -21871,7 +21871,7 @@
         <w:rPr>
           <w:b/>
         </w:rPr>
-        <w:t>`Không phát hiện mô hình nến đặc biệt`</w:t>
+        <w:t>`Bullish Engulfing (Nhấn chìm tăng trưởng)`</w:t>
       </w:r>
     </w:p>
     <w:p>
@@ -21908,16 +21908,16 @@
         <w:t>Đánh giá xu hướng kết hợp:</w:t>
       </w:r>
       <w:r>
-        <w:t xml:space="preserve"> </w:t>
+        <w:t xml:space="preserve"> ️ </w:t>
       </w:r>
       <w:r>
         <w:rPr>
           <w:b/>
         </w:rPr>
-        <w:t>TÍCH LŨY TIÊU CỰC (Distribution):</w:t>
+        <w:t>HỒI KỸ THUẬT YẾU (Weak Bullish Retest):</w:t>
       </w:r>
       <w:r>
-        <w:t xml:space="preserve"> Nến đi ngang nhưng dòng tiền rút dần (OI giảm), cảnh báo rủi ro suy sụt sắp tới.</w:t>
+        <w:t xml:space="preserve"> Xuất hiện nến tăng nhưng dòng tiền/thanh khoản yếu. Cần quan sát thêm lực cầu.</w:t>
       </w:r>
     </w:p>
     <w:p>
@@ -22921,7 +22921,7 @@
         <w:t xml:space="preserve"> EMA_21 </w:t>
       </w:r>
       <w:r>
-        <w:t xml:space="preserve"> (666.41) &lt; </w:t>
+        <w:t xml:space="preserve"> (666.66) &lt; </w:t>
       </w:r>
       <w:r>
         <w:rPr>
@@ -22932,7 +22932,7 @@
         <w:t xml:space="preserve"> EMA_50 </w:t>
       </w:r>
       <w:r>
-        <w:t xml:space="preserve"> (668.66).</w:t>
+        <w:t xml:space="preserve"> (668.76).</w:t>
       </w:r>
     </w:p>
     <w:p>
@@ -22953,7 +22953,7 @@
         <w:rPr>
           <w:b/>
         </w:rPr>
-        <w:t>`32.92`</w:t>
+        <w:t>`39.62`</w:t>
       </w:r>
       <w:r>
         <w:t xml:space="preserve"> | ATR (14) = </w:t>
@@ -22962,7 +22962,7 @@
         <w:rPr>
           <w:b/>
         </w:rPr>
-        <w:t>`2.51`</w:t>
+        <w:t>`2.81`</w:t>
       </w:r>
       <w:r>
         <w:t xml:space="preserve"> cents | Volatility = </w:t>
@@ -22971,7 +22971,7 @@
         <w:rPr>
           <w:b/>
         </w:rPr>
-        <w:t>`1.00 cents`</w:t>
+        <w:t>`3.25 cents`</w:t>
       </w:r>
       <w:r>
         <w:t>.</w:t>
@@ -22995,7 +22995,7 @@
         <w:rPr>
           <w:b/>
         </w:rPr>
-        <w:t>`660.51`</w:t>
+        <w:t>`660.66`</w:t>
       </w:r>
       <w:r>
         <w:t xml:space="preserve"> | S2: </w:t>
@@ -23746,7 +23746,7 @@
           <w:b/>
           <w:color w:val="B91C1C"/>
         </w:rPr>
-        <w:t>`666.41 - 668.66 cents (Canh bán hồi kỹ thuật H1)`</w:t>
+        <w:t>`666.66 - 668.76 cents (Canh bán hồi kỹ thuật H1)`</w:t>
       </w:r>
       <w:r>
         <w:t xml:space="preserve"> | SL: </w:t>
@@ -23755,7 +23755,7 @@
         <w:rPr>
           <w:b/>
         </w:rPr>
-        <w:t>`739.77 cents (Trên kháng cự R2 + 1.5x ATR)`</w:t>
+        <w:t>`740.22 cents (Trên kháng cự R2 + 1.5x ATR)`</w:t>
       </w:r>
       <w:r>
         <w:t xml:space="preserve"> | TP: </w:t>
@@ -23766,7 +23766,7 @@
           <w:color w:val="D97706"/>
           <w:sz w:val="19"/>
         </w:rPr>
-        <w:t xml:space="preserve"> 660.51 cents </w:t>
+        <w:t xml:space="preserve"> 660.66 cents </w:t>
       </w:r>
       <w:r>
         <w:t xml:space="preserve"> / </w:t>
@@ -23817,7 +23817,7 @@
         <w:rPr>
           <w:b/>
         </w:rPr>
-        <w:t>`672.86 - 674.86 cents`</w:t>
+        <w:t>`673.01 - 675.01 cents`</w:t>
       </w:r>
       <w:r>
         <w:t xml:space="preserve"> | SL: </w:t>
@@ -23826,7 +23826,7 @@
         <w:rPr>
           <w:b/>
         </w:rPr>
-        <w:t>`671.54 cents`</w:t>
+        <w:t>`671.24 cents`</w:t>
       </w:r>
       <w:r>
         <w:t xml:space="preserve"> | TP: </w:t>
@@ -23872,7 +23872,7 @@
         <w:rPr>
           <w:b/>
         </w:rPr>
-        <w:t>`683.46 cents`</w:t>
+        <w:t>`683.76 cents`</w:t>
       </w:r>
       <w:r>
         <w:t xml:space="preserve"> | TP: </w:t>
@@ -23921,7 +23921,7 @@
         <w:rPr>
           <w:b/>
         </w:rPr>
-        <w:t>`649.21 - 659.25 cents`</w:t>
+        <w:t>`648.01 - 659.25 cents`</w:t>
       </w:r>
     </w:p>
     <w:p>
@@ -24328,7 +24328,7 @@
             </w:pPr>
             <w:r/>
             <w:r>
-              <w:t>659.75</w:t>
+              <w:t>662.50</w:t>
             </w:r>
           </w:p>
         </w:tc>
@@ -24356,7 +24356,7 @@
             </w:pPr>
             <w:r/>
             <w:r>
-              <w:t>671.00</w:t>
+              <w:t>673.75</w:t>
             </w:r>
           </w:p>
         </w:tc>
@@ -24384,7 +24384,7 @@
             </w:pPr>
             <w:r/>
             <w:r>
-              <w:t>654.25</w:t>
+              <w:t>657.00</w:t>
             </w:r>
           </w:p>
         </w:tc>
@@ -24415,7 +24415,7 @@
               <w:rPr>
                 <w:b/>
               </w:rPr>
-              <w:t>659.00</w:t>
+              <w:t>661.75</w:t>
             </w:r>
           </w:p>
         </w:tc>
@@ -24563,7 +24563,7 @@
             </w:pPr>
             <w:r/>
             <w:r>
-              <w:t>659.00</w:t>
+              <w:t>661.75</w:t>
             </w:r>
           </w:p>
         </w:tc>
@@ -24591,7 +24591,7 @@
             </w:pPr>
             <w:r/>
             <w:r>
-              <w:t>666.50</w:t>
+              <w:t>669.25</w:t>
             </w:r>
           </w:p>
         </w:tc>
@@ -24619,7 +24619,7 @@
             </w:pPr>
             <w:r/>
             <w:r>
-              <w:t>653.00</w:t>
+              <w:t>655.75</w:t>
             </w:r>
           </w:p>
         </w:tc>
@@ -24650,7 +24650,7 @@
               <w:rPr>
                 <w:b/>
               </w:rPr>
-              <w:t>658.50</w:t>
+              <w:t>661.25</w:t>
             </w:r>
           </w:p>
         </w:tc>
@@ -24798,7 +24798,7 @@
             </w:pPr>
             <w:r/>
             <w:r>
-              <w:t>658.50</w:t>
+              <w:t>661.25</w:t>
             </w:r>
           </w:p>
         </w:tc>
@@ -24826,7 +24826,7 @@
             </w:pPr>
             <w:r/>
             <w:r>
-              <w:t>672.25</w:t>
+              <w:t>675.00</w:t>
             </w:r>
           </w:p>
         </w:tc>
@@ -24854,7 +24854,7 @@
             </w:pPr>
             <w:r/>
             <w:r>
-              <w:t>643.75</w:t>
+              <w:t>646.50</w:t>
             </w:r>
           </w:p>
         </w:tc>
@@ -24885,7 +24885,7 @@
               <w:rPr>
                 <w:b/>
               </w:rPr>
-              <w:t>660.50</w:t>
+              <w:t>663.25</w:t>
             </w:r>
           </w:p>
         </w:tc>
@@ -25033,7 +25033,7 @@
             </w:pPr>
             <w:r/>
             <w:r>
-              <w:t>660.50</w:t>
+              <w:t>663.25</w:t>
             </w:r>
           </w:p>
         </w:tc>
@@ -25061,7 +25061,7 @@
             </w:pPr>
             <w:r/>
             <w:r>
-              <w:t>673.75</w:t>
+              <w:t>676.50</w:t>
             </w:r>
           </w:p>
         </w:tc>
@@ -25089,7 +25089,7 @@
             </w:pPr>
             <w:r/>
             <w:r>
-              <w:t>652.25</w:t>
+              <w:t>655.00</w:t>
             </w:r>
           </w:p>
         </w:tc>
@@ -25120,7 +25120,7 @@
               <w:rPr>
                 <w:b/>
               </w:rPr>
-              <w:t>661.75</w:t>
+              <w:t>664.50</w:t>
             </w:r>
           </w:p>
         </w:tc>
@@ -25268,7 +25268,7 @@
             </w:pPr>
             <w:r/>
             <w:r>
-              <w:t>661.75</w:t>
+              <w:t>664.50</w:t>
             </w:r>
           </w:p>
         </w:tc>
@@ -25296,7 +25296,7 @@
             </w:pPr>
             <w:r/>
             <w:r>
-              <w:t>678.25</w:t>
+              <w:t>681.00</w:t>
             </w:r>
           </w:p>
         </w:tc>
@@ -25324,7 +25324,7 @@
             </w:pPr>
             <w:r/>
             <w:r>
-              <w:t>651.25</w:t>
+              <w:t>654.00</w:t>
             </w:r>
           </w:p>
         </w:tc>
@@ -25355,7 +25355,7 @@
               <w:rPr>
                 <w:b/>
               </w:rPr>
-              <w:t>666.25</w:t>
+              <w:t>669.00</w:t>
             </w:r>
           </w:p>
         </w:tc>
@@ -25503,7 +25503,7 @@
             </w:pPr>
             <w:r/>
             <w:r>
-              <w:t>666.25</w:t>
+              <w:t>669.00</w:t>
             </w:r>
           </w:p>
         </w:tc>
@@ -25531,7 +25531,7 @@
             </w:pPr>
             <w:r/>
             <w:r>
-              <w:t>674.00</w:t>
+              <w:t>676.75</w:t>
             </w:r>
           </w:p>
         </w:tc>
@@ -25559,7 +25559,7 @@
             </w:pPr>
             <w:r/>
             <w:r>
-              <w:t>655.25</w:t>
+              <w:t>658.00</w:t>
             </w:r>
           </w:p>
         </w:tc>
@@ -25590,7 +25590,7 @@
               <w:rPr>
                 <w:b/>
               </w:rPr>
-              <w:t>667.50</w:t>
+              <w:t>670.25</w:t>
             </w:r>
           </w:p>
         </w:tc>
@@ -25738,7 +25738,7 @@
             </w:pPr>
             <w:r/>
             <w:r>
-              <w:t>667.50</w:t>
+              <w:t>670.25</w:t>
             </w:r>
           </w:p>
         </w:tc>
@@ -25766,7 +25766,7 @@
             </w:pPr>
             <w:r/>
             <w:r>
-              <w:t>675.75</w:t>
+              <w:t>678.50</w:t>
             </w:r>
           </w:p>
         </w:tc>
@@ -25794,7 +25794,7 @@
             </w:pPr>
             <w:r/>
             <w:r>
-              <w:t>657.00</w:t>
+              <w:t>659.75</w:t>
             </w:r>
           </w:p>
         </w:tc>
@@ -25825,7 +25825,7 @@
               <w:rPr>
                 <w:b/>
               </w:rPr>
-              <w:t>669.25</w:t>
+              <w:t>672.00</w:t>
             </w:r>
           </w:p>
         </w:tc>
@@ -25973,7 +25973,7 @@
             </w:pPr>
             <w:r/>
             <w:r>
-              <w:t>669.25</w:t>
+              <w:t>672.00</w:t>
             </w:r>
           </w:p>
         </w:tc>
@@ -26001,7 +26001,7 @@
             </w:pPr>
             <w:r/>
             <w:r>
-              <w:t>681.50</w:t>
+              <w:t>684.25</w:t>
             </w:r>
           </w:p>
         </w:tc>
@@ -26029,7 +26029,7 @@
             </w:pPr>
             <w:r/>
             <w:r>
-              <w:t>659.50</w:t>
+              <w:t>662.25</w:t>
             </w:r>
           </w:p>
         </w:tc>
@@ -26060,7 +26060,7 @@
               <w:rPr>
                 <w:b/>
               </w:rPr>
-              <w:t>668.25</w:t>
+              <w:t>671.00</w:t>
             </w:r>
           </w:p>
         </w:tc>
@@ -26208,7 +26208,7 @@
             </w:pPr>
             <w:r/>
             <w:r>
-              <w:t>668.25</w:t>
+              <w:t>671.00</w:t>
             </w:r>
           </w:p>
         </w:tc>
@@ -26236,7 +26236,7 @@
             </w:pPr>
             <w:r/>
             <w:r>
-              <w:t>678.75</w:t>
+              <w:t>681.50</w:t>
             </w:r>
           </w:p>
         </w:tc>
@@ -26264,7 +26264,7 @@
             </w:pPr>
             <w:r/>
             <w:r>
-              <w:t>653.50</w:t>
+              <w:t>656.25</w:t>
             </w:r>
           </w:p>
         </w:tc>
@@ -26295,7 +26295,7 @@
               <w:rPr>
                 <w:b/>
               </w:rPr>
-              <w:t>670.50</w:t>
+              <w:t>673.25</w:t>
             </w:r>
           </w:p>
         </w:tc>
@@ -26443,7 +26443,7 @@
             </w:pPr>
             <w:r/>
             <w:r>
-              <w:t>670.50</w:t>
+              <w:t>673.25</w:t>
             </w:r>
           </w:p>
         </w:tc>
@@ -26471,7 +26471,7 @@
             </w:pPr>
             <w:r/>
             <w:r>
-              <w:t>681.00</w:t>
+              <w:t>683.75</w:t>
             </w:r>
           </w:p>
         </w:tc>
@@ -26499,7 +26499,7 @@
             </w:pPr>
             <w:r/>
             <w:r>
-              <w:t>664.25</w:t>
+              <w:t>667.00</w:t>
             </w:r>
           </w:p>
         </w:tc>
@@ -26530,7 +26530,7 @@
               <w:rPr>
                 <w:b/>
               </w:rPr>
-              <w:t>671.25</w:t>
+              <w:t>674.00</w:t>
             </w:r>
           </w:p>
         </w:tc>
@@ -26678,7 +26678,7 @@
             </w:pPr>
             <w:r/>
             <w:r>
-              <w:t>671.25</w:t>
+              <w:t>674.00</w:t>
             </w:r>
           </w:p>
         </w:tc>
@@ -26706,7 +26706,7 @@
             </w:pPr>
             <w:r/>
             <w:r>
-              <w:t>685.50</w:t>
+              <w:t>688.25</w:t>
             </w:r>
           </w:p>
         </w:tc>
@@ -26734,7 +26734,7 @@
             </w:pPr>
             <w:r/>
             <w:r>
-              <w:t>656.50</w:t>
+              <w:t>659.25</w:t>
             </w:r>
           </w:p>
         </w:tc>
@@ -26765,7 +26765,7 @@
               <w:rPr>
                 <w:b/>
               </w:rPr>
-              <w:t>673.25</w:t>
+              <w:t>676.00</w:t>
             </w:r>
           </w:p>
         </w:tc>
@@ -26913,7 +26913,7 @@
             </w:pPr>
             <w:r/>
             <w:r>
-              <w:t>673.25</w:t>
+              <w:t>676.00</w:t>
             </w:r>
           </w:p>
         </w:tc>
@@ -26941,7 +26941,7 @@
             </w:pPr>
             <w:r/>
             <w:r>
-              <w:t>679.75</w:t>
+              <w:t>682.50</w:t>
             </w:r>
           </w:p>
         </w:tc>
@@ -26969,7 +26969,7 @@
             </w:pPr>
             <w:r/>
             <w:r>
-              <w:t>666.50</w:t>
+              <w:t>669.25</w:t>
             </w:r>
           </w:p>
         </w:tc>
@@ -27000,7 +27000,7 @@
               <w:rPr>
                 <w:b/>
               </w:rPr>
-              <w:t>673.50</w:t>
+              <w:t>676.25</w:t>
             </w:r>
           </w:p>
         </w:tc>
@@ -27148,7 +27148,7 @@
             </w:pPr>
             <w:r/>
             <w:r>
-              <w:t>673.50</w:t>
+              <w:t>676.25</w:t>
             </w:r>
           </w:p>
         </w:tc>
@@ -27176,7 +27176,7 @@
             </w:pPr>
             <w:r/>
             <w:r>
-              <w:t>683.75</w:t>
+              <w:t>686.50</w:t>
             </w:r>
           </w:p>
         </w:tc>
@@ -27204,7 +27204,7 @@
             </w:pPr>
             <w:r/>
             <w:r>
-              <w:t>665.50</w:t>
+              <w:t>668.25</w:t>
             </w:r>
           </w:p>
         </w:tc>
@@ -27235,7 +27235,7 @@
               <w:rPr>
                 <w:b/>
               </w:rPr>
-              <w:t>674.00</w:t>
+              <w:t>676.75</w:t>
             </w:r>
           </w:p>
         </w:tc>
@@ -27383,7 +27383,7 @@
             </w:pPr>
             <w:r/>
             <w:r>
-              <w:t>674.00</w:t>
+              <w:t>676.75</w:t>
             </w:r>
           </w:p>
         </w:tc>
@@ -27411,7 +27411,7 @@
             </w:pPr>
             <w:r/>
             <w:r>
-              <w:t>681.00</w:t>
+              <w:t>683.75</w:t>
             </w:r>
           </w:p>
         </w:tc>
@@ -27439,7 +27439,7 @@
             </w:pPr>
             <w:r/>
             <w:r>
-              <w:t>668.00</w:t>
+              <w:t>670.75</w:t>
             </w:r>
           </w:p>
         </w:tc>
@@ -27470,7 +27470,7 @@
               <w:rPr>
                 <w:b/>
               </w:rPr>
-              <w:t>673.25</w:t>
+              <w:t>676.00</w:t>
             </w:r>
           </w:p>
         </w:tc>
@@ -27618,7 +27618,7 @@
             </w:pPr>
             <w:r/>
             <w:r>
-              <w:t>673.25</w:t>
+              <w:t>676.00</w:t>
             </w:r>
           </w:p>
         </w:tc>
@@ -27646,7 +27646,7 @@
             </w:pPr>
             <w:r/>
             <w:r>
-              <w:t>686.75</w:t>
+              <w:t>689.50</w:t>
             </w:r>
           </w:p>
         </w:tc>
@@ -27674,7 +27674,7 @@
             </w:pPr>
             <w:r/>
             <w:r>
-              <w:t>660.25</w:t>
+              <w:t>663.00</w:t>
             </w:r>
           </w:p>
         </w:tc>
@@ -27705,7 +27705,7 @@
               <w:rPr>
                 <w:b/>
               </w:rPr>
-              <w:t>675.00</w:t>
+              <w:t>677.75</w:t>
             </w:r>
           </w:p>
         </w:tc>
@@ -27853,7 +27853,7 @@
             </w:pPr>
             <w:r/>
             <w:r>
-              <w:t>675.00</w:t>
+              <w:t>677.75</w:t>
             </w:r>
           </w:p>
         </w:tc>
@@ -27881,7 +27881,7 @@
             </w:pPr>
             <w:r/>
             <w:r>
-              <w:t>684.25</w:t>
+              <w:t>687.00</w:t>
             </w:r>
           </w:p>
         </w:tc>
@@ -27909,7 +27909,7 @@
             </w:pPr>
             <w:r/>
             <w:r>
-              <w:t>664.25</w:t>
+              <w:t>667.00</w:t>
             </w:r>
           </w:p>
         </w:tc>
@@ -27940,7 +27940,7 @@
               <w:rPr>
                 <w:b/>
               </w:rPr>
-              <w:t>675.50</w:t>
+              <w:t>678.25</w:t>
             </w:r>
           </w:p>
         </w:tc>
@@ -28088,7 +28088,7 @@
             </w:pPr>
             <w:r/>
             <w:r>
-              <w:t>675.50</w:t>
+              <w:t>678.25</w:t>
             </w:r>
           </w:p>
         </w:tc>
@@ -28116,7 +28116,7 @@
             </w:pPr>
             <w:r/>
             <w:r>
-              <w:t>687.75</w:t>
+              <w:t>690.50</w:t>
             </w:r>
           </w:p>
         </w:tc>
@@ -28144,7 +28144,7 @@
             </w:pPr>
             <w:r/>
             <w:r>
-              <w:t>661.25</w:t>
+              <w:t>664.00</w:t>
             </w:r>
           </w:p>
         </w:tc>
@@ -28175,7 +28175,7 @@
               <w:rPr>
                 <w:b/>
               </w:rPr>
-              <w:t>674.00</w:t>
+              <w:t>676.75</w:t>
             </w:r>
           </w:p>
         </w:tc>
@@ -28323,7 +28323,7 @@
             </w:pPr>
             <w:r/>
             <w:r>
-              <w:t>674.00</w:t>
+              <w:t>676.75</w:t>
             </w:r>
           </w:p>
         </w:tc>
@@ -28351,7 +28351,7 @@
             </w:pPr>
             <w:r/>
             <w:r>
-              <w:t>681.00</w:t>
+              <w:t>683.75</w:t>
             </w:r>
           </w:p>
         </w:tc>
@@ -28379,7 +28379,7 @@
             </w:pPr>
             <w:r/>
             <w:r>
-              <w:t>664.50</w:t>
+              <w:t>667.25</w:t>
             </w:r>
           </w:p>
         </w:tc>
@@ -28410,7 +28410,7 @@
               <w:rPr>
                 <w:b/>
               </w:rPr>
-              <w:t>674.50</w:t>
+              <w:t>677.25</w:t>
             </w:r>
           </w:p>
         </w:tc>
@@ -28558,7 +28558,7 @@
             </w:pPr>
             <w:r/>
             <w:r>
-              <w:t>674.50</w:t>
+              <w:t>677.25</w:t>
             </w:r>
           </w:p>
         </w:tc>
@@ -28586,7 +28586,7 @@
             </w:pPr>
             <w:r/>
             <w:r>
-              <w:t>685.00</w:t>
+              <w:t>687.75</w:t>
             </w:r>
           </w:p>
         </w:tc>
@@ -28614,7 +28614,7 @@
             </w:pPr>
             <w:r/>
             <w:r>
-              <w:t>667.25</w:t>
+              <w:t>670.00</w:t>
             </w:r>
           </w:p>
         </w:tc>
@@ -28645,7 +28645,7 @@
               <w:rPr>
                 <w:b/>
               </w:rPr>
-              <w:t>674.25</w:t>
+              <w:t>677.00</w:t>
             </w:r>
           </w:p>
         </w:tc>
@@ -28793,7 +28793,7 @@
             </w:pPr>
             <w:r/>
             <w:r>
-              <w:t>674.25</w:t>
+              <w:t>677.00</w:t>
             </w:r>
           </w:p>
         </w:tc>
@@ -28821,7 +28821,7 @@
             </w:pPr>
             <w:r/>
             <w:r>
-              <w:t>684.00</w:t>
+              <w:t>686.75</w:t>
             </w:r>
           </w:p>
         </w:tc>
@@ -28849,7 +28849,7 @@
             </w:pPr>
             <w:r/>
             <w:r>
-              <w:t>664.50</w:t>
+              <w:t>667.25</w:t>
             </w:r>
           </w:p>
         </w:tc>
@@ -28880,7 +28880,7 @@
               <w:rPr>
                 <w:b/>
               </w:rPr>
-              <w:t>674.75</w:t>
+              <w:t>677.50</w:t>
             </w:r>
           </w:p>
         </w:tc>
@@ -29028,7 +29028,7 @@
             </w:pPr>
             <w:r/>
             <w:r>
-              <w:t>674.75</w:t>
+              <w:t>677.50</w:t>
             </w:r>
           </w:p>
         </w:tc>
@@ -29056,7 +29056,7 @@
             </w:pPr>
             <w:r/>
             <w:r>
-              <w:t>685.50</w:t>
+              <w:t>688.25</w:t>
             </w:r>
           </w:p>
         </w:tc>
@@ -29084,7 +29084,7 @@
             </w:pPr>
             <w:r/>
             <w:r>
-              <w:t>667.50</w:t>
+              <w:t>670.25</w:t>
             </w:r>
           </w:p>
         </w:tc>
@@ -29115,7 +29115,7 @@
               <w:rPr>
                 <w:b/>
               </w:rPr>
-              <w:t>675.50</w:t>
+              <w:t>678.25</w:t>
             </w:r>
           </w:p>
         </w:tc>
@@ -29263,7 +29263,7 @@
             </w:pPr>
             <w:r/>
             <w:r>
-              <w:t>675.50</w:t>
+              <w:t>678.25</w:t>
             </w:r>
           </w:p>
         </w:tc>
@@ -29291,7 +29291,7 @@
             </w:pPr>
             <w:r/>
             <w:r>
-              <w:t>682.00</w:t>
+              <w:t>684.75</w:t>
             </w:r>
           </w:p>
         </w:tc>
@@ -29319,7 +29319,7 @@
             </w:pPr>
             <w:r/>
             <w:r>
-              <w:t>667.00</w:t>
+              <w:t>669.75</w:t>
             </w:r>
           </w:p>
         </w:tc>
@@ -29350,7 +29350,7 @@
               <w:rPr>
                 <w:b/>
               </w:rPr>
-              <w:t>676.00</w:t>
+              <w:t>678.75</w:t>
             </w:r>
           </w:p>
         </w:tc>
@@ -29498,7 +29498,7 @@
             </w:pPr>
             <w:r/>
             <w:r>
-              <w:t>676.00</w:t>
+              <w:t>678.75</w:t>
             </w:r>
           </w:p>
         </w:tc>
@@ -29526,7 +29526,7 @@
             </w:pPr>
             <w:r/>
             <w:r>
-              <w:t>687.00</w:t>
+              <w:t>689.75</w:t>
             </w:r>
           </w:p>
         </w:tc>
@@ -29554,7 +29554,7 @@
             </w:pPr>
             <w:r/>
             <w:r>
-              <w:t>664.25</w:t>
+              <w:t>667.00</w:t>
             </w:r>
           </w:p>
         </w:tc>
@@ -29585,7 +29585,7 @@
               <w:rPr>
                 <w:b/>
               </w:rPr>
-              <w:t>679.50</w:t>
+              <w:t>682.25</w:t>
             </w:r>
           </w:p>
         </w:tc>
@@ -29733,7 +29733,7 @@
             </w:pPr>
             <w:r/>
             <w:r>
-              <w:t>679.50</w:t>
+              <w:t>682.25</w:t>
             </w:r>
           </w:p>
         </w:tc>
@@ -29761,7 +29761,7 @@
             </w:pPr>
             <w:r/>
             <w:r>
-              <w:t>685.00</w:t>
+              <w:t>687.75</w:t>
             </w:r>
           </w:p>
         </w:tc>
@@ -29789,7 +29789,7 @@
             </w:pPr>
             <w:r/>
             <w:r>
-              <w:t>671.75</w:t>
+              <w:t>674.50</w:t>
             </w:r>
           </w:p>
         </w:tc>
@@ -29820,7 +29820,7 @@
               <w:rPr>
                 <w:b/>
               </w:rPr>
-              <w:t>680.25</w:t>
+              <w:t>683.00</w:t>
             </w:r>
           </w:p>
         </w:tc>
@@ -29968,7 +29968,7 @@
             </w:pPr>
             <w:r/>
             <w:r>
-              <w:t>680.25</w:t>
+              <w:t>683.00</w:t>
             </w:r>
           </w:p>
         </w:tc>
@@ -29996,7 +29996,7 @@
             </w:pPr>
             <w:r/>
             <w:r>
-              <w:t>689.50</w:t>
+              <w:t>692.25</w:t>
             </w:r>
           </w:p>
         </w:tc>
@@ -30024,7 +30024,7 @@
             </w:pPr>
             <w:r/>
             <w:r>
-              <w:t>673.75</w:t>
+              <w:t>676.50</w:t>
             </w:r>
           </w:p>
         </w:tc>
@@ -30055,7 +30055,7 @@
               <w:rPr>
                 <w:b/>
               </w:rPr>
-              <w:t>679.50</w:t>
+              <w:t>682.25</w:t>
             </w:r>
           </w:p>
         </w:tc>
@@ -30203,7 +30203,7 @@
             </w:pPr>
             <w:r/>
             <w:r>
-              <w:t>679.50</w:t>
+              <w:t>682.25</w:t>
             </w:r>
           </w:p>
         </w:tc>
@@ -30231,7 +30231,7 @@
             </w:pPr>
             <w:r/>
             <w:r>
-              <w:t>687.00</w:t>
+              <w:t>689.75</w:t>
             </w:r>
           </w:p>
         </w:tc>
@@ -30259,7 +30259,7 @@
             </w:pPr>
             <w:r/>
             <w:r>
-              <w:t>673.50</w:t>
+              <w:t>676.25</w:t>
             </w:r>
           </w:p>
         </w:tc>
@@ -30290,7 +30290,7 @@
               <w:rPr>
                 <w:b/>
               </w:rPr>
-              <w:t>678.50</w:t>
+              <w:t>681.25</w:t>
             </w:r>
           </w:p>
         </w:tc>
@@ -30438,7 +30438,7 @@
             </w:pPr>
             <w:r/>
             <w:r>
-              <w:t>678.50</w:t>
+              <w:t>681.25</w:t>
             </w:r>
           </w:p>
         </w:tc>
@@ -30466,7 +30466,7 @@
             </w:pPr>
             <w:r/>
             <w:r>
-              <w:t>685.50</w:t>
+              <w:t>688.25</w:t>
             </w:r>
           </w:p>
         </w:tc>
@@ -30494,7 +30494,7 @@
             </w:pPr>
             <w:r/>
             <w:r>
-              <w:t>665.00</w:t>
+              <w:t>667.75</w:t>
             </w:r>
           </w:p>
         </w:tc>
@@ -30525,7 +30525,7 @@
               <w:rPr>
                 <w:b/>
               </w:rPr>
-              <w:t>679.25</w:t>
+              <w:t>682.00</w:t>
             </w:r>
           </w:p>
         </w:tc>
@@ -30673,7 +30673,7 @@
             </w:pPr>
             <w:r/>
             <w:r>
-              <w:t>679.25</w:t>
+              <w:t>682.00</w:t>
             </w:r>
           </w:p>
         </w:tc>
@@ -30701,7 +30701,7 @@
             </w:pPr>
             <w:r/>
             <w:r>
-              <w:t>688.50</w:t>
+              <w:t>691.25</w:t>
             </w:r>
           </w:p>
         </w:tc>
@@ -30729,7 +30729,7 @@
             </w:pPr>
             <w:r/>
             <w:r>
-              <w:t>672.00</w:t>
+              <w:t>674.75</w:t>
             </w:r>
           </w:p>
         </w:tc>
@@ -30760,7 +30760,7 @@
               <w:rPr>
                 <w:b/>
               </w:rPr>
-              <w:t>679.00</w:t>
+              <w:t>681.75</w:t>
             </w:r>
           </w:p>
         </w:tc>
@@ -30908,7 +30908,7 @@
             </w:pPr>
             <w:r/>
             <w:r>
-              <w:t>679.00</w:t>
+              <w:t>681.75</w:t>
             </w:r>
           </w:p>
         </w:tc>
@@ -30936,7 +30936,7 @@
             </w:pPr>
             <w:r/>
             <w:r>
-              <w:t>687.50</w:t>
+              <w:t>690.25</w:t>
             </w:r>
           </w:p>
         </w:tc>
@@ -30964,7 +30964,7 @@
             </w:pPr>
             <w:r/>
             <w:r>
-              <w:t>665.00</w:t>
+              <w:t>667.75</w:t>
             </w:r>
           </w:p>
         </w:tc>
@@ -30995,7 +30995,7 @@
               <w:rPr>
                 <w:b/>
               </w:rPr>
-              <w:t>680.75</w:t>
+              <w:t>683.50</w:t>
             </w:r>
           </w:p>
         </w:tc>
@@ -31143,7 +31143,7 @@
             </w:pPr>
             <w:r/>
             <w:r>
-              <w:t>680.75</w:t>
+              <w:t>683.50</w:t>
             </w:r>
           </w:p>
         </w:tc>
@@ -31171,7 +31171,7 @@
             </w:pPr>
             <w:r/>
             <w:r>
-              <w:t>687.00</w:t>
+              <w:t>689.75</w:t>
             </w:r>
           </w:p>
         </w:tc>
@@ -31199,7 +31199,7 @@
             </w:pPr>
             <w:r/>
             <w:r>
-              <w:t>674.25</w:t>
+              <w:t>677.00</w:t>
             </w:r>
           </w:p>
         </w:tc>
@@ -31230,7 +31230,7 @@
               <w:rPr>
                 <w:b/>
               </w:rPr>
-              <w:t>680.00</w:t>
+              <w:t>682.75</w:t>
             </w:r>
           </w:p>
         </w:tc>

--- a/Daily Reports/16_10_2026-CBOT Reports.docx
+++ b/Daily Reports/16_10_2026-CBOT Reports.docx
@@ -104,7 +104,7 @@
           <w:color w:val="5C768D"/>
           <w:sz w:val="19"/>
         </w:rPr>
-        <w:t>Cập nhật tự động qua `macro_tracker.py` vào lúc 20:23 ICT ngày 16/10/2026</w:t>
+        <w:t>Cập nhật tự động qua `macro_tracker.py` vào lúc 20:26 ICT ngày 16/10/2026</w:t>
       </w:r>
     </w:p>
     <w:tbl>
@@ -313,7 +313,7 @@
               <w:rPr>
                 <w:b/>
               </w:rPr>
-              <w:t>106.25 / thùng</w:t>
+              <w:t>105.75 / thùng</w:t>
             </w:r>
           </w:p>
         </w:tc>
@@ -344,7 +344,7 @@
               <w:rPr>
                 <w:b/>
               </w:rPr>
-              <w:t>+0.31%</w:t>
+              <w:t>-0.16%</w:t>
             </w:r>
           </w:p>
         </w:tc>
@@ -442,7 +442,7 @@
               <w:rPr>
                 <w:b/>
               </w:rPr>
-              <w:t>101.69</w:t>
+              <w:t>101.80</w:t>
             </w:r>
           </w:p>
         </w:tc>
@@ -473,7 +473,7 @@
               <w:rPr>
                 <w:b/>
               </w:rPr>
-              <w:t>-0.30%</w:t>
+              <w:t>-0.20%</w:t>
             </w:r>
           </w:p>
         </w:tc>
@@ -1218,7 +1218,7 @@
         <w:rPr>
           <w:b/>
         </w:rPr>
-        <w:t>`106.25` (+0.31%)</w:t>
+        <w:t>`105.75` (-0.16%)</w:t>
       </w:r>
       <w:r>
         <w:t xml:space="preserve"> | DXY: </w:t>
@@ -1227,7 +1227,7 @@
         <w:rPr>
           <w:b/>
         </w:rPr>
-        <w:t>`101.69` (-0.30%)</w:t>
+        <w:t>`101.80` (-0.20%)</w:t>
       </w:r>
       <w:r>
         <w:t xml:space="preserve"> | Lúa mì CBOT: </w:t>
@@ -1236,7 +1236,7 @@
         <w:rPr>
           <w:b/>
         </w:rPr>
-        <w:t>`662.50` (-1.53%)</w:t>
+        <w:t>`662.50` (-1.12%)</w:t>
       </w:r>
       <w:r>
         <w:t>.</w:t>
@@ -1306,7 +1306,7 @@
           <w:color w:val="5C768D"/>
           <w:sz w:val="19"/>
         </w:rPr>
-        <w:t>Cập nhật tự động lúc 20:23 ICT ngày 16/10/2026 — Nguồn: NOAA, USDA, BOM Australia</w:t>
+        <w:t>Cập nhật tự động lúc 20:26 ICT ngày 16/10/2026 — Nguồn: NOAA, USDA, BOM Australia</w:t>
       </w:r>
     </w:p>
     <w:p>
@@ -3605,7 +3605,7 @@
               <w:rPr>
                 <w:b/>
               </w:rPr>
-              <w:t>476.46 (+0.21)</w:t>
+              <w:t>476.41 (+0.16)</w:t>
             </w:r>
           </w:p>
         </w:tc>
@@ -3853,7 +3853,7 @@
               <w:rPr>
                 <w:b/>
               </w:rPr>
-              <w:t>662.88 (+0.38)</w:t>
+              <w:t>662.84 (+0.34)</w:t>
             </w:r>
           </w:p>
         </w:tc>
@@ -5157,7 +5157,7 @@
               <w:rPr>
                 <w:b/>
               </w:rPr>
-              <w:t>740.22 cents (Trên kháng cự R2 + 1.5x ATR)</w:t>
+              <w:t>740.21 cents (Trên kháng cự R2 + 1.5x ATR)</w:t>
             </w:r>
           </w:p>
         </w:tc>
@@ -5193,7 +5193,7 @@
                 <w:color w:val="D97706"/>
                 <w:sz w:val="19"/>
               </w:rPr>
-              <w:t xml:space="preserve"> 660.66 cents </w:t>
+              <w:t xml:space="preserve"> 660.65 cents </w:t>
             </w:r>
             <w:r>
               <w:t xml:space="preserve"> / TP2: </w:t>
@@ -5335,7 +5335,7 @@
               <w:rPr>
                 <w:b/>
               </w:rPr>
-              <w:t>673.01 - 675.01 cents</w:t>
+              <w:t>673.00 - 675.00 cents</w:t>
             </w:r>
           </w:p>
         </w:tc>
@@ -5721,7 +5721,7 @@
               <w:rPr>
                 <w:b/>
               </w:rPr>
-              <w:t>648.01 - 659.25 cents</w:t>
+              <w:t>648.03 - 659.25 cents</w:t>
             </w:r>
           </w:p>
         </w:tc>
@@ -11614,10 +11614,10 @@
         <w:rPr>
           <w:b/>
         </w:rPr>
-        <w:t>`476.46 cents`</w:t>
+        <w:t>`476.41 cents`</w:t>
       </w:r>
       <w:r>
-        <w:t xml:space="preserve"> (+0.21).</w:t>
+        <w:t xml:space="preserve"> (+0.16).</w:t>
       </w:r>
     </w:p>
     <w:p>
@@ -11981,7 +11981,7 @@
               <w:rPr>
                 <w:b/>
               </w:rPr>
-              <w:t>106.25</w:t>
+              <w:t>105.75</w:t>
             </w:r>
           </w:p>
         </w:tc>
@@ -12012,7 +12012,7 @@
               <w:rPr>
                 <w:b/>
               </w:rPr>
-              <w:t>+0.31%</w:t>
+              <w:t>-0.16%</w:t>
             </w:r>
           </w:p>
         </w:tc>
@@ -12040,7 +12040,7 @@
             </w:pPr>
             <w:r/>
             <w:r>
-              <w:t>Giá dầu Tăng hỗ trợ biên lợi nhuận pha chế Ethanol, kéo theo nhu cầu ngô tích cực.</w:t>
+              <w:t>Giá dầu Giảm làm giảm biên lợi nhuận pha chế Ethanol, tạo sức ép lên nhu cầu ngô.</w:t>
             </w:r>
           </w:p>
         </w:tc>
@@ -12104,7 +12104,7 @@
               <w:rPr>
                 <w:b/>
               </w:rPr>
-              <w:t>101.69</w:t>
+              <w:t>101.80</w:t>
             </w:r>
           </w:p>
         </w:tc>
@@ -12135,7 +12135,7 @@
               <w:rPr>
                 <w:b/>
               </w:rPr>
-              <w:t>-0.30%</w:t>
+              <w:t>-0.20%</w:t>
             </w:r>
           </w:p>
         </w:tc>
@@ -12771,7 +12771,7 @@
         <w:rPr>
           <w:b/>
         </w:rPr>
-        <w:t>`38.05`</w:t>
+        <w:t>`38.08`</w:t>
       </w:r>
       <w:r>
         <w:t xml:space="preserve"> | ATR (14) = </w:t>
@@ -21796,10 +21796,10 @@
         <w:rPr>
           <w:b/>
         </w:rPr>
-        <w:t>`662.88 cents`</w:t>
+        <w:t>`662.84 cents`</w:t>
       </w:r>
       <w:r>
-        <w:t xml:space="preserve"> (+0.38).</w:t>
+        <w:t xml:space="preserve"> (+0.34).</w:t>
       </w:r>
     </w:p>
     <w:p>
@@ -22163,7 +22163,7 @@
               <w:rPr>
                 <w:b/>
               </w:rPr>
-              <w:t>106.25</w:t>
+              <w:t>105.75</w:t>
             </w:r>
           </w:p>
         </w:tc>
@@ -22194,7 +22194,7 @@
               <w:rPr>
                 <w:b/>
               </w:rPr>
-              <w:t>+0.31%</w:t>
+              <w:t>-0.16%</w:t>
             </w:r>
           </w:p>
         </w:tc>
@@ -22222,7 +22222,7 @@
             </w:pPr>
             <w:r/>
             <w:r>
-              <w:t>Giá dầu Tăng tăng premium rủi ro địa chính trị và logistics Biển Đen, hỗ trợ giá lúa mì.</w:t>
+              <w:t>Giá dầu Giảm giảm bớt premium rủi ro địa chính trị, tạo áp lực chốt lời lúa mì.</w:t>
             </w:r>
           </w:p>
         </w:tc>
@@ -22286,7 +22286,7 @@
               <w:rPr>
                 <w:b/>
               </w:rPr>
-              <w:t>101.69</w:t>
+              <w:t>101.80</w:t>
             </w:r>
           </w:p>
         </w:tc>
@@ -22317,7 +22317,7 @@
               <w:rPr>
                 <w:b/>
               </w:rPr>
-              <w:t>-0.30%</w:t>
+              <w:t>-0.20%</w:t>
             </w:r>
           </w:p>
         </w:tc>
@@ -22962,7 +22962,7 @@
         <w:rPr>
           <w:b/>
         </w:rPr>
-        <w:t>`2.81`</w:t>
+        <w:t>`2.80`</w:t>
       </w:r>
       <w:r>
         <w:t xml:space="preserve"> cents | Volatility = </w:t>
@@ -22995,7 +22995,7 @@
         <w:rPr>
           <w:b/>
         </w:rPr>
-        <w:t>`660.66`</w:t>
+        <w:t>`660.65`</w:t>
       </w:r>
       <w:r>
         <w:t xml:space="preserve"> | S2: </w:t>
@@ -23755,7 +23755,7 @@
         <w:rPr>
           <w:b/>
         </w:rPr>
-        <w:t>`740.22 cents (Trên kháng cự R2 + 1.5x ATR)`</w:t>
+        <w:t>`740.21 cents (Trên kháng cự R2 + 1.5x ATR)`</w:t>
       </w:r>
       <w:r>
         <w:t xml:space="preserve"> | TP: </w:t>
@@ -23766,7 +23766,7 @@
           <w:color w:val="D97706"/>
           <w:sz w:val="19"/>
         </w:rPr>
-        <w:t xml:space="preserve"> 660.66 cents </w:t>
+        <w:t xml:space="preserve"> 660.65 cents </w:t>
       </w:r>
       <w:r>
         <w:t xml:space="preserve"> / </w:t>
@@ -23817,7 +23817,7 @@
         <w:rPr>
           <w:b/>
         </w:rPr>
-        <w:t>`673.01 - 675.01 cents`</w:t>
+        <w:t>`673.00 - 675.00 cents`</w:t>
       </w:r>
       <w:r>
         <w:t xml:space="preserve"> | SL: </w:t>
@@ -23921,7 +23921,7 @@
         <w:rPr>
           <w:b/>
         </w:rPr>
-        <w:t>`648.01 - 659.25 cents`</w:t>
+        <w:t>`648.03 - 659.25 cents`</w:t>
       </w:r>
     </w:p>
     <w:p>

--- a/Daily Reports/16_10_2026-CBOT Reports.docx
+++ b/Daily Reports/16_10_2026-CBOT Reports.docx
@@ -104,7 +104,7 @@
           <w:color w:val="5C768D"/>
           <w:sz w:val="19"/>
         </w:rPr>
-        <w:t>Cập nhật tự động qua `macro_tracker.py` vào lúc 23:01 ICT ngày 16/10/2026</w:t>
+        <w:t>Cập nhật tự động qua `macro_tracker.py` vào lúc 23:35 ICT ngày 16/10/2026</w:t>
       </w:r>
     </w:p>
     <w:tbl>
@@ -1236,7 +1236,7 @@
         <w:rPr>
           <w:b/>
         </w:rPr>
-        <w:t>`657.75` (-1.68%)</w:t>
+        <w:t>`660.00` (-1.68%)</w:t>
       </w:r>
       <w:r>
         <w:t>.</w:t>
@@ -1306,7 +1306,7 @@
           <w:color w:val="5C768D"/>
           <w:sz w:val="19"/>
         </w:rPr>
-        <w:t>Cập nhật tự động lúc 23:01 ICT ngày 16/10/2026 — Nguồn: NOAA, USDA, BOM Australia</w:t>
+        <w:t>Cập nhật tự động lúc 23:35 ICT ngày 16/10/2026 — Nguồn: NOAA, USDA, BOM Australia</w:t>
       </w:r>
     </w:p>
     <w:p>
@@ -3574,7 +3574,7 @@
               <w:rPr>
                 <w:b/>
               </w:rPr>
-              <w:t>473.50</w:t>
+              <w:t>474.75</w:t>
             </w:r>
           </w:p>
         </w:tc>
@@ -3605,7 +3605,7 @@
               <w:rPr>
                 <w:b/>
               </w:rPr>
-              <w:t>474.96 (+1.46)</w:t>
+              <w:t>475.09 (+0.34)</w:t>
             </w:r>
           </w:p>
         </w:tc>
@@ -3633,7 +3633,7 @@
             </w:pPr>
             <w:r/>
             <w:r>
-              <w:t>Bearish (477.20 &lt; 479.15)</w:t>
+              <w:t>Bearish (477.00 &lt; 478.99)</w:t>
             </w:r>
           </w:p>
         </w:tc>
@@ -3661,7 +3661,7 @@
             </w:pPr>
             <w:r/>
             <w:r>
-              <w:t>1.50 cents</w:t>
+              <w:t>1.75 cents</w:t>
             </w:r>
           </w:p>
         </w:tc>
@@ -3822,7 +3822,7 @@
               <w:rPr>
                 <w:b/>
               </w:rPr>
-              <w:t>657.75</w:t>
+              <w:t>660.00</w:t>
             </w:r>
           </w:p>
         </w:tc>
@@ -3853,7 +3853,7 @@
               <w:rPr>
                 <w:b/>
               </w:rPr>
-              <w:t>659.43 (+1.68)</w:t>
+              <w:t>660.49 (+0.49)</w:t>
             </w:r>
           </w:p>
         </w:tc>
@@ -3881,7 +3881,7 @@
             </w:pPr>
             <w:r/>
             <w:r>
-              <w:t>Bearish (664.79 &lt; 667.68)</w:t>
+              <w:t>Bearish (664.41 &lt; 667.41)</w:t>
             </w:r>
           </w:p>
         </w:tc>
@@ -3909,7 +3909,7 @@
             </w:pPr>
             <w:r/>
             <w:r>
-              <w:t>3.50 cents</w:t>
+              <w:t>2.25 cents</w:t>
             </w:r>
           </w:p>
         </w:tc>
@@ -4347,7 +4347,7 @@
                 <w:b/>
                 <w:color w:val="15803D"/>
               </w:rPr>
-              <w:t>471.20 - 477.20 cents (Canh mua vùng hỗ trợ)</w:t>
+              <w:t>471.19 - 477.00 cents (Canh mua vùng hỗ trợ)</w:t>
             </w:r>
           </w:p>
         </w:tc>
@@ -4378,7 +4378,7 @@
               <w:rPr>
                 <w:b/>
               </w:rPr>
-              <w:t>467.40 cents (Dưới cản S2 + 1.5x ATR)</w:t>
+              <w:t>467.43 cents (Dưới cản S2 + 1.5x ATR)</w:t>
             </w:r>
           </w:p>
         </w:tc>
@@ -4559,7 +4559,7 @@
               <w:rPr>
                 <w:b/>
               </w:rPr>
-              <w:t>484.66 - 486.16 cents</w:t>
+              <w:t>484.64 - 486.14 cents</w:t>
             </w:r>
           </w:p>
         </w:tc>
@@ -4590,7 +4590,7 @@
               <w:rPr>
                 <w:b/>
               </w:rPr>
-              <w:t>483.43 cents (Chống quét SL tuyệt đối)</w:t>
+              <w:t>483.48 cents (Chống quét SL tuyệt đối)</w:t>
             </w:r>
           </w:p>
         </w:tc>
@@ -4783,7 +4783,7 @@
               <w:rPr>
                 <w:b/>
               </w:rPr>
-              <w:t>493.07 cents</w:t>
+              <w:t>493.02 cents</w:t>
             </w:r>
           </w:p>
         </w:tc>
@@ -4945,7 +4945,7 @@
               <w:rPr>
                 <w:b/>
               </w:rPr>
-              <w:t>462.66 - 470.25 cents</w:t>
+              <w:t>462.74 - 470.25 cents</w:t>
             </w:r>
           </w:p>
         </w:tc>
@@ -5126,7 +5126,7 @@
                 <w:b/>
                 <w:color w:val="B91C1C"/>
               </w:rPr>
-              <w:t>664.79 - 667.68 cents (Canh bán hồi kỹ thuật H1)</w:t>
+              <w:t>664.41 - 667.41 cents (Canh bán hồi kỹ thuật H1)</w:t>
             </w:r>
           </w:p>
         </w:tc>
@@ -5157,7 +5157,7 @@
               <w:rPr>
                 <w:b/>
               </w:rPr>
-              <w:t>742.49 cents (Trên kháng cự R2 + 1.5x ATR)</w:t>
+              <w:t>742.07 cents (Trên kháng cự R2 + 1.5x ATR)</w:t>
             </w:r>
           </w:p>
         </w:tc>
@@ -5193,7 +5193,7 @@
                 <w:color w:val="D97706"/>
                 <w:sz w:val="19"/>
               </w:rPr>
-              <w:t xml:space="preserve"> 658.41 cents </w:t>
+              <w:t xml:space="preserve"> 658.27 cents </w:t>
             </w:r>
             <w:r>
               <w:t xml:space="preserve"> / TP2: </w:t>
@@ -5335,7 +5335,7 @@
               <w:rPr>
                 <w:b/>
               </w:rPr>
-              <w:t>670.97 - 672.97 cents</w:t>
+              <w:t>670.84 - 672.84 cents</w:t>
             </w:r>
           </w:p>
         </w:tc>
@@ -5366,7 +5366,7 @@
               <w:rPr>
                 <w:b/>
               </w:rPr>
-              <w:t>667.06 cents</w:t>
+              <w:t>667.32 cents</w:t>
             </w:r>
           </w:p>
         </w:tc>
@@ -5559,7 +5559,7 @@
               <w:rPr>
                 <w:b/>
               </w:rPr>
-              <w:t>685.19 cents</w:t>
+              <w:t>684.93 cents</w:t>
             </w:r>
           </w:p>
         </w:tc>
@@ -5721,7 +5721,7 @@
               <w:rPr>
                 <w:b/>
               </w:rPr>
-              <w:t>638.95 - 656.25 cents</w:t>
+              <w:t>640.06 - 656.25 cents</w:t>
             </w:r>
           </w:p>
         </w:tc>
@@ -11599,7 +11599,7 @@
         <w:t>Giá Chốt Phiên (Close):</w:t>
       </w:r>
       <w:r>
-        <w:t xml:space="preserve"> 473.50 cents | </w:t>
+        <w:t xml:space="preserve"> 474.75 cents | </w:t>
       </w:r>
       <w:r>
         <w:rPr>
@@ -11614,10 +11614,10 @@
         <w:rPr>
           <w:b/>
         </w:rPr>
-        <w:t>`474.96 cents`</w:t>
+        <w:t>`475.09 cents`</w:t>
       </w:r>
       <w:r>
-        <w:t xml:space="preserve"> (+1.46).</w:t>
+        <w:t xml:space="preserve"> (+0.34).</w:t>
       </w:r>
     </w:p>
     <w:p>
@@ -11638,7 +11638,7 @@
         <w:rPr>
           <w:b/>
         </w:rPr>
-        <w:t>`125,591`</w:t>
+        <w:t>`138,122`</w:t>
       </w:r>
       <w:r>
         <w:t xml:space="preserve"> (Chênh lệch: </w:t>
@@ -11647,7 +11647,7 @@
         <w:rPr>
           <w:b/>
         </w:rPr>
-        <w:t>`-76,194`</w:t>
+        <w:t>`-63,663`</w:t>
       </w:r>
       <w:r>
         <w:t xml:space="preserve">) | OI: </w:t>
@@ -11689,7 +11689,7 @@
         <w:rPr>
           <w:b/>
         </w:rPr>
-        <w:t>`Không phát hiện mô hình nến đặc biệt`</w:t>
+        <w:t>`Bullish Engulfing (Nhấn chìm tăng trưởng)`</w:t>
       </w:r>
     </w:p>
     <w:p>
@@ -11725,16 +11725,16 @@
         <w:t>Đánh giá xu hướng kết hợp:</w:t>
       </w:r>
       <w:r>
-        <w:t xml:space="preserve"> </w:t>
+        <w:t xml:space="preserve"> ️ </w:t>
       </w:r>
       <w:r>
         <w:rPr>
           <w:b/>
         </w:rPr>
-        <w:t>TÍCH LŨY TIÊU CỰC (Distribution):</w:t>
+        <w:t>HỒI KỸ THUẬT YẾU (Weak Bullish Retest):</w:t>
       </w:r>
       <w:r>
-        <w:t xml:space="preserve"> Nến đi ngang nhưng dòng tiền rút dần (OI giảm), cảnh báo rủi ro suy sụt sắp tới.</w:t>
+        <w:t xml:space="preserve"> Xuất hiện nến tăng nhưng dòng tiền/thanh khoản yếu. Cần quan sát thêm lực cầu.</w:t>
       </w:r>
     </w:p>
     <w:p>
@@ -12738,7 +12738,7 @@
         <w:t xml:space="preserve"> EMA_21 </w:t>
       </w:r>
       <w:r>
-        <w:t xml:space="preserve"> (477.20) &lt; </w:t>
+        <w:t xml:space="preserve"> (477.00) &lt; </w:t>
       </w:r>
       <w:r>
         <w:rPr>
@@ -12749,7 +12749,7 @@
         <w:t xml:space="preserve"> EMA_50 </w:t>
       </w:r>
       <w:r>
-        <w:t xml:space="preserve"> (479.15).</w:t>
+        <w:t xml:space="preserve"> (478.99).</w:t>
       </w:r>
     </w:p>
     <w:p>
@@ -12770,7 +12770,7 @@
         <w:rPr>
           <w:b/>
         </w:rPr>
-        <w:t>`29.19`</w:t>
+        <w:t>`36.40`</w:t>
       </w:r>
       <w:r>
         <w:t xml:space="preserve"> | ATR (14) = </w:t>
@@ -12779,7 +12779,7 @@
         <w:rPr>
           <w:b/>
         </w:rPr>
-        <w:t>`1.90`</w:t>
+        <w:t>`1.88`</w:t>
       </w:r>
       <w:r>
         <w:t xml:space="preserve"> cents | Volatility = </w:t>
@@ -12788,7 +12788,7 @@
         <w:rPr>
           <w:b/>
         </w:rPr>
-        <w:t>`1.50 cents`</w:t>
+        <w:t>`1.75 cents`</w:t>
       </w:r>
       <w:r>
         <w:t>.</w:t>
@@ -12812,7 +12812,7 @@
         <w:rPr>
           <w:b/>
         </w:rPr>
-        <w:t>`471.20`</w:t>
+        <w:t>`471.19`</w:t>
       </w:r>
       <w:r>
         <w:t xml:space="preserve"> | S2: </w:t>
@@ -13573,7 +13573,7 @@
           <w:b/>
           <w:color w:val="15803D"/>
         </w:rPr>
-        <w:t>`471.20 - 477.20 cents (Canh mua vùng hỗ trợ)`</w:t>
+        <w:t>`471.19 - 477.00 cents (Canh mua vùng hỗ trợ)`</w:t>
       </w:r>
       <w:r>
         <w:t xml:space="preserve"> | SL: </w:t>
@@ -13582,7 +13582,7 @@
         <w:rPr>
           <w:b/>
         </w:rPr>
-        <w:t>`467.40 cents (Dưới cản S2 + 1.5x ATR)`</w:t>
+        <w:t>`467.43 cents (Dưới cản S2 + 1.5x ATR)`</w:t>
       </w:r>
       <w:r>
         <w:t xml:space="preserve"> | TP: </w:t>
@@ -13644,7 +13644,7 @@
         <w:rPr>
           <w:b/>
         </w:rPr>
-        <w:t>`484.66 - 486.16 cents`</w:t>
+        <w:t>`484.64 - 486.14 cents`</w:t>
       </w:r>
       <w:r>
         <w:t xml:space="preserve"> | SL: </w:t>
@@ -13653,7 +13653,7 @@
         <w:rPr>
           <w:b/>
         </w:rPr>
-        <w:t>`483.43 cents (Chống quét SL tuyệt đối)`</w:t>
+        <w:t>`483.48 cents (Chống quét SL tuyệt đối)`</w:t>
       </w:r>
       <w:r>
         <w:t xml:space="preserve"> | TP: </w:t>
@@ -13699,7 +13699,7 @@
         <w:rPr>
           <w:b/>
         </w:rPr>
-        <w:t>`493.07 cents`</w:t>
+        <w:t>`493.02 cents`</w:t>
       </w:r>
       <w:r>
         <w:t xml:space="preserve"> | TP: </w:t>
@@ -13748,7 +13748,7 @@
         <w:rPr>
           <w:b/>
         </w:rPr>
-        <w:t>`462.66 - 470.25 cents`</w:t>
+        <w:t>`462.74 - 470.25 cents`</w:t>
       </w:r>
     </w:p>
     <w:p>
@@ -14155,7 +14155,7 @@
             </w:pPr>
             <w:r/>
             <w:r>
-              <w:t>473.50</w:t>
+              <w:t>474.75</w:t>
             </w:r>
           </w:p>
         </w:tc>
@@ -14183,7 +14183,7 @@
             </w:pPr>
             <w:r/>
             <w:r>
-              <w:t>477.25</w:t>
+              <w:t>478.50</w:t>
             </w:r>
           </w:p>
         </w:tc>
@@ -14211,7 +14211,7 @@
             </w:pPr>
             <w:r/>
             <w:r>
-              <w:t>470.25</w:t>
+              <w:t>471.50</w:t>
             </w:r>
           </w:p>
         </w:tc>
@@ -14242,7 +14242,7 @@
               <w:rPr>
                 <w:b/>
               </w:rPr>
-              <w:t>473.75</w:t>
+              <w:t>475.00</w:t>
             </w:r>
           </w:p>
         </w:tc>
@@ -14390,7 +14390,7 @@
             </w:pPr>
             <w:r/>
             <w:r>
-              <w:t>473.75</w:t>
+              <w:t>475.00</w:t>
             </w:r>
           </w:p>
         </w:tc>
@@ -14418,7 +14418,7 @@
             </w:pPr>
             <w:r/>
             <w:r>
-              <w:t>476.50</w:t>
+              <w:t>477.75</w:t>
             </w:r>
           </w:p>
         </w:tc>
@@ -14446,7 +14446,7 @@
             </w:pPr>
             <w:r/>
             <w:r>
-              <w:t>470.00</w:t>
+              <w:t>471.25</w:t>
             </w:r>
           </w:p>
         </w:tc>
@@ -14477,7 +14477,7 @@
               <w:rPr>
                 <w:b/>
               </w:rPr>
-              <w:t>473.25</w:t>
+              <w:t>474.50</w:t>
             </w:r>
           </w:p>
         </w:tc>
@@ -14625,7 +14625,7 @@
             </w:pPr>
             <w:r/>
             <w:r>
-              <w:t>473.25</w:t>
+              <w:t>474.50</w:t>
             </w:r>
           </w:p>
         </w:tc>
@@ -14653,7 +14653,7 @@
             </w:pPr>
             <w:r/>
             <w:r>
-              <w:t>476.25</w:t>
+              <w:t>477.50</w:t>
             </w:r>
           </w:p>
         </w:tc>
@@ -14681,7 +14681,7 @@
             </w:pPr>
             <w:r/>
             <w:r>
-              <w:t>469.25</w:t>
+              <w:t>470.50</w:t>
             </w:r>
           </w:p>
         </w:tc>
@@ -14712,7 +14712,7 @@
               <w:rPr>
                 <w:b/>
               </w:rPr>
-              <w:t>474.00</w:t>
+              <w:t>475.25</w:t>
             </w:r>
           </w:p>
         </w:tc>
@@ -14860,7 +14860,7 @@
             </w:pPr>
             <w:r/>
             <w:r>
-              <w:t>474.00</w:t>
+              <w:t>475.25</w:t>
             </w:r>
           </w:p>
         </w:tc>
@@ -14888,7 +14888,7 @@
             </w:pPr>
             <w:r/>
             <w:r>
-              <w:t>478.50</w:t>
+              <w:t>479.75</w:t>
             </w:r>
           </w:p>
         </w:tc>
@@ -14916,7 +14916,7 @@
             </w:pPr>
             <w:r/>
             <w:r>
-              <w:t>469.00</w:t>
+              <w:t>470.25</w:t>
             </w:r>
           </w:p>
         </w:tc>
@@ -14947,7 +14947,7 @@
               <w:rPr>
                 <w:b/>
               </w:rPr>
-              <w:t>474.75</w:t>
+              <w:t>476.00</w:t>
             </w:r>
           </w:p>
         </w:tc>
@@ -15095,7 +15095,7 @@
             </w:pPr>
             <w:r/>
             <w:r>
-              <w:t>474.75</w:t>
+              <w:t>476.00</w:t>
             </w:r>
           </w:p>
         </w:tc>
@@ -15123,7 +15123,7 @@
             </w:pPr>
             <w:r/>
             <w:r>
-              <w:t>480.25</w:t>
+              <w:t>481.50</w:t>
             </w:r>
           </w:p>
         </w:tc>
@@ -15151,7 +15151,7 @@
             </w:pPr>
             <w:r/>
             <w:r>
-              <w:t>468.50</w:t>
+              <w:t>469.75</w:t>
             </w:r>
           </w:p>
         </w:tc>
@@ -15182,7 +15182,7 @@
               <w:rPr>
                 <w:b/>
               </w:rPr>
-              <w:t>477.00</w:t>
+              <w:t>478.25</w:t>
             </w:r>
           </w:p>
         </w:tc>
@@ -15330,7 +15330,7 @@
             </w:pPr>
             <w:r/>
             <w:r>
-              <w:t>477.00</w:t>
+              <w:t>478.25</w:t>
             </w:r>
           </w:p>
         </w:tc>
@@ -15358,7 +15358,7 @@
             </w:pPr>
             <w:r/>
             <w:r>
-              <w:t>480.00</w:t>
+              <w:t>481.25</w:t>
             </w:r>
           </w:p>
         </w:tc>
@@ -15386,7 +15386,7 @@
             </w:pPr>
             <w:r/>
             <w:r>
-              <w:t>472.75</w:t>
+              <w:t>474.00</w:t>
             </w:r>
           </w:p>
         </w:tc>
@@ -15417,7 +15417,7 @@
               <w:rPr>
                 <w:b/>
               </w:rPr>
-              <w:t>477.25</w:t>
+              <w:t>478.50</w:t>
             </w:r>
           </w:p>
         </w:tc>
@@ -15565,7 +15565,7 @@
             </w:pPr>
             <w:r/>
             <w:r>
-              <w:t>477.25</w:t>
+              <w:t>478.50</w:t>
             </w:r>
           </w:p>
         </w:tc>
@@ -15593,7 +15593,7 @@
             </w:pPr>
             <w:r/>
             <w:r>
-              <w:t>480.50</w:t>
+              <w:t>481.75</w:t>
             </w:r>
           </w:p>
         </w:tc>
@@ -15621,7 +15621,7 @@
             </w:pPr>
             <w:r/>
             <w:r>
-              <w:t>470.75</w:t>
+              <w:t>472.00</w:t>
             </w:r>
           </w:p>
         </w:tc>
@@ -15652,7 +15652,7 @@
               <w:rPr>
                 <w:b/>
               </w:rPr>
-              <w:t>478.00</w:t>
+              <w:t>479.25</w:t>
             </w:r>
           </w:p>
         </w:tc>
@@ -15800,7 +15800,7 @@
             </w:pPr>
             <w:r/>
             <w:r>
-              <w:t>478.00</w:t>
+              <w:t>479.25</w:t>
             </w:r>
           </w:p>
         </w:tc>
@@ -15828,7 +15828,7 @@
             </w:pPr>
             <w:r/>
             <w:r>
-              <w:t>481.00</w:t>
+              <w:t>482.25</w:t>
             </w:r>
           </w:p>
         </w:tc>
@@ -15856,7 +15856,7 @@
             </w:pPr>
             <w:r/>
             <w:r>
-              <w:t>473.50</w:t>
+              <w:t>474.75</w:t>
             </w:r>
           </w:p>
         </w:tc>
@@ -15887,7 +15887,7 @@
               <w:rPr>
                 <w:b/>
               </w:rPr>
-              <w:t>477.50</w:t>
+              <w:t>478.75</w:t>
             </w:r>
           </w:p>
         </w:tc>
@@ -16035,7 +16035,7 @@
             </w:pPr>
             <w:r/>
             <w:r>
-              <w:t>477.50</w:t>
+              <w:t>478.75</w:t>
             </w:r>
           </w:p>
         </w:tc>
@@ -16063,7 +16063,7 @@
             </w:pPr>
             <w:r/>
             <w:r>
-              <w:t>481.50</w:t>
+              <w:t>482.75</w:t>
             </w:r>
           </w:p>
         </w:tc>
@@ -16091,7 +16091,7 @@
             </w:pPr>
             <w:r/>
             <w:r>
-              <w:t>471.75</w:t>
+              <w:t>473.00</w:t>
             </w:r>
           </w:p>
         </w:tc>
@@ -16122,7 +16122,7 @@
               <w:rPr>
                 <w:b/>
               </w:rPr>
-              <w:t>478.00</w:t>
+              <w:t>479.25</w:t>
             </w:r>
           </w:p>
         </w:tc>
@@ -16270,7 +16270,7 @@
             </w:pPr>
             <w:r/>
             <w:r>
-              <w:t>478.00</w:t>
+              <w:t>479.25</w:t>
             </w:r>
           </w:p>
         </w:tc>
@@ -16298,7 +16298,7 @@
             </w:pPr>
             <w:r/>
             <w:r>
-              <w:t>480.50</w:t>
+              <w:t>481.75</w:t>
             </w:r>
           </w:p>
         </w:tc>
@@ -16326,7 +16326,7 @@
             </w:pPr>
             <w:r/>
             <w:r>
-              <w:t>474.75</w:t>
+              <w:t>476.00</w:t>
             </w:r>
           </w:p>
         </w:tc>
@@ -16357,7 +16357,7 @@
               <w:rPr>
                 <w:b/>
               </w:rPr>
-              <w:t>478.50</w:t>
+              <w:t>479.75</w:t>
             </w:r>
           </w:p>
         </w:tc>
@@ -16505,7 +16505,7 @@
             </w:pPr>
             <w:r/>
             <w:r>
-              <w:t>478.50</w:t>
+              <w:t>479.75</w:t>
             </w:r>
           </w:p>
         </w:tc>
@@ -16533,7 +16533,7 @@
             </w:pPr>
             <w:r/>
             <w:r>
-              <w:t>482.00</w:t>
+              <w:t>483.25</w:t>
             </w:r>
           </w:p>
         </w:tc>
@@ -16561,7 +16561,7 @@
             </w:pPr>
             <w:r/>
             <w:r>
-              <w:t>472.50</w:t>
+              <w:t>473.75</w:t>
             </w:r>
           </w:p>
         </w:tc>
@@ -16592,7 +16592,7 @@
               <w:rPr>
                 <w:b/>
               </w:rPr>
-              <w:t>479.50</w:t>
+              <w:t>480.75</w:t>
             </w:r>
           </w:p>
         </w:tc>
@@ -16740,7 +16740,7 @@
             </w:pPr>
             <w:r/>
             <w:r>
-              <w:t>479.50</w:t>
+              <w:t>480.75</w:t>
             </w:r>
           </w:p>
         </w:tc>
@@ -16768,7 +16768,7 @@
             </w:pPr>
             <w:r/>
             <w:r>
-              <w:t>482.25</w:t>
+              <w:t>483.50</w:t>
             </w:r>
           </w:p>
         </w:tc>
@@ -16796,7 +16796,7 @@
             </w:pPr>
             <w:r/>
             <w:r>
-              <w:t>477.00</w:t>
+              <w:t>478.25</w:t>
             </w:r>
           </w:p>
         </w:tc>
@@ -16827,7 +16827,7 @@
               <w:rPr>
                 <w:b/>
               </w:rPr>
-              <w:t>479.50</w:t>
+              <w:t>480.75</w:t>
             </w:r>
           </w:p>
         </w:tc>
@@ -16975,7 +16975,7 @@
             </w:pPr>
             <w:r/>
             <w:r>
-              <w:t>479.50</w:t>
+              <w:t>480.75</w:t>
             </w:r>
           </w:p>
         </w:tc>
@@ -17003,7 +17003,7 @@
             </w:pPr>
             <w:r/>
             <w:r>
-              <w:t>482.25</w:t>
+              <w:t>483.50</w:t>
             </w:r>
           </w:p>
         </w:tc>
@@ -17031,7 +17031,7 @@
             </w:pPr>
             <w:r/>
             <w:r>
-              <w:t>477.00</w:t>
+              <w:t>478.25</w:t>
             </w:r>
           </w:p>
         </w:tc>
@@ -17062,7 +17062,7 @@
               <w:rPr>
                 <w:b/>
               </w:rPr>
-              <w:t>479.00</w:t>
+              <w:t>480.25</w:t>
             </w:r>
           </w:p>
         </w:tc>
@@ -17210,7 +17210,7 @@
             </w:pPr>
             <w:r/>
             <w:r>
-              <w:t>479.00</w:t>
+              <w:t>480.25</w:t>
             </w:r>
           </w:p>
         </w:tc>
@@ -17238,7 +17238,7 @@
             </w:pPr>
             <w:r/>
             <w:r>
-              <w:t>482.00</w:t>
+              <w:t>483.25</w:t>
             </w:r>
           </w:p>
         </w:tc>
@@ -17266,7 +17266,7 @@
             </w:pPr>
             <w:r/>
             <w:r>
-              <w:t>475.75</w:t>
+              <w:t>477.00</w:t>
             </w:r>
           </w:p>
         </w:tc>
@@ -17297,7 +17297,7 @@
               <w:rPr>
                 <w:b/>
               </w:rPr>
-              <w:t>478.75</w:t>
+              <w:t>480.00</w:t>
             </w:r>
           </w:p>
         </w:tc>
@@ -17445,7 +17445,7 @@
             </w:pPr>
             <w:r/>
             <w:r>
-              <w:t>478.75</w:t>
+              <w:t>480.00</w:t>
             </w:r>
           </w:p>
         </w:tc>
@@ -17473,7 +17473,7 @@
             </w:pPr>
             <w:r/>
             <w:r>
-              <w:t>482.75</w:t>
+              <w:t>484.00</w:t>
             </w:r>
           </w:p>
         </w:tc>
@@ -17501,7 +17501,7 @@
             </w:pPr>
             <w:r/>
             <w:r>
-              <w:t>473.50</w:t>
+              <w:t>474.75</w:t>
             </w:r>
           </w:p>
         </w:tc>
@@ -17532,7 +17532,7 @@
               <w:rPr>
                 <w:b/>
               </w:rPr>
-              <w:t>479.25</w:t>
+              <w:t>480.50</w:t>
             </w:r>
           </w:p>
         </w:tc>
@@ -17680,7 +17680,7 @@
             </w:pPr>
             <w:r/>
             <w:r>
-              <w:t>479.25</w:t>
+              <w:t>480.50</w:t>
             </w:r>
           </w:p>
         </w:tc>
@@ -17708,7 +17708,7 @@
             </w:pPr>
             <w:r/>
             <w:r>
-              <w:t>484.00</w:t>
+              <w:t>485.25</w:t>
             </w:r>
           </w:p>
         </w:tc>
@@ -17736,7 +17736,7 @@
             </w:pPr>
             <w:r/>
             <w:r>
-              <w:t>472.25</w:t>
+              <w:t>473.50</w:t>
             </w:r>
           </w:p>
         </w:tc>
@@ -17767,7 +17767,7 @@
               <w:rPr>
                 <w:b/>
               </w:rPr>
-              <w:t>481.25</w:t>
+              <w:t>482.50</w:t>
             </w:r>
           </w:p>
         </w:tc>
@@ -17915,7 +17915,7 @@
             </w:pPr>
             <w:r/>
             <w:r>
-              <w:t>481.25</w:t>
+              <w:t>482.50</w:t>
             </w:r>
           </w:p>
         </w:tc>
@@ -17943,7 +17943,7 @@
             </w:pPr>
             <w:r/>
             <w:r>
-              <w:t>489.25</w:t>
+              <w:t>490.50</w:t>
             </w:r>
           </w:p>
         </w:tc>
@@ -17971,7 +17971,7 @@
             </w:pPr>
             <w:r/>
             <w:r>
-              <w:t>474.25</w:t>
+              <w:t>475.50</w:t>
             </w:r>
           </w:p>
         </w:tc>
@@ -18002,7 +18002,7 @@
               <w:rPr>
                 <w:b/>
               </w:rPr>
-              <w:t>482.75</w:t>
+              <w:t>484.00</w:t>
             </w:r>
           </w:p>
         </w:tc>
@@ -18150,7 +18150,7 @@
             </w:pPr>
             <w:r/>
             <w:r>
-              <w:t>482.75</w:t>
+              <w:t>484.00</w:t>
             </w:r>
           </w:p>
         </w:tc>
@@ -18178,7 +18178,7 @@
             </w:pPr>
             <w:r/>
             <w:r>
-              <w:t>487.25</w:t>
+              <w:t>488.50</w:t>
             </w:r>
           </w:p>
         </w:tc>
@@ -18206,7 +18206,7 @@
             </w:pPr>
             <w:r/>
             <w:r>
-              <w:t>478.50</w:t>
+              <w:t>479.75</w:t>
             </w:r>
           </w:p>
         </w:tc>
@@ -18237,7 +18237,7 @@
               <w:rPr>
                 <w:b/>
               </w:rPr>
-              <w:t>482.25</w:t>
+              <w:t>483.50</w:t>
             </w:r>
           </w:p>
         </w:tc>
@@ -18385,7 +18385,7 @@
             </w:pPr>
             <w:r/>
             <w:r>
-              <w:t>482.25</w:t>
+              <w:t>483.50</w:t>
             </w:r>
           </w:p>
         </w:tc>
@@ -18413,7 +18413,7 @@
             </w:pPr>
             <w:r/>
             <w:r>
-              <w:t>484.50</w:t>
+              <w:t>485.75</w:t>
             </w:r>
           </w:p>
         </w:tc>
@@ -18441,7 +18441,7 @@
             </w:pPr>
             <w:r/>
             <w:r>
-              <w:t>479.50</w:t>
+              <w:t>480.75</w:t>
             </w:r>
           </w:p>
         </w:tc>
@@ -18472,7 +18472,7 @@
               <w:rPr>
                 <w:b/>
               </w:rPr>
-              <w:t>482.00</w:t>
+              <w:t>483.25</w:t>
             </w:r>
           </w:p>
         </w:tc>
@@ -18620,7 +18620,7 @@
             </w:pPr>
             <w:r/>
             <w:r>
-              <w:t>482.00</w:t>
+              <w:t>483.25</w:t>
             </w:r>
           </w:p>
         </w:tc>
@@ -18648,7 +18648,7 @@
             </w:pPr>
             <w:r/>
             <w:r>
-              <w:t>484.00</w:t>
+              <w:t>485.25</w:t>
             </w:r>
           </w:p>
         </w:tc>
@@ -18676,7 +18676,7 @@
             </w:pPr>
             <w:r/>
             <w:r>
-              <w:t>477.50</w:t>
+              <w:t>478.75</w:t>
             </w:r>
           </w:p>
         </w:tc>
@@ -18707,7 +18707,7 @@
               <w:rPr>
                 <w:b/>
               </w:rPr>
-              <w:t>482.25</w:t>
+              <w:t>483.50</w:t>
             </w:r>
           </w:p>
         </w:tc>
@@ -18855,7 +18855,7 @@
             </w:pPr>
             <w:r/>
             <w:r>
-              <w:t>482.25</w:t>
+              <w:t>483.50</w:t>
             </w:r>
           </w:p>
         </w:tc>
@@ -18883,7 +18883,7 @@
             </w:pPr>
             <w:r/>
             <w:r>
-              <w:t>486.00</w:t>
+              <w:t>487.25</w:t>
             </w:r>
           </w:p>
         </w:tc>
@@ -18911,7 +18911,7 @@
             </w:pPr>
             <w:r/>
             <w:r>
-              <w:t>479.50</w:t>
+              <w:t>480.75</w:t>
             </w:r>
           </w:p>
         </w:tc>
@@ -18942,7 +18942,7 @@
               <w:rPr>
                 <w:b/>
               </w:rPr>
-              <w:t>482.75</w:t>
+              <w:t>484.00</w:t>
             </w:r>
           </w:p>
         </w:tc>
@@ -19090,7 +19090,7 @@
             </w:pPr>
             <w:r/>
             <w:r>
-              <w:t>482.75</w:t>
+              <w:t>484.00</w:t>
             </w:r>
           </w:p>
         </w:tc>
@@ -19118,7 +19118,7 @@
             </w:pPr>
             <w:r/>
             <w:r>
-              <w:t>485.75</w:t>
+              <w:t>487.00</w:t>
             </w:r>
           </w:p>
         </w:tc>
@@ -19146,7 +19146,7 @@
             </w:pPr>
             <w:r/>
             <w:r>
-              <w:t>478.25</w:t>
+              <w:t>479.50</w:t>
             </w:r>
           </w:p>
         </w:tc>
@@ -19177,7 +19177,7 @@
               <w:rPr>
                 <w:b/>
               </w:rPr>
-              <w:t>483.00</w:t>
+              <w:t>484.25</w:t>
             </w:r>
           </w:p>
         </w:tc>
@@ -19325,7 +19325,7 @@
             </w:pPr>
             <w:r/>
             <w:r>
-              <w:t>483.00</w:t>
+              <w:t>484.25</w:t>
             </w:r>
           </w:p>
         </w:tc>
@@ -19353,7 +19353,7 @@
             </w:pPr>
             <w:r/>
             <w:r>
-              <w:t>487.25</w:t>
+              <w:t>488.50</w:t>
             </w:r>
           </w:p>
         </w:tc>
@@ -19381,7 +19381,7 @@
             </w:pPr>
             <w:r/>
             <w:r>
-              <w:t>479.75</w:t>
+              <w:t>481.00</w:t>
             </w:r>
           </w:p>
         </w:tc>
@@ -19412,7 +19412,7 @@
               <w:rPr>
                 <w:b/>
               </w:rPr>
-              <w:t>483.75</w:t>
+              <w:t>485.00</w:t>
             </w:r>
           </w:p>
         </w:tc>
@@ -19560,7 +19560,7 @@
             </w:pPr>
             <w:r/>
             <w:r>
-              <w:t>483.75</w:t>
+              <w:t>485.00</w:t>
             </w:r>
           </w:p>
         </w:tc>
@@ -19588,7 +19588,7 @@
             </w:pPr>
             <w:r/>
             <w:r>
-              <w:t>487.25</w:t>
+              <w:t>488.50</w:t>
             </w:r>
           </w:p>
         </w:tc>
@@ -19616,7 +19616,7 @@
             </w:pPr>
             <w:r/>
             <w:r>
-              <w:t>481.50</w:t>
+              <w:t>482.75</w:t>
             </w:r>
           </w:p>
         </w:tc>
@@ -19647,7 +19647,7 @@
               <w:rPr>
                 <w:b/>
               </w:rPr>
-              <w:t>483.75</w:t>
+              <w:t>485.00</w:t>
             </w:r>
           </w:p>
         </w:tc>
@@ -19795,7 +19795,7 @@
             </w:pPr>
             <w:r/>
             <w:r>
-              <w:t>483.75</w:t>
+              <w:t>485.00</w:t>
             </w:r>
           </w:p>
         </w:tc>
@@ -19823,7 +19823,7 @@
             </w:pPr>
             <w:r/>
             <w:r>
-              <w:t>487.50</w:t>
+              <w:t>488.75</w:t>
             </w:r>
           </w:p>
         </w:tc>
@@ -19851,7 +19851,7 @@
             </w:pPr>
             <w:r/>
             <w:r>
-              <w:t>480.25</w:t>
+              <w:t>481.50</w:t>
             </w:r>
           </w:p>
         </w:tc>
@@ -19882,7 +19882,7 @@
               <w:rPr>
                 <w:b/>
               </w:rPr>
-              <w:t>483.50</w:t>
+              <w:t>484.75</w:t>
             </w:r>
           </w:p>
         </w:tc>
@@ -20030,7 +20030,7 @@
             </w:pPr>
             <w:r/>
             <w:r>
-              <w:t>483.50</w:t>
+              <w:t>484.75</w:t>
             </w:r>
           </w:p>
         </w:tc>
@@ -20058,7 +20058,7 @@
             </w:pPr>
             <w:r/>
             <w:r>
-              <w:t>487.00</w:t>
+              <w:t>488.25</w:t>
             </w:r>
           </w:p>
         </w:tc>
@@ -20086,7 +20086,7 @@
             </w:pPr>
             <w:r/>
             <w:r>
-              <w:t>480.25</w:t>
+              <w:t>481.50</w:t>
             </w:r>
           </w:p>
         </w:tc>
@@ -20117,7 +20117,7 @@
               <w:rPr>
                 <w:b/>
               </w:rPr>
-              <w:t>483.25</w:t>
+              <w:t>484.50</w:t>
             </w:r>
           </w:p>
         </w:tc>
@@ -20265,7 +20265,7 @@
             </w:pPr>
             <w:r/>
             <w:r>
-              <w:t>483.25</w:t>
+              <w:t>484.50</w:t>
             </w:r>
           </w:p>
         </w:tc>
@@ -20293,7 +20293,7 @@
             </w:pPr>
             <w:r/>
             <w:r>
-              <w:t>486.25</w:t>
+              <w:t>487.50</w:t>
             </w:r>
           </w:p>
         </w:tc>
@@ -20321,7 +20321,7 @@
             </w:pPr>
             <w:r/>
             <w:r>
-              <w:t>480.50</w:t>
+              <w:t>481.75</w:t>
             </w:r>
           </w:p>
         </w:tc>
@@ -20352,7 +20352,7 @@
               <w:rPr>
                 <w:b/>
               </w:rPr>
-              <w:t>483.50</w:t>
+              <w:t>484.75</w:t>
             </w:r>
           </w:p>
         </w:tc>
@@ -20500,7 +20500,7 @@
             </w:pPr>
             <w:r/>
             <w:r>
-              <w:t>483.50</w:t>
+              <w:t>484.75</w:t>
             </w:r>
           </w:p>
         </w:tc>
@@ -20528,7 +20528,7 @@
             </w:pPr>
             <w:r/>
             <w:r>
-              <w:t>486.50</w:t>
+              <w:t>487.75</w:t>
             </w:r>
           </w:p>
         </w:tc>
@@ -20556,7 +20556,7 @@
             </w:pPr>
             <w:r/>
             <w:r>
-              <w:t>480.75</w:t>
+              <w:t>482.00</w:t>
             </w:r>
           </w:p>
         </w:tc>
@@ -20587,7 +20587,7 @@
               <w:rPr>
                 <w:b/>
               </w:rPr>
-              <w:t>483.50</w:t>
+              <w:t>484.75</w:t>
             </w:r>
           </w:p>
         </w:tc>
@@ -20735,7 +20735,7 @@
             </w:pPr>
             <w:r/>
             <w:r>
-              <w:t>483.50</w:t>
+              <w:t>484.75</w:t>
             </w:r>
           </w:p>
         </w:tc>
@@ -20763,7 +20763,7 @@
             </w:pPr>
             <w:r/>
             <w:r>
-              <w:t>487.50</w:t>
+              <w:t>488.75</w:t>
             </w:r>
           </w:p>
         </w:tc>
@@ -20791,7 +20791,7 @@
             </w:pPr>
             <w:r/>
             <w:r>
-              <w:t>480.00</w:t>
+              <w:t>481.25</w:t>
             </w:r>
           </w:p>
         </w:tc>
@@ -20822,7 +20822,7 @@
               <w:rPr>
                 <w:b/>
               </w:rPr>
-              <w:t>484.00</w:t>
+              <w:t>485.25</w:t>
             </w:r>
           </w:p>
         </w:tc>
@@ -20970,7 +20970,7 @@
             </w:pPr>
             <w:r/>
             <w:r>
-              <w:t>484.00</w:t>
+              <w:t>485.25</w:t>
             </w:r>
           </w:p>
         </w:tc>
@@ -20998,7 +20998,7 @@
             </w:pPr>
             <w:r/>
             <w:r>
-              <w:t>488.00</w:t>
+              <w:t>489.25</w:t>
             </w:r>
           </w:p>
         </w:tc>
@@ -21026,7 +21026,7 @@
             </w:pPr>
             <w:r/>
             <w:r>
-              <w:t>482.25</w:t>
+              <w:t>483.50</w:t>
             </w:r>
           </w:p>
         </w:tc>
@@ -21057,7 +21057,7 @@
               <w:rPr>
                 <w:b/>
               </w:rPr>
-              <w:t>483.75</w:t>
+              <w:t>485.00</w:t>
             </w:r>
           </w:p>
         </w:tc>
@@ -21780,7 +21780,7 @@
         <w:t>Giá Chốt Phiên (Close):</w:t>
       </w:r>
       <w:r>
-        <w:t xml:space="preserve"> 657.75 cents | </w:t>
+        <w:t xml:space="preserve"> 660.00 cents | </w:t>
       </w:r>
       <w:r>
         <w:rPr>
@@ -21795,10 +21795,10 @@
         <w:rPr>
           <w:b/>
         </w:rPr>
-        <w:t>`659.43 cents`</w:t>
+        <w:t>`660.49 cents`</w:t>
       </w:r>
       <w:r>
-        <w:t xml:space="preserve"> (+1.68).</w:t>
+        <w:t xml:space="preserve"> (+0.49).</w:t>
       </w:r>
     </w:p>
     <w:p>
@@ -21819,7 +21819,7 @@
         <w:rPr>
           <w:b/>
         </w:rPr>
-        <w:t>`49,535`</w:t>
+        <w:t>`53,012`</w:t>
       </w:r>
       <w:r>
         <w:t xml:space="preserve"> (Chênh lệch: </w:t>
@@ -21828,7 +21828,7 @@
         <w:rPr>
           <w:b/>
         </w:rPr>
-        <w:t>`-32,505`</w:t>
+        <w:t>`-29,028`</w:t>
       </w:r>
       <w:r>
         <w:t xml:space="preserve">) | OI: </w:t>
@@ -22920,7 +22920,7 @@
         <w:t xml:space="preserve"> EMA_21 </w:t>
       </w:r>
       <w:r>
-        <w:t xml:space="preserve"> (664.79) &lt; </w:t>
+        <w:t xml:space="preserve"> (664.41) &lt; </w:t>
       </w:r>
       <w:r>
         <w:rPr>
@@ -22931,7 +22931,7 @@
         <w:t xml:space="preserve"> EMA_50 </w:t>
       </w:r>
       <w:r>
-        <w:t xml:space="preserve"> (667.68).</w:t>
+        <w:t xml:space="preserve"> (667.41).</w:t>
       </w:r>
     </w:p>
     <w:p>
@@ -22952,7 +22952,7 @@
         <w:rPr>
           <w:b/>
         </w:rPr>
-        <w:t>`32.48`</w:t>
+        <w:t>`38.00`</w:t>
       </w:r>
       <w:r>
         <w:t xml:space="preserve"> | ATR (14) = </w:t>
@@ -22961,7 +22961,7 @@
         <w:rPr>
           <w:b/>
         </w:rPr>
-        <w:t>`4.32`</w:t>
+        <w:t>`4.05`</w:t>
       </w:r>
       <w:r>
         <w:t xml:space="preserve"> cents | Volatility = </w:t>
@@ -22970,7 +22970,7 @@
         <w:rPr>
           <w:b/>
         </w:rPr>
-        <w:t>`3.50 cents`</w:t>
+        <w:t>`2.25 cents`</w:t>
       </w:r>
       <w:r>
         <w:t>.</w:t>
@@ -22994,7 +22994,7 @@
         <w:rPr>
           <w:b/>
         </w:rPr>
-        <w:t>`658.41`</w:t>
+        <w:t>`658.27`</w:t>
       </w:r>
       <w:r>
         <w:t xml:space="preserve"> | S2: </w:t>
@@ -23745,7 +23745,7 @@
           <w:b/>
           <w:color w:val="B91C1C"/>
         </w:rPr>
-        <w:t>`664.79 - 667.68 cents (Canh bán hồi kỹ thuật H1)`</w:t>
+        <w:t>`664.41 - 667.41 cents (Canh bán hồi kỹ thuật H1)`</w:t>
       </w:r>
       <w:r>
         <w:t xml:space="preserve"> | SL: </w:t>
@@ -23754,7 +23754,7 @@
         <w:rPr>
           <w:b/>
         </w:rPr>
-        <w:t>`742.49 cents (Trên kháng cự R2 + 1.5x ATR)`</w:t>
+        <w:t>`742.07 cents (Trên kháng cự R2 + 1.5x ATR)`</w:t>
       </w:r>
       <w:r>
         <w:t xml:space="preserve"> | TP: </w:t>
@@ -23765,7 +23765,7 @@
           <w:color w:val="D97706"/>
           <w:sz w:val="19"/>
         </w:rPr>
-        <w:t xml:space="preserve"> 658.41 cents </w:t>
+        <w:t xml:space="preserve"> 658.27 cents </w:t>
       </w:r>
       <w:r>
         <w:t xml:space="preserve"> / </w:t>
@@ -23816,7 +23816,7 @@
         <w:rPr>
           <w:b/>
         </w:rPr>
-        <w:t>`670.97 - 672.97 cents`</w:t>
+        <w:t>`670.84 - 672.84 cents`</w:t>
       </w:r>
       <w:r>
         <w:t xml:space="preserve"> | SL: </w:t>
@@ -23825,7 +23825,7 @@
         <w:rPr>
           <w:b/>
         </w:rPr>
-        <w:t>`667.06 cents`</w:t>
+        <w:t>`667.32 cents`</w:t>
       </w:r>
       <w:r>
         <w:t xml:space="preserve"> | TP: </w:t>
@@ -23871,7 +23871,7 @@
         <w:rPr>
           <w:b/>
         </w:rPr>
-        <w:t>`685.19 cents`</w:t>
+        <w:t>`684.93 cents`</w:t>
       </w:r>
       <w:r>
         <w:t xml:space="preserve"> | TP: </w:t>
@@ -23920,7 +23920,7 @@
         <w:rPr>
           <w:b/>
         </w:rPr>
-        <w:t>`638.95 - 656.25 cents`</w:t>
+        <w:t>`640.06 - 656.25 cents`</w:t>
       </w:r>
     </w:p>
     <w:p>
@@ -24327,7 +24327,7 @@
             </w:pPr>
             <w:r/>
             <w:r>
-              <w:t>657.75</w:t>
+              <w:t>660.00</w:t>
             </w:r>
           </w:p>
         </w:tc>
@@ -24355,7 +24355,7 @@
             </w:pPr>
             <w:r/>
             <w:r>
-              <w:t>669.00</w:t>
+              <w:t>671.25</w:t>
             </w:r>
           </w:p>
         </w:tc>
@@ -24383,7 +24383,7 @@
             </w:pPr>
             <w:r/>
             <w:r>
-              <w:t>652.25</w:t>
+              <w:t>654.50</w:t>
             </w:r>
           </w:p>
         </w:tc>
@@ -24414,7 +24414,7 @@
               <w:rPr>
                 <w:b/>
               </w:rPr>
-              <w:t>657.00</w:t>
+              <w:t>659.25</w:t>
             </w:r>
           </w:p>
         </w:tc>
@@ -24562,7 +24562,7 @@
             </w:pPr>
             <w:r/>
             <w:r>
-              <w:t>657.00</w:t>
+              <w:t>659.25</w:t>
             </w:r>
           </w:p>
         </w:tc>
@@ -24590,7 +24590,7 @@
             </w:pPr>
             <w:r/>
             <w:r>
-              <w:t>664.50</w:t>
+              <w:t>666.75</w:t>
             </w:r>
           </w:p>
         </w:tc>
@@ -24618,7 +24618,7 @@
             </w:pPr>
             <w:r/>
             <w:r>
-              <w:t>651.00</w:t>
+              <w:t>653.25</w:t>
             </w:r>
           </w:p>
         </w:tc>
@@ -24649,7 +24649,7 @@
               <w:rPr>
                 <w:b/>
               </w:rPr>
-              <w:t>656.50</w:t>
+              <w:t>658.75</w:t>
             </w:r>
           </w:p>
         </w:tc>
@@ -24797,7 +24797,7 @@
             </w:pPr>
             <w:r/>
             <w:r>
-              <w:t>656.50</w:t>
+              <w:t>658.75</w:t>
             </w:r>
           </w:p>
         </w:tc>
@@ -24825,7 +24825,7 @@
             </w:pPr>
             <w:r/>
             <w:r>
-              <w:t>670.25</w:t>
+              <w:t>672.50</w:t>
             </w:r>
           </w:p>
         </w:tc>
@@ -24853,7 +24853,7 @@
             </w:pPr>
             <w:r/>
             <w:r>
-              <w:t>641.75</w:t>
+              <w:t>644.00</w:t>
             </w:r>
           </w:p>
         </w:tc>
@@ -24884,7 +24884,7 @@
               <w:rPr>
                 <w:b/>
               </w:rPr>
-              <w:t>658.50</w:t>
+              <w:t>660.75</w:t>
             </w:r>
           </w:p>
         </w:tc>
@@ -25032,7 +25032,7 @@
             </w:pPr>
             <w:r/>
             <w:r>
-              <w:t>658.50</w:t>
+              <w:t>660.75</w:t>
             </w:r>
           </w:p>
         </w:tc>
@@ -25060,7 +25060,7 @@
             </w:pPr>
             <w:r/>
             <w:r>
-              <w:t>671.75</w:t>
+              <w:t>674.00</w:t>
             </w:r>
           </w:p>
         </w:tc>
@@ -25088,7 +25088,7 @@
             </w:pPr>
             <w:r/>
             <w:r>
-              <w:t>650.25</w:t>
+              <w:t>652.50</w:t>
             </w:r>
           </w:p>
         </w:tc>
@@ -25119,7 +25119,7 @@
               <w:rPr>
                 <w:b/>
               </w:rPr>
-              <w:t>659.75</w:t>
+              <w:t>662.00</w:t>
             </w:r>
           </w:p>
         </w:tc>
@@ -25267,7 +25267,7 @@
             </w:pPr>
             <w:r/>
             <w:r>
-              <w:t>659.75</w:t>
+              <w:t>662.00</w:t>
             </w:r>
           </w:p>
         </w:tc>
@@ -25295,7 +25295,7 @@
             </w:pPr>
             <w:r/>
             <w:r>
-              <w:t>676.25</w:t>
+              <w:t>678.50</w:t>
             </w:r>
           </w:p>
         </w:tc>
@@ -25323,7 +25323,7 @@
             </w:pPr>
             <w:r/>
             <w:r>
-              <w:t>649.25</w:t>
+              <w:t>651.50</w:t>
             </w:r>
           </w:p>
         </w:tc>
@@ -25354,7 +25354,7 @@
               <w:rPr>
                 <w:b/>
               </w:rPr>
-              <w:t>664.25</w:t>
+              <w:t>666.50</w:t>
             </w:r>
           </w:p>
         </w:tc>
@@ -25502,7 +25502,7 @@
             </w:pPr>
             <w:r/>
             <w:r>
-              <w:t>664.25</w:t>
+              <w:t>666.50</w:t>
             </w:r>
           </w:p>
         </w:tc>
@@ -25530,7 +25530,7 @@
             </w:pPr>
             <w:r/>
             <w:r>
-              <w:t>672.00</w:t>
+              <w:t>674.25</w:t>
             </w:r>
           </w:p>
         </w:tc>
@@ -25558,7 +25558,7 @@
             </w:pPr>
             <w:r/>
             <w:r>
-              <w:t>653.25</w:t>
+              <w:t>655.50</w:t>
             </w:r>
           </w:p>
         </w:tc>
@@ -25589,7 +25589,7 @@
               <w:rPr>
                 <w:b/>
               </w:rPr>
-              <w:t>665.50</w:t>
+              <w:t>667.75</w:t>
             </w:r>
           </w:p>
         </w:tc>
@@ -25737,7 +25737,7 @@
             </w:pPr>
             <w:r/>
             <w:r>
-              <w:t>665.50</w:t>
+              <w:t>667.75</w:t>
             </w:r>
           </w:p>
         </w:tc>
@@ -25765,7 +25765,7 @@
             </w:pPr>
             <w:r/>
             <w:r>
-              <w:t>673.75</w:t>
+              <w:t>676.00</w:t>
             </w:r>
           </w:p>
         </w:tc>
@@ -25793,7 +25793,7 @@
             </w:pPr>
             <w:r/>
             <w:r>
-              <w:t>655.00</w:t>
+              <w:t>657.25</w:t>
             </w:r>
           </w:p>
         </w:tc>
@@ -25824,7 +25824,7 @@
               <w:rPr>
                 <w:b/>
               </w:rPr>
-              <w:t>667.25</w:t>
+              <w:t>669.50</w:t>
             </w:r>
           </w:p>
         </w:tc>
@@ -25972,7 +25972,7 @@
             </w:pPr>
             <w:r/>
             <w:r>
-              <w:t>667.25</w:t>
+              <w:t>669.50</w:t>
             </w:r>
           </w:p>
         </w:tc>
@@ -26000,7 +26000,7 @@
             </w:pPr>
             <w:r/>
             <w:r>
-              <w:t>679.50</w:t>
+              <w:t>681.75</w:t>
             </w:r>
           </w:p>
         </w:tc>
@@ -26028,7 +26028,7 @@
             </w:pPr>
             <w:r/>
             <w:r>
-              <w:t>657.50</w:t>
+              <w:t>659.75</w:t>
             </w:r>
           </w:p>
         </w:tc>
@@ -26059,7 +26059,7 @@
               <w:rPr>
                 <w:b/>
               </w:rPr>
-              <w:t>666.25</w:t>
+              <w:t>668.50</w:t>
             </w:r>
           </w:p>
         </w:tc>
@@ -26207,7 +26207,7 @@
             </w:pPr>
             <w:r/>
             <w:r>
-              <w:t>666.25</w:t>
+              <w:t>668.50</w:t>
             </w:r>
           </w:p>
         </w:tc>
@@ -26235,7 +26235,7 @@
             </w:pPr>
             <w:r/>
             <w:r>
-              <w:t>676.75</w:t>
+              <w:t>679.00</w:t>
             </w:r>
           </w:p>
         </w:tc>
@@ -26263,7 +26263,7 @@
             </w:pPr>
             <w:r/>
             <w:r>
-              <w:t>651.50</w:t>
+              <w:t>653.75</w:t>
             </w:r>
           </w:p>
         </w:tc>
@@ -26294,7 +26294,7 @@
               <w:rPr>
                 <w:b/>
               </w:rPr>
-              <w:t>668.50</w:t>
+              <w:t>670.75</w:t>
             </w:r>
           </w:p>
         </w:tc>
@@ -26442,7 +26442,7 @@
             </w:pPr>
             <w:r/>
             <w:r>
-              <w:t>668.50</w:t>
+              <w:t>670.75</w:t>
             </w:r>
           </w:p>
         </w:tc>
@@ -26470,7 +26470,7 @@
             </w:pPr>
             <w:r/>
             <w:r>
-              <w:t>679.00</w:t>
+              <w:t>681.25</w:t>
             </w:r>
           </w:p>
         </w:tc>
@@ -26498,7 +26498,7 @@
             </w:pPr>
             <w:r/>
             <w:r>
-              <w:t>662.25</w:t>
+              <w:t>664.50</w:t>
             </w:r>
           </w:p>
         </w:tc>
@@ -26529,7 +26529,7 @@
               <w:rPr>
                 <w:b/>
               </w:rPr>
-              <w:t>669.25</w:t>
+              <w:t>671.50</w:t>
             </w:r>
           </w:p>
         </w:tc>
@@ -26677,7 +26677,7 @@
             </w:pPr>
             <w:r/>
             <w:r>
-              <w:t>669.25</w:t>
+              <w:t>671.50</w:t>
             </w:r>
           </w:p>
         </w:tc>
@@ -26705,7 +26705,7 @@
             </w:pPr>
             <w:r/>
             <w:r>
-              <w:t>683.50</w:t>
+              <w:t>685.75</w:t>
             </w:r>
           </w:p>
         </w:tc>
@@ -26733,7 +26733,7 @@
             </w:pPr>
             <w:r/>
             <w:r>
-              <w:t>654.50</w:t>
+              <w:t>656.75</w:t>
             </w:r>
           </w:p>
         </w:tc>
@@ -26764,7 +26764,7 @@
               <w:rPr>
                 <w:b/>
               </w:rPr>
-              <w:t>671.25</w:t>
+              <w:t>673.50</w:t>
             </w:r>
           </w:p>
         </w:tc>
@@ -26912,7 +26912,7 @@
             </w:pPr>
             <w:r/>
             <w:r>
-              <w:t>671.25</w:t>
+              <w:t>673.50</w:t>
             </w:r>
           </w:p>
         </w:tc>
@@ -26940,7 +26940,7 @@
             </w:pPr>
             <w:r/>
             <w:r>
-              <w:t>677.75</w:t>
+              <w:t>680.00</w:t>
             </w:r>
           </w:p>
         </w:tc>
@@ -26968,7 +26968,7 @@
             </w:pPr>
             <w:r/>
             <w:r>
-              <w:t>664.50</w:t>
+              <w:t>666.75</w:t>
             </w:r>
           </w:p>
         </w:tc>
@@ -26999,7 +26999,7 @@
               <w:rPr>
                 <w:b/>
               </w:rPr>
-              <w:t>671.50</w:t>
+              <w:t>673.75</w:t>
             </w:r>
           </w:p>
         </w:tc>
@@ -27147,7 +27147,7 @@
             </w:pPr>
             <w:r/>
             <w:r>
-              <w:t>671.50</w:t>
+              <w:t>673.75</w:t>
             </w:r>
           </w:p>
         </w:tc>
@@ -27175,7 +27175,7 @@
             </w:pPr>
             <w:r/>
             <w:r>
-              <w:t>681.75</w:t>
+              <w:t>684.00</w:t>
             </w:r>
           </w:p>
         </w:tc>
@@ -27203,7 +27203,7 @@
             </w:pPr>
             <w:r/>
             <w:r>
-              <w:t>663.50</w:t>
+              <w:t>665.75</w:t>
             </w:r>
           </w:p>
         </w:tc>
@@ -27234,7 +27234,7 @@
               <w:rPr>
                 <w:b/>
               </w:rPr>
-              <w:t>672.00</w:t>
+              <w:t>674.25</w:t>
             </w:r>
           </w:p>
         </w:tc>
@@ -27382,7 +27382,7 @@
             </w:pPr>
             <w:r/>
             <w:r>
-              <w:t>672.00</w:t>
+              <w:t>674.25</w:t>
             </w:r>
           </w:p>
         </w:tc>
@@ -27410,7 +27410,7 @@
             </w:pPr>
             <w:r/>
             <w:r>
-              <w:t>679.00</w:t>
+              <w:t>681.25</w:t>
             </w:r>
           </w:p>
         </w:tc>
@@ -27438,7 +27438,7 @@
             </w:pPr>
             <w:r/>
             <w:r>
-              <w:t>666.00</w:t>
+              <w:t>668.25</w:t>
             </w:r>
           </w:p>
         </w:tc>
@@ -27469,7 +27469,7 @@
               <w:rPr>
                 <w:b/>
               </w:rPr>
-              <w:t>671.25</w:t>
+              <w:t>673.50</w:t>
             </w:r>
           </w:p>
         </w:tc>
@@ -27617,7 +27617,7 @@
             </w:pPr>
             <w:r/>
             <w:r>
-              <w:t>671.25</w:t>
+              <w:t>673.50</w:t>
             </w:r>
           </w:p>
         </w:tc>
@@ -27645,7 +27645,7 @@
             </w:pPr>
             <w:r/>
             <w:r>
-              <w:t>684.75</w:t>
+              <w:t>687.00</w:t>
             </w:r>
           </w:p>
         </w:tc>
@@ -27673,7 +27673,7 @@
             </w:pPr>
             <w:r/>
             <w:r>
-              <w:t>658.25</w:t>
+              <w:t>660.50</w:t>
             </w:r>
           </w:p>
         </w:tc>
@@ -27704,7 +27704,7 @@
               <w:rPr>
                 <w:b/>
               </w:rPr>
-              <w:t>673.00</w:t>
+              <w:t>675.25</w:t>
             </w:r>
           </w:p>
         </w:tc>
@@ -27852,7 +27852,7 @@
             </w:pPr>
             <w:r/>
             <w:r>
-              <w:t>673.00</w:t>
+              <w:t>675.25</w:t>
             </w:r>
           </w:p>
         </w:tc>
@@ -27880,7 +27880,7 @@
             </w:pPr>
             <w:r/>
             <w:r>
-              <w:t>682.25</w:t>
+              <w:t>684.50</w:t>
             </w:r>
           </w:p>
         </w:tc>
@@ -27908,7 +27908,7 @@
             </w:pPr>
             <w:r/>
             <w:r>
-              <w:t>662.25</w:t>
+              <w:t>664.50</w:t>
             </w:r>
           </w:p>
         </w:tc>
@@ -27939,7 +27939,7 @@
               <w:rPr>
                 <w:b/>
               </w:rPr>
-              <w:t>673.50</w:t>
+              <w:t>675.75</w:t>
             </w:r>
           </w:p>
         </w:tc>
@@ -28087,7 +28087,7 @@
             </w:pPr>
             <w:r/>
             <w:r>
-              <w:t>673.50</w:t>
+              <w:t>675.75</w:t>
             </w:r>
           </w:p>
         </w:tc>
@@ -28115,7 +28115,7 @@
             </w:pPr>
             <w:r/>
             <w:r>
-              <w:t>685.75</w:t>
+              <w:t>688.00</w:t>
             </w:r>
           </w:p>
         </w:tc>
@@ -28143,7 +28143,7 @@
             </w:pPr>
             <w:r/>
             <w:r>
-              <w:t>659.25</w:t>
+              <w:t>661.50</w:t>
             </w:r>
           </w:p>
         </w:tc>
@@ -28174,7 +28174,7 @@
               <w:rPr>
                 <w:b/>
               </w:rPr>
-              <w:t>672.00</w:t>
+              <w:t>674.25</w:t>
             </w:r>
           </w:p>
         </w:tc>
@@ -28322,7 +28322,7 @@
             </w:pPr>
             <w:r/>
             <w:r>
-              <w:t>672.00</w:t>
+              <w:t>674.25</w:t>
             </w:r>
           </w:p>
         </w:tc>
@@ -28350,7 +28350,7 @@
             </w:pPr>
             <w:r/>
             <w:r>
-              <w:t>679.00</w:t>
+              <w:t>681.25</w:t>
             </w:r>
           </w:p>
         </w:tc>
@@ -28378,7 +28378,7 @@
             </w:pPr>
             <w:r/>
             <w:r>
-              <w:t>662.50</w:t>
+              <w:t>664.75</w:t>
             </w:r>
           </w:p>
         </w:tc>
@@ -28409,7 +28409,7 @@
               <w:rPr>
                 <w:b/>
               </w:rPr>
-              <w:t>672.50</w:t>
+              <w:t>674.75</w:t>
             </w:r>
           </w:p>
         </w:tc>
@@ -28557,7 +28557,7 @@
             </w:pPr>
             <w:r/>
             <w:r>
-              <w:t>672.50</w:t>
+              <w:t>674.75</w:t>
             </w:r>
           </w:p>
         </w:tc>
@@ -28585,7 +28585,7 @@
             </w:pPr>
             <w:r/>
             <w:r>
-              <w:t>683.00</w:t>
+              <w:t>685.25</w:t>
             </w:r>
           </w:p>
         </w:tc>
@@ -28613,7 +28613,7 @@
             </w:pPr>
             <w:r/>
             <w:r>
-              <w:t>665.25</w:t>
+              <w:t>667.50</w:t>
             </w:r>
           </w:p>
         </w:tc>
@@ -28644,7 +28644,7 @@
               <w:rPr>
                 <w:b/>
               </w:rPr>
-              <w:t>672.25</w:t>
+              <w:t>674.50</w:t>
             </w:r>
           </w:p>
         </w:tc>
@@ -28792,7 +28792,7 @@
             </w:pPr>
             <w:r/>
             <w:r>
-              <w:t>672.25</w:t>
+              <w:t>674.50</w:t>
             </w:r>
           </w:p>
         </w:tc>
@@ -28820,7 +28820,7 @@
             </w:pPr>
             <w:r/>
             <w:r>
-              <w:t>682.00</w:t>
+              <w:t>684.25</w:t>
             </w:r>
           </w:p>
         </w:tc>
@@ -28848,7 +28848,7 @@
             </w:pPr>
             <w:r/>
             <w:r>
-              <w:t>662.50</w:t>
+              <w:t>664.75</w:t>
             </w:r>
           </w:p>
         </w:tc>
@@ -28879,7 +28879,7 @@
               <w:rPr>
                 <w:b/>
               </w:rPr>
-              <w:t>672.75</w:t>
+              <w:t>675.00</w:t>
             </w:r>
           </w:p>
         </w:tc>
@@ -29027,7 +29027,7 @@
             </w:pPr>
             <w:r/>
             <w:r>
-              <w:t>672.75</w:t>
+              <w:t>675.00</w:t>
             </w:r>
           </w:p>
         </w:tc>
@@ -29055,7 +29055,7 @@
             </w:pPr>
             <w:r/>
             <w:r>
-              <w:t>683.50</w:t>
+              <w:t>685.75</w:t>
             </w:r>
           </w:p>
         </w:tc>
@@ -29083,7 +29083,7 @@
             </w:pPr>
             <w:r/>
             <w:r>
-              <w:t>665.50</w:t>
+              <w:t>667.75</w:t>
             </w:r>
           </w:p>
         </w:tc>
@@ -29114,7 +29114,7 @@
               <w:rPr>
                 <w:b/>
               </w:rPr>
-              <w:t>673.50</w:t>
+              <w:t>675.75</w:t>
             </w:r>
           </w:p>
         </w:tc>
@@ -29262,7 +29262,7 @@
             </w:pPr>
             <w:r/>
             <w:r>
-              <w:t>673.50</w:t>
+              <w:t>675.75</w:t>
             </w:r>
           </w:p>
         </w:tc>
@@ -29290,7 +29290,7 @@
             </w:pPr>
             <w:r/>
             <w:r>
-              <w:t>680.00</w:t>
+              <w:t>682.25</w:t>
             </w:r>
           </w:p>
         </w:tc>
@@ -29318,7 +29318,7 @@
             </w:pPr>
             <w:r/>
             <w:r>
-              <w:t>665.00</w:t>
+              <w:t>667.25</w:t>
             </w:r>
           </w:p>
         </w:tc>
@@ -29349,7 +29349,7 @@
               <w:rPr>
                 <w:b/>
               </w:rPr>
-              <w:t>674.00</w:t>
+              <w:t>676.25</w:t>
             </w:r>
           </w:p>
         </w:tc>
@@ -29497,7 +29497,7 @@
             </w:pPr>
             <w:r/>
             <w:r>
-              <w:t>674.00</w:t>
+              <w:t>676.25</w:t>
             </w:r>
           </w:p>
         </w:tc>
@@ -29525,7 +29525,7 @@
             </w:pPr>
             <w:r/>
             <w:r>
-              <w:t>685.00</w:t>
+              <w:t>687.25</w:t>
             </w:r>
           </w:p>
         </w:tc>
@@ -29553,7 +29553,7 @@
             </w:pPr>
             <w:r/>
             <w:r>
-              <w:t>662.25</w:t>
+              <w:t>664.50</w:t>
             </w:r>
           </w:p>
         </w:tc>
@@ -29584,7 +29584,7 @@
               <w:rPr>
                 <w:b/>
               </w:rPr>
-              <w:t>677.50</w:t>
+              <w:t>679.75</w:t>
             </w:r>
           </w:p>
         </w:tc>
@@ -29732,7 +29732,7 @@
             </w:pPr>
             <w:r/>
             <w:r>
-              <w:t>677.50</w:t>
+              <w:t>679.75</w:t>
             </w:r>
           </w:p>
         </w:tc>
@@ -29760,7 +29760,7 @@
             </w:pPr>
             <w:r/>
             <w:r>
-              <w:t>683.00</w:t>
+              <w:t>685.25</w:t>
             </w:r>
           </w:p>
         </w:tc>
@@ -29788,7 +29788,7 @@
             </w:pPr>
             <w:r/>
             <w:r>
-              <w:t>669.75</w:t>
+              <w:t>672.00</w:t>
             </w:r>
           </w:p>
         </w:tc>
@@ -29819,7 +29819,7 @@
               <w:rPr>
                 <w:b/>
               </w:rPr>
-              <w:t>678.25</w:t>
+              <w:t>680.50</w:t>
             </w:r>
           </w:p>
         </w:tc>
@@ -29967,7 +29967,7 @@
             </w:pPr>
             <w:r/>
             <w:r>
-              <w:t>678.25</w:t>
+              <w:t>680.50</w:t>
             </w:r>
           </w:p>
         </w:tc>
@@ -29995,7 +29995,7 @@
             </w:pPr>
             <w:r/>
             <w:r>
-              <w:t>687.50</w:t>
+              <w:t>689.75</w:t>
             </w:r>
           </w:p>
         </w:tc>
@@ -30023,7 +30023,7 @@
             </w:pPr>
             <w:r/>
             <w:r>
-              <w:t>671.75</w:t>
+              <w:t>674.00</w:t>
             </w:r>
           </w:p>
         </w:tc>
@@ -30054,7 +30054,7 @@
               <w:rPr>
                 <w:b/>
               </w:rPr>
-              <w:t>677.50</w:t>
+              <w:t>679.75</w:t>
             </w:r>
           </w:p>
         </w:tc>
@@ -30202,7 +30202,7 @@
             </w:pPr>
             <w:r/>
             <w:r>
-              <w:t>677.50</w:t>
+              <w:t>679.75</w:t>
             </w:r>
           </w:p>
         </w:tc>
@@ -30230,7 +30230,7 @@
             </w:pPr>
             <w:r/>
             <w:r>
-              <w:t>685.00</w:t>
+              <w:t>687.25</w:t>
             </w:r>
           </w:p>
         </w:tc>
@@ -30258,7 +30258,7 @@
             </w:pPr>
             <w:r/>
             <w:r>
-              <w:t>671.50</w:t>
+              <w:t>673.75</w:t>
             </w:r>
           </w:p>
         </w:tc>
@@ -30289,7 +30289,7 @@
               <w:rPr>
                 <w:b/>
               </w:rPr>
-              <w:t>676.50</w:t>
+              <w:t>678.75</w:t>
             </w:r>
           </w:p>
         </w:tc>
@@ -30437,7 +30437,7 @@
             </w:pPr>
             <w:r/>
             <w:r>
-              <w:t>676.50</w:t>
+              <w:t>678.75</w:t>
             </w:r>
           </w:p>
         </w:tc>
@@ -30465,7 +30465,7 @@
             </w:pPr>
             <w:r/>
             <w:r>
-              <w:t>683.50</w:t>
+              <w:t>685.75</w:t>
             </w:r>
           </w:p>
         </w:tc>
@@ -30493,7 +30493,7 @@
             </w:pPr>
             <w:r/>
             <w:r>
-              <w:t>663.00</w:t>
+              <w:t>665.25</w:t>
             </w:r>
           </w:p>
         </w:tc>
@@ -30524,7 +30524,7 @@
               <w:rPr>
                 <w:b/>
               </w:rPr>
-              <w:t>677.25</w:t>
+              <w:t>679.50</w:t>
             </w:r>
           </w:p>
         </w:tc>
@@ -30672,7 +30672,7 @@
             </w:pPr>
             <w:r/>
             <w:r>
-              <w:t>677.25</w:t>
+              <w:t>679.50</w:t>
             </w:r>
           </w:p>
         </w:tc>
@@ -30700,7 +30700,7 @@
             </w:pPr>
             <w:r/>
             <w:r>
-              <w:t>686.50</w:t>
+              <w:t>688.75</w:t>
             </w:r>
           </w:p>
         </w:tc>
@@ -30728,7 +30728,7 @@
             </w:pPr>
             <w:r/>
             <w:r>
-              <w:t>670.00</w:t>
+              <w:t>672.25</w:t>
             </w:r>
           </w:p>
         </w:tc>
@@ -30759,7 +30759,7 @@
               <w:rPr>
                 <w:b/>
               </w:rPr>
-              <w:t>677.00</w:t>
+              <w:t>679.25</w:t>
             </w:r>
           </w:p>
         </w:tc>
@@ -30907,7 +30907,7 @@
             </w:pPr>
             <w:r/>
             <w:r>
-              <w:t>677.00</w:t>
+              <w:t>679.25</w:t>
             </w:r>
           </w:p>
         </w:tc>
@@ -30935,7 +30935,7 @@
             </w:pPr>
             <w:r/>
             <w:r>
-              <w:t>685.50</w:t>
+              <w:t>687.75</w:t>
             </w:r>
           </w:p>
         </w:tc>
@@ -30963,7 +30963,7 @@
             </w:pPr>
             <w:r/>
             <w:r>
-              <w:t>663.00</w:t>
+              <w:t>665.25</w:t>
             </w:r>
           </w:p>
         </w:tc>
@@ -30994,7 +30994,7 @@
               <w:rPr>
                 <w:b/>
               </w:rPr>
-              <w:t>678.75</w:t>
+              <w:t>681.00</w:t>
             </w:r>
           </w:p>
         </w:tc>
@@ -31142,7 +31142,7 @@
             </w:pPr>
             <w:r/>
             <w:r>
-              <w:t>678.75</w:t>
+              <w:t>681.00</w:t>
             </w:r>
           </w:p>
         </w:tc>
@@ -31170,7 +31170,7 @@
             </w:pPr>
             <w:r/>
             <w:r>
-              <w:t>685.00</w:t>
+              <w:t>687.25</w:t>
             </w:r>
           </w:p>
         </w:tc>
@@ -31198,7 +31198,7 @@
             </w:pPr>
             <w:r/>
             <w:r>
-              <w:t>672.25</w:t>
+              <w:t>674.50</w:t>
             </w:r>
           </w:p>
         </w:tc>
@@ -31229,7 +31229,7 @@
               <w:rPr>
                 <w:b/>
               </w:rPr>
-              <w:t>678.00</w:t>
+              <w:t>680.25</w:t>
             </w:r>
           </w:p>
         </w:tc>
